--- a/ASGMNT3/JHET_Innovations-Assignment3-SRS.docx
+++ b/ASGMNT3/JHET_Innovations-Assignment3-SRS.docx
@@ -6,6 +6,9 @@
       <w:pPr>
         <w:pStyle w:val="line"/>
       </w:pPr>
+      <w:r>
+        <w:tab/>
+      </w:r>
     </w:p>
     <w:p>
       <w:pPr>
@@ -2098,7 +2101,7 @@
     </w:p>
     <w:tbl>
       <w:tblPr>
-        <w:tblW w:w="0" w:type="auto"/>
+        <w:tblW w:w="9868" w:type="dxa"/>
         <w:tblBorders>
           <w:top w:val="single" w:sz="12" w:space="0" w:color="auto"/>
           <w:left w:val="single" w:sz="12" w:space="0" w:color="auto"/>
@@ -2223,10 +2226,7 @@
               <w:spacing w:before="40" w:after="40"/>
             </w:pPr>
             <w:r>
-              <w:rPr>
-                <w:highlight w:val="yellow"/>
-              </w:rPr>
-              <w:t>Person’s Name, not “Company X”. Multiple people are okay if they all worked on this version</w:t>
+              <w:t>Hudson</w:t>
             </w:r>
           </w:p>
         </w:tc>
@@ -2241,6 +2241,9 @@
             <w:pPr>
               <w:spacing w:before="40" w:after="40"/>
             </w:pPr>
+            <w:r>
+              <w:t>10.19.25</w:t>
+            </w:r>
           </w:p>
         </w:tc>
         <w:tc>
@@ -2254,6 +2257,9 @@
             <w:pPr>
               <w:spacing w:before="40" w:after="40"/>
             </w:pPr>
+            <w:r>
+              <w:t>Added sections 4</w:t>
+            </w:r>
           </w:p>
         </w:tc>
         <w:tc>
@@ -2267,6 +2273,9 @@
             <w:pPr>
               <w:spacing w:before="40" w:after="40"/>
             </w:pPr>
+            <w:r>
+              <w:t>1.0</w:t>
+            </w:r>
           </w:p>
         </w:tc>
       </w:tr>
@@ -2274,6 +2283,63 @@
         <w:tc>
           <w:tcPr>
             <w:tcW w:w="2160" w:type="dxa"/>
+          </w:tcPr>
+          <w:p>
+            <w:pPr>
+              <w:spacing w:before="40" w:after="40"/>
+            </w:pPr>
+            <w:r>
+              <w:t>Eddie</w:t>
+            </w:r>
+          </w:p>
+        </w:tc>
+        <w:tc>
+          <w:tcPr>
+            <w:tcW w:w="1170" w:type="dxa"/>
+          </w:tcPr>
+          <w:p>
+            <w:pPr>
+              <w:spacing w:before="40" w:after="40"/>
+            </w:pPr>
+            <w:r>
+              <w:t>10.20.25</w:t>
+            </w:r>
+          </w:p>
+        </w:tc>
+        <w:tc>
+          <w:tcPr>
+            <w:tcW w:w="4954" w:type="dxa"/>
+          </w:tcPr>
+          <w:p>
+            <w:pPr>
+              <w:spacing w:before="40" w:after="40"/>
+            </w:pPr>
+            <w:r>
+              <w:t>Added sections 1 and 2</w:t>
+            </w:r>
+          </w:p>
+        </w:tc>
+        <w:tc>
+          <w:tcPr>
+            <w:tcW w:w="1584" w:type="dxa"/>
+          </w:tcPr>
+          <w:p>
+            <w:pPr>
+              <w:spacing w:before="40" w:after="40"/>
+            </w:pPr>
+            <w:r>
+              <w:t>1.</w:t>
+            </w:r>
+            <w:r>
+              <w:t>1</w:t>
+            </w:r>
+          </w:p>
+        </w:tc>
+      </w:tr>
+      <w:tr>
+        <w:tc>
+          <w:tcPr>
+            <w:tcW w:w="2160" w:type="dxa"/>
             <w:tcBorders>
               <w:bottom w:val="single" w:sz="12" w:space="0" w:color="auto"/>
             </w:tcBorders>
@@ -2282,6 +2348,9 @@
             <w:pPr>
               <w:spacing w:before="40" w:after="40"/>
             </w:pPr>
+            <w:r>
+              <w:t>Hudson</w:t>
+            </w:r>
           </w:p>
         </w:tc>
         <w:tc>
@@ -2295,6 +2364,9 @@
             <w:pPr>
               <w:spacing w:before="40" w:after="40"/>
             </w:pPr>
+            <w:r>
+              <w:t>10.20.25</w:t>
+            </w:r>
           </w:p>
         </w:tc>
         <w:tc>
@@ -2308,6 +2380,61 @@
             <w:pPr>
               <w:spacing w:before="40" w:after="40"/>
             </w:pPr>
+            <w:r>
+              <w:t>Edited Sections 1 and 2</w:t>
+            </w:r>
+          </w:p>
+          <w:p>
+            <w:pPr>
+              <w:pStyle w:val="ListParagraph"/>
+              <w:numPr>
+                <w:ilvl w:val="0"/>
+                <w:numId w:val="20"/>
+              </w:numPr>
+              <w:spacing w:before="40" w:after="40"/>
+            </w:pPr>
+            <w:r>
+              <w:t>Revised wording for clarity</w:t>
+            </w:r>
+          </w:p>
+          <w:p>
+            <w:pPr>
+              <w:pStyle w:val="ListParagraph"/>
+              <w:numPr>
+                <w:ilvl w:val="0"/>
+                <w:numId w:val="20"/>
+              </w:numPr>
+              <w:spacing w:before="40" w:after="40"/>
+            </w:pPr>
+            <w:r>
+              <w:t>Revised formatting for consistency</w:t>
+            </w:r>
+          </w:p>
+          <w:p>
+            <w:pPr>
+              <w:pStyle w:val="ListParagraph"/>
+              <w:numPr>
+                <w:ilvl w:val="0"/>
+                <w:numId w:val="20"/>
+              </w:numPr>
+              <w:spacing w:before="40" w:after="40"/>
+            </w:pPr>
+            <w:r>
+              <w:t>Rewrote 1.4 to align with instructions</w:t>
+            </w:r>
+          </w:p>
+          <w:p>
+            <w:pPr>
+              <w:pStyle w:val="ListParagraph"/>
+              <w:numPr>
+                <w:ilvl w:val="0"/>
+                <w:numId w:val="20"/>
+              </w:numPr>
+              <w:spacing w:before="40" w:after="40"/>
+            </w:pPr>
+            <w:r>
+              <w:t>Removed unneeded information</w:t>
+            </w:r>
           </w:p>
         </w:tc>
         <w:tc>
@@ -2321,6 +2448,9 @@
             <w:pPr>
               <w:spacing w:before="40" w:after="40"/>
             </w:pPr>
+            <w:r>
+              <w:t>1.2</w:t>
+            </w:r>
           </w:p>
         </w:tc>
       </w:tr>
@@ -2347,13 +2477,3713 @@
     </w:p>
     <w:p>
       <w:pPr>
+        <w:spacing w:after="160" w:line="278" w:lineRule="auto"/>
+        <w:rPr>
+          <w:rFonts w:eastAsiaTheme="minorHAnsi" w:cs="Times"/>
+          <w:b/>
+          <w:bCs/>
+          <w:kern w:val="2"/>
+          <w:sz w:val="36"/>
+          <w:szCs w:val="36"/>
+          <w14:ligatures w14:val="standardContextual"/>
+        </w:rPr>
+      </w:pPr>
+      <w:bookmarkStart w:id="7" w:name="_Toc439994682"/>
+      <w:bookmarkStart w:id="8" w:name="_Toc93232712"/>
+      <w:r>
+        <w:rPr>
+          <w:rFonts w:eastAsiaTheme="minorHAnsi" w:cs="Times"/>
+          <w:b/>
+          <w:bCs/>
+          <w:kern w:val="2"/>
+          <w:sz w:val="36"/>
+          <w:szCs w:val="36"/>
+          <w14:ligatures w14:val="standardContextual"/>
+        </w:rPr>
+        <w:lastRenderedPageBreak/>
+        <w:t>1. Introduction</w:t>
+      </w:r>
+    </w:p>
+    <w:p>
+      <w:pPr>
+        <w:spacing w:after="160" w:line="278" w:lineRule="auto"/>
+        <w:rPr>
+          <w:rFonts w:eastAsiaTheme="minorHAnsi" w:cs="Times"/>
+          <w:b/>
+          <w:bCs/>
+          <w:kern w:val="2"/>
+          <w:sz w:val="28"/>
+          <w:szCs w:val="28"/>
+          <w14:ligatures w14:val="standardContextual"/>
+        </w:rPr>
+      </w:pPr>
+      <w:r>
+        <w:rPr>
+          <w:rFonts w:eastAsiaTheme="minorHAnsi" w:cs="Times"/>
+          <w:b/>
+          <w:bCs/>
+          <w:kern w:val="2"/>
+          <w:sz w:val="28"/>
+          <w:szCs w:val="28"/>
+          <w14:ligatures w14:val="standardContextual"/>
+        </w:rPr>
+        <w:t>1.1 Purpose</w:t>
+      </w:r>
+    </w:p>
+    <w:p>
+      <w:pPr>
+        <w:spacing w:before="100" w:beforeAutospacing="1" w:after="100" w:afterAutospacing="1" w:line="240" w:lineRule="auto"/>
+        <w:rPr>
+          <w:rFonts w:ascii="Arial" w:hAnsi="Arial" w:cs="Arial"/>
+          <w:sz w:val="22"/>
+          <w:szCs w:val="22"/>
+        </w:rPr>
+      </w:pPr>
+      <w:r>
+        <w:rPr>
+          <w:rFonts w:ascii="Arial" w:hAnsi="Arial" w:cs="Arial"/>
+          <w:sz w:val="22"/>
+          <w:szCs w:val="22"/>
+        </w:rPr>
+        <w:t>This Software Requirements Specification (SRS) document defines the software requirements for Studious, a study-themed web application designed to enhance productivity and collaboration for students and self-learners.</w:t>
+      </w:r>
+    </w:p>
+    <w:p>
+      <w:pPr>
+        <w:spacing w:before="100" w:beforeAutospacing="1" w:after="100" w:afterAutospacing="1" w:line="240" w:lineRule="auto"/>
+        <w:rPr>
+          <w:rFonts w:ascii="Arial" w:hAnsi="Arial" w:cs="Arial"/>
+          <w:sz w:val="22"/>
+          <w:szCs w:val="22"/>
+        </w:rPr>
+      </w:pPr>
+      <w:r>
+        <w:rPr>
+          <w:rFonts w:ascii="Arial" w:hAnsi="Arial" w:cs="Arial"/>
+          <w:sz w:val="22"/>
+          <w:szCs w:val="22"/>
+        </w:rPr>
+        <w:t>This document specifies all functional and non-functional requirements for the Studious v1.0 release. It focuses on the web application portion of the system. Any unrelated components, such as mobile versions, End-to-end encryption, and AI implementation, are excluded.</w:t>
+      </w:r>
+    </w:p>
+    <w:p>
+      <w:pPr>
+        <w:spacing w:after="160" w:line="278" w:lineRule="auto"/>
+        <w:rPr>
+          <w:rFonts w:asciiTheme="minorHAnsi" w:eastAsiaTheme="minorHAnsi" w:hAnsiTheme="minorHAnsi" w:cstheme="minorBidi"/>
+          <w:kern w:val="2"/>
+          <w:szCs w:val="24"/>
+          <w14:ligatures w14:val="standardContextual"/>
+        </w:rPr>
+      </w:pPr>
+      <w:r>
+        <w:rPr>
+          <w:rFonts w:asciiTheme="minorHAnsi" w:eastAsiaTheme="minorHAnsi" w:hAnsiTheme="minorHAnsi" w:cstheme="minorBidi"/>
+          <w:kern w:val="2"/>
+          <w:szCs w:val="24"/>
+          <w14:ligatures w14:val="standardContextual"/>
+        </w:rPr>
+        <w:pict w14:anchorId="026D9251">
+          <v:rect id="_x0000_i1146" style="width:0;height:1.5pt" o:hralign="center" o:hrstd="t" o:hr="t" fillcolor="#a0a0a0" stroked="f"/>
+        </w:pict>
+      </w:r>
+    </w:p>
+    <w:p>
+      <w:pPr>
+        <w:spacing w:before="100" w:beforeAutospacing="1" w:after="100" w:afterAutospacing="1" w:line="240" w:lineRule="auto"/>
+        <w:outlineLvl w:val="2"/>
+        <w:rPr>
+          <w:rFonts w:ascii="Times New Roman" w:hAnsi="Times New Roman"/>
+          <w:b/>
+          <w:bCs/>
+          <w:sz w:val="27"/>
+          <w:szCs w:val="27"/>
+        </w:rPr>
+      </w:pPr>
+      <w:r>
+        <w:rPr>
+          <w:rFonts w:ascii="Times New Roman" w:hAnsi="Times New Roman"/>
+          <w:b/>
+          <w:bCs/>
+          <w:sz w:val="27"/>
+          <w:szCs w:val="27"/>
+        </w:rPr>
+        <w:t>1.2 Document Conventions</w:t>
+      </w:r>
+    </w:p>
+    <w:p>
+      <w:pPr>
+        <w:spacing w:before="100" w:beforeAutospacing="1" w:after="100" w:afterAutospacing="1" w:line="240" w:lineRule="auto"/>
+        <w:rPr>
+          <w:rFonts w:ascii="Times New Roman" w:hAnsi="Times New Roman"/>
+          <w:szCs w:val="24"/>
+        </w:rPr>
+      </w:pPr>
+      <w:r>
+        <w:rPr>
+          <w:rFonts w:ascii="Times New Roman" w:hAnsi="Times New Roman"/>
+          <w:szCs w:val="24"/>
+        </w:rPr>
+        <w:t>This document follows the IEEE Std. 830-1998 format and uses the following conventions:</w:t>
+      </w:r>
+    </w:p>
+    <w:p>
+      <w:pPr>
+        <w:numPr>
+          <w:ilvl w:val="0"/>
+          <w:numId w:val="7"/>
+        </w:numPr>
+        <w:spacing w:before="100" w:beforeAutospacing="1" w:after="100" w:afterAutospacing="1" w:line="240" w:lineRule="auto"/>
+        <w:rPr>
+          <w:rFonts w:ascii="Times New Roman" w:hAnsi="Times New Roman"/>
+          <w:szCs w:val="24"/>
+        </w:rPr>
+      </w:pPr>
+      <w:r>
+        <w:rPr>
+          <w:rFonts w:ascii="Times New Roman" w:hAnsi="Times New Roman"/>
+          <w:b/>
+          <w:bCs/>
+          <w:szCs w:val="24"/>
+        </w:rPr>
+        <w:t>Headings:</w:t>
+      </w:r>
+      <w:r>
+        <w:rPr>
+          <w:rFonts w:ascii="Times New Roman" w:hAnsi="Times New Roman"/>
+          <w:szCs w:val="24"/>
+        </w:rPr>
+        <w:t xml:space="preserve"> Major sections are numbered (e.g., 1.0, 1.1).</w:t>
+      </w:r>
+    </w:p>
+    <w:p>
+      <w:pPr>
+        <w:numPr>
+          <w:ilvl w:val="0"/>
+          <w:numId w:val="7"/>
+        </w:numPr>
+        <w:spacing w:before="100" w:beforeAutospacing="1" w:after="100" w:afterAutospacing="1" w:line="240" w:lineRule="auto"/>
+        <w:rPr>
+          <w:rFonts w:ascii="Times New Roman" w:hAnsi="Times New Roman"/>
+          <w:szCs w:val="24"/>
+        </w:rPr>
+      </w:pPr>
+      <w:r>
+        <w:rPr>
+          <w:rFonts w:ascii="Times New Roman" w:hAnsi="Times New Roman"/>
+          <w:b/>
+          <w:bCs/>
+          <w:szCs w:val="24"/>
+        </w:rPr>
+        <w:t>Bold Text:</w:t>
+      </w:r>
+      <w:r>
+        <w:rPr>
+          <w:rFonts w:ascii="Times New Roman" w:hAnsi="Times New Roman"/>
+          <w:szCs w:val="24"/>
+        </w:rPr>
+        <w:t xml:space="preserve"> Indicates key terms and section titles.</w:t>
+      </w:r>
+    </w:p>
+    <w:p>
+      <w:pPr>
+        <w:numPr>
+          <w:ilvl w:val="0"/>
+          <w:numId w:val="7"/>
+        </w:numPr>
+        <w:spacing w:before="100" w:beforeAutospacing="1" w:after="100" w:afterAutospacing="1" w:line="240" w:lineRule="auto"/>
+        <w:rPr>
+          <w:rFonts w:ascii="Times New Roman" w:hAnsi="Times New Roman"/>
+          <w:szCs w:val="24"/>
+        </w:rPr>
+      </w:pPr>
+      <w:r>
+        <w:rPr>
+          <w:rFonts w:ascii="Times New Roman" w:hAnsi="Times New Roman"/>
+          <w:b/>
+          <w:bCs/>
+          <w:szCs w:val="24"/>
+        </w:rPr>
+        <w:t>“Must” statements:</w:t>
+      </w:r>
+      <w:r>
+        <w:rPr>
+          <w:rFonts w:ascii="Times New Roman" w:hAnsi="Times New Roman"/>
+          <w:szCs w:val="24"/>
+        </w:rPr>
+        <w:t xml:space="preserve"> Indicate mandatory requirements.</w:t>
+      </w:r>
+    </w:p>
+    <w:p>
+      <w:pPr>
+        <w:numPr>
+          <w:ilvl w:val="0"/>
+          <w:numId w:val="7"/>
+        </w:numPr>
+        <w:spacing w:before="100" w:beforeAutospacing="1" w:after="100" w:afterAutospacing="1" w:line="240" w:lineRule="auto"/>
+        <w:rPr>
+          <w:rFonts w:ascii="Times New Roman" w:hAnsi="Times New Roman"/>
+          <w:szCs w:val="24"/>
+        </w:rPr>
+      </w:pPr>
+      <w:r>
+        <w:rPr>
+          <w:rFonts w:ascii="Times New Roman" w:hAnsi="Times New Roman"/>
+          <w:szCs w:val="24"/>
+        </w:rPr>
+        <w:t>Priorities are explicitly stated for each major requirement and are not inherited by default.</w:t>
+      </w:r>
+    </w:p>
+    <w:p>
+      <w:pPr>
+        <w:spacing w:line="240" w:lineRule="auto"/>
+        <w:rPr>
+          <w:rFonts w:ascii="Times New Roman" w:hAnsi="Times New Roman"/>
+          <w:szCs w:val="24"/>
+        </w:rPr>
+      </w:pPr>
+      <w:r>
+        <w:rPr>
+          <w:rFonts w:ascii="Times New Roman" w:hAnsi="Times New Roman"/>
+          <w:szCs w:val="24"/>
+        </w:rPr>
+        <w:pict w14:anchorId="4092ECE4">
+          <v:rect id="_x0000_i1147" style="width:0;height:1.5pt" o:hralign="center" o:hrstd="t" o:hr="t" fillcolor="#a0a0a0" stroked="f"/>
+        </w:pict>
+      </w:r>
+    </w:p>
+    <w:p>
+      <w:pPr>
+        <w:spacing w:before="100" w:beforeAutospacing="1" w:after="100" w:afterAutospacing="1" w:line="240" w:lineRule="auto"/>
+        <w:outlineLvl w:val="2"/>
+        <w:rPr>
+          <w:rFonts w:ascii="Times New Roman" w:hAnsi="Times New Roman"/>
+          <w:b/>
+          <w:bCs/>
+          <w:sz w:val="27"/>
+          <w:szCs w:val="27"/>
+        </w:rPr>
+      </w:pPr>
+      <w:r>
+        <w:rPr>
+          <w:rFonts w:ascii="Times New Roman" w:hAnsi="Times New Roman"/>
+          <w:b/>
+          <w:bCs/>
+          <w:sz w:val="27"/>
+          <w:szCs w:val="27"/>
+        </w:rPr>
+        <w:t>1.3 Intended Audience and Reading Suggestions</w:t>
+      </w:r>
+    </w:p>
+    <w:p>
+      <w:pPr>
+        <w:spacing w:before="100" w:beforeAutospacing="1" w:after="100" w:afterAutospacing="1" w:line="240" w:lineRule="auto"/>
+        <w:rPr>
+          <w:rFonts w:ascii="Times New Roman" w:hAnsi="Times New Roman"/>
+          <w:szCs w:val="24"/>
+        </w:rPr>
+      </w:pPr>
+      <w:r>
+        <w:rPr>
+          <w:rFonts w:ascii="Times New Roman" w:hAnsi="Times New Roman"/>
+          <w:szCs w:val="24"/>
+        </w:rPr>
+        <w:t>This document is intended for:</w:t>
+      </w:r>
+    </w:p>
+    <w:p>
+      <w:pPr>
+        <w:numPr>
+          <w:ilvl w:val="0"/>
+          <w:numId w:val="8"/>
+        </w:numPr>
+        <w:spacing w:before="100" w:beforeAutospacing="1" w:after="100" w:afterAutospacing="1" w:line="240" w:lineRule="auto"/>
+        <w:rPr>
+          <w:rFonts w:ascii="Times New Roman" w:hAnsi="Times New Roman"/>
+          <w:szCs w:val="24"/>
+        </w:rPr>
+      </w:pPr>
+      <w:r>
+        <w:rPr>
+          <w:rFonts w:ascii="Times New Roman" w:hAnsi="Times New Roman"/>
+          <w:b/>
+          <w:bCs/>
+          <w:szCs w:val="24"/>
+        </w:rPr>
+        <w:t>Developers:</w:t>
+      </w:r>
+      <w:r>
+        <w:rPr>
+          <w:rFonts w:ascii="Times New Roman" w:hAnsi="Times New Roman"/>
+          <w:szCs w:val="24"/>
+        </w:rPr>
+        <w:t xml:space="preserve"> To understand system architecture and implement features.</w:t>
+      </w:r>
+    </w:p>
+    <w:p>
+      <w:pPr>
+        <w:numPr>
+          <w:ilvl w:val="0"/>
+          <w:numId w:val="8"/>
+        </w:numPr>
+        <w:spacing w:before="100" w:beforeAutospacing="1" w:after="100" w:afterAutospacing="1" w:line="240" w:lineRule="auto"/>
+        <w:rPr>
+          <w:rFonts w:ascii="Times New Roman" w:hAnsi="Times New Roman"/>
+          <w:szCs w:val="24"/>
+        </w:rPr>
+      </w:pPr>
+      <w:r>
+        <w:rPr>
+          <w:rFonts w:ascii="Times New Roman" w:hAnsi="Times New Roman"/>
+          <w:b/>
+          <w:bCs/>
+          <w:szCs w:val="24"/>
+        </w:rPr>
+        <w:t>Project Managers:</w:t>
+      </w:r>
+      <w:r>
+        <w:rPr>
+          <w:rFonts w:ascii="Times New Roman" w:hAnsi="Times New Roman"/>
+          <w:szCs w:val="24"/>
+        </w:rPr>
+        <w:t xml:space="preserve"> To plan and manage deliverables and milestones.</w:t>
+      </w:r>
+    </w:p>
+    <w:p>
+      <w:pPr>
+        <w:numPr>
+          <w:ilvl w:val="0"/>
+          <w:numId w:val="8"/>
+        </w:numPr>
+        <w:spacing w:before="100" w:beforeAutospacing="1" w:after="100" w:afterAutospacing="1" w:line="240" w:lineRule="auto"/>
+        <w:rPr>
+          <w:rFonts w:ascii="Times New Roman" w:hAnsi="Times New Roman"/>
+          <w:szCs w:val="24"/>
+        </w:rPr>
+      </w:pPr>
+      <w:r>
+        <w:rPr>
+          <w:rFonts w:ascii="Times New Roman" w:hAnsi="Times New Roman"/>
+          <w:b/>
+          <w:bCs/>
+          <w:szCs w:val="24"/>
+        </w:rPr>
+        <w:t>Testers:</w:t>
+      </w:r>
+      <w:r>
+        <w:rPr>
+          <w:rFonts w:ascii="Times New Roman" w:hAnsi="Times New Roman"/>
+          <w:szCs w:val="24"/>
+        </w:rPr>
+        <w:t xml:space="preserve"> To develop test cases ensuring the system meets specifications.</w:t>
+      </w:r>
+    </w:p>
+    <w:p>
+      <w:pPr>
+        <w:numPr>
+          <w:ilvl w:val="0"/>
+          <w:numId w:val="8"/>
+        </w:numPr>
+        <w:spacing w:before="100" w:beforeAutospacing="1" w:after="100" w:afterAutospacing="1" w:line="240" w:lineRule="auto"/>
+        <w:rPr>
+          <w:rFonts w:ascii="Times New Roman" w:hAnsi="Times New Roman"/>
+          <w:szCs w:val="24"/>
+        </w:rPr>
+      </w:pPr>
+      <w:r>
+        <w:rPr>
+          <w:rFonts w:ascii="Times New Roman" w:hAnsi="Times New Roman"/>
+          <w:b/>
+          <w:bCs/>
+          <w:szCs w:val="24"/>
+        </w:rPr>
+        <w:t>Stakeholders:</w:t>
+      </w:r>
+      <w:r>
+        <w:rPr>
+          <w:rFonts w:ascii="Times New Roman" w:hAnsi="Times New Roman"/>
+          <w:szCs w:val="24"/>
+        </w:rPr>
+        <w:t xml:space="preserve"> To validate that the platform aligns with academic collaboration goals.</w:t>
+      </w:r>
+    </w:p>
+    <w:p>
+      <w:pPr>
+        <w:spacing w:before="100" w:beforeAutospacing="1" w:after="100" w:afterAutospacing="1" w:line="240" w:lineRule="auto"/>
+        <w:rPr>
+          <w:rFonts w:ascii="Times New Roman" w:hAnsi="Times New Roman"/>
+          <w:szCs w:val="24"/>
+        </w:rPr>
+      </w:pPr>
+      <w:r>
+        <w:rPr>
+          <w:rFonts w:ascii="Times New Roman" w:hAnsi="Times New Roman"/>
+          <w:b/>
+          <w:bCs/>
+          <w:szCs w:val="24"/>
+        </w:rPr>
+        <w:t>Document Organization:</w:t>
+      </w:r>
+    </w:p>
+    <w:p>
+      <w:pPr>
+        <w:numPr>
+          <w:ilvl w:val="0"/>
+          <w:numId w:val="9"/>
+        </w:numPr>
+        <w:spacing w:before="100" w:beforeAutospacing="1" w:after="100" w:afterAutospacing="1" w:line="240" w:lineRule="auto"/>
+        <w:rPr>
+          <w:rFonts w:ascii="Times New Roman" w:hAnsi="Times New Roman"/>
+          <w:szCs w:val="24"/>
+        </w:rPr>
+      </w:pPr>
+      <w:r>
+        <w:rPr>
+          <w:rFonts w:ascii="Times New Roman" w:hAnsi="Times New Roman"/>
+          <w:b/>
+          <w:bCs/>
+          <w:szCs w:val="24"/>
+        </w:rPr>
+        <w:t>Section</w:t>
+      </w:r>
+      <w:r>
+        <w:rPr>
+          <w:rFonts w:ascii="Times New Roman" w:hAnsi="Times New Roman"/>
+          <w:b/>
+          <w:bCs/>
+          <w:szCs w:val="24"/>
+        </w:rPr>
+        <w:t xml:space="preserve"> 1:</w:t>
+      </w:r>
+      <w:r>
+        <w:rPr>
+          <w:rFonts w:ascii="Times New Roman" w:hAnsi="Times New Roman"/>
+          <w:szCs w:val="24"/>
+        </w:rPr>
+        <w:t xml:space="preserve"> Introduction</w:t>
+      </w:r>
+    </w:p>
+    <w:p>
+      <w:pPr>
+        <w:numPr>
+          <w:ilvl w:val="0"/>
+          <w:numId w:val="9"/>
+        </w:numPr>
+        <w:spacing w:before="100" w:beforeAutospacing="1" w:after="100" w:afterAutospacing="1" w:line="240" w:lineRule="auto"/>
+        <w:rPr>
+          <w:rFonts w:ascii="Times New Roman" w:hAnsi="Times New Roman"/>
+          <w:szCs w:val="24"/>
+        </w:rPr>
+      </w:pPr>
+      <w:r>
+        <w:rPr>
+          <w:rFonts w:ascii="Times New Roman" w:hAnsi="Times New Roman"/>
+          <w:b/>
+          <w:bCs/>
+          <w:szCs w:val="24"/>
+        </w:rPr>
+        <w:t>Section</w:t>
+      </w:r>
+      <w:r>
+        <w:rPr>
+          <w:rFonts w:ascii="Times New Roman" w:hAnsi="Times New Roman"/>
+          <w:b/>
+          <w:bCs/>
+          <w:szCs w:val="24"/>
+        </w:rPr>
+        <w:t xml:space="preserve"> 2:</w:t>
+      </w:r>
+      <w:r>
+        <w:rPr>
+          <w:rFonts w:ascii="Times New Roman" w:hAnsi="Times New Roman"/>
+          <w:szCs w:val="24"/>
+        </w:rPr>
+        <w:t xml:space="preserve"> Overall Description</w:t>
+      </w:r>
+    </w:p>
+    <w:p>
+      <w:pPr>
+        <w:numPr>
+          <w:ilvl w:val="0"/>
+          <w:numId w:val="9"/>
+        </w:numPr>
+        <w:spacing w:before="100" w:beforeAutospacing="1" w:after="100" w:afterAutospacing="1" w:line="240" w:lineRule="auto"/>
+        <w:rPr>
+          <w:rFonts w:ascii="Times New Roman" w:hAnsi="Times New Roman"/>
+          <w:szCs w:val="24"/>
+        </w:rPr>
+      </w:pPr>
+      <w:r>
+        <w:rPr>
+          <w:rFonts w:ascii="Times New Roman" w:hAnsi="Times New Roman"/>
+          <w:b/>
+          <w:bCs/>
+          <w:szCs w:val="24"/>
+        </w:rPr>
+        <w:t>Section</w:t>
+      </w:r>
+      <w:r>
+        <w:rPr>
+          <w:rFonts w:ascii="Times New Roman" w:hAnsi="Times New Roman"/>
+          <w:b/>
+          <w:bCs/>
+          <w:szCs w:val="24"/>
+        </w:rPr>
+        <w:t xml:space="preserve"> 3:</w:t>
+      </w:r>
+      <w:r>
+        <w:rPr>
+          <w:rFonts w:ascii="Times New Roman" w:hAnsi="Times New Roman"/>
+          <w:szCs w:val="24"/>
+        </w:rPr>
+        <w:t xml:space="preserve"> External interface requirements</w:t>
+      </w:r>
+    </w:p>
+    <w:p>
+      <w:pPr>
+        <w:numPr>
+          <w:ilvl w:val="0"/>
+          <w:numId w:val="9"/>
+        </w:numPr>
+        <w:spacing w:before="100" w:beforeAutospacing="1" w:after="100" w:afterAutospacing="1" w:line="240" w:lineRule="auto"/>
+        <w:rPr>
+          <w:rFonts w:ascii="Times New Roman" w:hAnsi="Times New Roman"/>
+          <w:szCs w:val="24"/>
+        </w:rPr>
+      </w:pPr>
+      <w:r>
+        <w:rPr>
+          <w:rFonts w:ascii="Times New Roman" w:hAnsi="Times New Roman"/>
+          <w:b/>
+          <w:bCs/>
+          <w:szCs w:val="24"/>
+        </w:rPr>
+        <w:t>Section</w:t>
+      </w:r>
+      <w:r>
+        <w:rPr>
+          <w:rFonts w:ascii="Times New Roman" w:hAnsi="Times New Roman"/>
+          <w:b/>
+          <w:bCs/>
+          <w:szCs w:val="24"/>
+        </w:rPr>
+        <w:t xml:space="preserve"> 4:</w:t>
+      </w:r>
+      <w:r>
+        <w:rPr>
+          <w:rFonts w:ascii="Times New Roman" w:hAnsi="Times New Roman"/>
+          <w:szCs w:val="24"/>
+        </w:rPr>
+        <w:t xml:space="preserve"> System Features</w:t>
+      </w:r>
+    </w:p>
+    <w:p>
+      <w:pPr>
+        <w:numPr>
+          <w:ilvl w:val="0"/>
+          <w:numId w:val="9"/>
+        </w:numPr>
+        <w:spacing w:before="100" w:beforeAutospacing="1" w:after="100" w:afterAutospacing="1" w:line="240" w:lineRule="auto"/>
+        <w:rPr>
+          <w:rFonts w:ascii="Times New Roman" w:hAnsi="Times New Roman"/>
+          <w:szCs w:val="24"/>
+        </w:rPr>
+      </w:pPr>
+      <w:r>
+        <w:rPr>
+          <w:rFonts w:ascii="Times New Roman" w:hAnsi="Times New Roman"/>
+          <w:b/>
+          <w:bCs/>
+          <w:szCs w:val="24"/>
+        </w:rPr>
+        <w:t>Section</w:t>
+      </w:r>
+      <w:r>
+        <w:rPr>
+          <w:rFonts w:ascii="Times New Roman" w:hAnsi="Times New Roman"/>
+          <w:b/>
+          <w:bCs/>
+          <w:szCs w:val="24"/>
+        </w:rPr>
+        <w:t xml:space="preserve"> 5:</w:t>
+      </w:r>
+      <w:r>
+        <w:rPr>
+          <w:rFonts w:ascii="Times New Roman" w:hAnsi="Times New Roman"/>
+          <w:szCs w:val="24"/>
+        </w:rPr>
+        <w:t xml:space="preserve"> Other Nonfunctional Requirements</w:t>
+      </w:r>
+    </w:p>
+    <w:p>
+      <w:pPr>
+        <w:numPr>
+          <w:ilvl w:val="0"/>
+          <w:numId w:val="9"/>
+        </w:numPr>
+        <w:spacing w:before="100" w:beforeAutospacing="1" w:after="100" w:afterAutospacing="1" w:line="240" w:lineRule="auto"/>
+        <w:rPr>
+          <w:rFonts w:ascii="Times New Roman" w:hAnsi="Times New Roman"/>
+          <w:szCs w:val="24"/>
+        </w:rPr>
+      </w:pPr>
+      <w:r>
+        <w:rPr>
+          <w:rFonts w:ascii="Times New Roman" w:hAnsi="Times New Roman"/>
+          <w:b/>
+          <w:bCs/>
+          <w:szCs w:val="24"/>
+        </w:rPr>
+        <w:t>Section</w:t>
+      </w:r>
+      <w:r>
+        <w:rPr>
+          <w:rFonts w:ascii="Times New Roman" w:hAnsi="Times New Roman"/>
+          <w:b/>
+          <w:bCs/>
+          <w:szCs w:val="24"/>
+        </w:rPr>
+        <w:t xml:space="preserve"> 6:</w:t>
+      </w:r>
+      <w:r>
+        <w:rPr>
+          <w:rFonts w:ascii="Times New Roman" w:hAnsi="Times New Roman"/>
+          <w:szCs w:val="24"/>
+        </w:rPr>
+        <w:t xml:space="preserve"> Other Requirements</w:t>
+      </w:r>
+    </w:p>
+    <w:p>
+      <w:pPr>
+        <w:numPr>
+          <w:ilvl w:val="0"/>
+          <w:numId w:val="9"/>
+        </w:numPr>
+        <w:spacing w:before="100" w:beforeAutospacing="1" w:after="100" w:afterAutospacing="1" w:line="240" w:lineRule="auto"/>
+        <w:rPr>
+          <w:rFonts w:ascii="Times New Roman" w:hAnsi="Times New Roman"/>
+          <w:szCs w:val="24"/>
+        </w:rPr>
+      </w:pPr>
+      <w:r>
+        <w:rPr>
+          <w:rFonts w:ascii="Times New Roman" w:hAnsi="Times New Roman"/>
+          <w:b/>
+          <w:bCs/>
+          <w:szCs w:val="24"/>
+        </w:rPr>
+        <w:lastRenderedPageBreak/>
+        <w:t>Section</w:t>
+      </w:r>
+      <w:r>
+        <w:rPr>
+          <w:rFonts w:ascii="Times New Roman" w:hAnsi="Times New Roman"/>
+          <w:b/>
+          <w:bCs/>
+          <w:szCs w:val="24"/>
+        </w:rPr>
+        <w:t xml:space="preserve"> 7:</w:t>
+      </w:r>
+      <w:r>
+        <w:rPr>
+          <w:rFonts w:ascii="Times New Roman" w:hAnsi="Times New Roman"/>
+          <w:szCs w:val="24"/>
+        </w:rPr>
+        <w:t xml:space="preserve"> User Stories</w:t>
+      </w:r>
+    </w:p>
+    <w:p>
+      <w:pPr>
+        <w:numPr>
+          <w:ilvl w:val="0"/>
+          <w:numId w:val="9"/>
+        </w:numPr>
+        <w:spacing w:before="100" w:beforeAutospacing="1" w:after="100" w:afterAutospacing="1" w:line="240" w:lineRule="auto"/>
+        <w:rPr>
+          <w:rFonts w:ascii="Times New Roman" w:hAnsi="Times New Roman"/>
+          <w:szCs w:val="24"/>
+        </w:rPr>
+      </w:pPr>
+      <w:r>
+        <w:rPr>
+          <w:rFonts w:ascii="Times New Roman" w:hAnsi="Times New Roman"/>
+          <w:b/>
+          <w:bCs/>
+          <w:szCs w:val="24"/>
+        </w:rPr>
+        <w:t>Appendixes A &amp; B:</w:t>
+      </w:r>
+      <w:r>
+        <w:rPr>
+          <w:rFonts w:ascii="Times New Roman" w:hAnsi="Times New Roman"/>
+          <w:szCs w:val="24"/>
+        </w:rPr>
+        <w:t xml:space="preserve"> Glossary/To Be Determined List</w:t>
+      </w:r>
+    </w:p>
+    <w:p>
+      <w:pPr>
+        <w:spacing w:before="100" w:beforeAutospacing="1" w:after="100" w:afterAutospacing="1" w:line="240" w:lineRule="auto"/>
+        <w:rPr>
+          <w:rFonts w:ascii="Times New Roman" w:hAnsi="Times New Roman"/>
+          <w:szCs w:val="24"/>
+        </w:rPr>
+      </w:pPr>
+      <w:r>
+        <w:rPr>
+          <w:rFonts w:ascii="Times New Roman" w:hAnsi="Times New Roman"/>
+          <w:szCs w:val="24"/>
+        </w:rPr>
+        <w:t xml:space="preserve">Readers should </w:t>
+      </w:r>
+      <w:r>
+        <w:rPr>
+          <w:rFonts w:ascii="Times New Roman" w:hAnsi="Times New Roman"/>
+          <w:szCs w:val="24"/>
+        </w:rPr>
+        <w:t>read through the document in sequential order to gain a full understanding of the product.</w:t>
+      </w:r>
+    </w:p>
+    <w:p>
+      <w:pPr>
+        <w:spacing w:line="240" w:lineRule="auto"/>
+        <w:rPr>
+          <w:rFonts w:ascii="Times New Roman" w:hAnsi="Times New Roman"/>
+          <w:szCs w:val="24"/>
+        </w:rPr>
+      </w:pPr>
+      <w:r>
+        <w:rPr>
+          <w:rFonts w:ascii="Times New Roman" w:hAnsi="Times New Roman"/>
+          <w:szCs w:val="24"/>
+        </w:rPr>
+        <w:pict w14:anchorId="5F96BAE6">
+          <v:rect id="_x0000_i1148" style="width:0;height:1.5pt" o:hralign="center" o:hrstd="t" o:hr="t" fillcolor="#a0a0a0" stroked="f"/>
+        </w:pict>
+      </w:r>
+    </w:p>
+    <w:p>
+      <w:pPr>
+        <w:spacing w:before="100" w:beforeAutospacing="1" w:after="100" w:afterAutospacing="1" w:line="240" w:lineRule="auto"/>
+        <w:outlineLvl w:val="2"/>
+        <w:rPr>
+          <w:rFonts w:ascii="Times New Roman" w:hAnsi="Times New Roman"/>
+          <w:b/>
+          <w:bCs/>
+          <w:sz w:val="27"/>
+          <w:szCs w:val="27"/>
+        </w:rPr>
+      </w:pPr>
+      <w:r>
+        <w:rPr>
+          <w:rFonts w:ascii="Times New Roman" w:hAnsi="Times New Roman"/>
+          <w:b/>
+          <w:bCs/>
+          <w:sz w:val="27"/>
+          <w:szCs w:val="27"/>
+        </w:rPr>
+        <w:t>1.4 Product Scope</w:t>
+      </w:r>
+    </w:p>
+    <w:p>
+      <w:pPr>
+        <w:spacing w:line="240" w:lineRule="auto"/>
+        <w:rPr>
+          <w:rFonts w:ascii="Times New Roman" w:hAnsi="Times New Roman"/>
+          <w:szCs w:val="24"/>
+        </w:rPr>
+      </w:pPr>
+      <w:r>
+        <w:rPr>
+          <w:rFonts w:ascii="Times New Roman" w:hAnsi="Times New Roman"/>
+          <w:szCs w:val="24"/>
+        </w:rPr>
+        <w:t xml:space="preserve">The scope for Studious defines the boundaries, objectives, and key use cases for the application, focusing on its academic and collaborative features. For a detailed review of the scope </w:t>
+      </w:r>
+      <w:r>
+        <w:rPr>
+          <w:rFonts w:ascii="Times New Roman" w:hAnsi="Times New Roman"/>
+          <w:szCs w:val="24"/>
+        </w:rPr>
+        <w:t>of</w:t>
+      </w:r>
+      <w:r>
+        <w:rPr>
+          <w:rFonts w:ascii="Times New Roman" w:hAnsi="Times New Roman"/>
+          <w:szCs w:val="24"/>
+        </w:rPr>
+        <w:t xml:space="preserve"> our application please refer to our </w:t>
+      </w:r>
+      <w:hyperlink r:id="rId9" w:history="1">
+        <w:r>
+          <w:rPr>
+            <w:rStyle w:val="Hyperlink"/>
+            <w:rFonts w:ascii="Times New Roman" w:hAnsi="Times New Roman"/>
+            <w:szCs w:val="24"/>
+          </w:rPr>
+          <w:t>Scope and Vision Document</w:t>
+        </w:r>
+      </w:hyperlink>
+      <w:r>
+        <w:rPr>
+          <w:rFonts w:ascii="Times New Roman" w:hAnsi="Times New Roman"/>
+          <w:szCs w:val="24"/>
+        </w:rPr>
+        <w:t xml:space="preserve"> located in the </w:t>
+      </w:r>
+      <w:r>
+        <w:rPr>
+          <w:rFonts w:ascii="Times New Roman" w:hAnsi="Times New Roman"/>
+          <w:szCs w:val="24"/>
+        </w:rPr>
+        <w:t>GitHub.</w:t>
+      </w:r>
+      <w:r>
+        <w:rPr>
+          <w:rFonts w:ascii="Times New Roman" w:hAnsi="Times New Roman"/>
+          <w:szCs w:val="24"/>
+        </w:rPr>
+        <w:pict w14:anchorId="348CF2C1">
+          <v:rect id="_x0000_i1149" style="width:0;height:1.5pt" o:hralign="center" o:hrstd="t" o:hr="t" fillcolor="#a0a0a0" stroked="f"/>
+        </w:pict>
+      </w:r>
+    </w:p>
+    <w:p>
+      <w:pPr>
+        <w:spacing w:before="100" w:beforeAutospacing="1" w:after="100" w:afterAutospacing="1" w:line="240" w:lineRule="auto"/>
+        <w:outlineLvl w:val="2"/>
+        <w:rPr>
+          <w:rFonts w:ascii="Times New Roman" w:hAnsi="Times New Roman"/>
+          <w:b/>
+          <w:bCs/>
+          <w:sz w:val="27"/>
+          <w:szCs w:val="27"/>
+        </w:rPr>
+      </w:pPr>
+      <w:r>
+        <w:rPr>
+          <w:rFonts w:ascii="Times New Roman" w:hAnsi="Times New Roman"/>
+          <w:b/>
+          <w:bCs/>
+          <w:sz w:val="27"/>
+          <w:szCs w:val="27"/>
+        </w:rPr>
+        <w:t>1.5 References</w:t>
+      </w:r>
+    </w:p>
+    <w:p>
+      <w:pPr>
+        <w:numPr>
+          <w:ilvl w:val="0"/>
+          <w:numId w:val="12"/>
+        </w:numPr>
+        <w:spacing w:before="100" w:beforeAutospacing="1" w:after="100" w:afterAutospacing="1" w:line="240" w:lineRule="auto"/>
+        <w:rPr>
+          <w:rFonts w:ascii="Times New Roman" w:hAnsi="Times New Roman"/>
+          <w:szCs w:val="24"/>
+        </w:rPr>
+      </w:pPr>
+      <w:r>
+        <w:rPr>
+          <w:rFonts w:ascii="Times New Roman" w:hAnsi="Times New Roman"/>
+          <w:szCs w:val="24"/>
+        </w:rPr>
+        <w:t xml:space="preserve">IEEE Std. 830-1998: </w:t>
+      </w:r>
+      <w:r>
+        <w:rPr>
+          <w:rFonts w:ascii="Times New Roman" w:hAnsi="Times New Roman"/>
+          <w:i/>
+          <w:iCs/>
+          <w:szCs w:val="24"/>
+        </w:rPr>
+        <w:t>IEEE Recommended Practice for Software Requirements Specifications</w:t>
+      </w:r>
+    </w:p>
+    <w:p>
+      <w:pPr>
+        <w:numPr>
+          <w:ilvl w:val="0"/>
+          <w:numId w:val="12"/>
+        </w:numPr>
+        <w:spacing w:before="100" w:beforeAutospacing="1" w:after="100" w:afterAutospacing="1" w:line="240" w:lineRule="auto"/>
+        <w:rPr>
+          <w:rFonts w:ascii="Times New Roman" w:hAnsi="Times New Roman"/>
+          <w:szCs w:val="24"/>
+        </w:rPr>
+      </w:pPr>
+      <w:r>
+        <w:rPr>
+          <w:rFonts w:ascii="Times New Roman" w:hAnsi="Times New Roman"/>
+          <w:szCs w:val="24"/>
+        </w:rPr>
+        <w:t xml:space="preserve">W3C Web Standards Documentation </w:t>
+      </w:r>
+      <w:r>
+        <w:rPr>
+          <w:rFonts w:ascii="Times New Roman" w:hAnsi="Times New Roman"/>
+          <w:szCs w:val="24"/>
+        </w:rPr>
+        <w:t>-</w:t>
+      </w:r>
+      <w:r>
+        <w:rPr>
+          <w:rFonts w:ascii="Times New Roman" w:hAnsi="Times New Roman"/>
+          <w:szCs w:val="24"/>
+        </w:rPr>
+        <w:t xml:space="preserve"> </w:t>
+      </w:r>
+      <w:hyperlink r:id="rId10" w:tgtFrame="_new" w:history="1">
+        <w:r>
+          <w:rPr>
+            <w:rFonts w:ascii="Times New Roman" w:hAnsi="Times New Roman"/>
+            <w:color w:val="0000FF"/>
+            <w:szCs w:val="24"/>
+            <w:u w:val="single"/>
+          </w:rPr>
+          <w:t>https://www.w3.org/TR/html52/</w:t>
+        </w:r>
+      </w:hyperlink>
+    </w:p>
+    <w:p>
+      <w:pPr>
+        <w:numPr>
+          <w:ilvl w:val="0"/>
+          <w:numId w:val="12"/>
+        </w:numPr>
+        <w:spacing w:before="100" w:beforeAutospacing="1" w:after="100" w:afterAutospacing="1" w:line="240" w:lineRule="auto"/>
+        <w:rPr>
+          <w:rFonts w:ascii="Times New Roman" w:hAnsi="Times New Roman"/>
+          <w:szCs w:val="24"/>
+        </w:rPr>
+      </w:pPr>
+      <w:r>
+        <w:rPr>
+          <w:rFonts w:ascii="Times New Roman" w:hAnsi="Times New Roman"/>
+          <w:szCs w:val="24"/>
+        </w:rPr>
+        <w:t xml:space="preserve">MDN Web Docs </w:t>
+      </w:r>
+      <w:r>
+        <w:rPr>
+          <w:rFonts w:ascii="Times New Roman" w:hAnsi="Times New Roman"/>
+          <w:szCs w:val="24"/>
+        </w:rPr>
+        <w:t>-</w:t>
+      </w:r>
+      <w:r>
+        <w:rPr>
+          <w:rFonts w:ascii="Times New Roman" w:hAnsi="Times New Roman"/>
+          <w:szCs w:val="24"/>
+        </w:rPr>
+        <w:t xml:space="preserve"> https://developer.mozilla.org/</w:t>
+      </w:r>
+    </w:p>
+    <w:p>
+      <w:pPr>
+        <w:numPr>
+          <w:ilvl w:val="0"/>
+          <w:numId w:val="12"/>
+        </w:numPr>
+        <w:spacing w:before="100" w:beforeAutospacing="1" w:after="100" w:afterAutospacing="1" w:line="240" w:lineRule="auto"/>
+        <w:rPr>
+          <w:rFonts w:ascii="Times New Roman" w:hAnsi="Times New Roman"/>
+          <w:szCs w:val="24"/>
+        </w:rPr>
+      </w:pPr>
+      <w:r>
+        <w:rPr>
+          <w:rFonts w:ascii="Times New Roman" w:hAnsi="Times New Roman"/>
+          <w:szCs w:val="24"/>
+        </w:rPr>
+        <w:t xml:space="preserve">React Developer Documentation </w:t>
+      </w:r>
+      <w:r>
+        <w:rPr>
+          <w:rFonts w:ascii="Times New Roman" w:hAnsi="Times New Roman"/>
+          <w:szCs w:val="24"/>
+        </w:rPr>
+        <w:t>-</w:t>
+      </w:r>
+      <w:r>
+        <w:rPr>
+          <w:rFonts w:ascii="Times New Roman" w:hAnsi="Times New Roman"/>
+          <w:szCs w:val="24"/>
+        </w:rPr>
+        <w:t xml:space="preserve"> https://react.dev/</w:t>
+      </w:r>
+    </w:p>
+    <w:p>
+      <w:pPr>
+        <w:numPr>
+          <w:ilvl w:val="0"/>
+          <w:numId w:val="12"/>
+        </w:numPr>
+        <w:spacing w:before="100" w:beforeAutospacing="1" w:after="100" w:afterAutospacing="1" w:line="240" w:lineRule="auto"/>
+        <w:rPr>
+          <w:rFonts w:ascii="Times New Roman" w:hAnsi="Times New Roman"/>
+          <w:szCs w:val="24"/>
+        </w:rPr>
+      </w:pPr>
+      <w:r>
+        <w:rPr>
+          <w:rFonts w:ascii="Times New Roman" w:hAnsi="Times New Roman"/>
+          <w:szCs w:val="24"/>
+        </w:rPr>
+        <w:t xml:space="preserve">Node.js Official Documentation </w:t>
+      </w:r>
+      <w:r>
+        <w:rPr>
+          <w:rFonts w:ascii="Times New Roman" w:hAnsi="Times New Roman"/>
+          <w:szCs w:val="24"/>
+        </w:rPr>
+        <w:t>-</w:t>
+      </w:r>
+      <w:r>
+        <w:rPr>
+          <w:rFonts w:ascii="Times New Roman" w:hAnsi="Times New Roman"/>
+          <w:szCs w:val="24"/>
+        </w:rPr>
+        <w:t xml:space="preserve"> https://nodejs.org/</w:t>
+      </w:r>
+    </w:p>
+    <w:p>
+      <w:pPr>
+        <w:numPr>
+          <w:ilvl w:val="0"/>
+          <w:numId w:val="12"/>
+        </w:numPr>
+        <w:spacing w:before="100" w:beforeAutospacing="1" w:after="100" w:afterAutospacing="1" w:line="240" w:lineRule="auto"/>
+        <w:rPr>
+          <w:rFonts w:ascii="Times New Roman" w:hAnsi="Times New Roman"/>
+          <w:szCs w:val="24"/>
+        </w:rPr>
+      </w:pPr>
+      <w:r>
+        <w:rPr>
+          <w:rFonts w:ascii="Times New Roman" w:hAnsi="Times New Roman"/>
+          <w:szCs w:val="24"/>
+        </w:rPr>
+        <w:t xml:space="preserve">PostgreSQL Documentation </w:t>
+      </w:r>
+      <w:r>
+        <w:rPr>
+          <w:rFonts w:ascii="Times New Roman" w:hAnsi="Times New Roman"/>
+          <w:szCs w:val="24"/>
+        </w:rPr>
+        <w:t>-</w:t>
+      </w:r>
+      <w:r>
+        <w:rPr>
+          <w:rFonts w:ascii="Times New Roman" w:hAnsi="Times New Roman"/>
+          <w:szCs w:val="24"/>
+        </w:rPr>
+        <w:t xml:space="preserve"> </w:t>
+      </w:r>
+      <w:hyperlink r:id="rId11" w:tgtFrame="_new" w:history="1">
+        <w:r>
+          <w:rPr>
+            <w:rFonts w:ascii="Times New Roman" w:hAnsi="Times New Roman"/>
+            <w:color w:val="0000FF"/>
+            <w:szCs w:val="24"/>
+            <w:u w:val="single"/>
+          </w:rPr>
+          <w:t>https://www.postgresql.org/docs/</w:t>
+        </w:r>
+      </w:hyperlink>
+    </w:p>
+    <w:p>
+      <w:pPr>
+        <w:numPr>
+          <w:ilvl w:val="0"/>
+          <w:numId w:val="12"/>
+        </w:numPr>
+        <w:spacing w:before="100" w:beforeAutospacing="1" w:after="100" w:afterAutospacing="1" w:line="240" w:lineRule="auto"/>
+        <w:rPr>
+          <w:rFonts w:ascii="Times New Roman" w:hAnsi="Times New Roman"/>
+          <w:szCs w:val="24"/>
+        </w:rPr>
+      </w:pPr>
+      <w:r>
+        <w:rPr>
+          <w:rFonts w:ascii="Times New Roman" w:eastAsiaTheme="minorHAnsi" w:hAnsi="Times New Roman"/>
+          <w:kern w:val="2"/>
+          <w:szCs w:val="24"/>
+          <w14:ligatures w14:val="standardContextual"/>
+        </w:rPr>
+        <w:t>Scope and Vision Document</w:t>
+      </w:r>
+      <w:r>
+        <w:rPr>
+          <w:rFonts w:ascii="Times New Roman" w:eastAsiaTheme="minorHAnsi" w:hAnsi="Times New Roman"/>
+          <w:kern w:val="2"/>
+          <w:szCs w:val="24"/>
+          <w14:ligatures w14:val="standardContextual"/>
+        </w:rPr>
+        <w:t xml:space="preserve"> - </w:t>
+      </w:r>
+      <w:hyperlink r:id="rId12" w:history="1">
+        <w:r>
+          <w:rPr>
+            <w:rStyle w:val="Hyperlink"/>
+            <w:rFonts w:ascii="Times New Roman" w:eastAsiaTheme="minorHAnsi" w:hAnsi="Times New Roman"/>
+            <w:kern w:val="2"/>
+            <w:szCs w:val="24"/>
+            <w14:ligatures w14:val="standardContextual"/>
+          </w:rPr>
+          <w:t>https://github.com/hud</w:t>
+        </w:r>
+        <w:r>
+          <w:rPr>
+            <w:rStyle w:val="Hyperlink"/>
+            <w:rFonts w:ascii="Times New Roman" w:eastAsiaTheme="minorHAnsi" w:hAnsi="Times New Roman"/>
+            <w:kern w:val="2"/>
+            <w:szCs w:val="24"/>
+            <w14:ligatures w14:val="standardContextual"/>
+          </w:rPr>
+          <w:t>c</w:t>
+        </w:r>
+        <w:r>
+          <w:rPr>
+            <w:rStyle w:val="Hyperlink"/>
+            <w:rFonts w:ascii="Times New Roman" w:eastAsiaTheme="minorHAnsi" w:hAnsi="Times New Roman"/>
+            <w:kern w:val="2"/>
+            <w:szCs w:val="24"/>
+            <w14:ligatures w14:val="standardContextual"/>
+          </w:rPr>
+          <w:t>ho/Studious/</w:t>
+        </w:r>
+      </w:hyperlink>
+      <w:r>
+        <w:rPr>
+          <w:rFonts w:ascii="Times New Roman" w:hAnsi="Times New Roman"/>
+          <w:szCs w:val="24"/>
+        </w:rPr>
+        <w:t xml:space="preserve">  </w:t>
+      </w:r>
+    </w:p>
+    <w:p>
+      <w:pPr>
+        <w:spacing w:line="240" w:lineRule="auto"/>
+        <w:rPr>
+          <w:rFonts w:ascii="Times New Roman" w:hAnsi="Times New Roman"/>
+          <w:szCs w:val="24"/>
+        </w:rPr>
+      </w:pPr>
+      <w:r>
+        <w:rPr>
+          <w:rFonts w:ascii="Times New Roman" w:hAnsi="Times New Roman"/>
+          <w:szCs w:val="24"/>
+        </w:rPr>
+        <w:pict w14:anchorId="1E49B0DB">
+          <v:rect id="_x0000_i1150" style="width:0;height:1.5pt" o:hralign="center" o:hrstd="t" o:hr="t" fillcolor="#a0a0a0" stroked="f"/>
+        </w:pict>
+      </w:r>
+    </w:p>
+    <w:p>
+      <w:pPr>
+        <w:spacing w:before="100" w:beforeAutospacing="1" w:after="100" w:afterAutospacing="1" w:line="240" w:lineRule="auto"/>
+        <w:outlineLvl w:val="1"/>
+        <w:rPr>
+          <w:rFonts w:ascii="Times New Roman" w:hAnsi="Times New Roman"/>
+          <w:b/>
+          <w:bCs/>
+          <w:sz w:val="36"/>
+          <w:szCs w:val="36"/>
+        </w:rPr>
+      </w:pPr>
+      <w:r>
+        <w:rPr>
+          <w:rFonts w:ascii="Times New Roman" w:hAnsi="Times New Roman"/>
+          <w:b/>
+          <w:bCs/>
+          <w:sz w:val="36"/>
+          <w:szCs w:val="36"/>
+        </w:rPr>
+        <w:t>2. Overall Description</w:t>
+      </w:r>
+    </w:p>
+    <w:p>
+      <w:pPr>
+        <w:spacing w:before="100" w:beforeAutospacing="1" w:after="100" w:afterAutospacing="1" w:line="240" w:lineRule="auto"/>
+        <w:outlineLvl w:val="2"/>
+        <w:rPr>
+          <w:rFonts w:ascii="Times New Roman" w:hAnsi="Times New Roman"/>
+          <w:b/>
+          <w:bCs/>
+          <w:sz w:val="27"/>
+          <w:szCs w:val="27"/>
+        </w:rPr>
+      </w:pPr>
+      <w:r>
+        <w:rPr>
+          <w:rFonts w:ascii="Times New Roman" w:hAnsi="Times New Roman"/>
+          <w:b/>
+          <w:bCs/>
+          <w:sz w:val="27"/>
+          <w:szCs w:val="27"/>
+        </w:rPr>
+        <w:t>2.1 Product Perspective</w:t>
+      </w:r>
+    </w:p>
+    <w:p>
+      <w:pPr>
+        <w:spacing w:before="100" w:beforeAutospacing="1" w:after="100" w:afterAutospacing="1" w:line="240" w:lineRule="auto"/>
+        <w:rPr>
+          <w:rFonts w:ascii="Times New Roman" w:hAnsi="Times New Roman"/>
+          <w:szCs w:val="24"/>
+        </w:rPr>
+      </w:pPr>
+      <w:r>
+        <w:rPr>
+          <w:rFonts w:ascii="Times New Roman" w:hAnsi="Times New Roman"/>
+          <w:szCs w:val="24"/>
+        </w:rPr>
+        <w:t xml:space="preserve">Studious is a </w:t>
+      </w:r>
+      <w:r>
+        <w:rPr>
+          <w:rFonts w:ascii="Times New Roman" w:hAnsi="Times New Roman"/>
+          <w:b/>
+          <w:bCs/>
+          <w:szCs w:val="24"/>
+        </w:rPr>
+        <w:t>standalone web application</w:t>
+      </w:r>
+      <w:r>
+        <w:rPr>
+          <w:rFonts w:ascii="Times New Roman" w:hAnsi="Times New Roman"/>
+          <w:szCs w:val="24"/>
+        </w:rPr>
+        <w:t xml:space="preserve"> that operates as a centralized platform for academic collaboration and productivity. It does not replace any existing system but complements students’ study routines through interactive and communication-focused tools.</w:t>
+      </w:r>
+    </w:p>
+    <w:p>
+      <w:pPr>
+        <w:spacing w:before="100" w:beforeAutospacing="1" w:after="100" w:afterAutospacing="1" w:line="240" w:lineRule="auto"/>
+        <w:rPr>
+          <w:rFonts w:ascii="Times New Roman" w:hAnsi="Times New Roman"/>
+          <w:szCs w:val="24"/>
+        </w:rPr>
+      </w:pPr>
+      <w:r>
+        <w:rPr>
+          <w:rFonts w:ascii="Times New Roman" w:hAnsi="Times New Roman"/>
+          <w:szCs w:val="24"/>
+        </w:rPr>
+        <w:t>It will be deployed using modern web technologies, including:</w:t>
+      </w:r>
+    </w:p>
+    <w:p>
+      <w:pPr>
+        <w:numPr>
+          <w:ilvl w:val="0"/>
+          <w:numId w:val="13"/>
+        </w:numPr>
+        <w:spacing w:before="100" w:beforeAutospacing="1" w:after="100" w:afterAutospacing="1" w:line="240" w:lineRule="auto"/>
+        <w:rPr>
+          <w:rFonts w:ascii="Times New Roman" w:hAnsi="Times New Roman"/>
+          <w:szCs w:val="24"/>
+        </w:rPr>
+      </w:pPr>
+      <w:r>
+        <w:rPr>
+          <w:rFonts w:ascii="Times New Roman" w:hAnsi="Times New Roman"/>
+          <w:b/>
+          <w:bCs/>
+          <w:szCs w:val="24"/>
+        </w:rPr>
+        <w:t>Frontend:</w:t>
+      </w:r>
+      <w:r>
+        <w:rPr>
+          <w:rFonts w:ascii="Times New Roman" w:hAnsi="Times New Roman"/>
+          <w:szCs w:val="24"/>
+        </w:rPr>
+        <w:t xml:space="preserve"> React (with Tailwind CSS for UI styling)</w:t>
+      </w:r>
+    </w:p>
+    <w:p>
+      <w:pPr>
+        <w:numPr>
+          <w:ilvl w:val="0"/>
+          <w:numId w:val="13"/>
+        </w:numPr>
+        <w:spacing w:before="100" w:beforeAutospacing="1" w:after="100" w:afterAutospacing="1" w:line="240" w:lineRule="auto"/>
+        <w:rPr>
+          <w:rFonts w:ascii="Times New Roman" w:hAnsi="Times New Roman"/>
+          <w:szCs w:val="24"/>
+        </w:rPr>
+      </w:pPr>
+      <w:r>
+        <w:rPr>
+          <w:rFonts w:ascii="Times New Roman" w:hAnsi="Times New Roman"/>
+          <w:b/>
+          <w:bCs/>
+          <w:szCs w:val="24"/>
+        </w:rPr>
+        <w:t>Backend:</w:t>
+      </w:r>
+      <w:r>
+        <w:rPr>
+          <w:rFonts w:ascii="Times New Roman" w:hAnsi="Times New Roman"/>
+          <w:szCs w:val="24"/>
+        </w:rPr>
+        <w:t xml:space="preserve"> Node.js and Express</w:t>
+      </w:r>
+    </w:p>
+    <w:p>
+      <w:pPr>
+        <w:numPr>
+          <w:ilvl w:val="0"/>
+          <w:numId w:val="13"/>
+        </w:numPr>
+        <w:spacing w:before="100" w:beforeAutospacing="1" w:after="100" w:afterAutospacing="1" w:line="240" w:lineRule="auto"/>
+        <w:rPr>
+          <w:rFonts w:ascii="Times New Roman" w:hAnsi="Times New Roman"/>
+          <w:szCs w:val="24"/>
+        </w:rPr>
+      </w:pPr>
+      <w:r>
+        <w:rPr>
+          <w:rFonts w:ascii="Times New Roman" w:hAnsi="Times New Roman"/>
+          <w:b/>
+          <w:bCs/>
+          <w:szCs w:val="24"/>
+        </w:rPr>
+        <w:t>Database:</w:t>
+      </w:r>
+      <w:r>
+        <w:rPr>
+          <w:rFonts w:ascii="Times New Roman" w:hAnsi="Times New Roman"/>
+          <w:szCs w:val="24"/>
+        </w:rPr>
+        <w:t xml:space="preserve"> PostgreSQL</w:t>
+      </w:r>
+    </w:p>
+    <w:p>
+      <w:pPr>
+        <w:numPr>
+          <w:ilvl w:val="0"/>
+          <w:numId w:val="13"/>
+        </w:numPr>
+        <w:spacing w:before="100" w:beforeAutospacing="1" w:after="100" w:afterAutospacing="1" w:line="240" w:lineRule="auto"/>
+        <w:rPr>
+          <w:rFonts w:ascii="Times New Roman" w:hAnsi="Times New Roman"/>
+          <w:szCs w:val="24"/>
+        </w:rPr>
+      </w:pPr>
+      <w:r>
+        <w:rPr>
+          <w:rFonts w:ascii="Times New Roman" w:hAnsi="Times New Roman"/>
+          <w:b/>
+          <w:bCs/>
+          <w:szCs w:val="24"/>
+        </w:rPr>
+        <w:t>Real-Time Communication:</w:t>
+      </w:r>
+      <w:r>
+        <w:rPr>
+          <w:rFonts w:ascii="Times New Roman" w:hAnsi="Times New Roman"/>
+          <w:szCs w:val="24"/>
+        </w:rPr>
+        <w:t xml:space="preserve"> Socket.io</w:t>
+      </w:r>
+    </w:p>
+    <w:p>
+      <w:pPr>
+        <w:numPr>
+          <w:ilvl w:val="0"/>
+          <w:numId w:val="13"/>
+        </w:numPr>
+        <w:spacing w:before="100" w:beforeAutospacing="1" w:after="100" w:afterAutospacing="1" w:line="240" w:lineRule="auto"/>
+        <w:rPr>
+          <w:rFonts w:ascii="Times New Roman" w:hAnsi="Times New Roman"/>
+          <w:szCs w:val="24"/>
+        </w:rPr>
+      </w:pPr>
+      <w:r>
+        <w:rPr>
+          <w:rFonts w:ascii="Times New Roman" w:hAnsi="Times New Roman"/>
+          <w:b/>
+          <w:bCs/>
+          <w:szCs w:val="24"/>
+        </w:rPr>
+        <w:t>Deployment:</w:t>
+      </w:r>
+      <w:r>
+        <w:rPr>
+          <w:rFonts w:ascii="Times New Roman" w:hAnsi="Times New Roman"/>
+          <w:szCs w:val="24"/>
+        </w:rPr>
+        <w:t xml:space="preserve"> Frontend hosted on Vercel, Backend hosted on Render</w:t>
+      </w:r>
+    </w:p>
+    <w:p>
+      <w:pPr>
+        <w:spacing w:before="100" w:beforeAutospacing="1" w:after="100" w:afterAutospacing="1" w:line="240" w:lineRule="auto"/>
+        <w:rPr>
+          <w:rFonts w:ascii="Times New Roman" w:hAnsi="Times New Roman"/>
+          <w:szCs w:val="24"/>
+        </w:rPr>
+      </w:pPr>
+      <w:r>
+        <w:rPr>
+          <w:rFonts w:ascii="Times New Roman" w:hAnsi="Times New Roman"/>
+          <w:b/>
+          <w:bCs/>
+          <w:szCs w:val="24"/>
+        </w:rPr>
+        <w:lastRenderedPageBreak/>
+        <w:t>System Context (Simple Triangle Diagram):</w:t>
+      </w:r>
+    </w:p>
+    <w:p>
+      <w:pPr>
+        <w:tabs>
+          <w:tab w:val="left" w:pos="916"/>
+          <w:tab w:val="left" w:pos="1832"/>
+          <w:tab w:val="left" w:pos="2748"/>
+          <w:tab w:val="left" w:pos="3664"/>
+          <w:tab w:val="left" w:pos="4580"/>
+          <w:tab w:val="left" w:pos="5496"/>
+          <w:tab w:val="left" w:pos="6412"/>
+          <w:tab w:val="left" w:pos="7328"/>
+          <w:tab w:val="left" w:pos="8244"/>
+          <w:tab w:val="left" w:pos="9160"/>
+          <w:tab w:val="left" w:pos="10076"/>
+          <w:tab w:val="left" w:pos="10992"/>
+          <w:tab w:val="left" w:pos="11908"/>
+          <w:tab w:val="left" w:pos="12824"/>
+          <w:tab w:val="left" w:pos="13740"/>
+          <w:tab w:val="left" w:pos="14656"/>
+        </w:tabs>
+        <w:spacing w:line="240" w:lineRule="auto"/>
+        <w:rPr>
+          <w:rFonts w:ascii="Courier New" w:hAnsi="Courier New" w:cs="Courier New"/>
+          <w:sz w:val="20"/>
+        </w:rPr>
+      </w:pPr>
+      <w:r>
+        <w:rPr>
+          <w:rFonts w:ascii="Courier New" w:hAnsi="Courier New" w:cs="Courier New"/>
+          <w:sz w:val="20"/>
+        </w:rPr>
+        <w:t xml:space="preserve">          +-------------------+</w:t>
+      </w:r>
+    </w:p>
+    <w:p>
+      <w:pPr>
+        <w:tabs>
+          <w:tab w:val="left" w:pos="916"/>
+          <w:tab w:val="left" w:pos="1832"/>
+          <w:tab w:val="left" w:pos="2748"/>
+          <w:tab w:val="left" w:pos="3664"/>
+          <w:tab w:val="left" w:pos="4580"/>
+          <w:tab w:val="left" w:pos="5496"/>
+          <w:tab w:val="left" w:pos="6412"/>
+          <w:tab w:val="left" w:pos="7328"/>
+          <w:tab w:val="left" w:pos="8244"/>
+          <w:tab w:val="left" w:pos="9160"/>
+          <w:tab w:val="left" w:pos="10076"/>
+          <w:tab w:val="left" w:pos="10992"/>
+          <w:tab w:val="left" w:pos="11908"/>
+          <w:tab w:val="left" w:pos="12824"/>
+          <w:tab w:val="left" w:pos="13740"/>
+          <w:tab w:val="left" w:pos="14656"/>
+        </w:tabs>
+        <w:spacing w:line="240" w:lineRule="auto"/>
+        <w:rPr>
+          <w:rFonts w:ascii="Courier New" w:hAnsi="Courier New" w:cs="Courier New"/>
+          <w:sz w:val="20"/>
+        </w:rPr>
+      </w:pPr>
+      <w:r>
+        <w:rPr>
+          <w:rFonts w:ascii="Courier New" w:hAnsi="Courier New" w:cs="Courier New"/>
+          <w:sz w:val="20"/>
+        </w:rPr>
+        <w:t xml:space="preserve">          |      STUDENT      |</w:t>
+      </w:r>
+    </w:p>
+    <w:p>
+      <w:pPr>
+        <w:tabs>
+          <w:tab w:val="left" w:pos="916"/>
+          <w:tab w:val="left" w:pos="1832"/>
+          <w:tab w:val="left" w:pos="2748"/>
+          <w:tab w:val="left" w:pos="3664"/>
+          <w:tab w:val="left" w:pos="4580"/>
+          <w:tab w:val="left" w:pos="5496"/>
+          <w:tab w:val="left" w:pos="6412"/>
+          <w:tab w:val="left" w:pos="7328"/>
+          <w:tab w:val="left" w:pos="8244"/>
+          <w:tab w:val="left" w:pos="9160"/>
+          <w:tab w:val="left" w:pos="10076"/>
+          <w:tab w:val="left" w:pos="10992"/>
+          <w:tab w:val="left" w:pos="11908"/>
+          <w:tab w:val="left" w:pos="12824"/>
+          <w:tab w:val="left" w:pos="13740"/>
+          <w:tab w:val="left" w:pos="14656"/>
+        </w:tabs>
+        <w:spacing w:line="240" w:lineRule="auto"/>
+        <w:rPr>
+          <w:rFonts w:ascii="Courier New" w:hAnsi="Courier New" w:cs="Courier New"/>
+          <w:sz w:val="20"/>
+        </w:rPr>
+      </w:pPr>
+      <w:r>
+        <w:rPr>
+          <w:rFonts w:ascii="Courier New" w:hAnsi="Courier New" w:cs="Courier New"/>
+          <w:sz w:val="20"/>
+        </w:rPr>
+        <w:t xml:space="preserve">          +-------------------+</w:t>
+      </w:r>
+    </w:p>
+    <w:p>
+      <w:pPr>
+        <w:tabs>
+          <w:tab w:val="left" w:pos="916"/>
+          <w:tab w:val="left" w:pos="1832"/>
+          <w:tab w:val="left" w:pos="2748"/>
+          <w:tab w:val="left" w:pos="3664"/>
+          <w:tab w:val="left" w:pos="4580"/>
+          <w:tab w:val="left" w:pos="5496"/>
+          <w:tab w:val="left" w:pos="6412"/>
+          <w:tab w:val="left" w:pos="7328"/>
+          <w:tab w:val="left" w:pos="8244"/>
+          <w:tab w:val="left" w:pos="9160"/>
+          <w:tab w:val="left" w:pos="10076"/>
+          <w:tab w:val="left" w:pos="10992"/>
+          <w:tab w:val="left" w:pos="11908"/>
+          <w:tab w:val="left" w:pos="12824"/>
+          <w:tab w:val="left" w:pos="13740"/>
+          <w:tab w:val="left" w:pos="14656"/>
+        </w:tabs>
+        <w:spacing w:line="240" w:lineRule="auto"/>
+        <w:rPr>
+          <w:rFonts w:ascii="Courier New" w:hAnsi="Courier New" w:cs="Courier New"/>
+          <w:sz w:val="20"/>
+        </w:rPr>
+      </w:pPr>
+      <w:r>
+        <w:rPr>
+          <w:rFonts w:ascii="Courier New" w:hAnsi="Courier New" w:cs="Courier New"/>
+          <w:sz w:val="20"/>
+        </w:rPr>
+        <w:t xml:space="preserve">                   / \</w:t>
+      </w:r>
+    </w:p>
+    <w:p>
+      <w:pPr>
+        <w:tabs>
+          <w:tab w:val="left" w:pos="916"/>
+          <w:tab w:val="left" w:pos="1832"/>
+          <w:tab w:val="left" w:pos="2748"/>
+          <w:tab w:val="left" w:pos="3664"/>
+          <w:tab w:val="left" w:pos="4580"/>
+          <w:tab w:val="left" w:pos="5496"/>
+          <w:tab w:val="left" w:pos="6412"/>
+          <w:tab w:val="left" w:pos="7328"/>
+          <w:tab w:val="left" w:pos="8244"/>
+          <w:tab w:val="left" w:pos="9160"/>
+          <w:tab w:val="left" w:pos="10076"/>
+          <w:tab w:val="left" w:pos="10992"/>
+          <w:tab w:val="left" w:pos="11908"/>
+          <w:tab w:val="left" w:pos="12824"/>
+          <w:tab w:val="left" w:pos="13740"/>
+          <w:tab w:val="left" w:pos="14656"/>
+        </w:tabs>
+        <w:spacing w:line="240" w:lineRule="auto"/>
+        <w:rPr>
+          <w:rFonts w:ascii="Courier New" w:hAnsi="Courier New" w:cs="Courier New"/>
+          <w:sz w:val="20"/>
+        </w:rPr>
+      </w:pPr>
+      <w:r>
+        <w:rPr>
+          <w:rFonts w:ascii="Courier New" w:hAnsi="Courier New" w:cs="Courier New"/>
+          <w:sz w:val="20"/>
+        </w:rPr>
+        <w:t xml:space="preserve">                  /   \</w:t>
+      </w:r>
+    </w:p>
+    <w:p>
+      <w:pPr>
+        <w:tabs>
+          <w:tab w:val="left" w:pos="916"/>
+          <w:tab w:val="left" w:pos="1832"/>
+          <w:tab w:val="left" w:pos="2748"/>
+          <w:tab w:val="left" w:pos="3664"/>
+          <w:tab w:val="left" w:pos="4580"/>
+          <w:tab w:val="left" w:pos="5496"/>
+          <w:tab w:val="left" w:pos="6412"/>
+          <w:tab w:val="left" w:pos="7328"/>
+          <w:tab w:val="left" w:pos="8244"/>
+          <w:tab w:val="left" w:pos="9160"/>
+          <w:tab w:val="left" w:pos="10076"/>
+          <w:tab w:val="left" w:pos="10992"/>
+          <w:tab w:val="left" w:pos="11908"/>
+          <w:tab w:val="left" w:pos="12824"/>
+          <w:tab w:val="left" w:pos="13740"/>
+          <w:tab w:val="left" w:pos="14656"/>
+        </w:tabs>
+        <w:spacing w:line="240" w:lineRule="auto"/>
+        <w:rPr>
+          <w:rFonts w:ascii="Courier New" w:hAnsi="Courier New" w:cs="Courier New"/>
+          <w:sz w:val="20"/>
+        </w:rPr>
+      </w:pPr>
+      <w:r>
+        <w:rPr>
+          <w:rFonts w:ascii="Courier New" w:hAnsi="Courier New" w:cs="Courier New"/>
+          <w:sz w:val="20"/>
+        </w:rPr>
+        <w:t xml:space="preserve">                 /     \</w:t>
+      </w:r>
+    </w:p>
+    <w:p>
+      <w:pPr>
+        <w:tabs>
+          <w:tab w:val="left" w:pos="916"/>
+          <w:tab w:val="left" w:pos="1832"/>
+          <w:tab w:val="left" w:pos="2748"/>
+          <w:tab w:val="left" w:pos="3664"/>
+          <w:tab w:val="left" w:pos="4580"/>
+          <w:tab w:val="left" w:pos="5496"/>
+          <w:tab w:val="left" w:pos="6412"/>
+          <w:tab w:val="left" w:pos="7328"/>
+          <w:tab w:val="left" w:pos="8244"/>
+          <w:tab w:val="left" w:pos="9160"/>
+          <w:tab w:val="left" w:pos="10076"/>
+          <w:tab w:val="left" w:pos="10992"/>
+          <w:tab w:val="left" w:pos="11908"/>
+          <w:tab w:val="left" w:pos="12824"/>
+          <w:tab w:val="left" w:pos="13740"/>
+          <w:tab w:val="left" w:pos="14656"/>
+        </w:tabs>
+        <w:spacing w:line="240" w:lineRule="auto"/>
+        <w:rPr>
+          <w:rFonts w:ascii="Courier New" w:hAnsi="Courier New" w:cs="Courier New"/>
+          <w:sz w:val="20"/>
+        </w:rPr>
+      </w:pPr>
+      <w:r>
+        <w:rPr>
+          <w:rFonts w:ascii="Courier New" w:hAnsi="Courier New" w:cs="Courier New"/>
+          <w:sz w:val="20"/>
+        </w:rPr>
+        <w:t xml:space="preserve">                v       v</w:t>
+      </w:r>
+    </w:p>
+    <w:p>
+      <w:pPr>
+        <w:tabs>
+          <w:tab w:val="left" w:pos="916"/>
+          <w:tab w:val="left" w:pos="1832"/>
+          <w:tab w:val="left" w:pos="2748"/>
+          <w:tab w:val="left" w:pos="3664"/>
+          <w:tab w:val="left" w:pos="4580"/>
+          <w:tab w:val="left" w:pos="5496"/>
+          <w:tab w:val="left" w:pos="6412"/>
+          <w:tab w:val="left" w:pos="7328"/>
+          <w:tab w:val="left" w:pos="8244"/>
+          <w:tab w:val="left" w:pos="9160"/>
+          <w:tab w:val="left" w:pos="10076"/>
+          <w:tab w:val="left" w:pos="10992"/>
+          <w:tab w:val="left" w:pos="11908"/>
+          <w:tab w:val="left" w:pos="12824"/>
+          <w:tab w:val="left" w:pos="13740"/>
+          <w:tab w:val="left" w:pos="14656"/>
+        </w:tabs>
+        <w:spacing w:line="240" w:lineRule="auto"/>
+        <w:rPr>
+          <w:rFonts w:ascii="Courier New" w:hAnsi="Courier New" w:cs="Courier New"/>
+          <w:sz w:val="20"/>
+        </w:rPr>
+      </w:pPr>
+      <w:r>
+        <w:rPr>
+          <w:rFonts w:ascii="Courier New" w:hAnsi="Courier New" w:cs="Courier New"/>
+          <w:sz w:val="20"/>
+        </w:rPr>
+        <w:t xml:space="preserve">   +----------------+   +----------------+</w:t>
+      </w:r>
+    </w:p>
+    <w:p>
+      <w:pPr>
+        <w:tabs>
+          <w:tab w:val="left" w:pos="916"/>
+          <w:tab w:val="left" w:pos="1832"/>
+          <w:tab w:val="left" w:pos="2748"/>
+          <w:tab w:val="left" w:pos="3664"/>
+          <w:tab w:val="left" w:pos="4580"/>
+          <w:tab w:val="left" w:pos="5496"/>
+          <w:tab w:val="left" w:pos="6412"/>
+          <w:tab w:val="left" w:pos="7328"/>
+          <w:tab w:val="left" w:pos="8244"/>
+          <w:tab w:val="left" w:pos="9160"/>
+          <w:tab w:val="left" w:pos="10076"/>
+          <w:tab w:val="left" w:pos="10992"/>
+          <w:tab w:val="left" w:pos="11908"/>
+          <w:tab w:val="left" w:pos="12824"/>
+          <w:tab w:val="left" w:pos="13740"/>
+          <w:tab w:val="left" w:pos="14656"/>
+        </w:tabs>
+        <w:spacing w:line="240" w:lineRule="auto"/>
+        <w:rPr>
+          <w:rFonts w:ascii="Courier New" w:hAnsi="Courier New" w:cs="Courier New"/>
+          <w:sz w:val="20"/>
+        </w:rPr>
+      </w:pPr>
+      <w:r>
+        <w:rPr>
+          <w:rFonts w:ascii="Courier New" w:hAnsi="Courier New" w:cs="Courier New"/>
+          <w:sz w:val="20"/>
+        </w:rPr>
+        <w:t xml:space="preserve">   |  Studious Web  |   |   PostgreSQL   |</w:t>
+      </w:r>
+    </w:p>
+    <w:p>
+      <w:pPr>
+        <w:tabs>
+          <w:tab w:val="left" w:pos="916"/>
+          <w:tab w:val="left" w:pos="1832"/>
+          <w:tab w:val="left" w:pos="2748"/>
+          <w:tab w:val="left" w:pos="3664"/>
+          <w:tab w:val="left" w:pos="4580"/>
+          <w:tab w:val="left" w:pos="5496"/>
+          <w:tab w:val="left" w:pos="6412"/>
+          <w:tab w:val="left" w:pos="7328"/>
+          <w:tab w:val="left" w:pos="8244"/>
+          <w:tab w:val="left" w:pos="9160"/>
+          <w:tab w:val="left" w:pos="10076"/>
+          <w:tab w:val="left" w:pos="10992"/>
+          <w:tab w:val="left" w:pos="11908"/>
+          <w:tab w:val="left" w:pos="12824"/>
+          <w:tab w:val="left" w:pos="13740"/>
+          <w:tab w:val="left" w:pos="14656"/>
+        </w:tabs>
+        <w:spacing w:line="240" w:lineRule="auto"/>
+        <w:rPr>
+          <w:rFonts w:ascii="Courier New" w:hAnsi="Courier New" w:cs="Courier New"/>
+          <w:sz w:val="20"/>
+        </w:rPr>
+      </w:pPr>
+      <w:r>
+        <w:rPr>
+          <w:rFonts w:ascii="Courier New" w:hAnsi="Courier New" w:cs="Courier New"/>
+          <w:sz w:val="20"/>
+        </w:rPr>
+        <w:t xml:space="preserve">   |  Application   |&lt;-&gt;|   Database/API |</w:t>
+      </w:r>
+    </w:p>
+    <w:p>
+      <w:pPr>
+        <w:tabs>
+          <w:tab w:val="left" w:pos="916"/>
+          <w:tab w:val="left" w:pos="1832"/>
+          <w:tab w:val="left" w:pos="2748"/>
+          <w:tab w:val="left" w:pos="3664"/>
+          <w:tab w:val="left" w:pos="4580"/>
+          <w:tab w:val="left" w:pos="5496"/>
+          <w:tab w:val="left" w:pos="6412"/>
+          <w:tab w:val="left" w:pos="7328"/>
+          <w:tab w:val="left" w:pos="8244"/>
+          <w:tab w:val="left" w:pos="9160"/>
+          <w:tab w:val="left" w:pos="10076"/>
+          <w:tab w:val="left" w:pos="10992"/>
+          <w:tab w:val="left" w:pos="11908"/>
+          <w:tab w:val="left" w:pos="12824"/>
+          <w:tab w:val="left" w:pos="13740"/>
+          <w:tab w:val="left" w:pos="14656"/>
+        </w:tabs>
+        <w:spacing w:line="240" w:lineRule="auto"/>
+        <w:rPr>
+          <w:rFonts w:ascii="Courier New" w:hAnsi="Courier New" w:cs="Courier New"/>
+          <w:sz w:val="20"/>
+        </w:rPr>
+      </w:pPr>
+      <w:r>
+        <w:rPr>
+          <w:rFonts w:ascii="Courier New" w:hAnsi="Courier New" w:cs="Courier New"/>
+          <w:sz w:val="20"/>
+        </w:rPr>
+        <w:t xml:space="preserve">   +----------------+   +----------------+</w:t>
+      </w:r>
+    </w:p>
+    <w:p>
+      <w:pPr>
+        <w:spacing w:line="240" w:lineRule="auto"/>
+        <w:rPr>
+          <w:rFonts w:ascii="Times New Roman" w:hAnsi="Times New Roman"/>
+          <w:szCs w:val="24"/>
+        </w:rPr>
+      </w:pPr>
+      <w:r>
+        <w:rPr>
+          <w:rFonts w:ascii="Times New Roman" w:hAnsi="Times New Roman"/>
+          <w:szCs w:val="24"/>
+        </w:rPr>
+        <w:pict w14:anchorId="0C1273C4">
+          <v:rect id="_x0000_i1151" style="width:0;height:1.5pt" o:hralign="center" o:hrstd="t" o:hr="t" fillcolor="#a0a0a0" stroked="f"/>
+        </w:pict>
+      </w:r>
+    </w:p>
+    <w:p>
+      <w:pPr>
+        <w:spacing w:before="100" w:beforeAutospacing="1" w:after="100" w:afterAutospacing="1" w:line="240" w:lineRule="auto"/>
+        <w:outlineLvl w:val="2"/>
+        <w:rPr>
+          <w:rFonts w:ascii="Times New Roman" w:hAnsi="Times New Roman"/>
+          <w:b/>
+          <w:bCs/>
+          <w:sz w:val="27"/>
+          <w:szCs w:val="27"/>
+        </w:rPr>
+      </w:pPr>
+      <w:r>
+        <w:rPr>
+          <w:rFonts w:ascii="Times New Roman" w:hAnsi="Times New Roman"/>
+          <w:b/>
+          <w:bCs/>
+          <w:sz w:val="27"/>
+          <w:szCs w:val="27"/>
+        </w:rPr>
+        <w:t>2.2 Product Functions</w:t>
+      </w:r>
+    </w:p>
+    <w:p>
+      <w:pPr>
+        <w:spacing w:before="100" w:beforeAutospacing="1" w:after="100" w:afterAutospacing="1" w:line="240" w:lineRule="auto"/>
+        <w:rPr>
+          <w:rFonts w:ascii="Times New Roman" w:hAnsi="Times New Roman"/>
+          <w:szCs w:val="24"/>
+        </w:rPr>
+      </w:pPr>
+      <w:r>
+        <w:rPr>
+          <w:rFonts w:ascii="Times New Roman" w:hAnsi="Times New Roman"/>
+          <w:szCs w:val="24"/>
+        </w:rPr>
+        <w:t>Studious offers the following primary functions:</w:t>
+      </w:r>
+    </w:p>
+    <w:p>
+      <w:pPr>
+        <w:numPr>
+          <w:ilvl w:val="0"/>
+          <w:numId w:val="14"/>
+        </w:numPr>
+        <w:spacing w:before="100" w:beforeAutospacing="1" w:after="100" w:afterAutospacing="1" w:line="240" w:lineRule="auto"/>
+        <w:rPr>
+          <w:rFonts w:ascii="Times New Roman" w:hAnsi="Times New Roman"/>
+          <w:szCs w:val="24"/>
+        </w:rPr>
+      </w:pPr>
+      <w:r>
+        <w:rPr>
+          <w:rFonts w:ascii="Times New Roman" w:hAnsi="Times New Roman"/>
+          <w:b/>
+          <w:bCs/>
+          <w:szCs w:val="24"/>
+        </w:rPr>
+        <w:t>Study Circles</w:t>
+      </w:r>
+    </w:p>
+    <w:p>
+      <w:pPr>
+        <w:numPr>
+          <w:ilvl w:val="1"/>
+          <w:numId w:val="14"/>
+        </w:numPr>
+        <w:spacing w:before="100" w:beforeAutospacing="1" w:after="100" w:afterAutospacing="1" w:line="240" w:lineRule="auto"/>
+        <w:rPr>
+          <w:rFonts w:ascii="Times New Roman" w:hAnsi="Times New Roman"/>
+          <w:szCs w:val="24"/>
+        </w:rPr>
+      </w:pPr>
+      <w:r>
+        <w:rPr>
+          <w:rFonts w:ascii="Times New Roman" w:hAnsi="Times New Roman"/>
+          <w:szCs w:val="24"/>
+        </w:rPr>
+        <w:t>Create and join collaborative study groups.</w:t>
+      </w:r>
+    </w:p>
+    <w:p>
+      <w:pPr>
+        <w:numPr>
+          <w:ilvl w:val="1"/>
+          <w:numId w:val="14"/>
+        </w:numPr>
+        <w:spacing w:before="100" w:beforeAutospacing="1" w:after="100" w:afterAutospacing="1" w:line="240" w:lineRule="auto"/>
+        <w:rPr>
+          <w:rFonts w:ascii="Times New Roman" w:hAnsi="Times New Roman"/>
+          <w:szCs w:val="24"/>
+        </w:rPr>
+      </w:pPr>
+      <w:r>
+        <w:rPr>
+          <w:rFonts w:ascii="Times New Roman" w:hAnsi="Times New Roman"/>
+          <w:szCs w:val="24"/>
+        </w:rPr>
+        <w:t>Group chat with text, images, and file sharing.</w:t>
+      </w:r>
+    </w:p>
+    <w:p>
+      <w:pPr>
+        <w:numPr>
+          <w:ilvl w:val="1"/>
+          <w:numId w:val="14"/>
+        </w:numPr>
+        <w:spacing w:before="100" w:beforeAutospacing="1" w:after="100" w:afterAutospacing="1" w:line="240" w:lineRule="auto"/>
+        <w:rPr>
+          <w:rFonts w:ascii="Times New Roman" w:hAnsi="Times New Roman"/>
+          <w:szCs w:val="24"/>
+        </w:rPr>
+      </w:pPr>
+      <w:r>
+        <w:rPr>
+          <w:rFonts w:ascii="Times New Roman" w:hAnsi="Times New Roman"/>
+          <w:szCs w:val="24"/>
+        </w:rPr>
+        <w:t>Search and discover study circles by school, class, or topic.</w:t>
+      </w:r>
+    </w:p>
+    <w:p>
+      <w:pPr>
+        <w:numPr>
+          <w:ilvl w:val="0"/>
+          <w:numId w:val="14"/>
+        </w:numPr>
+        <w:spacing w:before="100" w:beforeAutospacing="1" w:after="100" w:afterAutospacing="1" w:line="240" w:lineRule="auto"/>
+        <w:rPr>
+          <w:rFonts w:ascii="Times New Roman" w:hAnsi="Times New Roman"/>
+          <w:szCs w:val="24"/>
+        </w:rPr>
+      </w:pPr>
+      <w:r>
+        <w:rPr>
+          <w:rFonts w:ascii="Times New Roman" w:hAnsi="Times New Roman"/>
+          <w:b/>
+          <w:bCs/>
+          <w:szCs w:val="24"/>
+        </w:rPr>
+        <w:t>Direct Messaging</w:t>
+      </w:r>
+    </w:p>
+    <w:p>
+      <w:pPr>
+        <w:numPr>
+          <w:ilvl w:val="1"/>
+          <w:numId w:val="14"/>
+        </w:numPr>
+        <w:spacing w:before="100" w:beforeAutospacing="1" w:after="100" w:afterAutospacing="1" w:line="240" w:lineRule="auto"/>
+        <w:rPr>
+          <w:rFonts w:ascii="Times New Roman" w:hAnsi="Times New Roman"/>
+          <w:szCs w:val="24"/>
+        </w:rPr>
+      </w:pPr>
+      <w:r>
+        <w:rPr>
+          <w:rFonts w:ascii="Times New Roman" w:hAnsi="Times New Roman"/>
+          <w:szCs w:val="24"/>
+        </w:rPr>
+        <w:t>Private one-to-one messaging between users.</w:t>
+      </w:r>
+    </w:p>
+    <w:p>
+      <w:pPr>
+        <w:numPr>
+          <w:ilvl w:val="1"/>
+          <w:numId w:val="14"/>
+        </w:numPr>
+        <w:spacing w:before="100" w:beforeAutospacing="1" w:after="100" w:afterAutospacing="1" w:line="240" w:lineRule="auto"/>
+        <w:rPr>
+          <w:rFonts w:ascii="Times New Roman" w:hAnsi="Times New Roman"/>
+          <w:szCs w:val="24"/>
+        </w:rPr>
+      </w:pPr>
+      <w:r>
+        <w:rPr>
+          <w:rFonts w:ascii="Times New Roman" w:hAnsi="Times New Roman"/>
+          <w:szCs w:val="24"/>
+        </w:rPr>
+        <w:t>Real-time communication supported by Socket.io.</w:t>
+      </w:r>
+    </w:p>
+    <w:p>
+      <w:pPr>
+        <w:numPr>
+          <w:ilvl w:val="0"/>
+          <w:numId w:val="14"/>
+        </w:numPr>
+        <w:spacing w:before="100" w:beforeAutospacing="1" w:after="100" w:afterAutospacing="1" w:line="240" w:lineRule="auto"/>
+        <w:rPr>
+          <w:rFonts w:ascii="Times New Roman" w:hAnsi="Times New Roman"/>
+          <w:szCs w:val="24"/>
+        </w:rPr>
+      </w:pPr>
+      <w:r>
+        <w:rPr>
+          <w:rFonts w:ascii="Times New Roman" w:hAnsi="Times New Roman"/>
+          <w:b/>
+          <w:bCs/>
+          <w:szCs w:val="24"/>
+        </w:rPr>
+        <w:t>User Profiles</w:t>
+      </w:r>
+    </w:p>
+    <w:p>
+      <w:pPr>
+        <w:numPr>
+          <w:ilvl w:val="1"/>
+          <w:numId w:val="14"/>
+        </w:numPr>
+        <w:spacing w:before="100" w:beforeAutospacing="1" w:after="100" w:afterAutospacing="1" w:line="240" w:lineRule="auto"/>
+        <w:rPr>
+          <w:rFonts w:ascii="Times New Roman" w:hAnsi="Times New Roman"/>
+          <w:szCs w:val="24"/>
+        </w:rPr>
+      </w:pPr>
+      <w:r>
+        <w:rPr>
+          <w:rFonts w:ascii="Times New Roman" w:hAnsi="Times New Roman"/>
+          <w:szCs w:val="24"/>
+        </w:rPr>
+        <w:t>Customizable profiles with names, photos, schools, and subjects.</w:t>
+      </w:r>
+    </w:p>
+    <w:p>
+      <w:pPr>
+        <w:numPr>
+          <w:ilvl w:val="1"/>
+          <w:numId w:val="14"/>
+        </w:numPr>
+        <w:spacing w:before="100" w:beforeAutospacing="1" w:after="100" w:afterAutospacing="1" w:line="240" w:lineRule="auto"/>
+        <w:rPr>
+          <w:rFonts w:ascii="Times New Roman" w:hAnsi="Times New Roman"/>
+          <w:szCs w:val="24"/>
+        </w:rPr>
+      </w:pPr>
+      <w:r>
+        <w:rPr>
+          <w:rFonts w:ascii="Times New Roman" w:hAnsi="Times New Roman"/>
+          <w:szCs w:val="24"/>
+        </w:rPr>
+        <w:t>Friend requests and presence indicators (online, studying, offline).</w:t>
+      </w:r>
+    </w:p>
+    <w:p>
+      <w:pPr>
+        <w:numPr>
+          <w:ilvl w:val="0"/>
+          <w:numId w:val="14"/>
+        </w:numPr>
+        <w:spacing w:before="100" w:beforeAutospacing="1" w:after="100" w:afterAutospacing="1" w:line="240" w:lineRule="auto"/>
+        <w:rPr>
+          <w:rFonts w:ascii="Times New Roman" w:hAnsi="Times New Roman"/>
+          <w:szCs w:val="24"/>
+        </w:rPr>
+      </w:pPr>
+      <w:r>
+        <w:rPr>
+          <w:rFonts w:ascii="Times New Roman" w:hAnsi="Times New Roman"/>
+          <w:b/>
+          <w:bCs/>
+          <w:szCs w:val="24"/>
+        </w:rPr>
+        <w:t>Note Sharing &amp; Requesting</w:t>
+      </w:r>
+    </w:p>
+    <w:p>
+      <w:pPr>
+        <w:numPr>
+          <w:ilvl w:val="1"/>
+          <w:numId w:val="14"/>
+        </w:numPr>
+        <w:spacing w:before="100" w:beforeAutospacing="1" w:after="100" w:afterAutospacing="1" w:line="240" w:lineRule="auto"/>
+        <w:rPr>
+          <w:rFonts w:ascii="Times New Roman" w:hAnsi="Times New Roman"/>
+          <w:szCs w:val="24"/>
+        </w:rPr>
+      </w:pPr>
+      <w:r>
+        <w:rPr>
+          <w:rFonts w:ascii="Times New Roman" w:hAnsi="Times New Roman"/>
+          <w:szCs w:val="24"/>
+        </w:rPr>
+        <w:t>Upload and share study notes in groups or on user profiles.</w:t>
+      </w:r>
+    </w:p>
+    <w:p>
+      <w:pPr>
+        <w:numPr>
+          <w:ilvl w:val="1"/>
+          <w:numId w:val="14"/>
+        </w:numPr>
+        <w:spacing w:before="100" w:beforeAutospacing="1" w:after="100" w:afterAutospacing="1" w:line="240" w:lineRule="auto"/>
+        <w:rPr>
+          <w:rFonts w:ascii="Times New Roman" w:hAnsi="Times New Roman"/>
+          <w:szCs w:val="24"/>
+        </w:rPr>
+      </w:pPr>
+      <w:r>
+        <w:rPr>
+          <w:rFonts w:ascii="Times New Roman" w:hAnsi="Times New Roman"/>
+          <w:szCs w:val="24"/>
+        </w:rPr>
+        <w:t>Request access to shared files from other users.</w:t>
+      </w:r>
+    </w:p>
+    <w:p>
+      <w:pPr>
+        <w:numPr>
+          <w:ilvl w:val="0"/>
+          <w:numId w:val="14"/>
+        </w:numPr>
+        <w:spacing w:before="100" w:beforeAutospacing="1" w:after="100" w:afterAutospacing="1" w:line="240" w:lineRule="auto"/>
+        <w:rPr>
+          <w:rFonts w:ascii="Times New Roman" w:hAnsi="Times New Roman"/>
+          <w:szCs w:val="24"/>
+        </w:rPr>
+      </w:pPr>
+      <w:r>
+        <w:rPr>
+          <w:rFonts w:ascii="Times New Roman" w:hAnsi="Times New Roman"/>
+          <w:b/>
+          <w:bCs/>
+          <w:szCs w:val="24"/>
+        </w:rPr>
+        <w:t>Calendar &amp; Assignment Tracking</w:t>
+      </w:r>
+    </w:p>
+    <w:p>
+      <w:pPr>
+        <w:numPr>
+          <w:ilvl w:val="1"/>
+          <w:numId w:val="14"/>
+        </w:numPr>
+        <w:spacing w:before="100" w:beforeAutospacing="1" w:after="100" w:afterAutospacing="1" w:line="240" w:lineRule="auto"/>
+        <w:rPr>
+          <w:rFonts w:ascii="Times New Roman" w:hAnsi="Times New Roman"/>
+          <w:szCs w:val="24"/>
+        </w:rPr>
+      </w:pPr>
+      <w:r>
+        <w:rPr>
+          <w:rFonts w:ascii="Times New Roman" w:hAnsi="Times New Roman"/>
+          <w:szCs w:val="24"/>
+        </w:rPr>
+        <w:t>Create, view, and manage assignments or study tasks.</w:t>
+      </w:r>
+    </w:p>
+    <w:p>
+      <w:pPr>
+        <w:numPr>
+          <w:ilvl w:val="1"/>
+          <w:numId w:val="14"/>
+        </w:numPr>
+        <w:spacing w:before="100" w:beforeAutospacing="1" w:after="100" w:afterAutospacing="1" w:line="240" w:lineRule="auto"/>
+        <w:rPr>
+          <w:rFonts w:ascii="Times New Roman" w:hAnsi="Times New Roman"/>
+          <w:szCs w:val="24"/>
+        </w:rPr>
+      </w:pPr>
+      <w:r>
+        <w:rPr>
+          <w:rFonts w:ascii="Times New Roman" w:hAnsi="Times New Roman"/>
+          <w:szCs w:val="24"/>
+        </w:rPr>
+        <w:t>Automatically populate due dates in an interactive calendar.</w:t>
+      </w:r>
+    </w:p>
+    <w:p>
+      <w:pPr>
+        <w:numPr>
+          <w:ilvl w:val="0"/>
+          <w:numId w:val="14"/>
+        </w:numPr>
+        <w:spacing w:before="100" w:beforeAutospacing="1" w:after="100" w:afterAutospacing="1" w:line="240" w:lineRule="auto"/>
+        <w:rPr>
+          <w:rFonts w:ascii="Times New Roman" w:hAnsi="Times New Roman"/>
+          <w:szCs w:val="24"/>
+        </w:rPr>
+      </w:pPr>
+      <w:r>
+        <w:rPr>
+          <w:rFonts w:ascii="Times New Roman" w:hAnsi="Times New Roman"/>
+          <w:b/>
+          <w:bCs/>
+          <w:szCs w:val="24"/>
+        </w:rPr>
+        <w:t>Pomodoro Timer</w:t>
+      </w:r>
+    </w:p>
+    <w:p>
+      <w:pPr>
+        <w:numPr>
+          <w:ilvl w:val="1"/>
+          <w:numId w:val="14"/>
+        </w:numPr>
+        <w:spacing w:before="100" w:beforeAutospacing="1" w:after="100" w:afterAutospacing="1" w:line="240" w:lineRule="auto"/>
+        <w:rPr>
+          <w:rFonts w:ascii="Times New Roman" w:hAnsi="Times New Roman"/>
+          <w:szCs w:val="24"/>
+        </w:rPr>
+      </w:pPr>
+      <w:r>
+        <w:rPr>
+          <w:rFonts w:ascii="Times New Roman" w:hAnsi="Times New Roman"/>
+          <w:szCs w:val="24"/>
+        </w:rPr>
+        <w:t>Individual or group timer sessions for productivity.</w:t>
+      </w:r>
+    </w:p>
+    <w:p>
+      <w:pPr>
+        <w:numPr>
+          <w:ilvl w:val="1"/>
+          <w:numId w:val="14"/>
+        </w:numPr>
+        <w:spacing w:before="100" w:beforeAutospacing="1" w:after="100" w:afterAutospacing="1" w:line="240" w:lineRule="auto"/>
+        <w:rPr>
+          <w:rFonts w:ascii="Times New Roman" w:hAnsi="Times New Roman"/>
+          <w:szCs w:val="24"/>
+        </w:rPr>
+      </w:pPr>
+      <w:r>
+        <w:rPr>
+          <w:rFonts w:ascii="Times New Roman" w:hAnsi="Times New Roman"/>
+          <w:szCs w:val="24"/>
+        </w:rPr>
+        <w:lastRenderedPageBreak/>
+        <w:t>Track and record focus session durations.</w:t>
+      </w:r>
+    </w:p>
+    <w:p>
+      <w:pPr>
+        <w:numPr>
+          <w:ilvl w:val="0"/>
+          <w:numId w:val="14"/>
+        </w:numPr>
+        <w:spacing w:before="100" w:beforeAutospacing="1" w:after="100" w:afterAutospacing="1" w:line="240" w:lineRule="auto"/>
+        <w:rPr>
+          <w:rFonts w:ascii="Times New Roman" w:hAnsi="Times New Roman"/>
+          <w:szCs w:val="24"/>
+        </w:rPr>
+      </w:pPr>
+      <w:r>
+        <w:rPr>
+          <w:rFonts w:ascii="Times New Roman" w:hAnsi="Times New Roman"/>
+          <w:b/>
+          <w:bCs/>
+          <w:szCs w:val="24"/>
+        </w:rPr>
+        <w:t>Interactive Study Tools</w:t>
+      </w:r>
+    </w:p>
+    <w:p>
+      <w:pPr>
+        <w:numPr>
+          <w:ilvl w:val="1"/>
+          <w:numId w:val="14"/>
+        </w:numPr>
+        <w:spacing w:before="100" w:beforeAutospacing="1" w:after="100" w:afterAutospacing="1" w:line="240" w:lineRule="auto"/>
+        <w:rPr>
+          <w:rFonts w:ascii="Times New Roman" w:hAnsi="Times New Roman"/>
+          <w:szCs w:val="24"/>
+        </w:rPr>
+      </w:pPr>
+      <w:r>
+        <w:rPr>
+          <w:rFonts w:ascii="Times New Roman" w:hAnsi="Times New Roman"/>
+          <w:szCs w:val="24"/>
+        </w:rPr>
+        <w:t>Flashcards, quizzes, and polls for personal or group use.</w:t>
+      </w:r>
+    </w:p>
+    <w:p>
+      <w:pPr>
+        <w:spacing w:line="240" w:lineRule="auto"/>
+        <w:rPr>
+          <w:rFonts w:ascii="Times New Roman" w:hAnsi="Times New Roman"/>
+          <w:szCs w:val="24"/>
+        </w:rPr>
+      </w:pPr>
+      <w:r>
+        <w:rPr>
+          <w:rFonts w:ascii="Times New Roman" w:hAnsi="Times New Roman"/>
+          <w:szCs w:val="24"/>
+        </w:rPr>
+        <w:pict w14:anchorId="3AEFCE24">
+          <v:rect id="_x0000_i1152" style="width:0;height:1.5pt" o:hralign="center" o:hrstd="t" o:hr="t" fillcolor="#a0a0a0" stroked="f"/>
+        </w:pict>
+      </w:r>
+    </w:p>
+    <w:p>
+      <w:pPr>
+        <w:spacing w:before="100" w:beforeAutospacing="1" w:after="100" w:afterAutospacing="1" w:line="240" w:lineRule="auto"/>
+        <w:outlineLvl w:val="2"/>
+        <w:rPr>
+          <w:rFonts w:ascii="Times New Roman" w:hAnsi="Times New Roman"/>
+          <w:b/>
+          <w:bCs/>
+          <w:sz w:val="27"/>
+          <w:szCs w:val="27"/>
+        </w:rPr>
+      </w:pPr>
+      <w:r>
+        <w:rPr>
+          <w:rFonts w:ascii="Times New Roman" w:hAnsi="Times New Roman"/>
+          <w:b/>
+          <w:bCs/>
+          <w:sz w:val="27"/>
+          <w:szCs w:val="27"/>
+        </w:rPr>
+        <w:t>2.3 User Classes and Characteristics</w:t>
+      </w:r>
+    </w:p>
+    <w:tbl>
+      <w:tblPr>
+        <w:tblW w:w="0" w:type="auto"/>
+        <w:tblCellSpacing w:w="15" w:type="dxa"/>
+        <w:tblCellMar>
+          <w:top w:w="15" w:type="dxa"/>
+          <w:left w:w="15" w:type="dxa"/>
+          <w:bottom w:w="15" w:type="dxa"/>
+          <w:right w:w="15" w:type="dxa"/>
+        </w:tblCellMar>
+        <w:tblLook w:val="04A0" w:firstRow="1" w:lastRow="0" w:firstColumn="1" w:lastColumn="0" w:noHBand="0" w:noVBand="1"/>
+      </w:tblPr>
+      <w:tblGrid>
+        <w:gridCol w:w="1795"/>
+        <w:gridCol w:w="4447"/>
+        <w:gridCol w:w="1765"/>
+        <w:gridCol w:w="1641"/>
+      </w:tblGrid>
+      <w:tr>
+        <w:trPr>
+          <w:tblHeader/>
+          <w:tblCellSpacing w:w="15" w:type="dxa"/>
+        </w:trPr>
+        <w:tc>
+          <w:tcPr>
+            <w:tcW w:w="1683" w:type="dxa"/>
+            <w:vAlign w:val="center"/>
+            <w:hideMark/>
+          </w:tcPr>
+          <w:p>
+            <w:pPr>
+              <w:spacing w:line="240" w:lineRule="auto"/>
+              <w:jc w:val="center"/>
+              <w:rPr>
+                <w:rFonts w:ascii="Times New Roman" w:hAnsi="Times New Roman"/>
+                <w:b/>
+                <w:bCs/>
+                <w:szCs w:val="24"/>
+              </w:rPr>
+            </w:pPr>
+            <w:r>
+              <w:rPr>
+                <w:rFonts w:ascii="Times New Roman" w:hAnsi="Times New Roman"/>
+                <w:b/>
+                <w:bCs/>
+                <w:szCs w:val="24"/>
+              </w:rPr>
+              <w:t>User Class</w:t>
+            </w:r>
+          </w:p>
+        </w:tc>
+        <w:tc>
+          <w:tcPr>
+            <w:tcW w:w="4417" w:type="dxa"/>
+            <w:vAlign w:val="center"/>
+            <w:hideMark/>
+          </w:tcPr>
+          <w:p>
+            <w:pPr>
+              <w:spacing w:line="240" w:lineRule="auto"/>
+              <w:jc w:val="center"/>
+              <w:rPr>
+                <w:rFonts w:ascii="Times New Roman" w:hAnsi="Times New Roman"/>
+                <w:b/>
+                <w:bCs/>
+                <w:szCs w:val="24"/>
+              </w:rPr>
+            </w:pPr>
+            <w:r>
+              <w:rPr>
+                <w:rFonts w:ascii="Times New Roman" w:hAnsi="Times New Roman"/>
+                <w:b/>
+                <w:bCs/>
+                <w:szCs w:val="24"/>
+              </w:rPr>
+              <w:t>Description</w:t>
+            </w:r>
+          </w:p>
+        </w:tc>
+        <w:tc>
+          <w:tcPr>
+            <w:tcW w:w="0" w:type="auto"/>
+            <w:vAlign w:val="center"/>
+            <w:hideMark/>
+          </w:tcPr>
+          <w:p>
+            <w:pPr>
+              <w:spacing w:line="240" w:lineRule="auto"/>
+              <w:jc w:val="center"/>
+              <w:rPr>
+                <w:rFonts w:ascii="Times New Roman" w:hAnsi="Times New Roman"/>
+                <w:b/>
+                <w:bCs/>
+                <w:szCs w:val="24"/>
+              </w:rPr>
+            </w:pPr>
+            <w:r>
+              <w:rPr>
+                <w:rFonts w:ascii="Times New Roman" w:hAnsi="Times New Roman"/>
+                <w:b/>
+                <w:bCs/>
+                <w:szCs w:val="24"/>
+              </w:rPr>
+              <w:t>Technical Expertise</w:t>
+            </w:r>
+          </w:p>
+        </w:tc>
+        <w:tc>
+          <w:tcPr>
+            <w:tcW w:w="0" w:type="auto"/>
+            <w:vAlign w:val="center"/>
+            <w:hideMark/>
+          </w:tcPr>
+          <w:p>
+            <w:pPr>
+              <w:spacing w:line="240" w:lineRule="auto"/>
+              <w:jc w:val="center"/>
+              <w:rPr>
+                <w:rFonts w:ascii="Times New Roman" w:hAnsi="Times New Roman"/>
+                <w:b/>
+                <w:bCs/>
+                <w:szCs w:val="24"/>
+              </w:rPr>
+            </w:pPr>
+            <w:r>
+              <w:rPr>
+                <w:rFonts w:ascii="Times New Roman" w:hAnsi="Times New Roman"/>
+                <w:b/>
+                <w:bCs/>
+                <w:szCs w:val="24"/>
+              </w:rPr>
+              <w:t>Frequency of Use</w:t>
+            </w:r>
+          </w:p>
+        </w:tc>
+      </w:tr>
+      <w:tr>
+        <w:trPr>
+          <w:tblCellSpacing w:w="15" w:type="dxa"/>
+        </w:trPr>
+        <w:tc>
+          <w:tcPr>
+            <w:tcW w:w="1683" w:type="dxa"/>
+            <w:vAlign w:val="center"/>
+            <w:hideMark/>
+          </w:tcPr>
+          <w:p>
+            <w:pPr>
+              <w:spacing w:line="240" w:lineRule="auto"/>
+              <w:rPr>
+                <w:rFonts w:ascii="Times New Roman" w:hAnsi="Times New Roman"/>
+                <w:szCs w:val="24"/>
+              </w:rPr>
+            </w:pPr>
+            <w:r>
+              <w:rPr>
+                <w:rFonts w:ascii="Times New Roman" w:hAnsi="Times New Roman"/>
+                <w:szCs w:val="24"/>
+              </w:rPr>
+              <w:t>Students</w:t>
+            </w:r>
+            <w:r>
+              <w:rPr>
+                <w:rFonts w:ascii="Times New Roman" w:hAnsi="Times New Roman"/>
+                <w:szCs w:val="24"/>
+              </w:rPr>
+              <w:t>:</w:t>
+            </w:r>
+          </w:p>
+        </w:tc>
+        <w:tc>
+          <w:tcPr>
+            <w:tcW w:w="4417" w:type="dxa"/>
+            <w:vAlign w:val="center"/>
+            <w:hideMark/>
+          </w:tcPr>
+          <w:p>
+            <w:pPr>
+              <w:spacing w:line="240" w:lineRule="auto"/>
+              <w:rPr>
+                <w:rFonts w:ascii="Times New Roman" w:hAnsi="Times New Roman"/>
+                <w:szCs w:val="24"/>
+              </w:rPr>
+            </w:pPr>
+            <w:r>
+              <w:rPr>
+                <w:rFonts w:ascii="Times New Roman" w:hAnsi="Times New Roman"/>
+                <w:szCs w:val="24"/>
+              </w:rPr>
+              <w:t>Primary users who collaborate in study circles and track study progress.</w:t>
+            </w:r>
+          </w:p>
+        </w:tc>
+        <w:tc>
+          <w:tcPr>
+            <w:tcW w:w="0" w:type="auto"/>
+            <w:vAlign w:val="center"/>
+            <w:hideMark/>
+          </w:tcPr>
+          <w:p>
+            <w:pPr>
+              <w:spacing w:line="240" w:lineRule="auto"/>
+              <w:rPr>
+                <w:rFonts w:ascii="Times New Roman" w:hAnsi="Times New Roman"/>
+                <w:szCs w:val="24"/>
+              </w:rPr>
+            </w:pPr>
+            <w:r>
+              <w:rPr>
+                <w:rFonts w:ascii="Times New Roman" w:hAnsi="Times New Roman"/>
+                <w:szCs w:val="24"/>
+              </w:rPr>
+              <w:t>Basic–Moderate</w:t>
+            </w:r>
+          </w:p>
+        </w:tc>
+        <w:tc>
+          <w:tcPr>
+            <w:tcW w:w="0" w:type="auto"/>
+            <w:vAlign w:val="center"/>
+            <w:hideMark/>
+          </w:tcPr>
+          <w:p>
+            <w:pPr>
+              <w:spacing w:line="240" w:lineRule="auto"/>
+              <w:rPr>
+                <w:rFonts w:ascii="Times New Roman" w:hAnsi="Times New Roman"/>
+                <w:szCs w:val="24"/>
+              </w:rPr>
+            </w:pPr>
+            <w:r>
+              <w:rPr>
+                <w:rFonts w:ascii="Times New Roman" w:hAnsi="Times New Roman"/>
+                <w:szCs w:val="24"/>
+              </w:rPr>
+              <w:t>Daily</w:t>
+            </w:r>
+          </w:p>
+        </w:tc>
+      </w:tr>
+      <w:tr>
+        <w:trPr>
+          <w:tblCellSpacing w:w="15" w:type="dxa"/>
+        </w:trPr>
+        <w:tc>
+          <w:tcPr>
+            <w:tcW w:w="1683" w:type="dxa"/>
+            <w:vAlign w:val="center"/>
+            <w:hideMark/>
+          </w:tcPr>
+          <w:p>
+            <w:pPr>
+              <w:spacing w:line="240" w:lineRule="auto"/>
+              <w:rPr>
+                <w:rFonts w:ascii="Times New Roman" w:hAnsi="Times New Roman"/>
+                <w:szCs w:val="24"/>
+              </w:rPr>
+            </w:pPr>
+            <w:r>
+              <w:rPr>
+                <w:rFonts w:ascii="Times New Roman" w:hAnsi="Times New Roman"/>
+                <w:szCs w:val="24"/>
+              </w:rPr>
+              <w:t>Educators/Tutors</w:t>
+            </w:r>
+            <w:r>
+              <w:rPr>
+                <w:rFonts w:ascii="Times New Roman" w:hAnsi="Times New Roman"/>
+                <w:szCs w:val="24"/>
+              </w:rPr>
+              <w:t>:</w:t>
+            </w:r>
+          </w:p>
+        </w:tc>
+        <w:tc>
+          <w:tcPr>
+            <w:tcW w:w="4417" w:type="dxa"/>
+            <w:vAlign w:val="center"/>
+            <w:hideMark/>
+          </w:tcPr>
+          <w:p>
+            <w:pPr>
+              <w:spacing w:line="240" w:lineRule="auto"/>
+              <w:rPr>
+                <w:rFonts w:ascii="Times New Roman" w:hAnsi="Times New Roman"/>
+                <w:szCs w:val="24"/>
+              </w:rPr>
+            </w:pPr>
+            <w:r>
+              <w:rPr>
+                <w:rFonts w:ascii="Times New Roman" w:hAnsi="Times New Roman"/>
+                <w:szCs w:val="24"/>
+              </w:rPr>
+              <w:t>Create or oversee group study sessions.</w:t>
+            </w:r>
+          </w:p>
+        </w:tc>
+        <w:tc>
+          <w:tcPr>
+            <w:tcW w:w="0" w:type="auto"/>
+            <w:vAlign w:val="center"/>
+            <w:hideMark/>
+          </w:tcPr>
+          <w:p>
+            <w:pPr>
+              <w:spacing w:line="240" w:lineRule="auto"/>
+              <w:rPr>
+                <w:rFonts w:ascii="Times New Roman" w:hAnsi="Times New Roman"/>
+                <w:szCs w:val="24"/>
+              </w:rPr>
+            </w:pPr>
+            <w:r>
+              <w:rPr>
+                <w:rFonts w:ascii="Times New Roman" w:hAnsi="Times New Roman"/>
+                <w:szCs w:val="24"/>
+              </w:rPr>
+              <w:t>Moderate</w:t>
+            </w:r>
+          </w:p>
+        </w:tc>
+        <w:tc>
+          <w:tcPr>
+            <w:tcW w:w="0" w:type="auto"/>
+            <w:vAlign w:val="center"/>
+            <w:hideMark/>
+          </w:tcPr>
+          <w:p>
+            <w:pPr>
+              <w:spacing w:line="240" w:lineRule="auto"/>
+              <w:rPr>
+                <w:rFonts w:ascii="Times New Roman" w:hAnsi="Times New Roman"/>
+                <w:szCs w:val="24"/>
+              </w:rPr>
+            </w:pPr>
+            <w:r>
+              <w:rPr>
+                <w:rFonts w:ascii="Times New Roman" w:hAnsi="Times New Roman"/>
+                <w:szCs w:val="24"/>
+              </w:rPr>
+              <w:t>Weekly</w:t>
+            </w:r>
+          </w:p>
+        </w:tc>
+      </w:tr>
+      <w:tr>
+        <w:trPr>
+          <w:tblCellSpacing w:w="15" w:type="dxa"/>
+        </w:trPr>
+        <w:tc>
+          <w:tcPr>
+            <w:tcW w:w="1683" w:type="dxa"/>
+            <w:vAlign w:val="center"/>
+            <w:hideMark/>
+          </w:tcPr>
+          <w:p>
+            <w:pPr>
+              <w:spacing w:line="240" w:lineRule="auto"/>
+              <w:rPr>
+                <w:rFonts w:ascii="Times New Roman" w:hAnsi="Times New Roman"/>
+                <w:szCs w:val="24"/>
+              </w:rPr>
+            </w:pPr>
+            <w:r>
+              <w:rPr>
+                <w:rFonts w:ascii="Times New Roman" w:hAnsi="Times New Roman"/>
+                <w:szCs w:val="24"/>
+              </w:rPr>
+              <w:t>Administrators</w:t>
+            </w:r>
+            <w:r>
+              <w:rPr>
+                <w:rFonts w:ascii="Times New Roman" w:hAnsi="Times New Roman"/>
+                <w:szCs w:val="24"/>
+              </w:rPr>
+              <w:t>:</w:t>
+            </w:r>
+          </w:p>
+        </w:tc>
+        <w:tc>
+          <w:tcPr>
+            <w:tcW w:w="4417" w:type="dxa"/>
+            <w:vAlign w:val="center"/>
+            <w:hideMark/>
+          </w:tcPr>
+          <w:p>
+            <w:pPr>
+              <w:spacing w:line="240" w:lineRule="auto"/>
+              <w:rPr>
+                <w:rFonts w:ascii="Times New Roman" w:hAnsi="Times New Roman"/>
+                <w:szCs w:val="24"/>
+              </w:rPr>
+            </w:pPr>
+            <w:r>
+              <w:rPr>
+                <w:rFonts w:ascii="Times New Roman" w:hAnsi="Times New Roman"/>
+                <w:szCs w:val="24"/>
+              </w:rPr>
+              <w:t>Manage user accounts, data integrity, and system maintenance.</w:t>
+            </w:r>
+          </w:p>
+        </w:tc>
+        <w:tc>
+          <w:tcPr>
+            <w:tcW w:w="0" w:type="auto"/>
+            <w:vAlign w:val="center"/>
+            <w:hideMark/>
+          </w:tcPr>
+          <w:p>
+            <w:pPr>
+              <w:spacing w:line="240" w:lineRule="auto"/>
+              <w:rPr>
+                <w:rFonts w:ascii="Times New Roman" w:hAnsi="Times New Roman"/>
+                <w:szCs w:val="24"/>
+              </w:rPr>
+            </w:pPr>
+            <w:r>
+              <w:rPr>
+                <w:rFonts w:ascii="Times New Roman" w:hAnsi="Times New Roman"/>
+                <w:szCs w:val="24"/>
+              </w:rPr>
+              <w:t>Advanced</w:t>
+            </w:r>
+          </w:p>
+        </w:tc>
+        <w:tc>
+          <w:tcPr>
+            <w:tcW w:w="0" w:type="auto"/>
+            <w:vAlign w:val="center"/>
+            <w:hideMark/>
+          </w:tcPr>
+          <w:p>
+            <w:pPr>
+              <w:spacing w:line="240" w:lineRule="auto"/>
+              <w:rPr>
+                <w:rFonts w:ascii="Times New Roman" w:hAnsi="Times New Roman"/>
+                <w:szCs w:val="24"/>
+              </w:rPr>
+            </w:pPr>
+            <w:r>
+              <w:rPr>
+                <w:rFonts w:ascii="Times New Roman" w:hAnsi="Times New Roman"/>
+                <w:szCs w:val="24"/>
+              </w:rPr>
+              <w:t>As needed</w:t>
+            </w:r>
+          </w:p>
+        </w:tc>
+      </w:tr>
+    </w:tbl>
+    <w:p>
+      <w:pPr>
+        <w:spacing w:line="240" w:lineRule="auto"/>
+        <w:rPr>
+          <w:rFonts w:ascii="Times New Roman" w:hAnsi="Times New Roman"/>
+          <w:szCs w:val="24"/>
+        </w:rPr>
+      </w:pPr>
+      <w:r>
+        <w:rPr>
+          <w:rFonts w:ascii="Times New Roman" w:hAnsi="Times New Roman"/>
+          <w:szCs w:val="24"/>
+        </w:rPr>
+        <w:pict w14:anchorId="1CC40DCD">
+          <v:rect id="_x0000_i1153" style="width:0;height:1.5pt" o:hralign="center" o:hrstd="t" o:hr="t" fillcolor="#a0a0a0" stroked="f"/>
+        </w:pict>
+      </w:r>
+    </w:p>
+    <w:p>
+      <w:pPr>
+        <w:spacing w:before="100" w:beforeAutospacing="1" w:after="100" w:afterAutospacing="1" w:line="240" w:lineRule="auto"/>
+        <w:outlineLvl w:val="2"/>
+        <w:rPr>
+          <w:rFonts w:ascii="Times New Roman" w:hAnsi="Times New Roman"/>
+          <w:b/>
+          <w:bCs/>
+          <w:sz w:val="27"/>
+          <w:szCs w:val="27"/>
+        </w:rPr>
+      </w:pPr>
+      <w:r>
+        <w:rPr>
+          <w:rFonts w:ascii="Times New Roman" w:hAnsi="Times New Roman"/>
+          <w:b/>
+          <w:bCs/>
+          <w:sz w:val="27"/>
+          <w:szCs w:val="27"/>
+        </w:rPr>
+        <w:t>2.4 Operating Environment</w:t>
+      </w:r>
+    </w:p>
+    <w:p>
+      <w:pPr>
+        <w:spacing w:before="100" w:beforeAutospacing="1" w:after="100" w:afterAutospacing="1" w:line="240" w:lineRule="auto"/>
+        <w:rPr>
+          <w:rFonts w:ascii="Times New Roman" w:hAnsi="Times New Roman"/>
+          <w:szCs w:val="24"/>
+        </w:rPr>
+      </w:pPr>
+      <w:r>
+        <w:rPr>
+          <w:rFonts w:ascii="Times New Roman" w:hAnsi="Times New Roman"/>
+          <w:szCs w:val="24"/>
+        </w:rPr>
+        <w:t>Studious will operate as a web-based platform accessible from most modern browsers and desktop systems.</w:t>
+      </w:r>
+    </w:p>
+    <w:p>
+      <w:pPr>
+        <w:spacing w:before="100" w:beforeAutospacing="1" w:after="100" w:afterAutospacing="1" w:line="240" w:lineRule="auto"/>
+        <w:rPr>
+          <w:rFonts w:ascii="Times New Roman" w:hAnsi="Times New Roman"/>
+          <w:szCs w:val="24"/>
+        </w:rPr>
+      </w:pPr>
+      <w:r>
+        <w:rPr>
+          <w:rFonts w:ascii="Times New Roman" w:hAnsi="Times New Roman"/>
+          <w:b/>
+          <w:bCs/>
+          <w:szCs w:val="24"/>
+        </w:rPr>
+        <w:t>Supported Environments:</w:t>
+      </w:r>
+    </w:p>
+    <w:p>
+      <w:pPr>
+        <w:numPr>
+          <w:ilvl w:val="0"/>
+          <w:numId w:val="15"/>
+        </w:numPr>
+        <w:spacing w:before="100" w:beforeAutospacing="1" w:after="100" w:afterAutospacing="1" w:line="240" w:lineRule="auto"/>
+        <w:rPr>
+          <w:rFonts w:ascii="Times New Roman" w:hAnsi="Times New Roman"/>
+          <w:szCs w:val="24"/>
+        </w:rPr>
+      </w:pPr>
+      <w:r>
+        <w:rPr>
+          <w:rFonts w:ascii="Times New Roman" w:hAnsi="Times New Roman"/>
+          <w:b/>
+          <w:bCs/>
+          <w:szCs w:val="24"/>
+        </w:rPr>
+        <w:t>Operating Systems:</w:t>
+      </w:r>
+      <w:r>
+        <w:rPr>
+          <w:rFonts w:ascii="Times New Roman" w:hAnsi="Times New Roman"/>
+          <w:szCs w:val="24"/>
+        </w:rPr>
+        <w:t xml:space="preserve"> Windows 10+, macOS 12+, Linux (Ubuntu 20.04+)</w:t>
+      </w:r>
+    </w:p>
+    <w:p>
+      <w:pPr>
+        <w:numPr>
+          <w:ilvl w:val="0"/>
+          <w:numId w:val="15"/>
+        </w:numPr>
+        <w:spacing w:before="100" w:beforeAutospacing="1" w:after="100" w:afterAutospacing="1" w:line="240" w:lineRule="auto"/>
+        <w:rPr>
+          <w:rFonts w:ascii="Times New Roman" w:hAnsi="Times New Roman"/>
+          <w:szCs w:val="24"/>
+        </w:rPr>
+      </w:pPr>
+      <w:r>
+        <w:rPr>
+          <w:rFonts w:ascii="Times New Roman" w:hAnsi="Times New Roman"/>
+          <w:b/>
+          <w:bCs/>
+          <w:szCs w:val="24"/>
+        </w:rPr>
+        <w:t>Browsers:</w:t>
+      </w:r>
+      <w:r>
+        <w:rPr>
+          <w:rFonts w:ascii="Times New Roman" w:hAnsi="Times New Roman"/>
+          <w:szCs w:val="24"/>
+        </w:rPr>
+        <w:t xml:space="preserve"> Chrome (v110+), Edge (v110+), Firefox (v100+), Safari (v15+)</w:t>
+      </w:r>
+    </w:p>
+    <w:p>
+      <w:pPr>
+        <w:numPr>
+          <w:ilvl w:val="0"/>
+          <w:numId w:val="15"/>
+        </w:numPr>
+        <w:spacing w:before="100" w:beforeAutospacing="1" w:after="100" w:afterAutospacing="1" w:line="240" w:lineRule="auto"/>
+        <w:rPr>
+          <w:rFonts w:ascii="Times New Roman" w:hAnsi="Times New Roman"/>
+          <w:szCs w:val="24"/>
+        </w:rPr>
+      </w:pPr>
+      <w:r>
+        <w:rPr>
+          <w:rFonts w:ascii="Times New Roman" w:hAnsi="Times New Roman"/>
+          <w:b/>
+          <w:bCs/>
+          <w:szCs w:val="24"/>
+        </w:rPr>
+        <w:t>Internet Connection:</w:t>
+      </w:r>
+      <w:r>
+        <w:rPr>
+          <w:rFonts w:ascii="Times New Roman" w:hAnsi="Times New Roman"/>
+          <w:szCs w:val="24"/>
+        </w:rPr>
+        <w:t xml:space="preserve"> Required for messaging, data storage, and collaboration.</w:t>
+      </w:r>
+    </w:p>
+    <w:p>
+      <w:pPr>
+        <w:spacing w:line="240" w:lineRule="auto"/>
+        <w:rPr>
+          <w:rFonts w:ascii="Times New Roman" w:hAnsi="Times New Roman"/>
+          <w:szCs w:val="24"/>
+        </w:rPr>
+      </w:pPr>
+      <w:r>
+        <w:rPr>
+          <w:rFonts w:ascii="Times New Roman" w:hAnsi="Times New Roman"/>
+          <w:szCs w:val="24"/>
+        </w:rPr>
+        <w:pict w14:anchorId="28523955">
+          <v:rect id="_x0000_i1154" style="width:0;height:1.5pt" o:hralign="center" o:hrstd="t" o:hr="t" fillcolor="#a0a0a0" stroked="f"/>
+        </w:pict>
+      </w:r>
+    </w:p>
+    <w:p>
+      <w:pPr>
+        <w:spacing w:before="100" w:beforeAutospacing="1" w:after="100" w:afterAutospacing="1" w:line="240" w:lineRule="auto"/>
+        <w:outlineLvl w:val="2"/>
+        <w:rPr>
+          <w:rFonts w:ascii="Times New Roman" w:hAnsi="Times New Roman"/>
+          <w:b/>
+          <w:bCs/>
+          <w:sz w:val="27"/>
+          <w:szCs w:val="27"/>
+        </w:rPr>
+      </w:pPr>
+      <w:r>
+        <w:rPr>
+          <w:rFonts w:ascii="Times New Roman" w:hAnsi="Times New Roman"/>
+          <w:b/>
+          <w:bCs/>
+          <w:sz w:val="27"/>
+          <w:szCs w:val="27"/>
+        </w:rPr>
+        <w:t>2.5 Design and Implementation Constraints</w:t>
+      </w:r>
+    </w:p>
+    <w:p>
+      <w:pPr>
+        <w:numPr>
+          <w:ilvl w:val="0"/>
+          <w:numId w:val="16"/>
+        </w:numPr>
+        <w:spacing w:before="100" w:beforeAutospacing="1" w:after="100" w:afterAutospacing="1" w:line="240" w:lineRule="auto"/>
+        <w:rPr>
+          <w:rFonts w:ascii="Times New Roman" w:hAnsi="Times New Roman"/>
+          <w:szCs w:val="24"/>
+        </w:rPr>
+      </w:pPr>
+      <w:r>
+        <w:rPr>
+          <w:rFonts w:ascii="Times New Roman" w:hAnsi="Times New Roman"/>
+          <w:szCs w:val="24"/>
+        </w:rPr>
+        <w:t xml:space="preserve">Must be implemented using </w:t>
+      </w:r>
+      <w:r>
+        <w:rPr>
+          <w:rFonts w:ascii="Times New Roman" w:hAnsi="Times New Roman"/>
+          <w:b/>
+          <w:bCs/>
+          <w:szCs w:val="24"/>
+        </w:rPr>
+        <w:t>React</w:t>
+      </w:r>
+      <w:r>
+        <w:rPr>
+          <w:rFonts w:ascii="Times New Roman" w:hAnsi="Times New Roman"/>
+          <w:szCs w:val="24"/>
+        </w:rPr>
+        <w:t xml:space="preserve">, </w:t>
+      </w:r>
+      <w:r>
+        <w:rPr>
+          <w:rFonts w:ascii="Times New Roman" w:hAnsi="Times New Roman"/>
+          <w:b/>
+          <w:bCs/>
+          <w:szCs w:val="24"/>
+        </w:rPr>
+        <w:t>Node.js</w:t>
+      </w:r>
+      <w:r>
+        <w:rPr>
+          <w:rFonts w:ascii="Times New Roman" w:hAnsi="Times New Roman"/>
+          <w:szCs w:val="24"/>
+        </w:rPr>
+        <w:t xml:space="preserve">, </w:t>
+      </w:r>
+      <w:r>
+        <w:rPr>
+          <w:rFonts w:ascii="Times New Roman" w:hAnsi="Times New Roman"/>
+          <w:b/>
+          <w:bCs/>
+          <w:szCs w:val="24"/>
+        </w:rPr>
+        <w:t>Express</w:t>
+      </w:r>
+      <w:r>
+        <w:rPr>
+          <w:rFonts w:ascii="Times New Roman" w:hAnsi="Times New Roman"/>
+          <w:szCs w:val="24"/>
+        </w:rPr>
+        <w:t xml:space="preserve">, and </w:t>
+      </w:r>
+      <w:r>
+        <w:rPr>
+          <w:rFonts w:ascii="Times New Roman" w:hAnsi="Times New Roman"/>
+          <w:b/>
+          <w:bCs/>
+          <w:szCs w:val="24"/>
+        </w:rPr>
+        <w:t>PostgreSQL</w:t>
+      </w:r>
+      <w:r>
+        <w:rPr>
+          <w:rFonts w:ascii="Times New Roman" w:hAnsi="Times New Roman"/>
+          <w:szCs w:val="24"/>
+        </w:rPr>
+        <w:t>.</w:t>
+      </w:r>
+    </w:p>
+    <w:p>
+      <w:pPr>
+        <w:numPr>
+          <w:ilvl w:val="0"/>
+          <w:numId w:val="16"/>
+        </w:numPr>
+        <w:spacing w:before="100" w:beforeAutospacing="1" w:after="100" w:afterAutospacing="1" w:line="240" w:lineRule="auto"/>
+        <w:rPr>
+          <w:rFonts w:ascii="Times New Roman" w:hAnsi="Times New Roman"/>
+          <w:szCs w:val="24"/>
+        </w:rPr>
+      </w:pPr>
+      <w:r>
+        <w:rPr>
+          <w:rFonts w:ascii="Times New Roman" w:hAnsi="Times New Roman"/>
+          <w:szCs w:val="24"/>
+        </w:rPr>
+        <w:t xml:space="preserve">Must use </w:t>
+      </w:r>
+      <w:r>
+        <w:rPr>
+          <w:rFonts w:ascii="Times New Roman" w:hAnsi="Times New Roman"/>
+          <w:b/>
+          <w:bCs/>
+          <w:szCs w:val="24"/>
+        </w:rPr>
+        <w:t>Socket.io</w:t>
+      </w:r>
+      <w:r>
+        <w:rPr>
+          <w:rFonts w:ascii="Times New Roman" w:hAnsi="Times New Roman"/>
+          <w:szCs w:val="24"/>
+        </w:rPr>
+        <w:t xml:space="preserve"> for real-time study circle and messaging functionality.</w:t>
+      </w:r>
+    </w:p>
+    <w:p>
+      <w:pPr>
+        <w:numPr>
+          <w:ilvl w:val="0"/>
+          <w:numId w:val="16"/>
+        </w:numPr>
+        <w:spacing w:before="100" w:beforeAutospacing="1" w:after="100" w:afterAutospacing="1" w:line="240" w:lineRule="auto"/>
+        <w:rPr>
+          <w:rFonts w:ascii="Times New Roman" w:hAnsi="Times New Roman"/>
+          <w:szCs w:val="24"/>
+        </w:rPr>
+      </w:pPr>
+      <w:r>
+        <w:rPr>
+          <w:rFonts w:ascii="Times New Roman" w:hAnsi="Times New Roman"/>
+          <w:szCs w:val="24"/>
+        </w:rPr>
+        <w:t xml:space="preserve">Must follow </w:t>
+      </w:r>
+      <w:r>
+        <w:rPr>
+          <w:rFonts w:ascii="Times New Roman" w:hAnsi="Times New Roman"/>
+          <w:b/>
+          <w:bCs/>
+          <w:szCs w:val="24"/>
+        </w:rPr>
+        <w:t>GDPR</w:t>
+      </w:r>
+      <w:r>
+        <w:rPr>
+          <w:rFonts w:ascii="Times New Roman" w:hAnsi="Times New Roman"/>
+          <w:szCs w:val="24"/>
+        </w:rPr>
+        <w:t xml:space="preserve"> and </w:t>
+      </w:r>
+      <w:r>
+        <w:rPr>
+          <w:rFonts w:ascii="Times New Roman" w:hAnsi="Times New Roman"/>
+          <w:b/>
+          <w:bCs/>
+          <w:szCs w:val="24"/>
+        </w:rPr>
+        <w:t>FERPA</w:t>
+      </w:r>
+      <w:r>
+        <w:rPr>
+          <w:rFonts w:ascii="Times New Roman" w:hAnsi="Times New Roman"/>
+          <w:szCs w:val="24"/>
+        </w:rPr>
+        <w:t xml:space="preserve"> compliance for data security.</w:t>
+      </w:r>
+    </w:p>
+    <w:p>
+      <w:pPr>
+        <w:numPr>
+          <w:ilvl w:val="0"/>
+          <w:numId w:val="16"/>
+        </w:numPr>
+        <w:spacing w:before="100" w:beforeAutospacing="1" w:after="100" w:afterAutospacing="1" w:line="240" w:lineRule="auto"/>
+        <w:rPr>
+          <w:rFonts w:ascii="Times New Roman" w:hAnsi="Times New Roman"/>
+          <w:szCs w:val="24"/>
+        </w:rPr>
+      </w:pPr>
+      <w:r>
+        <w:rPr>
+          <w:rFonts w:ascii="Times New Roman" w:hAnsi="Times New Roman"/>
+          <w:szCs w:val="24"/>
+        </w:rPr>
+        <w:t xml:space="preserve">Must use </w:t>
+      </w:r>
+      <w:r>
+        <w:rPr>
+          <w:rFonts w:ascii="Times New Roman" w:hAnsi="Times New Roman"/>
+          <w:b/>
+          <w:bCs/>
+          <w:szCs w:val="24"/>
+        </w:rPr>
+        <w:t>HTTPS</w:t>
+      </w:r>
+      <w:r>
+        <w:rPr>
+          <w:rFonts w:ascii="Times New Roman" w:hAnsi="Times New Roman"/>
+          <w:szCs w:val="24"/>
+        </w:rPr>
+        <w:t xml:space="preserve"> for secure client-server communication.</w:t>
+      </w:r>
+    </w:p>
+    <w:p>
+      <w:pPr>
+        <w:numPr>
+          <w:ilvl w:val="0"/>
+          <w:numId w:val="16"/>
+        </w:numPr>
+        <w:spacing w:before="100" w:beforeAutospacing="1" w:after="100" w:afterAutospacing="1" w:line="240" w:lineRule="auto"/>
+        <w:rPr>
+          <w:rFonts w:ascii="Times New Roman" w:hAnsi="Times New Roman"/>
+          <w:szCs w:val="24"/>
+        </w:rPr>
+      </w:pPr>
+      <w:r>
+        <w:rPr>
+          <w:rFonts w:ascii="Times New Roman" w:hAnsi="Times New Roman"/>
+          <w:szCs w:val="24"/>
+        </w:rPr>
+        <w:t xml:space="preserve">Must ensure page load and response times within </w:t>
+      </w:r>
+      <w:r>
+        <w:rPr>
+          <w:rFonts w:ascii="Times New Roman" w:hAnsi="Times New Roman"/>
+          <w:b/>
+          <w:bCs/>
+          <w:szCs w:val="24"/>
+        </w:rPr>
+        <w:t xml:space="preserve">3 </w:t>
+      </w:r>
+      <w:r>
+        <w:rPr>
+          <w:rFonts w:ascii="Times New Roman" w:hAnsi="Times New Roman"/>
+          <w:b/>
+          <w:bCs/>
+          <w:szCs w:val="24"/>
+        </w:rPr>
+        <w:t>seconds</w:t>
+      </w:r>
+      <w:r>
+        <w:rPr>
+          <w:rFonts w:ascii="Times New Roman" w:hAnsi="Times New Roman"/>
+          <w:szCs w:val="24"/>
+        </w:rPr>
+        <w:t xml:space="preserve"> under normal load.</w:t>
+      </w:r>
+    </w:p>
+    <w:p>
+      <w:pPr>
+        <w:numPr>
+          <w:ilvl w:val="0"/>
+          <w:numId w:val="16"/>
+        </w:numPr>
+        <w:spacing w:before="100" w:beforeAutospacing="1" w:after="100" w:afterAutospacing="1" w:line="240" w:lineRule="auto"/>
+        <w:rPr>
+          <w:rFonts w:ascii="Times New Roman" w:hAnsi="Times New Roman"/>
+          <w:szCs w:val="24"/>
+        </w:rPr>
+      </w:pPr>
+      <w:r>
+        <w:rPr>
+          <w:rFonts w:ascii="Times New Roman" w:hAnsi="Times New Roman"/>
+          <w:szCs w:val="24"/>
+        </w:rPr>
+        <w:t>Must be designed for scalability to support future cloud migration.</w:t>
+      </w:r>
+    </w:p>
+    <w:p>
+      <w:pPr>
+        <w:spacing w:line="240" w:lineRule="auto"/>
+        <w:rPr>
+          <w:rFonts w:ascii="Times New Roman" w:hAnsi="Times New Roman"/>
+          <w:szCs w:val="24"/>
+        </w:rPr>
+      </w:pPr>
+      <w:r>
+        <w:rPr>
+          <w:rFonts w:ascii="Times New Roman" w:hAnsi="Times New Roman"/>
+          <w:szCs w:val="24"/>
+        </w:rPr>
+        <w:pict w14:anchorId="756E2CC5">
+          <v:rect id="_x0000_i1155" style="width:0;height:1.5pt" o:hralign="center" o:hrstd="t" o:hr="t" fillcolor="#a0a0a0" stroked="f"/>
+        </w:pict>
+      </w:r>
+    </w:p>
+    <w:p>
+      <w:pPr>
+        <w:spacing w:before="100" w:beforeAutospacing="1" w:after="100" w:afterAutospacing="1" w:line="240" w:lineRule="auto"/>
+        <w:outlineLvl w:val="2"/>
+        <w:rPr>
+          <w:rFonts w:ascii="Times New Roman" w:hAnsi="Times New Roman"/>
+          <w:b/>
+          <w:bCs/>
+          <w:sz w:val="27"/>
+          <w:szCs w:val="27"/>
+        </w:rPr>
+      </w:pPr>
+    </w:p>
+    <w:p>
+      <w:pPr>
+        <w:spacing w:before="100" w:beforeAutospacing="1" w:after="100" w:afterAutospacing="1" w:line="240" w:lineRule="auto"/>
+        <w:outlineLvl w:val="2"/>
+        <w:rPr>
+          <w:rFonts w:ascii="Times New Roman" w:hAnsi="Times New Roman"/>
+          <w:b/>
+          <w:bCs/>
+          <w:sz w:val="27"/>
+          <w:szCs w:val="27"/>
+        </w:rPr>
+      </w:pPr>
+    </w:p>
+    <w:p>
+      <w:pPr>
+        <w:spacing w:before="100" w:beforeAutospacing="1" w:after="100" w:afterAutospacing="1" w:line="240" w:lineRule="auto"/>
+        <w:outlineLvl w:val="2"/>
+        <w:rPr>
+          <w:rFonts w:ascii="Times New Roman" w:hAnsi="Times New Roman"/>
+          <w:b/>
+          <w:bCs/>
+          <w:sz w:val="27"/>
+          <w:szCs w:val="27"/>
+        </w:rPr>
+      </w:pPr>
+      <w:r>
+        <w:rPr>
+          <w:rFonts w:ascii="Times New Roman" w:hAnsi="Times New Roman"/>
+          <w:b/>
+          <w:bCs/>
+          <w:sz w:val="27"/>
+          <w:szCs w:val="27"/>
+        </w:rPr>
+        <w:lastRenderedPageBreak/>
+        <w:t>2.6 User Documentation</w:t>
+      </w:r>
+    </w:p>
+    <w:p>
+      <w:pPr>
+        <w:numPr>
+          <w:ilvl w:val="0"/>
+          <w:numId w:val="17"/>
+        </w:numPr>
+        <w:spacing w:before="100" w:beforeAutospacing="1" w:after="100" w:afterAutospacing="1" w:line="240" w:lineRule="auto"/>
+        <w:rPr>
+          <w:rFonts w:ascii="Times New Roman" w:hAnsi="Times New Roman"/>
+          <w:szCs w:val="24"/>
+        </w:rPr>
+      </w:pPr>
+      <w:r>
+        <w:rPr>
+          <w:rFonts w:ascii="Times New Roman" w:hAnsi="Times New Roman"/>
+          <w:b/>
+          <w:bCs/>
+          <w:szCs w:val="24"/>
+        </w:rPr>
+        <w:t>User Manual:</w:t>
+      </w:r>
+      <w:r>
+        <w:rPr>
+          <w:rFonts w:ascii="Times New Roman" w:hAnsi="Times New Roman"/>
+          <w:szCs w:val="24"/>
+        </w:rPr>
+        <w:t xml:space="preserve"> Comprehensive online help section within the app.</w:t>
+      </w:r>
+    </w:p>
+    <w:p>
+      <w:pPr>
+        <w:numPr>
+          <w:ilvl w:val="0"/>
+          <w:numId w:val="17"/>
+        </w:numPr>
+        <w:spacing w:before="100" w:beforeAutospacing="1" w:after="100" w:afterAutospacing="1" w:line="240" w:lineRule="auto"/>
+        <w:rPr>
+          <w:rFonts w:ascii="Times New Roman" w:hAnsi="Times New Roman"/>
+          <w:szCs w:val="24"/>
+        </w:rPr>
+      </w:pPr>
+      <w:r>
+        <w:rPr>
+          <w:rFonts w:ascii="Times New Roman" w:hAnsi="Times New Roman"/>
+          <w:b/>
+          <w:bCs/>
+          <w:szCs w:val="24"/>
+        </w:rPr>
+        <w:t>Quick Start Guide:</w:t>
+      </w:r>
+      <w:r>
+        <w:rPr>
+          <w:rFonts w:ascii="Times New Roman" w:hAnsi="Times New Roman"/>
+          <w:szCs w:val="24"/>
+        </w:rPr>
+        <w:t xml:space="preserve"> Provides first-time users with onboarding steps.</w:t>
+      </w:r>
+    </w:p>
+    <w:p>
+      <w:pPr>
+        <w:numPr>
+          <w:ilvl w:val="0"/>
+          <w:numId w:val="17"/>
+        </w:numPr>
+        <w:spacing w:before="100" w:beforeAutospacing="1" w:after="100" w:afterAutospacing="1" w:line="240" w:lineRule="auto"/>
+        <w:rPr>
+          <w:rFonts w:ascii="Times New Roman" w:hAnsi="Times New Roman"/>
+          <w:szCs w:val="24"/>
+        </w:rPr>
+      </w:pPr>
+      <w:r>
+        <w:rPr>
+          <w:rFonts w:ascii="Times New Roman" w:hAnsi="Times New Roman"/>
+          <w:b/>
+          <w:bCs/>
+          <w:szCs w:val="24"/>
+        </w:rPr>
+        <w:t>FAQ Page:</w:t>
+      </w:r>
+      <w:r>
+        <w:rPr>
+          <w:rFonts w:ascii="Times New Roman" w:hAnsi="Times New Roman"/>
+          <w:szCs w:val="24"/>
+        </w:rPr>
+        <w:t xml:space="preserve"> Accessible through the main menu.</w:t>
+      </w:r>
+    </w:p>
+    <w:p>
+      <w:pPr>
+        <w:numPr>
+          <w:ilvl w:val="0"/>
+          <w:numId w:val="17"/>
+        </w:numPr>
+        <w:spacing w:before="100" w:beforeAutospacing="1" w:after="100" w:afterAutospacing="1" w:line="240" w:lineRule="auto"/>
+        <w:rPr>
+          <w:rFonts w:ascii="Times New Roman" w:hAnsi="Times New Roman"/>
+          <w:szCs w:val="24"/>
+        </w:rPr>
+      </w:pPr>
+      <w:r>
+        <w:rPr>
+          <w:rFonts w:ascii="Times New Roman" w:hAnsi="Times New Roman"/>
+          <w:b/>
+          <w:bCs/>
+          <w:szCs w:val="24"/>
+        </w:rPr>
+        <w:t>Developer Documentation (Internal):</w:t>
+      </w:r>
+      <w:r>
+        <w:rPr>
+          <w:rFonts w:ascii="Times New Roman" w:hAnsi="Times New Roman"/>
+          <w:szCs w:val="24"/>
+        </w:rPr>
+        <w:t xml:space="preserve"> Covers system setup and deployment processes.</w:t>
+      </w:r>
+    </w:p>
+    <w:p>
+      <w:pPr>
+        <w:spacing w:line="240" w:lineRule="auto"/>
+        <w:rPr>
+          <w:rFonts w:ascii="Times New Roman" w:hAnsi="Times New Roman"/>
+          <w:szCs w:val="24"/>
+        </w:rPr>
+      </w:pPr>
+      <w:r>
+        <w:rPr>
+          <w:rFonts w:ascii="Times New Roman" w:hAnsi="Times New Roman"/>
+          <w:szCs w:val="24"/>
+        </w:rPr>
+        <w:pict w14:anchorId="1EB878EE">
+          <v:rect id="_x0000_i1156" style="width:0;height:1.5pt" o:hralign="center" o:hrstd="t" o:hr="t" fillcolor="#a0a0a0" stroked="f"/>
+        </w:pict>
+      </w:r>
+    </w:p>
+    <w:p>
+      <w:pPr>
+        <w:spacing w:before="100" w:beforeAutospacing="1" w:after="100" w:afterAutospacing="1" w:line="240" w:lineRule="auto"/>
+        <w:outlineLvl w:val="2"/>
+        <w:rPr>
+          <w:rFonts w:ascii="Times New Roman" w:hAnsi="Times New Roman"/>
+          <w:b/>
+          <w:bCs/>
+          <w:sz w:val="27"/>
+          <w:szCs w:val="27"/>
+        </w:rPr>
+      </w:pPr>
+      <w:r>
+        <w:rPr>
+          <w:rFonts w:ascii="Times New Roman" w:hAnsi="Times New Roman"/>
+          <w:b/>
+          <w:bCs/>
+          <w:sz w:val="27"/>
+          <w:szCs w:val="27"/>
+        </w:rPr>
+        <w:t>2.7 Assumptions and Dependencies</w:t>
+      </w:r>
+    </w:p>
+    <w:p>
+      <w:pPr>
+        <w:spacing w:before="100" w:beforeAutospacing="1" w:after="100" w:afterAutospacing="1" w:line="240" w:lineRule="auto"/>
+        <w:rPr>
+          <w:rFonts w:ascii="Times New Roman" w:hAnsi="Times New Roman"/>
+          <w:szCs w:val="24"/>
+        </w:rPr>
+      </w:pPr>
+      <w:r>
+        <w:rPr>
+          <w:rFonts w:ascii="Times New Roman" w:hAnsi="Times New Roman"/>
+          <w:b/>
+          <w:bCs/>
+          <w:szCs w:val="24"/>
+        </w:rPr>
+        <w:t>Assumptions:</w:t>
+      </w:r>
+    </w:p>
+    <w:p>
+      <w:pPr>
+        <w:numPr>
+          <w:ilvl w:val="0"/>
+          <w:numId w:val="18"/>
+        </w:numPr>
+        <w:spacing w:before="100" w:beforeAutospacing="1" w:after="100" w:afterAutospacing="1" w:line="240" w:lineRule="auto"/>
+        <w:rPr>
+          <w:rFonts w:ascii="Times New Roman" w:hAnsi="Times New Roman"/>
+          <w:szCs w:val="24"/>
+        </w:rPr>
+      </w:pPr>
+      <w:r>
+        <w:rPr>
+          <w:rFonts w:ascii="Times New Roman" w:hAnsi="Times New Roman"/>
+          <w:szCs w:val="24"/>
+        </w:rPr>
+        <w:t>Users have reliable internet access and a modern browser.</w:t>
+      </w:r>
+    </w:p>
+    <w:p>
+      <w:pPr>
+        <w:numPr>
+          <w:ilvl w:val="0"/>
+          <w:numId w:val="18"/>
+        </w:numPr>
+        <w:spacing w:before="100" w:beforeAutospacing="1" w:after="100" w:afterAutospacing="1" w:line="240" w:lineRule="auto"/>
+        <w:rPr>
+          <w:rFonts w:ascii="Times New Roman" w:hAnsi="Times New Roman"/>
+          <w:szCs w:val="24"/>
+        </w:rPr>
+      </w:pPr>
+      <w:r>
+        <w:rPr>
+          <w:rFonts w:ascii="Times New Roman" w:hAnsi="Times New Roman"/>
+          <w:szCs w:val="24"/>
+        </w:rPr>
+        <w:t>Users are familiar with basic online collaboration tools.</w:t>
+      </w:r>
+    </w:p>
+    <w:p>
+      <w:pPr>
+        <w:numPr>
+          <w:ilvl w:val="0"/>
+          <w:numId w:val="18"/>
+        </w:numPr>
+        <w:spacing w:before="100" w:beforeAutospacing="1" w:after="100" w:afterAutospacing="1" w:line="240" w:lineRule="auto"/>
+        <w:rPr>
+          <w:rFonts w:ascii="Times New Roman" w:hAnsi="Times New Roman"/>
+          <w:szCs w:val="24"/>
+        </w:rPr>
+      </w:pPr>
+      <w:r>
+        <w:rPr>
+          <w:rFonts w:ascii="Times New Roman" w:hAnsi="Times New Roman"/>
+          <w:szCs w:val="24"/>
+        </w:rPr>
+        <w:t>Students and tutors will actively engage with the app’s productivity and communication features.</w:t>
+      </w:r>
+    </w:p>
+    <w:p>
+      <w:pPr>
+        <w:spacing w:before="100" w:beforeAutospacing="1" w:after="100" w:afterAutospacing="1" w:line="240" w:lineRule="auto"/>
+        <w:rPr>
+          <w:rFonts w:ascii="Times New Roman" w:hAnsi="Times New Roman"/>
+          <w:szCs w:val="24"/>
+        </w:rPr>
+      </w:pPr>
+      <w:r>
+        <w:rPr>
+          <w:rFonts w:ascii="Times New Roman" w:hAnsi="Times New Roman"/>
+          <w:b/>
+          <w:bCs/>
+          <w:szCs w:val="24"/>
+        </w:rPr>
+        <w:t>Dependencies:</w:t>
+      </w:r>
+    </w:p>
+    <w:p>
+      <w:pPr>
+        <w:numPr>
+          <w:ilvl w:val="0"/>
+          <w:numId w:val="19"/>
+        </w:numPr>
+        <w:spacing w:before="100" w:beforeAutospacing="1" w:after="100" w:afterAutospacing="1" w:line="240" w:lineRule="auto"/>
+        <w:rPr>
+          <w:rFonts w:ascii="Times New Roman" w:hAnsi="Times New Roman"/>
+          <w:szCs w:val="24"/>
+        </w:rPr>
+      </w:pPr>
+      <w:r>
+        <w:rPr>
+          <w:rFonts w:ascii="Times New Roman" w:hAnsi="Times New Roman"/>
+          <w:szCs w:val="24"/>
+        </w:rPr>
+        <w:t>Node.js and Express for backend logic.</w:t>
+      </w:r>
+    </w:p>
+    <w:p>
+      <w:pPr>
+        <w:numPr>
+          <w:ilvl w:val="0"/>
+          <w:numId w:val="19"/>
+        </w:numPr>
+        <w:spacing w:before="100" w:beforeAutospacing="1" w:after="100" w:afterAutospacing="1" w:line="240" w:lineRule="auto"/>
+        <w:rPr>
+          <w:rFonts w:ascii="Times New Roman" w:hAnsi="Times New Roman"/>
+          <w:szCs w:val="24"/>
+        </w:rPr>
+      </w:pPr>
+      <w:r>
+        <w:rPr>
+          <w:rFonts w:ascii="Times New Roman" w:hAnsi="Times New Roman"/>
+          <w:szCs w:val="24"/>
+        </w:rPr>
+        <w:t>PostgreSQL for database management.</w:t>
+      </w:r>
+    </w:p>
+    <w:p>
+      <w:pPr>
+        <w:numPr>
+          <w:ilvl w:val="0"/>
+          <w:numId w:val="19"/>
+        </w:numPr>
+        <w:spacing w:before="100" w:beforeAutospacing="1" w:after="100" w:afterAutospacing="1" w:line="240" w:lineRule="auto"/>
+        <w:rPr>
+          <w:rFonts w:ascii="Times New Roman" w:hAnsi="Times New Roman"/>
+          <w:szCs w:val="24"/>
+        </w:rPr>
+      </w:pPr>
+      <w:r>
+        <w:rPr>
+          <w:rFonts w:ascii="Times New Roman" w:hAnsi="Times New Roman"/>
+          <w:szCs w:val="24"/>
+        </w:rPr>
+        <w:t>Socket.io for real-time communication.</w:t>
+      </w:r>
+    </w:p>
+    <w:p>
+      <w:pPr>
+        <w:numPr>
+          <w:ilvl w:val="0"/>
+          <w:numId w:val="19"/>
+        </w:numPr>
+        <w:spacing w:before="100" w:beforeAutospacing="1" w:after="100" w:afterAutospacing="1" w:line="240" w:lineRule="auto"/>
+        <w:rPr>
+          <w:rFonts w:ascii="Times New Roman" w:hAnsi="Times New Roman"/>
+          <w:szCs w:val="24"/>
+        </w:rPr>
+      </w:pPr>
+      <w:r>
+        <w:rPr>
+          <w:rFonts w:ascii="Times New Roman" w:hAnsi="Times New Roman"/>
+          <w:szCs w:val="24"/>
+        </w:rPr>
+        <w:t>Vercel (frontend) and Render (backend) for hosting and deployment.</w:t>
+      </w:r>
+    </w:p>
+    <w:p>
+      <w:pPr>
         <w:pStyle w:val="Heading1"/>
-      </w:pPr>
-      <w:bookmarkStart w:id="7" w:name="_Toc439994665"/>
-      <w:bookmarkStart w:id="8" w:name="_Toc93232698"/>
-      <w:r>
-        <w:lastRenderedPageBreak/>
-        <w:t>Introduction</w:t>
+        <w:numPr>
+          <w:ilvl w:val="0"/>
+          <w:numId w:val="0"/>
+        </w:numPr>
+      </w:pPr>
+      <w:r>
+        <w:t xml:space="preserve">3. </w:t>
+      </w:r>
+      <w:r>
+        <w:t>External Interface Requirements</w:t>
       </w:r>
       <w:bookmarkEnd w:id="7"/>
       <w:bookmarkEnd w:id="8"/>
@@ -2362,835 +6192,11 @@
       <w:pPr>
         <w:pStyle w:val="Heading2"/>
       </w:pPr>
-      <w:bookmarkStart w:id="9" w:name="_Toc439994667"/>
-      <w:bookmarkStart w:id="10" w:name="_Toc93232699"/>
-      <w:r>
-        <w:t>Purpose</w:t>
+      <w:bookmarkStart w:id="9" w:name="_Toc93232713"/>
+      <w:r>
+        <w:t>User Interfaces</w:t>
       </w:r>
       <w:bookmarkEnd w:id="9"/>
-      <w:bookmarkEnd w:id="10"/>
-      <w:r>
-        <w:t xml:space="preserve"> </w:t>
-      </w:r>
-    </w:p>
-    <w:p>
-      <w:pPr>
-        <w:pStyle w:val="template"/>
-      </w:pPr>
-      <w:r>
-        <w:t>&lt;Identify the product whose software requirements are specified in this document, including the revision or release number. Describe the scope of the product that is covered by this SRS, particularly if this SRS describes only part of the system or a single subsystem.&gt;</w:t>
-      </w:r>
-    </w:p>
-    <w:p>
-      <w:pPr>
-        <w:pStyle w:val="template"/>
-      </w:pPr>
-    </w:p>
-    <w:p>
-      <w:pPr>
-        <w:pStyle w:val="template"/>
-      </w:pPr>
-      <w:r>
-        <w:t>Studious v 1.0.0</w:t>
-      </w:r>
-    </w:p>
-    <w:p>
-      <w:pPr>
-        <w:pStyle w:val="template"/>
-      </w:pPr>
-      <w:r>
-        <w:t>Explain the purpose behind the creation of the document.</w:t>
-      </w:r>
-    </w:p>
-    <w:p>
-      <w:pPr>
-        <w:pStyle w:val="template"/>
-      </w:pPr>
-      <w:r>
-        <w:t>Briefly explain the scope of what will be covered? Not sure fluff it up a bit.</w:t>
-      </w:r>
-    </w:p>
-    <w:p>
-      <w:pPr>
-        <w:pStyle w:val="template"/>
-      </w:pPr>
-    </w:p>
-    <w:p>
-      <w:pPr>
-        <w:pStyle w:val="Heading2"/>
-      </w:pPr>
-      <w:bookmarkStart w:id="11" w:name="_Toc439994668"/>
-      <w:bookmarkStart w:id="12" w:name="_Toc93232700"/>
-      <w:r>
-        <w:t>Document Conventions</w:t>
-      </w:r>
-      <w:bookmarkEnd w:id="11"/>
-      <w:bookmarkEnd w:id="12"/>
-    </w:p>
-    <w:p>
-      <w:pPr>
-        <w:pStyle w:val="template"/>
-      </w:pPr>
-      <w:r>
-        <w:t>&lt;Describe any standards or typographical conventions that were followed when writing this SRS, such as fonts or highlighting that have special significance. For example, state whether priorities  for higher-level requirements are assumed to be inherited by detailed requirements, or whether every requirement statement is to have its own priority.&gt;</w:t>
-      </w:r>
-    </w:p>
-    <w:p>
-      <w:pPr>
-        <w:pStyle w:val="template"/>
-      </w:pPr>
-    </w:p>
-    <w:p>
-      <w:pPr>
-        <w:pStyle w:val="template"/>
-      </w:pPr>
-      <w:r>
-        <w:t xml:space="preserve">Times new roman 14pt bold </w:t>
-      </w:r>
-    </w:p>
-    <w:p>
-      <w:pPr>
-        <w:pStyle w:val="template"/>
-      </w:pPr>
-      <w:r>
-        <w:t>Arial 11pt bold for sub headings</w:t>
-      </w:r>
-    </w:p>
-    <w:p>
-      <w:pPr>
-        <w:pStyle w:val="template"/>
-      </w:pPr>
-      <w:r>
-        <w:t>Arial 10pt font for body</w:t>
-      </w:r>
-    </w:p>
-    <w:p>
-      <w:pPr>
-        <w:pStyle w:val="template"/>
-      </w:pPr>
-      <w:r>
-        <w:t>1.5 spacing</w:t>
-      </w:r>
-    </w:p>
-    <w:p>
-      <w:pPr>
-        <w:pStyle w:val="template"/>
-      </w:pPr>
-    </w:p>
-    <w:p>
-      <w:pPr>
-        <w:pStyle w:val="Heading2"/>
-      </w:pPr>
-      <w:bookmarkStart w:id="13" w:name="_Toc439994669"/>
-      <w:bookmarkStart w:id="14" w:name="_Toc93232701"/>
-      <w:r>
-        <w:t>Intended Audience and Reading Suggestions</w:t>
-      </w:r>
-      <w:bookmarkEnd w:id="13"/>
-      <w:bookmarkEnd w:id="14"/>
-    </w:p>
-    <w:p>
-      <w:pPr>
-        <w:pStyle w:val="template"/>
-      </w:pPr>
-      <w:r>
-        <w:t>&lt;Describe the different types of reader that the document is intended for, such as developers, project managers, marketing staff, users, testers, and documentation writers. Describe what the rest of this SRS contains and how it is organized. Suggest a sequence for reading the document, beginning with the overview sections and proceeding through the sections that are most pertinent to each reader type.&gt;</w:t>
-      </w:r>
-    </w:p>
-    <w:p>
-      <w:pPr>
-        <w:pStyle w:val="template"/>
-      </w:pPr>
-    </w:p>
-    <w:p>
-      <w:pPr>
-        <w:pStyle w:val="template"/>
-      </w:pPr>
-      <w:r>
-        <w:t>Refer to assignment 2 for ideas</w:t>
-      </w:r>
-    </w:p>
-    <w:p>
-      <w:pPr>
-        <w:pStyle w:val="template"/>
-      </w:pPr>
-      <w:r>
-        <w:t>Document intended for stockholders, dev team, project managers, QA team, aka basically key players with both technical and non technical backgrounds</w:t>
-      </w:r>
-    </w:p>
-    <w:p>
-      <w:pPr>
-        <w:pStyle w:val="template"/>
-      </w:pPr>
-      <w:r>
-        <w:t>After everyone has submitted go through and add a clear way that makes sense to read it</w:t>
-      </w:r>
-    </w:p>
-    <w:p>
-      <w:pPr>
-        <w:pStyle w:val="Heading2"/>
-      </w:pPr>
-      <w:bookmarkStart w:id="15" w:name="_Toc439994670"/>
-      <w:bookmarkStart w:id="16" w:name="_Toc93232702"/>
-      <w:r>
-        <w:t>Product Scope</w:t>
-      </w:r>
-      <w:bookmarkEnd w:id="15"/>
-      <w:bookmarkEnd w:id="16"/>
-    </w:p>
-    <w:p>
-      <w:pPr>
-        <w:pStyle w:val="template"/>
-      </w:pPr>
-      <w:r>
-        <w:t>&lt;Provide a short description of the software being specified and its purpose, including relevant benefits, objectives, and goals. Relate the software to corporate goals or business strategies. If a separate vision and scope document is available, refer to it rather than duplicating its contents here.&gt;</w:t>
-      </w:r>
-    </w:p>
-    <w:p>
-      <w:pPr>
-        <w:pStyle w:val="template"/>
-      </w:pPr>
-      <w:r>
-        <w:rPr>
-          <w:highlight w:val="yellow"/>
-        </w:rPr>
-        <w:t>This section describes WHY we’re creating this software.</w:t>
-      </w:r>
-    </w:p>
-    <w:p>
-      <w:pPr>
-        <w:pStyle w:val="template"/>
-      </w:pPr>
-      <w:r>
-        <w:rPr>
-          <w:highlight w:val="yellow"/>
-        </w:rPr>
-        <w:t>Ensure you establish the boundaries of your project – what is INCLUDED vs. EXCLUDED</w:t>
-      </w:r>
-    </w:p>
-    <w:p>
-      <w:pPr>
-        <w:pStyle w:val="template"/>
-      </w:pPr>
-      <w:r>
-        <w:lastRenderedPageBreak/>
-        <w:t>Refer to Scope and Vision Document</w:t>
-      </w:r>
-    </w:p>
-    <w:p>
-      <w:pPr>
-        <w:pStyle w:val="template"/>
-      </w:pPr>
-    </w:p>
-    <w:p>
-      <w:pPr>
-        <w:pStyle w:val="Heading2"/>
-      </w:pPr>
-      <w:bookmarkStart w:id="17" w:name="_Toc439994672"/>
-      <w:bookmarkStart w:id="18" w:name="_Toc93232703"/>
-      <w:r>
-        <w:t>References</w:t>
-      </w:r>
-      <w:bookmarkEnd w:id="17"/>
-      <w:bookmarkEnd w:id="18"/>
-    </w:p>
-    <w:p>
-      <w:pPr>
-        <w:pStyle w:val="template"/>
-      </w:pPr>
-      <w:r>
-        <w:t>&lt;List any other documents or Web addresses to which this SRS refers. These may include user interface style guides, contracts, standards, system requirements specifications, use case documents, or a vision and scope document. Provide enough information so that the reader could access a copy of each reference, including title, author, version number, date, and source or location.&gt;</w:t>
-      </w:r>
-    </w:p>
-    <w:p>
-      <w:pPr>
-        <w:pStyle w:val="template"/>
-      </w:pPr>
-      <w:r>
-        <w:rPr>
-          <w:highlight w:val="yellow"/>
-        </w:rPr>
-        <w:t>Any external document, specifications? If not, say “None.”</w:t>
-      </w:r>
-    </w:p>
-    <w:p>
-      <w:pPr>
-        <w:pStyle w:val="template"/>
-      </w:pPr>
-    </w:p>
-    <w:p>
-      <w:pPr>
-        <w:pStyle w:val="template"/>
-      </w:pPr>
-      <w:r>
-        <w:t>Vision and scope doc, possibly ASMGNT2 doc too but idk yet, make sure you a</w:t>
-      </w:r>
-      <w:r>
-        <w:t>d</w:t>
-      </w:r>
-      <w:r>
-        <w:t xml:space="preserve">d the </w:t>
-      </w:r>
-      <w:r>
-        <w:t>appropriate</w:t>
-      </w:r>
-      <w:r>
-        <w:t xml:space="preserve"> source location from github. Maybe just add the github link to Whicher reference</w:t>
-      </w:r>
-    </w:p>
-    <w:p>
-      <w:pPr>
-        <w:pStyle w:val="template"/>
-      </w:pPr>
-    </w:p>
-    <w:p>
-      <w:pPr>
-        <w:pStyle w:val="Heading1"/>
-      </w:pPr>
-      <w:bookmarkStart w:id="19" w:name="_Toc439994673"/>
-      <w:bookmarkStart w:id="20" w:name="_Toc93232704"/>
-      <w:r>
-        <w:t>Overall Description</w:t>
-      </w:r>
-      <w:bookmarkEnd w:id="19"/>
-      <w:bookmarkEnd w:id="20"/>
-    </w:p>
-    <w:p>
-      <w:pPr>
-        <w:pStyle w:val="Heading2"/>
-      </w:pPr>
-      <w:bookmarkStart w:id="21" w:name="_Toc439994674"/>
-      <w:bookmarkStart w:id="22" w:name="_Toc93232705"/>
-      <w:r>
-        <w:t>Product Perspective</w:t>
-      </w:r>
-      <w:bookmarkEnd w:id="21"/>
-      <w:bookmarkEnd w:id="22"/>
-    </w:p>
-    <w:p>
-      <w:pPr>
-        <w:pStyle w:val="template"/>
-      </w:pPr>
-      <w:r>
-        <w:t>&lt;Describe the context and origin of the product being specified in this SRS. For example, state whether this product is a follow-on member of a product family, a replacement for certain existing systems, or a new, self-contained product. If the SRS defines a component of a larger system, relate the requirements of the larger system to the functionality of this software and identify interfaces between the two. A simple diagram that shows the major components of the overall system, subsystem interconnections, and external interfaces can be helpful.&gt;</w:t>
-      </w:r>
-    </w:p>
-    <w:p>
-      <w:pPr>
-        <w:pStyle w:val="template"/>
-      </w:pPr>
-    </w:p>
-    <w:p>
-      <w:pPr>
-        <w:pStyle w:val="template"/>
-      </w:pPr>
-      <w:r>
-        <w:t>New self contained product</w:t>
-      </w:r>
-    </w:p>
-    <w:p>
-      <w:pPr>
-        <w:pStyle w:val="template"/>
-      </w:pPr>
-      <w:r>
-        <w:t>Diagram if u have time -&gt; Google draw</w:t>
-      </w:r>
-    </w:p>
-    <w:p>
-      <w:pPr>
-        <w:pStyle w:val="Heading2"/>
-      </w:pPr>
-      <w:bookmarkStart w:id="23" w:name="_Toc439994675"/>
-      <w:bookmarkStart w:id="24" w:name="_Toc93232706"/>
-      <w:r>
-        <w:t xml:space="preserve">Product </w:t>
-      </w:r>
-      <w:bookmarkEnd w:id="23"/>
-      <w:bookmarkEnd w:id="24"/>
-      <w:r>
-        <w:tab/>
-      </w:r>
-    </w:p>
-    <w:p>
-      <w:pPr>
-        <w:pStyle w:val="template"/>
-      </w:pPr>
-      <w:r>
-        <w:t>&lt;Summarize the major functions the product must perform or must let the user perform. Details will be provided in Section 3, so only a high level summary (such as a bullet list) is needed here. Organize the functions to make them understandable to any reader of the SRS. A picture of the major groups of related requirements and how they relate, such as a top level data flow diagram or object class diagram, is often effective.&gt;</w:t>
-      </w:r>
-    </w:p>
-    <w:p>
-      <w:pPr>
-        <w:pStyle w:val="template"/>
-      </w:pPr>
-    </w:p>
-    <w:p>
-      <w:pPr>
-        <w:pStyle w:val="template"/>
-      </w:pPr>
-      <w:r>
-        <w:t>Refer to ASGMTN 2</w:t>
-      </w:r>
-    </w:p>
-    <w:p>
-      <w:pPr>
-        <w:pStyle w:val="template"/>
-      </w:pPr>
-      <w:r>
-        <w:t>Diagram could be useful -&gt; google draw, etc</w:t>
-      </w:r>
-    </w:p>
-    <w:p>
-      <w:pPr>
-        <w:pStyle w:val="Heading2"/>
-      </w:pPr>
-      <w:bookmarkStart w:id="25" w:name="_Toc439994676"/>
-      <w:bookmarkStart w:id="26" w:name="_Toc93232707"/>
-      <w:r>
-        <w:t>User Classes and Characteristics</w:t>
-      </w:r>
-      <w:bookmarkEnd w:id="25"/>
-      <w:bookmarkEnd w:id="26"/>
-    </w:p>
-    <w:p>
-      <w:pPr>
-        <w:pStyle w:val="template"/>
-      </w:pPr>
-      <w:r>
-        <w:t>&lt;Identify the various user classes that you anticipate will use this product. User classes may be differentiated based on frequency of use, subset of product functions used, technical expertise, security or privilege levels, educational level, or experience. Describe the pertinent characteristics of each user class. Certain requirements may pertain only to certain user classes. Distinguish the most important user classes for this product from those who are less important to satisfy.&gt;</w:t>
-      </w:r>
-    </w:p>
-    <w:p>
-      <w:pPr>
-        <w:pStyle w:val="template"/>
-      </w:pPr>
-      <w:r>
-        <w:lastRenderedPageBreak/>
-        <w:t>Most important user class is college studens</w:t>
-      </w:r>
-    </w:p>
-    <w:p>
-      <w:pPr>
-        <w:pStyle w:val="template"/>
-      </w:pPr>
-      <w:r>
-        <w:t>High school students</w:t>
-      </w:r>
-    </w:p>
-    <w:p>
-      <w:pPr>
-        <w:pStyle w:val="template"/>
-      </w:pPr>
-      <w:r>
-        <w:t>Grad students</w:t>
-      </w:r>
-    </w:p>
-    <w:p>
-      <w:pPr>
-        <w:pStyle w:val="template"/>
-      </w:pPr>
-      <w:r>
-        <w:t>Possibly teachers?</w:t>
-      </w:r>
-    </w:p>
-    <w:p>
-      <w:pPr>
-        <w:pStyle w:val="template"/>
-      </w:pPr>
-    </w:p>
-    <w:p>
-      <w:pPr>
-        <w:pStyle w:val="Heading2"/>
-      </w:pPr>
-      <w:bookmarkStart w:id="27" w:name="_Toc439994677"/>
-      <w:bookmarkStart w:id="28" w:name="_Toc93232708"/>
-      <w:r>
-        <w:t>Operating Environment</w:t>
-      </w:r>
-      <w:bookmarkEnd w:id="27"/>
-      <w:bookmarkEnd w:id="28"/>
-    </w:p>
-    <w:p>
-      <w:pPr>
-        <w:pStyle w:val="template"/>
-      </w:pPr>
-      <w:r>
-        <w:t>&lt;Describe the environment in which the software will operate, including the hardware platform, operating system and versions, and any other software components or applications with which it must peacefully coexist.&gt;</w:t>
-      </w:r>
-    </w:p>
-    <w:p>
-      <w:pPr>
-        <w:pStyle w:val="template"/>
-      </w:pPr>
-    </w:p>
-    <w:p>
-      <w:pPr>
-        <w:pStyle w:val="template"/>
-        <w:rPr>
-          <w:highlight w:val="yellow"/>
-        </w:rPr>
-      </w:pPr>
-      <w:r>
-        <w:rPr>
-          <w:highlight w:val="yellow"/>
-        </w:rPr>
-        <w:t xml:space="preserve">This should be short, and mainly include what types of environments you support. If it’s a web-based product, this is browsers and versions. (Don’t say “all browsers”. There are </w:t>
-      </w:r>
-      <w:r>
-        <w:rPr>
-          <w:highlight w:val="yellow"/>
-        </w:rPr>
-        <w:t xml:space="preserve">many </w:t>
-      </w:r>
-      <w:r>
-        <w:rPr>
-          <w:highlight w:val="yellow"/>
-        </w:rPr>
-        <w:t>web browsers</w:t>
-      </w:r>
-      <w:r>
-        <w:rPr>
-          <w:highlight w:val="yellow"/>
-        </w:rPr>
-        <w:t xml:space="preserve"> with different versions</w:t>
-      </w:r>
-      <w:r>
-        <w:rPr>
-          <w:highlight w:val="yellow"/>
-        </w:rPr>
-        <w:t>… SPECIFICALLY list which ones you will support.)</w:t>
-      </w:r>
-    </w:p>
-    <w:p>
-      <w:pPr>
-        <w:pStyle w:val="template"/>
-        <w:rPr>
-          <w:highlight w:val="yellow"/>
-        </w:rPr>
-      </w:pPr>
-    </w:p>
-    <w:p>
-      <w:pPr>
-        <w:pStyle w:val="template"/>
-      </w:pPr>
-      <w:r>
-        <w:rPr>
-          <w:highlight w:val="yellow"/>
-        </w:rPr>
-        <w:t xml:space="preserve">If it’s a </w:t>
-      </w:r>
-      <w:r>
-        <w:rPr>
-          <w:highlight w:val="yellow"/>
-        </w:rPr>
-        <w:t>mobile</w:t>
-      </w:r>
-      <w:r>
-        <w:rPr>
-          <w:highlight w:val="yellow"/>
-        </w:rPr>
-        <w:t xml:space="preserve"> application, provide the environment: </w:t>
-      </w:r>
-      <w:r>
-        <w:rPr>
-          <w:highlight w:val="yellow"/>
-        </w:rPr>
-        <w:t>Android or iOS?</w:t>
-      </w:r>
-      <w:r>
-        <w:rPr>
-          <w:highlight w:val="yellow"/>
-        </w:rPr>
-        <w:t xml:space="preserve"> what version</w:t>
-      </w:r>
-      <w:r>
-        <w:rPr>
-          <w:highlight w:val="yellow"/>
-        </w:rPr>
-        <w:t>?</w:t>
-      </w:r>
-      <w:r>
-        <w:rPr>
-          <w:highlight w:val="yellow"/>
-        </w:rPr>
-        <w:t xml:space="preserve"> Look at software specifications on the web, and see what they say.</w:t>
-      </w:r>
-    </w:p>
-    <w:p>
-      <w:pPr>
-        <w:pStyle w:val="template"/>
-      </w:pPr>
-    </w:p>
-    <w:p>
-      <w:pPr>
-        <w:pStyle w:val="template"/>
-      </w:pPr>
-      <w:r>
-        <w:t>Refer to previous assignments</w:t>
-      </w:r>
-      <w:r>
-        <w:t xml:space="preserve"> to see our supported systems and operating evnironemnts</w:t>
-      </w:r>
-    </w:p>
-    <w:p>
-      <w:pPr>
-        <w:pStyle w:val="template"/>
-      </w:pPr>
-    </w:p>
-    <w:p>
-      <w:pPr>
-        <w:pStyle w:val="Heading2"/>
-      </w:pPr>
-      <w:bookmarkStart w:id="29" w:name="_Toc439994678"/>
-      <w:bookmarkStart w:id="30" w:name="_Toc93232709"/>
-      <w:r>
-        <w:t>Design and Implementation Constraints</w:t>
-      </w:r>
-      <w:bookmarkEnd w:id="29"/>
-      <w:bookmarkEnd w:id="30"/>
-    </w:p>
-    <w:p>
-      <w:pPr>
-        <w:pStyle w:val="template"/>
-      </w:pPr>
-      <w:r>
-        <w:t>&lt;Describe any items or issues that will limit the options available to the developers. These might include: corporate or regulatory policies; hardware limitations (timing requirements, memory requirements); interfaces to other applications; specific technologies, tools, and databases to be used; parallel operations; language requirements; communications protocols; security considerations; design conventions or programming standards (for example, if the customer’s organization will be responsible for maintaining the delivered software).&gt;</w:t>
-      </w:r>
-    </w:p>
-    <w:p>
-      <w:pPr>
-        <w:pStyle w:val="template"/>
-      </w:pPr>
-    </w:p>
-    <w:p>
-      <w:pPr>
-        <w:pStyle w:val="template"/>
-      </w:pPr>
-      <w:r>
-        <w:rPr>
-          <w:highlight w:val="yellow"/>
-        </w:rPr>
-        <w:t>You may have some or None. Think about it though, if you write “none”, but it is obvious you should have some, I will deduct points!</w:t>
-      </w:r>
-    </w:p>
-    <w:p>
-      <w:pPr>
-        <w:pStyle w:val="template"/>
-      </w:pPr>
-    </w:p>
-    <w:p>
-      <w:pPr>
-        <w:pStyle w:val="template"/>
-      </w:pPr>
-      <w:r>
-        <w:t>Socket.io comm tech?? idk</w:t>
-      </w:r>
-    </w:p>
-    <w:p>
-      <w:pPr>
-        <w:pStyle w:val="template"/>
-      </w:pPr>
-      <w:r>
-        <w:t>Refer to prev assignments for technologies and tools used</w:t>
-      </w:r>
-    </w:p>
-    <w:p>
-      <w:pPr>
-        <w:pStyle w:val="template"/>
-      </w:pPr>
-      <w:r>
-        <w:t>Programming standard</w:t>
-      </w:r>
-    </w:p>
-    <w:p>
-      <w:pPr>
-        <w:pStyle w:val="template"/>
-      </w:pPr>
-      <w:r>
-        <w:t>Add something about design conventions etc</w:t>
-      </w:r>
-    </w:p>
-    <w:p>
-      <w:pPr>
-        <w:pStyle w:val="template"/>
-      </w:pPr>
-    </w:p>
-    <w:p>
-      <w:pPr>
-        <w:pStyle w:val="Heading2"/>
-      </w:pPr>
-      <w:bookmarkStart w:id="31" w:name="_Toc439994679"/>
-      <w:bookmarkStart w:id="32" w:name="_Toc93232710"/>
-      <w:r>
-        <w:t>User Documentation</w:t>
-      </w:r>
-      <w:bookmarkEnd w:id="31"/>
-      <w:bookmarkEnd w:id="32"/>
-    </w:p>
-    <w:p>
-      <w:pPr>
-        <w:pStyle w:val="template"/>
-      </w:pPr>
-      <w:r>
-        <w:t>&lt;List the user documentation components (such as user manuals, on-line help, and tutorials) that will be delivered along with the software. Identify any known user documentation delivery formats or standards.&gt;</w:t>
-      </w:r>
-    </w:p>
-    <w:p>
-      <w:pPr>
-        <w:pStyle w:val="template"/>
-      </w:pPr>
-    </w:p>
-    <w:p>
-      <w:pPr>
-        <w:pStyle w:val="template"/>
-      </w:pPr>
-      <w:r>
-        <w:rPr>
-          <w:highlight w:val="yellow"/>
-        </w:rPr>
-        <w:t>Explain what you think should be provided. We may not be able to actually create all of these, but for a real product, what would you include?</w:t>
-      </w:r>
-    </w:p>
-    <w:p>
-      <w:pPr>
-        <w:pStyle w:val="template"/>
-      </w:pPr>
-    </w:p>
-    <w:p>
-      <w:pPr>
-        <w:pStyle w:val="template"/>
-      </w:pPr>
-      <w:r>
-        <w:t>Install manual</w:t>
-      </w:r>
-    </w:p>
-    <w:p>
-      <w:pPr>
-        <w:pStyle w:val="template"/>
-      </w:pPr>
-      <w:r>
-        <w:t>General tutorial</w:t>
-      </w:r>
-    </w:p>
-    <w:p>
-      <w:pPr>
-        <w:pStyle w:val="template"/>
-      </w:pPr>
-      <w:r>
-        <w:lastRenderedPageBreak/>
-        <w:t>FAQ</w:t>
-      </w:r>
-    </w:p>
-    <w:p>
-      <w:pPr>
-        <w:pStyle w:val="template"/>
-      </w:pPr>
-      <w:r>
-        <w:t>Most likey .txt or .md files</w:t>
-      </w:r>
-    </w:p>
-    <w:p>
-      <w:pPr>
-        <w:pStyle w:val="template"/>
-      </w:pPr>
-    </w:p>
-    <w:p>
-      <w:pPr>
-        <w:pStyle w:val="Heading2"/>
-      </w:pPr>
-      <w:bookmarkStart w:id="33" w:name="_Toc439994680"/>
-      <w:bookmarkStart w:id="34" w:name="_Toc93232711"/>
-      <w:r>
-        <w:t>Assumptions and Dependencies</w:t>
-      </w:r>
-      <w:bookmarkEnd w:id="33"/>
-      <w:bookmarkEnd w:id="34"/>
-    </w:p>
-    <w:p>
-      <w:pPr>
-        <w:pStyle w:val="template"/>
-      </w:pPr>
-      <w:r>
-        <w:t>&lt;List any assumed factors (as opposed to known facts) that could affect the requirements stated in the SRS. These could include third-party or commercial components that you plan to use, issues around the development or operating environment, or constraints. The project could be affected if these assumptions are incorrect, are not shared, or change. Also identify any dependencies the project has on external factors, such as software components that you intend to reuse from another project, unless they are already documented elsewhere (for example, in the vision and scope document or the project plan).&gt;</w:t>
-      </w:r>
-    </w:p>
-    <w:p>
-      <w:pPr>
-        <w:pStyle w:val="template"/>
-      </w:pPr>
-    </w:p>
-    <w:p>
-      <w:pPr>
-        <w:pStyle w:val="template"/>
-      </w:pPr>
-      <w:r>
-        <w:rPr>
-          <w:highlight w:val="yellow"/>
-        </w:rPr>
-        <w:t>You may have some or None. Think about it though, if you write “none”, but it is obvious you should have some, I will deduct points!</w:t>
-      </w:r>
-    </w:p>
-    <w:p>
-      <w:pPr>
-        <w:pStyle w:val="template"/>
-      </w:pPr>
-    </w:p>
-    <w:p>
-      <w:pPr>
-        <w:pStyle w:val="template"/>
-      </w:pPr>
-      <w:r>
-        <w:t>Refer to previous assignments</w:t>
-      </w:r>
-    </w:p>
-    <w:p>
-      <w:pPr>
-        <w:pStyle w:val="template"/>
-      </w:pPr>
-      <w:r>
-        <w:t xml:space="preserve">We are deploying on specific </w:t>
-      </w:r>
-      <w:r>
-        <w:t>third-party</w:t>
-      </w:r>
-      <w:r>
-        <w:t xml:space="preserve"> platforms</w:t>
-      </w:r>
-    </w:p>
-    <w:p>
-      <w:pPr>
-        <w:pStyle w:val="template"/>
-      </w:pPr>
-      <w:r>
-        <w:t>Socket.io</w:t>
-      </w:r>
-    </w:p>
-    <w:p>
-      <w:pPr>
-        <w:pStyle w:val="template"/>
-      </w:pPr>
-    </w:p>
-    <w:p>
-      <w:pPr>
-        <w:pStyle w:val="Heading1"/>
-      </w:pPr>
-      <w:bookmarkStart w:id="35" w:name="_Toc439994682"/>
-      <w:bookmarkStart w:id="36" w:name="_Toc93232712"/>
-      <w:r>
-        <w:t>External Interface Requirements</w:t>
-      </w:r>
-      <w:bookmarkEnd w:id="35"/>
-      <w:bookmarkEnd w:id="36"/>
-    </w:p>
-    <w:p>
-      <w:pPr>
-        <w:pStyle w:val="Heading2"/>
-      </w:pPr>
-      <w:bookmarkStart w:id="37" w:name="_Toc93232713"/>
-      <w:r>
-        <w:t>User Interfaces</w:t>
-      </w:r>
-      <w:bookmarkEnd w:id="37"/>
     </w:p>
     <w:p>
       <w:pPr>
@@ -3288,6 +6294,7 @@
         <w:rPr>
           <w:highlight w:val="yellow"/>
         </w:rPr>
+        <w:lastRenderedPageBreak/>
         <w:t>What screen resolutions will you support?</w:t>
       </w:r>
     </w:p>
@@ -3364,7 +6371,6 @@
         </w:numPr>
       </w:pPr>
       <w:r>
-        <w:lastRenderedPageBreak/>
         <w:t>Research Secton 508 and other standards and message group to see whether we should be compliant or not</w:t>
       </w:r>
     </w:p>
@@ -3372,13 +6378,13 @@
       <w:pPr>
         <w:pStyle w:val="Heading2"/>
       </w:pPr>
-      <w:bookmarkStart w:id="38" w:name="_Toc439994684"/>
-      <w:bookmarkStart w:id="39" w:name="_Toc93232714"/>
+      <w:bookmarkStart w:id="10" w:name="_Toc439994684"/>
+      <w:bookmarkStart w:id="11" w:name="_Toc93232714"/>
       <w:r>
         <w:t>Hardware Interfaces</w:t>
       </w:r>
-      <w:bookmarkEnd w:id="38"/>
-      <w:bookmarkEnd w:id="39"/>
+      <w:bookmarkEnd w:id="10"/>
+      <w:bookmarkEnd w:id="11"/>
     </w:p>
     <w:p>
       <w:pPr>
@@ -3421,13 +6427,13 @@
       <w:pPr>
         <w:pStyle w:val="Heading2"/>
       </w:pPr>
-      <w:bookmarkStart w:id="40" w:name="_Toc439994685"/>
-      <w:bookmarkStart w:id="41" w:name="_Toc93232715"/>
+      <w:bookmarkStart w:id="12" w:name="_Toc439994685"/>
+      <w:bookmarkStart w:id="13" w:name="_Toc93232715"/>
       <w:r>
         <w:t>Software Interfaces</w:t>
       </w:r>
-      <w:bookmarkEnd w:id="40"/>
-      <w:bookmarkEnd w:id="41"/>
+      <w:bookmarkEnd w:id="12"/>
+      <w:bookmarkEnd w:id="13"/>
     </w:p>
     <w:p>
       <w:pPr>
@@ -3508,20 +6514,24 @@
       <w:pPr>
         <w:pStyle w:val="Heading2"/>
       </w:pPr>
-      <w:bookmarkStart w:id="42" w:name="_Toc439994686"/>
-      <w:bookmarkStart w:id="43" w:name="_Toc93232716"/>
+      <w:bookmarkStart w:id="14" w:name="_Toc439994686"/>
+      <w:bookmarkStart w:id="15" w:name="_Toc93232716"/>
       <w:r>
         <w:t>Communications Interfaces</w:t>
       </w:r>
-      <w:bookmarkEnd w:id="42"/>
-      <w:bookmarkEnd w:id="43"/>
+      <w:bookmarkEnd w:id="14"/>
+      <w:bookmarkEnd w:id="15"/>
     </w:p>
     <w:p>
       <w:pPr>
         <w:pStyle w:val="template"/>
       </w:pPr>
       <w:r>
-        <w:t>&lt;Describe the requirements associated with any communications functions required by this product, including e-mail, web browser, network server communications protocols, electronic forms, and so on. Define any pertinent message formatting. Identify any communication standards that will be used, such as FTP or HTTP. Specify any communication security or encryption issues, data transfer rates, and synchronization mechanisms.&gt;</w:t>
+        <w:t xml:space="preserve">&lt;Describe the requirements associated with any communications functions required by this product, including e-mail, web browser, network server communications protocols, electronic forms, and so on. Define any pertinent message formatting. Identify any communication standards </w:t>
+      </w:r>
+      <w:r>
+        <w:lastRenderedPageBreak/>
+        <w:t>that will be used, such as FTP or HTTP. Specify any communication security or encryption issues, data transfer rates, and synchronization mechanisms.&gt;</w:t>
       </w:r>
     </w:p>
     <w:p>
@@ -3557,17 +6567,17 @@
       <w:pPr>
         <w:pStyle w:val="Heading1"/>
       </w:pPr>
-      <w:bookmarkStart w:id="44" w:name="_Toc439994687"/>
+      <w:bookmarkStart w:id="16" w:name="_Toc439994687"/>
       <w:r>
         <w:br w:type="page"/>
       </w:r>
-      <w:bookmarkStart w:id="45" w:name="_Toc93232717"/>
+      <w:bookmarkStart w:id="17" w:name="_Toc93232717"/>
       <w:r>
         <w:lastRenderedPageBreak/>
         <w:t>System Features</w:t>
       </w:r>
-      <w:bookmarkEnd w:id="44"/>
-      <w:bookmarkEnd w:id="45"/>
+      <w:bookmarkEnd w:id="16"/>
+      <w:bookmarkEnd w:id="17"/>
     </w:p>
     <w:p>
       <w:r>
@@ -7421,13 +10431,7 @@
               <w:rPr>
                 <w:sz w:val="20"/>
               </w:rPr>
-              <w:t>FR#4.</w:t>
-            </w:r>
-            <w:r>
-              <w:rPr>
-                <w:sz w:val="20"/>
-              </w:rPr>
-              <w:t>2</w:t>
+              <w:t>FR#4.2</w:t>
             </w:r>
           </w:p>
           <w:p>
@@ -8749,13 +11753,7 @@
               <w:rPr>
                 <w:sz w:val="20"/>
               </w:rPr>
-              <w:t>FR#5.</w:t>
-            </w:r>
-            <w:r>
-              <w:rPr>
-                <w:sz w:val="20"/>
-              </w:rPr>
-              <w:t>2</w:t>
+              <w:t>FR#5.2</w:t>
             </w:r>
           </w:p>
         </w:tc>
@@ -8879,13 +11877,7 @@
               <w:rPr>
                 <w:sz w:val="20"/>
               </w:rPr>
-              <w:t>FR#5.</w:t>
-            </w:r>
-            <w:r>
-              <w:rPr>
-                <w:sz w:val="20"/>
-              </w:rPr>
-              <w:t>3</w:t>
+              <w:t>FR#5.3</w:t>
             </w:r>
           </w:p>
         </w:tc>
@@ -9009,13 +12001,7 @@
               <w:rPr>
                 <w:sz w:val="20"/>
               </w:rPr>
-              <w:t>FR#5.</w:t>
-            </w:r>
-            <w:r>
-              <w:rPr>
-                <w:sz w:val="20"/>
-              </w:rPr>
-              <w:t>4</w:t>
+              <w:t>FR#5.4</w:t>
             </w:r>
           </w:p>
         </w:tc>
@@ -9139,13 +12125,7 @@
               <w:rPr>
                 <w:sz w:val="20"/>
               </w:rPr>
-              <w:t>FR#5.</w:t>
-            </w:r>
-            <w:r>
-              <w:rPr>
-                <w:sz w:val="20"/>
-              </w:rPr>
-              <w:t>5</w:t>
+              <w:t>FR#5.5</w:t>
             </w:r>
           </w:p>
         </w:tc>
@@ -9550,13 +12530,7 @@
               <w:rPr>
                 <w:sz w:val="20"/>
               </w:rPr>
-              <w:t>FR#6.</w:t>
-            </w:r>
-            <w:r>
-              <w:rPr>
-                <w:sz w:val="20"/>
-              </w:rPr>
-              <w:t>2</w:t>
+              <w:t>FR#6.2</w:t>
             </w:r>
           </w:p>
         </w:tc>
@@ -9680,13 +12654,7 @@
               <w:rPr>
                 <w:sz w:val="20"/>
               </w:rPr>
-              <w:t>FR#6.</w:t>
-            </w:r>
-            <w:r>
-              <w:rPr>
-                <w:sz w:val="20"/>
-              </w:rPr>
-              <w:t>3</w:t>
+              <w:t>FR#6.3</w:t>
             </w:r>
           </w:p>
         </w:tc>
@@ -9810,13 +12778,7 @@
               <w:rPr>
                 <w:sz w:val="20"/>
               </w:rPr>
-              <w:t>FR#6.</w:t>
-            </w:r>
-            <w:r>
-              <w:rPr>
-                <w:sz w:val="20"/>
-              </w:rPr>
-              <w:t>4</w:t>
+              <w:t>FR#6.4</w:t>
             </w:r>
           </w:p>
         </w:tc>
@@ -10195,13 +13157,7 @@
               <w:rPr>
                 <w:sz w:val="20"/>
               </w:rPr>
-              <w:t>FR#7.</w:t>
-            </w:r>
-            <w:r>
-              <w:rPr>
-                <w:sz w:val="20"/>
-              </w:rPr>
-              <w:t>2</w:t>
+              <w:t>FR#7.2</w:t>
             </w:r>
           </w:p>
         </w:tc>
@@ -10309,13 +13265,7 @@
               <w:rPr>
                 <w:sz w:val="20"/>
               </w:rPr>
-              <w:t>FR#7.</w:t>
-            </w:r>
-            <w:r>
-              <w:rPr>
-                <w:sz w:val="20"/>
-              </w:rPr>
-              <w:t>3</w:t>
+              <w:t>FR#7.3</w:t>
             </w:r>
           </w:p>
         </w:tc>
@@ -10432,13 +13382,7 @@
               <w:rPr>
                 <w:sz w:val="20"/>
               </w:rPr>
-              <w:t>FR#7.</w:t>
-            </w:r>
-            <w:r>
-              <w:rPr>
-                <w:sz w:val="20"/>
-              </w:rPr>
-              <w:t>4</w:t>
+              <w:t>FR#7.4</w:t>
             </w:r>
           </w:p>
         </w:tc>
@@ -10555,13 +13499,7 @@
               <w:rPr>
                 <w:sz w:val="20"/>
               </w:rPr>
-              <w:t>FR#7.</w:t>
-            </w:r>
-            <w:r>
-              <w:rPr>
-                <w:sz w:val="20"/>
-              </w:rPr>
-              <w:t>5</w:t>
+              <w:t>FR#7.5</w:t>
             </w:r>
           </w:p>
         </w:tc>
@@ -10678,13 +13616,7 @@
               <w:rPr>
                 <w:sz w:val="20"/>
               </w:rPr>
-              <w:t>FR#7.</w:t>
-            </w:r>
-            <w:r>
-              <w:rPr>
-                <w:sz w:val="20"/>
-              </w:rPr>
-              <w:t>6</w:t>
+              <w:t>FR#7.6</w:t>
             </w:r>
           </w:p>
         </w:tc>
@@ -11053,13 +13985,7 @@
               <w:rPr>
                 <w:sz w:val="20"/>
               </w:rPr>
-              <w:t>FR#</w:t>
-            </w:r>
-            <w:r>
-              <w:rPr>
-                <w:sz w:val="20"/>
-              </w:rPr>
-              <w:t>8.2</w:t>
+              <w:t>FR#8.2</w:t>
             </w:r>
           </w:p>
           <w:p>
@@ -11873,13 +14799,7 @@
               <w:rPr>
                 <w:sz w:val="20"/>
               </w:rPr>
-              <w:t>FR#10.</w:t>
-            </w:r>
-            <w:r>
-              <w:rPr>
-                <w:sz w:val="20"/>
-              </w:rPr>
-              <w:t>2</w:t>
+              <w:t>FR#10.2</w:t>
             </w:r>
           </w:p>
         </w:tc>
@@ -12010,13 +14930,7 @@
               <w:rPr>
                 <w:sz w:val="20"/>
               </w:rPr>
-              <w:t>FR#10.</w:t>
-            </w:r>
-            <w:r>
-              <w:rPr>
-                <w:sz w:val="20"/>
-              </w:rPr>
-              <w:t>3</w:t>
+              <w:t>FR#10.3</w:t>
             </w:r>
           </w:p>
         </w:tc>
@@ -12147,13 +15061,7 @@
               <w:rPr>
                 <w:sz w:val="20"/>
               </w:rPr>
-              <w:t>FR#10.</w:t>
-            </w:r>
-            <w:r>
-              <w:rPr>
-                <w:sz w:val="20"/>
-              </w:rPr>
-              <w:t>4</w:t>
+              <w:t>FR#10.4</w:t>
             </w:r>
           </w:p>
         </w:tc>
@@ -12680,13 +15588,7 @@
               <w:rPr>
                 <w:sz w:val="20"/>
               </w:rPr>
-              <w:t>FR#11.</w:t>
-            </w:r>
-            <w:r>
-              <w:rPr>
-                <w:sz w:val="20"/>
-              </w:rPr>
-              <w:t>2</w:t>
+              <w:t>FR#11.2</w:t>
             </w:r>
           </w:p>
         </w:tc>
@@ -12817,13 +15719,7 @@
               <w:rPr>
                 <w:sz w:val="20"/>
               </w:rPr>
-              <w:t>FR#11.</w:t>
-            </w:r>
-            <w:r>
-              <w:rPr>
-                <w:sz w:val="20"/>
-              </w:rPr>
-              <w:t>3</w:t>
+              <w:t>FR#11.3</w:t>
             </w:r>
           </w:p>
         </w:tc>
@@ -12947,13 +15843,7 @@
               <w:rPr>
                 <w:sz w:val="20"/>
               </w:rPr>
-              <w:t>FR#11.</w:t>
-            </w:r>
-            <w:r>
-              <w:rPr>
-                <w:sz w:val="20"/>
-              </w:rPr>
-              <w:t>4</w:t>
+              <w:t>FR#11.4</w:t>
             </w:r>
           </w:p>
         </w:tc>
@@ -13205,23 +16095,23 @@
       <w:pPr>
         <w:pStyle w:val="Heading1"/>
       </w:pPr>
-      <w:bookmarkStart w:id="46" w:name="_Toc93232718"/>
-      <w:bookmarkStart w:id="47" w:name="_Toc439994690"/>
+      <w:bookmarkStart w:id="18" w:name="_Toc93232718"/>
+      <w:bookmarkStart w:id="19" w:name="_Toc439994690"/>
       <w:r>
         <w:t>Other Nonfunctional Requirements</w:t>
       </w:r>
-      <w:bookmarkEnd w:id="46"/>
+      <w:bookmarkEnd w:id="18"/>
     </w:p>
     <w:p>
       <w:pPr>
         <w:pStyle w:val="Heading2"/>
       </w:pPr>
-      <w:bookmarkStart w:id="48" w:name="_Toc93232719"/>
+      <w:bookmarkStart w:id="20" w:name="_Toc93232719"/>
       <w:r>
         <w:t>Performance Requirements</w:t>
       </w:r>
-      <w:bookmarkEnd w:id="47"/>
-      <w:bookmarkEnd w:id="48"/>
+      <w:bookmarkEnd w:id="19"/>
+      <w:bookmarkEnd w:id="20"/>
     </w:p>
     <w:p>
       <w:pPr>
@@ -13591,13 +16481,13 @@
       <w:pPr>
         <w:pStyle w:val="Heading2"/>
       </w:pPr>
-      <w:bookmarkStart w:id="49" w:name="_Toc439994691"/>
-      <w:bookmarkStart w:id="50" w:name="_Toc93232720"/>
+      <w:bookmarkStart w:id="21" w:name="_Toc439994691"/>
+      <w:bookmarkStart w:id="22" w:name="_Toc93232720"/>
       <w:r>
         <w:t>Safety Requirements</w:t>
       </w:r>
-      <w:bookmarkEnd w:id="49"/>
-      <w:bookmarkEnd w:id="50"/>
+      <w:bookmarkEnd w:id="21"/>
+      <w:bookmarkEnd w:id="22"/>
     </w:p>
     <w:p>
       <w:pPr>
@@ -13957,13 +16847,13 @@
       <w:pPr>
         <w:pStyle w:val="Heading2"/>
       </w:pPr>
-      <w:bookmarkStart w:id="51" w:name="_Toc439994692"/>
-      <w:bookmarkStart w:id="52" w:name="_Toc93232721"/>
+      <w:bookmarkStart w:id="23" w:name="_Toc439994692"/>
+      <w:bookmarkStart w:id="24" w:name="_Toc93232721"/>
       <w:r>
         <w:t>Security Requirements</w:t>
       </w:r>
-      <w:bookmarkEnd w:id="51"/>
-      <w:bookmarkEnd w:id="52"/>
+      <w:bookmarkEnd w:id="23"/>
+      <w:bookmarkEnd w:id="24"/>
     </w:p>
     <w:p>
       <w:pPr>
@@ -14357,13 +17247,13 @@
       <w:pPr>
         <w:pStyle w:val="Heading2"/>
       </w:pPr>
-      <w:bookmarkStart w:id="53" w:name="_Toc439994693"/>
-      <w:bookmarkStart w:id="54" w:name="_Toc93232722"/>
+      <w:bookmarkStart w:id="25" w:name="_Toc439994693"/>
+      <w:bookmarkStart w:id="26" w:name="_Toc93232722"/>
       <w:r>
         <w:t>Software Quality Attributes</w:t>
       </w:r>
-      <w:bookmarkEnd w:id="53"/>
-      <w:bookmarkEnd w:id="54"/>
+      <w:bookmarkEnd w:id="25"/>
+      <w:bookmarkEnd w:id="26"/>
     </w:p>
     <w:p>
       <w:pPr>
@@ -15041,13 +17931,13 @@
       <w:pPr>
         <w:pStyle w:val="Heading1"/>
       </w:pPr>
-      <w:bookmarkStart w:id="55" w:name="_Toc439994695"/>
-      <w:bookmarkStart w:id="56" w:name="_Toc93232723"/>
+      <w:bookmarkStart w:id="27" w:name="_Toc439994695"/>
+      <w:bookmarkStart w:id="28" w:name="_Toc93232723"/>
       <w:r>
         <w:t>Other Requirements</w:t>
       </w:r>
-      <w:bookmarkEnd w:id="55"/>
-      <w:bookmarkEnd w:id="56"/>
+      <w:bookmarkEnd w:id="27"/>
+      <w:bookmarkEnd w:id="28"/>
     </w:p>
     <w:p>
       <w:pPr>
@@ -15079,11 +17969,11 @@
       <w:pPr>
         <w:pStyle w:val="Heading1"/>
       </w:pPr>
-      <w:bookmarkStart w:id="57" w:name="_Toc93232724"/>
+      <w:bookmarkStart w:id="29" w:name="_Toc93232724"/>
       <w:r>
         <w:t>User Stories</w:t>
       </w:r>
-      <w:bookmarkEnd w:id="57"/>
+      <w:bookmarkEnd w:id="29"/>
     </w:p>
     <w:p>
       <w:pPr>
@@ -16284,14 +19174,14 @@
       <w:pPr>
         <w:pStyle w:val="TOCEntry"/>
       </w:pPr>
-      <w:bookmarkStart w:id="58" w:name="_Toc439994696"/>
-      <w:bookmarkStart w:id="59" w:name="_Toc93232725"/>
+      <w:bookmarkStart w:id="30" w:name="_Toc439994696"/>
+      <w:bookmarkStart w:id="31" w:name="_Toc93232725"/>
       <w:r>
         <w:lastRenderedPageBreak/>
         <w:t>Appendix A: Glossary</w:t>
       </w:r>
-      <w:bookmarkEnd w:id="58"/>
-      <w:bookmarkEnd w:id="59"/>
+      <w:bookmarkEnd w:id="30"/>
+      <w:bookmarkEnd w:id="31"/>
     </w:p>
     <w:p>
       <w:pPr>
@@ -16323,18 +19213,18 @@
       <w:pPr>
         <w:pStyle w:val="TOCEntry"/>
       </w:pPr>
-      <w:bookmarkStart w:id="60" w:name="_Toc439994697"/>
-      <w:bookmarkStart w:id="61" w:name="_Toc93232726"/>
+      <w:bookmarkStart w:id="32" w:name="_Toc439994697"/>
+      <w:bookmarkStart w:id="33" w:name="_Toc93232726"/>
       <w:r>
         <w:t xml:space="preserve">Appendix B: </w:t>
       </w:r>
-      <w:bookmarkStart w:id="62" w:name="_Toc439994698"/>
-      <w:bookmarkEnd w:id="60"/>
+      <w:bookmarkStart w:id="34" w:name="_Toc439994698"/>
+      <w:bookmarkEnd w:id="32"/>
       <w:r>
         <w:t>To Be Determined List</w:t>
       </w:r>
-      <w:bookmarkEnd w:id="61"/>
-      <w:bookmarkEnd w:id="62"/>
+      <w:bookmarkEnd w:id="33"/>
+      <w:bookmarkEnd w:id="34"/>
     </w:p>
     <w:p>
       <w:pPr>
@@ -16382,7 +19272,7 @@
       </w:r>
     </w:p>
     <w:sectPr>
-      <w:headerReference w:type="default" r:id="rId9"/>
+      <w:headerReference w:type="default" r:id="rId13"/>
       <w:pgSz w:w="12240" w:h="15840" w:code="1"/>
       <w:pgMar w:top="1440" w:right="1296" w:bottom="1440" w:left="1296" w:header="720" w:footer="720" w:gutter="0"/>
       <w:pgNumType w:start="1"/>
@@ -16622,6 +19512,453 @@
     </w:lvl>
   </w:abstractNum>
   <w:abstractNum w:abstractNumId="1" w15:restartNumberingAfterBreak="0">
+    <w:nsid w:val="07113D11"/>
+    <w:multiLevelType w:val="multilevel"/>
+    <w:tmpl w:val="D78CA138"/>
+    <w:lvl w:ilvl="0">
+      <w:start w:val="1"/>
+      <w:numFmt w:val="bullet"/>
+      <w:lvlText w:val=""/>
+      <w:lvlJc w:val="left"/>
+      <w:pPr>
+        <w:tabs>
+          <w:tab w:val="num" w:pos="720"/>
+        </w:tabs>
+        <w:ind w:left="720" w:hanging="360"/>
+      </w:pPr>
+      <w:rPr>
+        <w:rFonts w:ascii="Symbol" w:hAnsi="Symbol" w:hint="default"/>
+        <w:sz w:val="20"/>
+      </w:rPr>
+    </w:lvl>
+    <w:lvl w:ilvl="1" w:tentative="1">
+      <w:start w:val="1"/>
+      <w:numFmt w:val="bullet"/>
+      <w:lvlText w:val="o"/>
+      <w:lvlJc w:val="left"/>
+      <w:pPr>
+        <w:tabs>
+          <w:tab w:val="num" w:pos="1440"/>
+        </w:tabs>
+        <w:ind w:left="1440" w:hanging="360"/>
+      </w:pPr>
+      <w:rPr>
+        <w:rFonts w:ascii="Courier New" w:hAnsi="Courier New" w:hint="default"/>
+        <w:sz w:val="20"/>
+      </w:rPr>
+    </w:lvl>
+    <w:lvl w:ilvl="2" w:tentative="1">
+      <w:start w:val="1"/>
+      <w:numFmt w:val="bullet"/>
+      <w:lvlText w:val=""/>
+      <w:lvlJc w:val="left"/>
+      <w:pPr>
+        <w:tabs>
+          <w:tab w:val="num" w:pos="2160"/>
+        </w:tabs>
+        <w:ind w:left="2160" w:hanging="360"/>
+      </w:pPr>
+      <w:rPr>
+        <w:rFonts w:ascii="Wingdings" w:hAnsi="Wingdings" w:hint="default"/>
+        <w:sz w:val="20"/>
+      </w:rPr>
+    </w:lvl>
+    <w:lvl w:ilvl="3" w:tentative="1">
+      <w:start w:val="1"/>
+      <w:numFmt w:val="bullet"/>
+      <w:lvlText w:val=""/>
+      <w:lvlJc w:val="left"/>
+      <w:pPr>
+        <w:tabs>
+          <w:tab w:val="num" w:pos="2880"/>
+        </w:tabs>
+        <w:ind w:left="2880" w:hanging="360"/>
+      </w:pPr>
+      <w:rPr>
+        <w:rFonts w:ascii="Wingdings" w:hAnsi="Wingdings" w:hint="default"/>
+        <w:sz w:val="20"/>
+      </w:rPr>
+    </w:lvl>
+    <w:lvl w:ilvl="4" w:tentative="1">
+      <w:start w:val="1"/>
+      <w:numFmt w:val="bullet"/>
+      <w:lvlText w:val=""/>
+      <w:lvlJc w:val="left"/>
+      <w:pPr>
+        <w:tabs>
+          <w:tab w:val="num" w:pos="3600"/>
+        </w:tabs>
+        <w:ind w:left="3600" w:hanging="360"/>
+      </w:pPr>
+      <w:rPr>
+        <w:rFonts w:ascii="Wingdings" w:hAnsi="Wingdings" w:hint="default"/>
+        <w:sz w:val="20"/>
+      </w:rPr>
+    </w:lvl>
+    <w:lvl w:ilvl="5" w:tentative="1">
+      <w:start w:val="1"/>
+      <w:numFmt w:val="bullet"/>
+      <w:lvlText w:val=""/>
+      <w:lvlJc w:val="left"/>
+      <w:pPr>
+        <w:tabs>
+          <w:tab w:val="num" w:pos="4320"/>
+        </w:tabs>
+        <w:ind w:left="4320" w:hanging="360"/>
+      </w:pPr>
+      <w:rPr>
+        <w:rFonts w:ascii="Wingdings" w:hAnsi="Wingdings" w:hint="default"/>
+        <w:sz w:val="20"/>
+      </w:rPr>
+    </w:lvl>
+    <w:lvl w:ilvl="6" w:tentative="1">
+      <w:start w:val="1"/>
+      <w:numFmt w:val="bullet"/>
+      <w:lvlText w:val=""/>
+      <w:lvlJc w:val="left"/>
+      <w:pPr>
+        <w:tabs>
+          <w:tab w:val="num" w:pos="5040"/>
+        </w:tabs>
+        <w:ind w:left="5040" w:hanging="360"/>
+      </w:pPr>
+      <w:rPr>
+        <w:rFonts w:ascii="Wingdings" w:hAnsi="Wingdings" w:hint="default"/>
+        <w:sz w:val="20"/>
+      </w:rPr>
+    </w:lvl>
+    <w:lvl w:ilvl="7" w:tentative="1">
+      <w:start w:val="1"/>
+      <w:numFmt w:val="bullet"/>
+      <w:lvlText w:val=""/>
+      <w:lvlJc w:val="left"/>
+      <w:pPr>
+        <w:tabs>
+          <w:tab w:val="num" w:pos="5760"/>
+        </w:tabs>
+        <w:ind w:left="5760" w:hanging="360"/>
+      </w:pPr>
+      <w:rPr>
+        <w:rFonts w:ascii="Wingdings" w:hAnsi="Wingdings" w:hint="default"/>
+        <w:sz w:val="20"/>
+      </w:rPr>
+    </w:lvl>
+    <w:lvl w:ilvl="8" w:tentative="1">
+      <w:start w:val="1"/>
+      <w:numFmt w:val="bullet"/>
+      <w:lvlText w:val=""/>
+      <w:lvlJc w:val="left"/>
+      <w:pPr>
+        <w:tabs>
+          <w:tab w:val="num" w:pos="6480"/>
+        </w:tabs>
+        <w:ind w:left="6480" w:hanging="360"/>
+      </w:pPr>
+      <w:rPr>
+        <w:rFonts w:ascii="Wingdings" w:hAnsi="Wingdings" w:hint="default"/>
+        <w:sz w:val="20"/>
+      </w:rPr>
+    </w:lvl>
+  </w:abstractNum>
+  <w:abstractNum w:abstractNumId="2" w15:restartNumberingAfterBreak="0">
+    <w:nsid w:val="08CD5CED"/>
+    <w:multiLevelType w:val="multilevel"/>
+    <w:tmpl w:val="4F2A7A2C"/>
+    <w:lvl w:ilvl="0">
+      <w:start w:val="1"/>
+      <w:numFmt w:val="bullet"/>
+      <w:lvlText w:val=""/>
+      <w:lvlJc w:val="left"/>
+      <w:pPr>
+        <w:tabs>
+          <w:tab w:val="num" w:pos="720"/>
+        </w:tabs>
+        <w:ind w:left="720" w:hanging="360"/>
+      </w:pPr>
+      <w:rPr>
+        <w:rFonts w:ascii="Symbol" w:hAnsi="Symbol" w:hint="default"/>
+        <w:sz w:val="20"/>
+      </w:rPr>
+    </w:lvl>
+    <w:lvl w:ilvl="1" w:tentative="1">
+      <w:start w:val="1"/>
+      <w:numFmt w:val="bullet"/>
+      <w:lvlText w:val="o"/>
+      <w:lvlJc w:val="left"/>
+      <w:pPr>
+        <w:tabs>
+          <w:tab w:val="num" w:pos="1440"/>
+        </w:tabs>
+        <w:ind w:left="1440" w:hanging="360"/>
+      </w:pPr>
+      <w:rPr>
+        <w:rFonts w:ascii="Courier New" w:hAnsi="Courier New" w:hint="default"/>
+        <w:sz w:val="20"/>
+      </w:rPr>
+    </w:lvl>
+    <w:lvl w:ilvl="2" w:tentative="1">
+      <w:start w:val="1"/>
+      <w:numFmt w:val="bullet"/>
+      <w:lvlText w:val=""/>
+      <w:lvlJc w:val="left"/>
+      <w:pPr>
+        <w:tabs>
+          <w:tab w:val="num" w:pos="2160"/>
+        </w:tabs>
+        <w:ind w:left="2160" w:hanging="360"/>
+      </w:pPr>
+      <w:rPr>
+        <w:rFonts w:ascii="Wingdings" w:hAnsi="Wingdings" w:hint="default"/>
+        <w:sz w:val="20"/>
+      </w:rPr>
+    </w:lvl>
+    <w:lvl w:ilvl="3" w:tentative="1">
+      <w:start w:val="1"/>
+      <w:numFmt w:val="bullet"/>
+      <w:lvlText w:val=""/>
+      <w:lvlJc w:val="left"/>
+      <w:pPr>
+        <w:tabs>
+          <w:tab w:val="num" w:pos="2880"/>
+        </w:tabs>
+        <w:ind w:left="2880" w:hanging="360"/>
+      </w:pPr>
+      <w:rPr>
+        <w:rFonts w:ascii="Wingdings" w:hAnsi="Wingdings" w:hint="default"/>
+        <w:sz w:val="20"/>
+      </w:rPr>
+    </w:lvl>
+    <w:lvl w:ilvl="4" w:tentative="1">
+      <w:start w:val="1"/>
+      <w:numFmt w:val="bullet"/>
+      <w:lvlText w:val=""/>
+      <w:lvlJc w:val="left"/>
+      <w:pPr>
+        <w:tabs>
+          <w:tab w:val="num" w:pos="3600"/>
+        </w:tabs>
+        <w:ind w:left="3600" w:hanging="360"/>
+      </w:pPr>
+      <w:rPr>
+        <w:rFonts w:ascii="Wingdings" w:hAnsi="Wingdings" w:hint="default"/>
+        <w:sz w:val="20"/>
+      </w:rPr>
+    </w:lvl>
+    <w:lvl w:ilvl="5" w:tentative="1">
+      <w:start w:val="1"/>
+      <w:numFmt w:val="bullet"/>
+      <w:lvlText w:val=""/>
+      <w:lvlJc w:val="left"/>
+      <w:pPr>
+        <w:tabs>
+          <w:tab w:val="num" w:pos="4320"/>
+        </w:tabs>
+        <w:ind w:left="4320" w:hanging="360"/>
+      </w:pPr>
+      <w:rPr>
+        <w:rFonts w:ascii="Wingdings" w:hAnsi="Wingdings" w:hint="default"/>
+        <w:sz w:val="20"/>
+      </w:rPr>
+    </w:lvl>
+    <w:lvl w:ilvl="6" w:tentative="1">
+      <w:start w:val="1"/>
+      <w:numFmt w:val="bullet"/>
+      <w:lvlText w:val=""/>
+      <w:lvlJc w:val="left"/>
+      <w:pPr>
+        <w:tabs>
+          <w:tab w:val="num" w:pos="5040"/>
+        </w:tabs>
+        <w:ind w:left="5040" w:hanging="360"/>
+      </w:pPr>
+      <w:rPr>
+        <w:rFonts w:ascii="Wingdings" w:hAnsi="Wingdings" w:hint="default"/>
+        <w:sz w:val="20"/>
+      </w:rPr>
+    </w:lvl>
+    <w:lvl w:ilvl="7" w:tentative="1">
+      <w:start w:val="1"/>
+      <w:numFmt w:val="bullet"/>
+      <w:lvlText w:val=""/>
+      <w:lvlJc w:val="left"/>
+      <w:pPr>
+        <w:tabs>
+          <w:tab w:val="num" w:pos="5760"/>
+        </w:tabs>
+        <w:ind w:left="5760" w:hanging="360"/>
+      </w:pPr>
+      <w:rPr>
+        <w:rFonts w:ascii="Wingdings" w:hAnsi="Wingdings" w:hint="default"/>
+        <w:sz w:val="20"/>
+      </w:rPr>
+    </w:lvl>
+    <w:lvl w:ilvl="8" w:tentative="1">
+      <w:start w:val="1"/>
+      <w:numFmt w:val="bullet"/>
+      <w:lvlText w:val=""/>
+      <w:lvlJc w:val="left"/>
+      <w:pPr>
+        <w:tabs>
+          <w:tab w:val="num" w:pos="6480"/>
+        </w:tabs>
+        <w:ind w:left="6480" w:hanging="360"/>
+      </w:pPr>
+      <w:rPr>
+        <w:rFonts w:ascii="Wingdings" w:hAnsi="Wingdings" w:hint="default"/>
+        <w:sz w:val="20"/>
+      </w:rPr>
+    </w:lvl>
+  </w:abstractNum>
+  <w:abstractNum w:abstractNumId="3" w15:restartNumberingAfterBreak="0">
+    <w:nsid w:val="08CE713C"/>
+    <w:multiLevelType w:val="multilevel"/>
+    <w:tmpl w:val="D7186010"/>
+    <w:lvl w:ilvl="0">
+      <w:start w:val="1"/>
+      <w:numFmt w:val="bullet"/>
+      <w:lvlText w:val=""/>
+      <w:lvlJc w:val="left"/>
+      <w:pPr>
+        <w:tabs>
+          <w:tab w:val="num" w:pos="720"/>
+        </w:tabs>
+        <w:ind w:left="720" w:hanging="360"/>
+      </w:pPr>
+      <w:rPr>
+        <w:rFonts w:ascii="Symbol" w:hAnsi="Symbol" w:hint="default"/>
+        <w:sz w:val="20"/>
+      </w:rPr>
+    </w:lvl>
+    <w:lvl w:ilvl="1" w:tentative="1">
+      <w:start w:val="1"/>
+      <w:numFmt w:val="bullet"/>
+      <w:lvlText w:val="o"/>
+      <w:lvlJc w:val="left"/>
+      <w:pPr>
+        <w:tabs>
+          <w:tab w:val="num" w:pos="1440"/>
+        </w:tabs>
+        <w:ind w:left="1440" w:hanging="360"/>
+      </w:pPr>
+      <w:rPr>
+        <w:rFonts w:ascii="Courier New" w:hAnsi="Courier New" w:hint="default"/>
+        <w:sz w:val="20"/>
+      </w:rPr>
+    </w:lvl>
+    <w:lvl w:ilvl="2" w:tentative="1">
+      <w:start w:val="1"/>
+      <w:numFmt w:val="bullet"/>
+      <w:lvlText w:val=""/>
+      <w:lvlJc w:val="left"/>
+      <w:pPr>
+        <w:tabs>
+          <w:tab w:val="num" w:pos="2160"/>
+        </w:tabs>
+        <w:ind w:left="2160" w:hanging="360"/>
+      </w:pPr>
+      <w:rPr>
+        <w:rFonts w:ascii="Wingdings" w:hAnsi="Wingdings" w:hint="default"/>
+        <w:sz w:val="20"/>
+      </w:rPr>
+    </w:lvl>
+    <w:lvl w:ilvl="3" w:tentative="1">
+      <w:start w:val="1"/>
+      <w:numFmt w:val="bullet"/>
+      <w:lvlText w:val=""/>
+      <w:lvlJc w:val="left"/>
+      <w:pPr>
+        <w:tabs>
+          <w:tab w:val="num" w:pos="2880"/>
+        </w:tabs>
+        <w:ind w:left="2880" w:hanging="360"/>
+      </w:pPr>
+      <w:rPr>
+        <w:rFonts w:ascii="Wingdings" w:hAnsi="Wingdings" w:hint="default"/>
+        <w:sz w:val="20"/>
+      </w:rPr>
+    </w:lvl>
+    <w:lvl w:ilvl="4" w:tentative="1">
+      <w:start w:val="1"/>
+      <w:numFmt w:val="bullet"/>
+      <w:lvlText w:val=""/>
+      <w:lvlJc w:val="left"/>
+      <w:pPr>
+        <w:tabs>
+          <w:tab w:val="num" w:pos="3600"/>
+        </w:tabs>
+        <w:ind w:left="3600" w:hanging="360"/>
+      </w:pPr>
+      <w:rPr>
+        <w:rFonts w:ascii="Wingdings" w:hAnsi="Wingdings" w:hint="default"/>
+        <w:sz w:val="20"/>
+      </w:rPr>
+    </w:lvl>
+    <w:lvl w:ilvl="5" w:tentative="1">
+      <w:start w:val="1"/>
+      <w:numFmt w:val="bullet"/>
+      <w:lvlText w:val=""/>
+      <w:lvlJc w:val="left"/>
+      <w:pPr>
+        <w:tabs>
+          <w:tab w:val="num" w:pos="4320"/>
+        </w:tabs>
+        <w:ind w:left="4320" w:hanging="360"/>
+      </w:pPr>
+      <w:rPr>
+        <w:rFonts w:ascii="Wingdings" w:hAnsi="Wingdings" w:hint="default"/>
+        <w:sz w:val="20"/>
+      </w:rPr>
+    </w:lvl>
+    <w:lvl w:ilvl="6" w:tentative="1">
+      <w:start w:val="1"/>
+      <w:numFmt w:val="bullet"/>
+      <w:lvlText w:val=""/>
+      <w:lvlJc w:val="left"/>
+      <w:pPr>
+        <w:tabs>
+          <w:tab w:val="num" w:pos="5040"/>
+        </w:tabs>
+        <w:ind w:left="5040" w:hanging="360"/>
+      </w:pPr>
+      <w:rPr>
+        <w:rFonts w:ascii="Wingdings" w:hAnsi="Wingdings" w:hint="default"/>
+        <w:sz w:val="20"/>
+      </w:rPr>
+    </w:lvl>
+    <w:lvl w:ilvl="7" w:tentative="1">
+      <w:start w:val="1"/>
+      <w:numFmt w:val="bullet"/>
+      <w:lvlText w:val=""/>
+      <w:lvlJc w:val="left"/>
+      <w:pPr>
+        <w:tabs>
+          <w:tab w:val="num" w:pos="5760"/>
+        </w:tabs>
+        <w:ind w:left="5760" w:hanging="360"/>
+      </w:pPr>
+      <w:rPr>
+        <w:rFonts w:ascii="Wingdings" w:hAnsi="Wingdings" w:hint="default"/>
+        <w:sz w:val="20"/>
+      </w:rPr>
+    </w:lvl>
+    <w:lvl w:ilvl="8" w:tentative="1">
+      <w:start w:val="1"/>
+      <w:numFmt w:val="bullet"/>
+      <w:lvlText w:val=""/>
+      <w:lvlJc w:val="left"/>
+      <w:pPr>
+        <w:tabs>
+          <w:tab w:val="num" w:pos="6480"/>
+        </w:tabs>
+        <w:ind w:left="6480" w:hanging="360"/>
+      </w:pPr>
+      <w:rPr>
+        <w:rFonts w:ascii="Wingdings" w:hAnsi="Wingdings" w:hint="default"/>
+        <w:sz w:val="20"/>
+      </w:rPr>
+    </w:lvl>
+  </w:abstractNum>
+  <w:abstractNum w:abstractNumId="4" w15:restartNumberingAfterBreak="0">
     <w:nsid w:val="09DF6A94"/>
     <w:multiLevelType w:val="hybridMultilevel"/>
     <w:tmpl w:val="24CE51B2"/>
@@ -16764,7 +20101,7 @@
       </w:rPr>
     </w:lvl>
   </w:abstractNum>
-  <w:abstractNum w:abstractNumId="2" w15:restartNumberingAfterBreak="0">
+  <w:abstractNum w:abstractNumId="5" w15:restartNumberingAfterBreak="0">
     <w:nsid w:val="0B2D704E"/>
     <w:multiLevelType w:val="hybridMultilevel"/>
     <w:tmpl w:val="5D248822"/>
@@ -16904,7 +20241,305 @@
       </w:rPr>
     </w:lvl>
   </w:abstractNum>
-  <w:abstractNum w:abstractNumId="3" w15:restartNumberingAfterBreak="0">
+  <w:abstractNum w:abstractNumId="6" w15:restartNumberingAfterBreak="0">
+    <w:nsid w:val="0C6E7DDD"/>
+    <w:multiLevelType w:val="multilevel"/>
+    <w:tmpl w:val="B61C02A0"/>
+    <w:lvl w:ilvl="0">
+      <w:start w:val="1"/>
+      <w:numFmt w:val="bullet"/>
+      <w:lvlText w:val=""/>
+      <w:lvlJc w:val="left"/>
+      <w:pPr>
+        <w:tabs>
+          <w:tab w:val="num" w:pos="720"/>
+        </w:tabs>
+        <w:ind w:left="720" w:hanging="360"/>
+      </w:pPr>
+      <w:rPr>
+        <w:rFonts w:ascii="Symbol" w:hAnsi="Symbol" w:hint="default"/>
+        <w:sz w:val="20"/>
+      </w:rPr>
+    </w:lvl>
+    <w:lvl w:ilvl="1" w:tentative="1">
+      <w:start w:val="1"/>
+      <w:numFmt w:val="bullet"/>
+      <w:lvlText w:val="o"/>
+      <w:lvlJc w:val="left"/>
+      <w:pPr>
+        <w:tabs>
+          <w:tab w:val="num" w:pos="1440"/>
+        </w:tabs>
+        <w:ind w:left="1440" w:hanging="360"/>
+      </w:pPr>
+      <w:rPr>
+        <w:rFonts w:ascii="Courier New" w:hAnsi="Courier New" w:hint="default"/>
+        <w:sz w:val="20"/>
+      </w:rPr>
+    </w:lvl>
+    <w:lvl w:ilvl="2" w:tentative="1">
+      <w:start w:val="1"/>
+      <w:numFmt w:val="bullet"/>
+      <w:lvlText w:val=""/>
+      <w:lvlJc w:val="left"/>
+      <w:pPr>
+        <w:tabs>
+          <w:tab w:val="num" w:pos="2160"/>
+        </w:tabs>
+        <w:ind w:left="2160" w:hanging="360"/>
+      </w:pPr>
+      <w:rPr>
+        <w:rFonts w:ascii="Wingdings" w:hAnsi="Wingdings" w:hint="default"/>
+        <w:sz w:val="20"/>
+      </w:rPr>
+    </w:lvl>
+    <w:lvl w:ilvl="3" w:tentative="1">
+      <w:start w:val="1"/>
+      <w:numFmt w:val="bullet"/>
+      <w:lvlText w:val=""/>
+      <w:lvlJc w:val="left"/>
+      <w:pPr>
+        <w:tabs>
+          <w:tab w:val="num" w:pos="2880"/>
+        </w:tabs>
+        <w:ind w:left="2880" w:hanging="360"/>
+      </w:pPr>
+      <w:rPr>
+        <w:rFonts w:ascii="Wingdings" w:hAnsi="Wingdings" w:hint="default"/>
+        <w:sz w:val="20"/>
+      </w:rPr>
+    </w:lvl>
+    <w:lvl w:ilvl="4" w:tentative="1">
+      <w:start w:val="1"/>
+      <w:numFmt w:val="bullet"/>
+      <w:lvlText w:val=""/>
+      <w:lvlJc w:val="left"/>
+      <w:pPr>
+        <w:tabs>
+          <w:tab w:val="num" w:pos="3600"/>
+        </w:tabs>
+        <w:ind w:left="3600" w:hanging="360"/>
+      </w:pPr>
+      <w:rPr>
+        <w:rFonts w:ascii="Wingdings" w:hAnsi="Wingdings" w:hint="default"/>
+        <w:sz w:val="20"/>
+      </w:rPr>
+    </w:lvl>
+    <w:lvl w:ilvl="5" w:tentative="1">
+      <w:start w:val="1"/>
+      <w:numFmt w:val="bullet"/>
+      <w:lvlText w:val=""/>
+      <w:lvlJc w:val="left"/>
+      <w:pPr>
+        <w:tabs>
+          <w:tab w:val="num" w:pos="4320"/>
+        </w:tabs>
+        <w:ind w:left="4320" w:hanging="360"/>
+      </w:pPr>
+      <w:rPr>
+        <w:rFonts w:ascii="Wingdings" w:hAnsi="Wingdings" w:hint="default"/>
+        <w:sz w:val="20"/>
+      </w:rPr>
+    </w:lvl>
+    <w:lvl w:ilvl="6" w:tentative="1">
+      <w:start w:val="1"/>
+      <w:numFmt w:val="bullet"/>
+      <w:lvlText w:val=""/>
+      <w:lvlJc w:val="left"/>
+      <w:pPr>
+        <w:tabs>
+          <w:tab w:val="num" w:pos="5040"/>
+        </w:tabs>
+        <w:ind w:left="5040" w:hanging="360"/>
+      </w:pPr>
+      <w:rPr>
+        <w:rFonts w:ascii="Wingdings" w:hAnsi="Wingdings" w:hint="default"/>
+        <w:sz w:val="20"/>
+      </w:rPr>
+    </w:lvl>
+    <w:lvl w:ilvl="7" w:tentative="1">
+      <w:start w:val="1"/>
+      <w:numFmt w:val="bullet"/>
+      <w:lvlText w:val=""/>
+      <w:lvlJc w:val="left"/>
+      <w:pPr>
+        <w:tabs>
+          <w:tab w:val="num" w:pos="5760"/>
+        </w:tabs>
+        <w:ind w:left="5760" w:hanging="360"/>
+      </w:pPr>
+      <w:rPr>
+        <w:rFonts w:ascii="Wingdings" w:hAnsi="Wingdings" w:hint="default"/>
+        <w:sz w:val="20"/>
+      </w:rPr>
+    </w:lvl>
+    <w:lvl w:ilvl="8" w:tentative="1">
+      <w:start w:val="1"/>
+      <w:numFmt w:val="bullet"/>
+      <w:lvlText w:val=""/>
+      <w:lvlJc w:val="left"/>
+      <w:pPr>
+        <w:tabs>
+          <w:tab w:val="num" w:pos="6480"/>
+        </w:tabs>
+        <w:ind w:left="6480" w:hanging="360"/>
+      </w:pPr>
+      <w:rPr>
+        <w:rFonts w:ascii="Wingdings" w:hAnsi="Wingdings" w:hint="default"/>
+        <w:sz w:val="20"/>
+      </w:rPr>
+    </w:lvl>
+  </w:abstractNum>
+  <w:abstractNum w:abstractNumId="7" w15:restartNumberingAfterBreak="0">
+    <w:nsid w:val="14AA73CA"/>
+    <w:multiLevelType w:val="multilevel"/>
+    <w:tmpl w:val="D354FE56"/>
+    <w:lvl w:ilvl="0">
+      <w:start w:val="1"/>
+      <w:numFmt w:val="bullet"/>
+      <w:lvlText w:val=""/>
+      <w:lvlJc w:val="left"/>
+      <w:pPr>
+        <w:tabs>
+          <w:tab w:val="num" w:pos="720"/>
+        </w:tabs>
+        <w:ind w:left="720" w:hanging="360"/>
+      </w:pPr>
+      <w:rPr>
+        <w:rFonts w:ascii="Symbol" w:hAnsi="Symbol" w:hint="default"/>
+        <w:sz w:val="20"/>
+      </w:rPr>
+    </w:lvl>
+    <w:lvl w:ilvl="1" w:tentative="1">
+      <w:start w:val="1"/>
+      <w:numFmt w:val="bullet"/>
+      <w:lvlText w:val="o"/>
+      <w:lvlJc w:val="left"/>
+      <w:pPr>
+        <w:tabs>
+          <w:tab w:val="num" w:pos="1440"/>
+        </w:tabs>
+        <w:ind w:left="1440" w:hanging="360"/>
+      </w:pPr>
+      <w:rPr>
+        <w:rFonts w:ascii="Courier New" w:hAnsi="Courier New" w:hint="default"/>
+        <w:sz w:val="20"/>
+      </w:rPr>
+    </w:lvl>
+    <w:lvl w:ilvl="2" w:tentative="1">
+      <w:start w:val="1"/>
+      <w:numFmt w:val="bullet"/>
+      <w:lvlText w:val=""/>
+      <w:lvlJc w:val="left"/>
+      <w:pPr>
+        <w:tabs>
+          <w:tab w:val="num" w:pos="2160"/>
+        </w:tabs>
+        <w:ind w:left="2160" w:hanging="360"/>
+      </w:pPr>
+      <w:rPr>
+        <w:rFonts w:ascii="Wingdings" w:hAnsi="Wingdings" w:hint="default"/>
+        <w:sz w:val="20"/>
+      </w:rPr>
+    </w:lvl>
+    <w:lvl w:ilvl="3" w:tentative="1">
+      <w:start w:val="1"/>
+      <w:numFmt w:val="bullet"/>
+      <w:lvlText w:val=""/>
+      <w:lvlJc w:val="left"/>
+      <w:pPr>
+        <w:tabs>
+          <w:tab w:val="num" w:pos="2880"/>
+        </w:tabs>
+        <w:ind w:left="2880" w:hanging="360"/>
+      </w:pPr>
+      <w:rPr>
+        <w:rFonts w:ascii="Wingdings" w:hAnsi="Wingdings" w:hint="default"/>
+        <w:sz w:val="20"/>
+      </w:rPr>
+    </w:lvl>
+    <w:lvl w:ilvl="4" w:tentative="1">
+      <w:start w:val="1"/>
+      <w:numFmt w:val="bullet"/>
+      <w:lvlText w:val=""/>
+      <w:lvlJc w:val="left"/>
+      <w:pPr>
+        <w:tabs>
+          <w:tab w:val="num" w:pos="3600"/>
+        </w:tabs>
+        <w:ind w:left="3600" w:hanging="360"/>
+      </w:pPr>
+      <w:rPr>
+        <w:rFonts w:ascii="Wingdings" w:hAnsi="Wingdings" w:hint="default"/>
+        <w:sz w:val="20"/>
+      </w:rPr>
+    </w:lvl>
+    <w:lvl w:ilvl="5" w:tentative="1">
+      <w:start w:val="1"/>
+      <w:numFmt w:val="bullet"/>
+      <w:lvlText w:val=""/>
+      <w:lvlJc w:val="left"/>
+      <w:pPr>
+        <w:tabs>
+          <w:tab w:val="num" w:pos="4320"/>
+        </w:tabs>
+        <w:ind w:left="4320" w:hanging="360"/>
+      </w:pPr>
+      <w:rPr>
+        <w:rFonts w:ascii="Wingdings" w:hAnsi="Wingdings" w:hint="default"/>
+        <w:sz w:val="20"/>
+      </w:rPr>
+    </w:lvl>
+    <w:lvl w:ilvl="6" w:tentative="1">
+      <w:start w:val="1"/>
+      <w:numFmt w:val="bullet"/>
+      <w:lvlText w:val=""/>
+      <w:lvlJc w:val="left"/>
+      <w:pPr>
+        <w:tabs>
+          <w:tab w:val="num" w:pos="5040"/>
+        </w:tabs>
+        <w:ind w:left="5040" w:hanging="360"/>
+      </w:pPr>
+      <w:rPr>
+        <w:rFonts w:ascii="Wingdings" w:hAnsi="Wingdings" w:hint="default"/>
+        <w:sz w:val="20"/>
+      </w:rPr>
+    </w:lvl>
+    <w:lvl w:ilvl="7" w:tentative="1">
+      <w:start w:val="1"/>
+      <w:numFmt w:val="bullet"/>
+      <w:lvlText w:val=""/>
+      <w:lvlJc w:val="left"/>
+      <w:pPr>
+        <w:tabs>
+          <w:tab w:val="num" w:pos="5760"/>
+        </w:tabs>
+        <w:ind w:left="5760" w:hanging="360"/>
+      </w:pPr>
+      <w:rPr>
+        <w:rFonts w:ascii="Wingdings" w:hAnsi="Wingdings" w:hint="default"/>
+        <w:sz w:val="20"/>
+      </w:rPr>
+    </w:lvl>
+    <w:lvl w:ilvl="8" w:tentative="1">
+      <w:start w:val="1"/>
+      <w:numFmt w:val="bullet"/>
+      <w:lvlText w:val=""/>
+      <w:lvlJc w:val="left"/>
+      <w:pPr>
+        <w:tabs>
+          <w:tab w:val="num" w:pos="6480"/>
+        </w:tabs>
+        <w:ind w:left="6480" w:hanging="360"/>
+      </w:pPr>
+      <w:rPr>
+        <w:rFonts w:ascii="Wingdings" w:hAnsi="Wingdings" w:hint="default"/>
+        <w:sz w:val="20"/>
+      </w:rPr>
+    </w:lvl>
+  </w:abstractNum>
+  <w:abstractNum w:abstractNumId="8" w15:restartNumberingAfterBreak="0">
     <w:nsid w:val="1D2A1E4D"/>
     <w:multiLevelType w:val="hybridMultilevel"/>
     <w:tmpl w:val="A6E2CAF0"/>
@@ -17017,7 +20652,901 @@
       </w:rPr>
     </w:lvl>
   </w:abstractNum>
-  <w:abstractNum w:abstractNumId="4" w15:restartNumberingAfterBreak="0">
+  <w:abstractNum w:abstractNumId="9" w15:restartNumberingAfterBreak="0">
+    <w:nsid w:val="29EF5E1B"/>
+    <w:multiLevelType w:val="multilevel"/>
+    <w:tmpl w:val="DF6CC634"/>
+    <w:lvl w:ilvl="0">
+      <w:start w:val="1"/>
+      <w:numFmt w:val="bullet"/>
+      <w:lvlText w:val=""/>
+      <w:lvlJc w:val="left"/>
+      <w:pPr>
+        <w:tabs>
+          <w:tab w:val="num" w:pos="720"/>
+        </w:tabs>
+        <w:ind w:left="720" w:hanging="360"/>
+      </w:pPr>
+      <w:rPr>
+        <w:rFonts w:ascii="Symbol" w:hAnsi="Symbol" w:hint="default"/>
+        <w:sz w:val="20"/>
+      </w:rPr>
+    </w:lvl>
+    <w:lvl w:ilvl="1" w:tentative="1">
+      <w:start w:val="1"/>
+      <w:numFmt w:val="bullet"/>
+      <w:lvlText w:val="o"/>
+      <w:lvlJc w:val="left"/>
+      <w:pPr>
+        <w:tabs>
+          <w:tab w:val="num" w:pos="1440"/>
+        </w:tabs>
+        <w:ind w:left="1440" w:hanging="360"/>
+      </w:pPr>
+      <w:rPr>
+        <w:rFonts w:ascii="Courier New" w:hAnsi="Courier New" w:hint="default"/>
+        <w:sz w:val="20"/>
+      </w:rPr>
+    </w:lvl>
+    <w:lvl w:ilvl="2" w:tentative="1">
+      <w:start w:val="1"/>
+      <w:numFmt w:val="bullet"/>
+      <w:lvlText w:val=""/>
+      <w:lvlJc w:val="left"/>
+      <w:pPr>
+        <w:tabs>
+          <w:tab w:val="num" w:pos="2160"/>
+        </w:tabs>
+        <w:ind w:left="2160" w:hanging="360"/>
+      </w:pPr>
+      <w:rPr>
+        <w:rFonts w:ascii="Wingdings" w:hAnsi="Wingdings" w:hint="default"/>
+        <w:sz w:val="20"/>
+      </w:rPr>
+    </w:lvl>
+    <w:lvl w:ilvl="3" w:tentative="1">
+      <w:start w:val="1"/>
+      <w:numFmt w:val="bullet"/>
+      <w:lvlText w:val=""/>
+      <w:lvlJc w:val="left"/>
+      <w:pPr>
+        <w:tabs>
+          <w:tab w:val="num" w:pos="2880"/>
+        </w:tabs>
+        <w:ind w:left="2880" w:hanging="360"/>
+      </w:pPr>
+      <w:rPr>
+        <w:rFonts w:ascii="Wingdings" w:hAnsi="Wingdings" w:hint="default"/>
+        <w:sz w:val="20"/>
+      </w:rPr>
+    </w:lvl>
+    <w:lvl w:ilvl="4" w:tentative="1">
+      <w:start w:val="1"/>
+      <w:numFmt w:val="bullet"/>
+      <w:lvlText w:val=""/>
+      <w:lvlJc w:val="left"/>
+      <w:pPr>
+        <w:tabs>
+          <w:tab w:val="num" w:pos="3600"/>
+        </w:tabs>
+        <w:ind w:left="3600" w:hanging="360"/>
+      </w:pPr>
+      <w:rPr>
+        <w:rFonts w:ascii="Wingdings" w:hAnsi="Wingdings" w:hint="default"/>
+        <w:sz w:val="20"/>
+      </w:rPr>
+    </w:lvl>
+    <w:lvl w:ilvl="5" w:tentative="1">
+      <w:start w:val="1"/>
+      <w:numFmt w:val="bullet"/>
+      <w:lvlText w:val=""/>
+      <w:lvlJc w:val="left"/>
+      <w:pPr>
+        <w:tabs>
+          <w:tab w:val="num" w:pos="4320"/>
+        </w:tabs>
+        <w:ind w:left="4320" w:hanging="360"/>
+      </w:pPr>
+      <w:rPr>
+        <w:rFonts w:ascii="Wingdings" w:hAnsi="Wingdings" w:hint="default"/>
+        <w:sz w:val="20"/>
+      </w:rPr>
+    </w:lvl>
+    <w:lvl w:ilvl="6" w:tentative="1">
+      <w:start w:val="1"/>
+      <w:numFmt w:val="bullet"/>
+      <w:lvlText w:val=""/>
+      <w:lvlJc w:val="left"/>
+      <w:pPr>
+        <w:tabs>
+          <w:tab w:val="num" w:pos="5040"/>
+        </w:tabs>
+        <w:ind w:left="5040" w:hanging="360"/>
+      </w:pPr>
+      <w:rPr>
+        <w:rFonts w:ascii="Wingdings" w:hAnsi="Wingdings" w:hint="default"/>
+        <w:sz w:val="20"/>
+      </w:rPr>
+    </w:lvl>
+    <w:lvl w:ilvl="7" w:tentative="1">
+      <w:start w:val="1"/>
+      <w:numFmt w:val="bullet"/>
+      <w:lvlText w:val=""/>
+      <w:lvlJc w:val="left"/>
+      <w:pPr>
+        <w:tabs>
+          <w:tab w:val="num" w:pos="5760"/>
+        </w:tabs>
+        <w:ind w:left="5760" w:hanging="360"/>
+      </w:pPr>
+      <w:rPr>
+        <w:rFonts w:ascii="Wingdings" w:hAnsi="Wingdings" w:hint="default"/>
+        <w:sz w:val="20"/>
+      </w:rPr>
+    </w:lvl>
+    <w:lvl w:ilvl="8" w:tentative="1">
+      <w:start w:val="1"/>
+      <w:numFmt w:val="bullet"/>
+      <w:lvlText w:val=""/>
+      <w:lvlJc w:val="left"/>
+      <w:pPr>
+        <w:tabs>
+          <w:tab w:val="num" w:pos="6480"/>
+        </w:tabs>
+        <w:ind w:left="6480" w:hanging="360"/>
+      </w:pPr>
+      <w:rPr>
+        <w:rFonts w:ascii="Wingdings" w:hAnsi="Wingdings" w:hint="default"/>
+        <w:sz w:val="20"/>
+      </w:rPr>
+    </w:lvl>
+  </w:abstractNum>
+  <w:abstractNum w:abstractNumId="10" w15:restartNumberingAfterBreak="0">
+    <w:nsid w:val="31FB293A"/>
+    <w:multiLevelType w:val="multilevel"/>
+    <w:tmpl w:val="B3428838"/>
+    <w:lvl w:ilvl="0">
+      <w:start w:val="1"/>
+      <w:numFmt w:val="bullet"/>
+      <w:lvlText w:val=""/>
+      <w:lvlJc w:val="left"/>
+      <w:pPr>
+        <w:tabs>
+          <w:tab w:val="num" w:pos="720"/>
+        </w:tabs>
+        <w:ind w:left="720" w:hanging="360"/>
+      </w:pPr>
+      <w:rPr>
+        <w:rFonts w:ascii="Symbol" w:hAnsi="Symbol" w:hint="default"/>
+        <w:sz w:val="20"/>
+      </w:rPr>
+    </w:lvl>
+    <w:lvl w:ilvl="1" w:tentative="1">
+      <w:start w:val="1"/>
+      <w:numFmt w:val="bullet"/>
+      <w:lvlText w:val="o"/>
+      <w:lvlJc w:val="left"/>
+      <w:pPr>
+        <w:tabs>
+          <w:tab w:val="num" w:pos="1440"/>
+        </w:tabs>
+        <w:ind w:left="1440" w:hanging="360"/>
+      </w:pPr>
+      <w:rPr>
+        <w:rFonts w:ascii="Courier New" w:hAnsi="Courier New" w:hint="default"/>
+        <w:sz w:val="20"/>
+      </w:rPr>
+    </w:lvl>
+    <w:lvl w:ilvl="2" w:tentative="1">
+      <w:start w:val="1"/>
+      <w:numFmt w:val="bullet"/>
+      <w:lvlText w:val=""/>
+      <w:lvlJc w:val="left"/>
+      <w:pPr>
+        <w:tabs>
+          <w:tab w:val="num" w:pos="2160"/>
+        </w:tabs>
+        <w:ind w:left="2160" w:hanging="360"/>
+      </w:pPr>
+      <w:rPr>
+        <w:rFonts w:ascii="Wingdings" w:hAnsi="Wingdings" w:hint="default"/>
+        <w:sz w:val="20"/>
+      </w:rPr>
+    </w:lvl>
+    <w:lvl w:ilvl="3" w:tentative="1">
+      <w:start w:val="1"/>
+      <w:numFmt w:val="bullet"/>
+      <w:lvlText w:val=""/>
+      <w:lvlJc w:val="left"/>
+      <w:pPr>
+        <w:tabs>
+          <w:tab w:val="num" w:pos="2880"/>
+        </w:tabs>
+        <w:ind w:left="2880" w:hanging="360"/>
+      </w:pPr>
+      <w:rPr>
+        <w:rFonts w:ascii="Wingdings" w:hAnsi="Wingdings" w:hint="default"/>
+        <w:sz w:val="20"/>
+      </w:rPr>
+    </w:lvl>
+    <w:lvl w:ilvl="4" w:tentative="1">
+      <w:start w:val="1"/>
+      <w:numFmt w:val="bullet"/>
+      <w:lvlText w:val=""/>
+      <w:lvlJc w:val="left"/>
+      <w:pPr>
+        <w:tabs>
+          <w:tab w:val="num" w:pos="3600"/>
+        </w:tabs>
+        <w:ind w:left="3600" w:hanging="360"/>
+      </w:pPr>
+      <w:rPr>
+        <w:rFonts w:ascii="Wingdings" w:hAnsi="Wingdings" w:hint="default"/>
+        <w:sz w:val="20"/>
+      </w:rPr>
+    </w:lvl>
+    <w:lvl w:ilvl="5" w:tentative="1">
+      <w:start w:val="1"/>
+      <w:numFmt w:val="bullet"/>
+      <w:lvlText w:val=""/>
+      <w:lvlJc w:val="left"/>
+      <w:pPr>
+        <w:tabs>
+          <w:tab w:val="num" w:pos="4320"/>
+        </w:tabs>
+        <w:ind w:left="4320" w:hanging="360"/>
+      </w:pPr>
+      <w:rPr>
+        <w:rFonts w:ascii="Wingdings" w:hAnsi="Wingdings" w:hint="default"/>
+        <w:sz w:val="20"/>
+      </w:rPr>
+    </w:lvl>
+    <w:lvl w:ilvl="6" w:tentative="1">
+      <w:start w:val="1"/>
+      <w:numFmt w:val="bullet"/>
+      <w:lvlText w:val=""/>
+      <w:lvlJc w:val="left"/>
+      <w:pPr>
+        <w:tabs>
+          <w:tab w:val="num" w:pos="5040"/>
+        </w:tabs>
+        <w:ind w:left="5040" w:hanging="360"/>
+      </w:pPr>
+      <w:rPr>
+        <w:rFonts w:ascii="Wingdings" w:hAnsi="Wingdings" w:hint="default"/>
+        <w:sz w:val="20"/>
+      </w:rPr>
+    </w:lvl>
+    <w:lvl w:ilvl="7" w:tentative="1">
+      <w:start w:val="1"/>
+      <w:numFmt w:val="bullet"/>
+      <w:lvlText w:val=""/>
+      <w:lvlJc w:val="left"/>
+      <w:pPr>
+        <w:tabs>
+          <w:tab w:val="num" w:pos="5760"/>
+        </w:tabs>
+        <w:ind w:left="5760" w:hanging="360"/>
+      </w:pPr>
+      <w:rPr>
+        <w:rFonts w:ascii="Wingdings" w:hAnsi="Wingdings" w:hint="default"/>
+        <w:sz w:val="20"/>
+      </w:rPr>
+    </w:lvl>
+    <w:lvl w:ilvl="8" w:tentative="1">
+      <w:start w:val="1"/>
+      <w:numFmt w:val="bullet"/>
+      <w:lvlText w:val=""/>
+      <w:lvlJc w:val="left"/>
+      <w:pPr>
+        <w:tabs>
+          <w:tab w:val="num" w:pos="6480"/>
+        </w:tabs>
+        <w:ind w:left="6480" w:hanging="360"/>
+      </w:pPr>
+      <w:rPr>
+        <w:rFonts w:ascii="Wingdings" w:hAnsi="Wingdings" w:hint="default"/>
+        <w:sz w:val="20"/>
+      </w:rPr>
+    </w:lvl>
+  </w:abstractNum>
+  <w:abstractNum w:abstractNumId="11" w15:restartNumberingAfterBreak="0">
+    <w:nsid w:val="32116F75"/>
+    <w:multiLevelType w:val="multilevel"/>
+    <w:tmpl w:val="57281C4E"/>
+    <w:lvl w:ilvl="0">
+      <w:start w:val="1"/>
+      <w:numFmt w:val="bullet"/>
+      <w:lvlText w:val=""/>
+      <w:lvlJc w:val="left"/>
+      <w:pPr>
+        <w:tabs>
+          <w:tab w:val="num" w:pos="720"/>
+        </w:tabs>
+        <w:ind w:left="720" w:hanging="360"/>
+      </w:pPr>
+      <w:rPr>
+        <w:rFonts w:ascii="Symbol" w:hAnsi="Symbol" w:hint="default"/>
+        <w:sz w:val="20"/>
+      </w:rPr>
+    </w:lvl>
+    <w:lvl w:ilvl="1" w:tentative="1">
+      <w:start w:val="1"/>
+      <w:numFmt w:val="bullet"/>
+      <w:lvlText w:val="o"/>
+      <w:lvlJc w:val="left"/>
+      <w:pPr>
+        <w:tabs>
+          <w:tab w:val="num" w:pos="1440"/>
+        </w:tabs>
+        <w:ind w:left="1440" w:hanging="360"/>
+      </w:pPr>
+      <w:rPr>
+        <w:rFonts w:ascii="Courier New" w:hAnsi="Courier New" w:hint="default"/>
+        <w:sz w:val="20"/>
+      </w:rPr>
+    </w:lvl>
+    <w:lvl w:ilvl="2" w:tentative="1">
+      <w:start w:val="1"/>
+      <w:numFmt w:val="bullet"/>
+      <w:lvlText w:val=""/>
+      <w:lvlJc w:val="left"/>
+      <w:pPr>
+        <w:tabs>
+          <w:tab w:val="num" w:pos="2160"/>
+        </w:tabs>
+        <w:ind w:left="2160" w:hanging="360"/>
+      </w:pPr>
+      <w:rPr>
+        <w:rFonts w:ascii="Wingdings" w:hAnsi="Wingdings" w:hint="default"/>
+        <w:sz w:val="20"/>
+      </w:rPr>
+    </w:lvl>
+    <w:lvl w:ilvl="3" w:tentative="1">
+      <w:start w:val="1"/>
+      <w:numFmt w:val="bullet"/>
+      <w:lvlText w:val=""/>
+      <w:lvlJc w:val="left"/>
+      <w:pPr>
+        <w:tabs>
+          <w:tab w:val="num" w:pos="2880"/>
+        </w:tabs>
+        <w:ind w:left="2880" w:hanging="360"/>
+      </w:pPr>
+      <w:rPr>
+        <w:rFonts w:ascii="Wingdings" w:hAnsi="Wingdings" w:hint="default"/>
+        <w:sz w:val="20"/>
+      </w:rPr>
+    </w:lvl>
+    <w:lvl w:ilvl="4" w:tentative="1">
+      <w:start w:val="1"/>
+      <w:numFmt w:val="bullet"/>
+      <w:lvlText w:val=""/>
+      <w:lvlJc w:val="left"/>
+      <w:pPr>
+        <w:tabs>
+          <w:tab w:val="num" w:pos="3600"/>
+        </w:tabs>
+        <w:ind w:left="3600" w:hanging="360"/>
+      </w:pPr>
+      <w:rPr>
+        <w:rFonts w:ascii="Wingdings" w:hAnsi="Wingdings" w:hint="default"/>
+        <w:sz w:val="20"/>
+      </w:rPr>
+    </w:lvl>
+    <w:lvl w:ilvl="5" w:tentative="1">
+      <w:start w:val="1"/>
+      <w:numFmt w:val="bullet"/>
+      <w:lvlText w:val=""/>
+      <w:lvlJc w:val="left"/>
+      <w:pPr>
+        <w:tabs>
+          <w:tab w:val="num" w:pos="4320"/>
+        </w:tabs>
+        <w:ind w:left="4320" w:hanging="360"/>
+      </w:pPr>
+      <w:rPr>
+        <w:rFonts w:ascii="Wingdings" w:hAnsi="Wingdings" w:hint="default"/>
+        <w:sz w:val="20"/>
+      </w:rPr>
+    </w:lvl>
+    <w:lvl w:ilvl="6" w:tentative="1">
+      <w:start w:val="1"/>
+      <w:numFmt w:val="bullet"/>
+      <w:lvlText w:val=""/>
+      <w:lvlJc w:val="left"/>
+      <w:pPr>
+        <w:tabs>
+          <w:tab w:val="num" w:pos="5040"/>
+        </w:tabs>
+        <w:ind w:left="5040" w:hanging="360"/>
+      </w:pPr>
+      <w:rPr>
+        <w:rFonts w:ascii="Wingdings" w:hAnsi="Wingdings" w:hint="default"/>
+        <w:sz w:val="20"/>
+      </w:rPr>
+    </w:lvl>
+    <w:lvl w:ilvl="7" w:tentative="1">
+      <w:start w:val="1"/>
+      <w:numFmt w:val="bullet"/>
+      <w:lvlText w:val=""/>
+      <w:lvlJc w:val="left"/>
+      <w:pPr>
+        <w:tabs>
+          <w:tab w:val="num" w:pos="5760"/>
+        </w:tabs>
+        <w:ind w:left="5760" w:hanging="360"/>
+      </w:pPr>
+      <w:rPr>
+        <w:rFonts w:ascii="Wingdings" w:hAnsi="Wingdings" w:hint="default"/>
+        <w:sz w:val="20"/>
+      </w:rPr>
+    </w:lvl>
+    <w:lvl w:ilvl="8" w:tentative="1">
+      <w:start w:val="1"/>
+      <w:numFmt w:val="bullet"/>
+      <w:lvlText w:val=""/>
+      <w:lvlJc w:val="left"/>
+      <w:pPr>
+        <w:tabs>
+          <w:tab w:val="num" w:pos="6480"/>
+        </w:tabs>
+        <w:ind w:left="6480" w:hanging="360"/>
+      </w:pPr>
+      <w:rPr>
+        <w:rFonts w:ascii="Wingdings" w:hAnsi="Wingdings" w:hint="default"/>
+        <w:sz w:val="20"/>
+      </w:rPr>
+    </w:lvl>
+  </w:abstractNum>
+  <w:abstractNum w:abstractNumId="12" w15:restartNumberingAfterBreak="0">
+    <w:nsid w:val="3FBA161F"/>
+    <w:multiLevelType w:val="multilevel"/>
+    <w:tmpl w:val="A60817AE"/>
+    <w:lvl w:ilvl="0">
+      <w:start w:val="1"/>
+      <w:numFmt w:val="bullet"/>
+      <w:lvlText w:val=""/>
+      <w:lvlJc w:val="left"/>
+      <w:pPr>
+        <w:tabs>
+          <w:tab w:val="num" w:pos="720"/>
+        </w:tabs>
+        <w:ind w:left="720" w:hanging="360"/>
+      </w:pPr>
+      <w:rPr>
+        <w:rFonts w:ascii="Symbol" w:hAnsi="Symbol" w:hint="default"/>
+        <w:sz w:val="20"/>
+      </w:rPr>
+    </w:lvl>
+    <w:lvl w:ilvl="1" w:tentative="1">
+      <w:start w:val="1"/>
+      <w:numFmt w:val="bullet"/>
+      <w:lvlText w:val="o"/>
+      <w:lvlJc w:val="left"/>
+      <w:pPr>
+        <w:tabs>
+          <w:tab w:val="num" w:pos="1440"/>
+        </w:tabs>
+        <w:ind w:left="1440" w:hanging="360"/>
+      </w:pPr>
+      <w:rPr>
+        <w:rFonts w:ascii="Courier New" w:hAnsi="Courier New" w:hint="default"/>
+        <w:sz w:val="20"/>
+      </w:rPr>
+    </w:lvl>
+    <w:lvl w:ilvl="2" w:tentative="1">
+      <w:start w:val="1"/>
+      <w:numFmt w:val="bullet"/>
+      <w:lvlText w:val=""/>
+      <w:lvlJc w:val="left"/>
+      <w:pPr>
+        <w:tabs>
+          <w:tab w:val="num" w:pos="2160"/>
+        </w:tabs>
+        <w:ind w:left="2160" w:hanging="360"/>
+      </w:pPr>
+      <w:rPr>
+        <w:rFonts w:ascii="Wingdings" w:hAnsi="Wingdings" w:hint="default"/>
+        <w:sz w:val="20"/>
+      </w:rPr>
+    </w:lvl>
+    <w:lvl w:ilvl="3" w:tentative="1">
+      <w:start w:val="1"/>
+      <w:numFmt w:val="bullet"/>
+      <w:lvlText w:val=""/>
+      <w:lvlJc w:val="left"/>
+      <w:pPr>
+        <w:tabs>
+          <w:tab w:val="num" w:pos="2880"/>
+        </w:tabs>
+        <w:ind w:left="2880" w:hanging="360"/>
+      </w:pPr>
+      <w:rPr>
+        <w:rFonts w:ascii="Wingdings" w:hAnsi="Wingdings" w:hint="default"/>
+        <w:sz w:val="20"/>
+      </w:rPr>
+    </w:lvl>
+    <w:lvl w:ilvl="4" w:tentative="1">
+      <w:start w:val="1"/>
+      <w:numFmt w:val="bullet"/>
+      <w:lvlText w:val=""/>
+      <w:lvlJc w:val="left"/>
+      <w:pPr>
+        <w:tabs>
+          <w:tab w:val="num" w:pos="3600"/>
+        </w:tabs>
+        <w:ind w:left="3600" w:hanging="360"/>
+      </w:pPr>
+      <w:rPr>
+        <w:rFonts w:ascii="Wingdings" w:hAnsi="Wingdings" w:hint="default"/>
+        <w:sz w:val="20"/>
+      </w:rPr>
+    </w:lvl>
+    <w:lvl w:ilvl="5" w:tentative="1">
+      <w:start w:val="1"/>
+      <w:numFmt w:val="bullet"/>
+      <w:lvlText w:val=""/>
+      <w:lvlJc w:val="left"/>
+      <w:pPr>
+        <w:tabs>
+          <w:tab w:val="num" w:pos="4320"/>
+        </w:tabs>
+        <w:ind w:left="4320" w:hanging="360"/>
+      </w:pPr>
+      <w:rPr>
+        <w:rFonts w:ascii="Wingdings" w:hAnsi="Wingdings" w:hint="default"/>
+        <w:sz w:val="20"/>
+      </w:rPr>
+    </w:lvl>
+    <w:lvl w:ilvl="6" w:tentative="1">
+      <w:start w:val="1"/>
+      <w:numFmt w:val="bullet"/>
+      <w:lvlText w:val=""/>
+      <w:lvlJc w:val="left"/>
+      <w:pPr>
+        <w:tabs>
+          <w:tab w:val="num" w:pos="5040"/>
+        </w:tabs>
+        <w:ind w:left="5040" w:hanging="360"/>
+      </w:pPr>
+      <w:rPr>
+        <w:rFonts w:ascii="Wingdings" w:hAnsi="Wingdings" w:hint="default"/>
+        <w:sz w:val="20"/>
+      </w:rPr>
+    </w:lvl>
+    <w:lvl w:ilvl="7" w:tentative="1">
+      <w:start w:val="1"/>
+      <w:numFmt w:val="bullet"/>
+      <w:lvlText w:val=""/>
+      <w:lvlJc w:val="left"/>
+      <w:pPr>
+        <w:tabs>
+          <w:tab w:val="num" w:pos="5760"/>
+        </w:tabs>
+        <w:ind w:left="5760" w:hanging="360"/>
+      </w:pPr>
+      <w:rPr>
+        <w:rFonts w:ascii="Wingdings" w:hAnsi="Wingdings" w:hint="default"/>
+        <w:sz w:val="20"/>
+      </w:rPr>
+    </w:lvl>
+    <w:lvl w:ilvl="8" w:tentative="1">
+      <w:start w:val="1"/>
+      <w:numFmt w:val="bullet"/>
+      <w:lvlText w:val=""/>
+      <w:lvlJc w:val="left"/>
+      <w:pPr>
+        <w:tabs>
+          <w:tab w:val="num" w:pos="6480"/>
+        </w:tabs>
+        <w:ind w:left="6480" w:hanging="360"/>
+      </w:pPr>
+      <w:rPr>
+        <w:rFonts w:ascii="Wingdings" w:hAnsi="Wingdings" w:hint="default"/>
+        <w:sz w:val="20"/>
+      </w:rPr>
+    </w:lvl>
+  </w:abstractNum>
+  <w:abstractNum w:abstractNumId="13" w15:restartNumberingAfterBreak="0">
+    <w:nsid w:val="4A5441E5"/>
+    <w:multiLevelType w:val="multilevel"/>
+    <w:tmpl w:val="5BFE9132"/>
+    <w:lvl w:ilvl="0">
+      <w:start w:val="1"/>
+      <w:numFmt w:val="bullet"/>
+      <w:lvlText w:val=""/>
+      <w:lvlJc w:val="left"/>
+      <w:pPr>
+        <w:tabs>
+          <w:tab w:val="num" w:pos="720"/>
+        </w:tabs>
+        <w:ind w:left="720" w:hanging="360"/>
+      </w:pPr>
+      <w:rPr>
+        <w:rFonts w:ascii="Symbol" w:hAnsi="Symbol" w:hint="default"/>
+        <w:sz w:val="20"/>
+      </w:rPr>
+    </w:lvl>
+    <w:lvl w:ilvl="1" w:tentative="1">
+      <w:start w:val="1"/>
+      <w:numFmt w:val="bullet"/>
+      <w:lvlText w:val="o"/>
+      <w:lvlJc w:val="left"/>
+      <w:pPr>
+        <w:tabs>
+          <w:tab w:val="num" w:pos="1440"/>
+        </w:tabs>
+        <w:ind w:left="1440" w:hanging="360"/>
+      </w:pPr>
+      <w:rPr>
+        <w:rFonts w:ascii="Courier New" w:hAnsi="Courier New" w:hint="default"/>
+        <w:sz w:val="20"/>
+      </w:rPr>
+    </w:lvl>
+    <w:lvl w:ilvl="2" w:tentative="1">
+      <w:start w:val="1"/>
+      <w:numFmt w:val="bullet"/>
+      <w:lvlText w:val=""/>
+      <w:lvlJc w:val="left"/>
+      <w:pPr>
+        <w:tabs>
+          <w:tab w:val="num" w:pos="2160"/>
+        </w:tabs>
+        <w:ind w:left="2160" w:hanging="360"/>
+      </w:pPr>
+      <w:rPr>
+        <w:rFonts w:ascii="Wingdings" w:hAnsi="Wingdings" w:hint="default"/>
+        <w:sz w:val="20"/>
+      </w:rPr>
+    </w:lvl>
+    <w:lvl w:ilvl="3" w:tentative="1">
+      <w:start w:val="1"/>
+      <w:numFmt w:val="bullet"/>
+      <w:lvlText w:val=""/>
+      <w:lvlJc w:val="left"/>
+      <w:pPr>
+        <w:tabs>
+          <w:tab w:val="num" w:pos="2880"/>
+        </w:tabs>
+        <w:ind w:left="2880" w:hanging="360"/>
+      </w:pPr>
+      <w:rPr>
+        <w:rFonts w:ascii="Wingdings" w:hAnsi="Wingdings" w:hint="default"/>
+        <w:sz w:val="20"/>
+      </w:rPr>
+    </w:lvl>
+    <w:lvl w:ilvl="4" w:tentative="1">
+      <w:start w:val="1"/>
+      <w:numFmt w:val="bullet"/>
+      <w:lvlText w:val=""/>
+      <w:lvlJc w:val="left"/>
+      <w:pPr>
+        <w:tabs>
+          <w:tab w:val="num" w:pos="3600"/>
+        </w:tabs>
+        <w:ind w:left="3600" w:hanging="360"/>
+      </w:pPr>
+      <w:rPr>
+        <w:rFonts w:ascii="Wingdings" w:hAnsi="Wingdings" w:hint="default"/>
+        <w:sz w:val="20"/>
+      </w:rPr>
+    </w:lvl>
+    <w:lvl w:ilvl="5" w:tentative="1">
+      <w:start w:val="1"/>
+      <w:numFmt w:val="bullet"/>
+      <w:lvlText w:val=""/>
+      <w:lvlJc w:val="left"/>
+      <w:pPr>
+        <w:tabs>
+          <w:tab w:val="num" w:pos="4320"/>
+        </w:tabs>
+        <w:ind w:left="4320" w:hanging="360"/>
+      </w:pPr>
+      <w:rPr>
+        <w:rFonts w:ascii="Wingdings" w:hAnsi="Wingdings" w:hint="default"/>
+        <w:sz w:val="20"/>
+      </w:rPr>
+    </w:lvl>
+    <w:lvl w:ilvl="6" w:tentative="1">
+      <w:start w:val="1"/>
+      <w:numFmt w:val="bullet"/>
+      <w:lvlText w:val=""/>
+      <w:lvlJc w:val="left"/>
+      <w:pPr>
+        <w:tabs>
+          <w:tab w:val="num" w:pos="5040"/>
+        </w:tabs>
+        <w:ind w:left="5040" w:hanging="360"/>
+      </w:pPr>
+      <w:rPr>
+        <w:rFonts w:ascii="Wingdings" w:hAnsi="Wingdings" w:hint="default"/>
+        <w:sz w:val="20"/>
+      </w:rPr>
+    </w:lvl>
+    <w:lvl w:ilvl="7" w:tentative="1">
+      <w:start w:val="1"/>
+      <w:numFmt w:val="bullet"/>
+      <w:lvlText w:val=""/>
+      <w:lvlJc w:val="left"/>
+      <w:pPr>
+        <w:tabs>
+          <w:tab w:val="num" w:pos="5760"/>
+        </w:tabs>
+        <w:ind w:left="5760" w:hanging="360"/>
+      </w:pPr>
+      <w:rPr>
+        <w:rFonts w:ascii="Wingdings" w:hAnsi="Wingdings" w:hint="default"/>
+        <w:sz w:val="20"/>
+      </w:rPr>
+    </w:lvl>
+    <w:lvl w:ilvl="8" w:tentative="1">
+      <w:start w:val="1"/>
+      <w:numFmt w:val="bullet"/>
+      <w:lvlText w:val=""/>
+      <w:lvlJc w:val="left"/>
+      <w:pPr>
+        <w:tabs>
+          <w:tab w:val="num" w:pos="6480"/>
+        </w:tabs>
+        <w:ind w:left="6480" w:hanging="360"/>
+      </w:pPr>
+      <w:rPr>
+        <w:rFonts w:ascii="Wingdings" w:hAnsi="Wingdings" w:hint="default"/>
+        <w:sz w:val="20"/>
+      </w:rPr>
+    </w:lvl>
+  </w:abstractNum>
+  <w:abstractNum w:abstractNumId="14" w15:restartNumberingAfterBreak="0">
+    <w:nsid w:val="4B94251A"/>
+    <w:multiLevelType w:val="multilevel"/>
+    <w:tmpl w:val="420C1472"/>
+    <w:lvl w:ilvl="0">
+      <w:start w:val="1"/>
+      <w:numFmt w:val="bullet"/>
+      <w:lvlText w:val=""/>
+      <w:lvlJc w:val="left"/>
+      <w:pPr>
+        <w:tabs>
+          <w:tab w:val="num" w:pos="720"/>
+        </w:tabs>
+        <w:ind w:left="720" w:hanging="360"/>
+      </w:pPr>
+      <w:rPr>
+        <w:rFonts w:ascii="Symbol" w:hAnsi="Symbol" w:hint="default"/>
+        <w:sz w:val="20"/>
+      </w:rPr>
+    </w:lvl>
+    <w:lvl w:ilvl="1" w:tentative="1">
+      <w:start w:val="1"/>
+      <w:numFmt w:val="bullet"/>
+      <w:lvlText w:val="o"/>
+      <w:lvlJc w:val="left"/>
+      <w:pPr>
+        <w:tabs>
+          <w:tab w:val="num" w:pos="1440"/>
+        </w:tabs>
+        <w:ind w:left="1440" w:hanging="360"/>
+      </w:pPr>
+      <w:rPr>
+        <w:rFonts w:ascii="Courier New" w:hAnsi="Courier New" w:hint="default"/>
+        <w:sz w:val="20"/>
+      </w:rPr>
+    </w:lvl>
+    <w:lvl w:ilvl="2" w:tentative="1">
+      <w:start w:val="1"/>
+      <w:numFmt w:val="bullet"/>
+      <w:lvlText w:val=""/>
+      <w:lvlJc w:val="left"/>
+      <w:pPr>
+        <w:tabs>
+          <w:tab w:val="num" w:pos="2160"/>
+        </w:tabs>
+        <w:ind w:left="2160" w:hanging="360"/>
+      </w:pPr>
+      <w:rPr>
+        <w:rFonts w:ascii="Wingdings" w:hAnsi="Wingdings" w:hint="default"/>
+        <w:sz w:val="20"/>
+      </w:rPr>
+    </w:lvl>
+    <w:lvl w:ilvl="3" w:tentative="1">
+      <w:start w:val="1"/>
+      <w:numFmt w:val="bullet"/>
+      <w:lvlText w:val=""/>
+      <w:lvlJc w:val="left"/>
+      <w:pPr>
+        <w:tabs>
+          <w:tab w:val="num" w:pos="2880"/>
+        </w:tabs>
+        <w:ind w:left="2880" w:hanging="360"/>
+      </w:pPr>
+      <w:rPr>
+        <w:rFonts w:ascii="Wingdings" w:hAnsi="Wingdings" w:hint="default"/>
+        <w:sz w:val="20"/>
+      </w:rPr>
+    </w:lvl>
+    <w:lvl w:ilvl="4" w:tentative="1">
+      <w:start w:val="1"/>
+      <w:numFmt w:val="bullet"/>
+      <w:lvlText w:val=""/>
+      <w:lvlJc w:val="left"/>
+      <w:pPr>
+        <w:tabs>
+          <w:tab w:val="num" w:pos="3600"/>
+        </w:tabs>
+        <w:ind w:left="3600" w:hanging="360"/>
+      </w:pPr>
+      <w:rPr>
+        <w:rFonts w:ascii="Wingdings" w:hAnsi="Wingdings" w:hint="default"/>
+        <w:sz w:val="20"/>
+      </w:rPr>
+    </w:lvl>
+    <w:lvl w:ilvl="5" w:tentative="1">
+      <w:start w:val="1"/>
+      <w:numFmt w:val="bullet"/>
+      <w:lvlText w:val=""/>
+      <w:lvlJc w:val="left"/>
+      <w:pPr>
+        <w:tabs>
+          <w:tab w:val="num" w:pos="4320"/>
+        </w:tabs>
+        <w:ind w:left="4320" w:hanging="360"/>
+      </w:pPr>
+      <w:rPr>
+        <w:rFonts w:ascii="Wingdings" w:hAnsi="Wingdings" w:hint="default"/>
+        <w:sz w:val="20"/>
+      </w:rPr>
+    </w:lvl>
+    <w:lvl w:ilvl="6" w:tentative="1">
+      <w:start w:val="1"/>
+      <w:numFmt w:val="bullet"/>
+      <w:lvlText w:val=""/>
+      <w:lvlJc w:val="left"/>
+      <w:pPr>
+        <w:tabs>
+          <w:tab w:val="num" w:pos="5040"/>
+        </w:tabs>
+        <w:ind w:left="5040" w:hanging="360"/>
+      </w:pPr>
+      <w:rPr>
+        <w:rFonts w:ascii="Wingdings" w:hAnsi="Wingdings" w:hint="default"/>
+        <w:sz w:val="20"/>
+      </w:rPr>
+    </w:lvl>
+    <w:lvl w:ilvl="7" w:tentative="1">
+      <w:start w:val="1"/>
+      <w:numFmt w:val="bullet"/>
+      <w:lvlText w:val=""/>
+      <w:lvlJc w:val="left"/>
+      <w:pPr>
+        <w:tabs>
+          <w:tab w:val="num" w:pos="5760"/>
+        </w:tabs>
+        <w:ind w:left="5760" w:hanging="360"/>
+      </w:pPr>
+      <w:rPr>
+        <w:rFonts w:ascii="Wingdings" w:hAnsi="Wingdings" w:hint="default"/>
+        <w:sz w:val="20"/>
+      </w:rPr>
+    </w:lvl>
+    <w:lvl w:ilvl="8" w:tentative="1">
+      <w:start w:val="1"/>
+      <w:numFmt w:val="bullet"/>
+      <w:lvlText w:val=""/>
+      <w:lvlJc w:val="left"/>
+      <w:pPr>
+        <w:tabs>
+          <w:tab w:val="num" w:pos="6480"/>
+        </w:tabs>
+        <w:ind w:left="6480" w:hanging="360"/>
+      </w:pPr>
+      <w:rPr>
+        <w:rFonts w:ascii="Wingdings" w:hAnsi="Wingdings" w:hint="default"/>
+        <w:sz w:val="20"/>
+      </w:rPr>
+    </w:lvl>
+  </w:abstractNum>
+  <w:abstractNum w:abstractNumId="15" w15:restartNumberingAfterBreak="0">
     <w:nsid w:val="53424F7C"/>
     <w:multiLevelType w:val="hybridMultilevel"/>
     <w:tmpl w:val="2FC4CEA2"/>
@@ -17130,7 +21659,386 @@
       </w:rPr>
     </w:lvl>
   </w:abstractNum>
-  <w:abstractNum w:abstractNumId="5" w15:restartNumberingAfterBreak="0">
+  <w:abstractNum w:abstractNumId="16" w15:restartNumberingAfterBreak="0">
+    <w:nsid w:val="59E574A5"/>
+    <w:multiLevelType w:val="hybridMultilevel"/>
+    <w:tmpl w:val="18502D88"/>
+    <w:lvl w:ilvl="0" w:tplc="AEAA41AE">
+      <w:start w:val="10"/>
+      <w:numFmt w:val="bullet"/>
+      <w:lvlText w:val="-"/>
+      <w:lvlJc w:val="left"/>
+      <w:pPr>
+        <w:ind w:left="720" w:hanging="360"/>
+      </w:pPr>
+      <w:rPr>
+        <w:rFonts w:ascii="Times" w:eastAsia="Times New Roman" w:hAnsi="Times" w:cs="Times" w:hint="default"/>
+      </w:rPr>
+    </w:lvl>
+    <w:lvl w:ilvl="1" w:tplc="04090003" w:tentative="1">
+      <w:start w:val="1"/>
+      <w:numFmt w:val="bullet"/>
+      <w:lvlText w:val="o"/>
+      <w:lvlJc w:val="left"/>
+      <w:pPr>
+        <w:ind w:left="1440" w:hanging="360"/>
+      </w:pPr>
+      <w:rPr>
+        <w:rFonts w:ascii="Courier New" w:hAnsi="Courier New" w:cs="Courier New" w:hint="default"/>
+      </w:rPr>
+    </w:lvl>
+    <w:lvl w:ilvl="2" w:tplc="04090005" w:tentative="1">
+      <w:start w:val="1"/>
+      <w:numFmt w:val="bullet"/>
+      <w:lvlText w:val=""/>
+      <w:lvlJc w:val="left"/>
+      <w:pPr>
+        <w:ind w:left="2160" w:hanging="360"/>
+      </w:pPr>
+      <w:rPr>
+        <w:rFonts w:ascii="Wingdings" w:hAnsi="Wingdings" w:hint="default"/>
+      </w:rPr>
+    </w:lvl>
+    <w:lvl w:ilvl="3" w:tplc="04090001" w:tentative="1">
+      <w:start w:val="1"/>
+      <w:numFmt w:val="bullet"/>
+      <w:lvlText w:val=""/>
+      <w:lvlJc w:val="left"/>
+      <w:pPr>
+        <w:ind w:left="2880" w:hanging="360"/>
+      </w:pPr>
+      <w:rPr>
+        <w:rFonts w:ascii="Symbol" w:hAnsi="Symbol" w:hint="default"/>
+      </w:rPr>
+    </w:lvl>
+    <w:lvl w:ilvl="4" w:tplc="04090003" w:tentative="1">
+      <w:start w:val="1"/>
+      <w:numFmt w:val="bullet"/>
+      <w:lvlText w:val="o"/>
+      <w:lvlJc w:val="left"/>
+      <w:pPr>
+        <w:ind w:left="3600" w:hanging="360"/>
+      </w:pPr>
+      <w:rPr>
+        <w:rFonts w:ascii="Courier New" w:hAnsi="Courier New" w:cs="Courier New" w:hint="default"/>
+      </w:rPr>
+    </w:lvl>
+    <w:lvl w:ilvl="5" w:tplc="04090005" w:tentative="1">
+      <w:start w:val="1"/>
+      <w:numFmt w:val="bullet"/>
+      <w:lvlText w:val=""/>
+      <w:lvlJc w:val="left"/>
+      <w:pPr>
+        <w:ind w:left="4320" w:hanging="360"/>
+      </w:pPr>
+      <w:rPr>
+        <w:rFonts w:ascii="Wingdings" w:hAnsi="Wingdings" w:hint="default"/>
+      </w:rPr>
+    </w:lvl>
+    <w:lvl w:ilvl="6" w:tplc="04090001" w:tentative="1">
+      <w:start w:val="1"/>
+      <w:numFmt w:val="bullet"/>
+      <w:lvlText w:val=""/>
+      <w:lvlJc w:val="left"/>
+      <w:pPr>
+        <w:ind w:left="5040" w:hanging="360"/>
+      </w:pPr>
+      <w:rPr>
+        <w:rFonts w:ascii="Symbol" w:hAnsi="Symbol" w:hint="default"/>
+      </w:rPr>
+    </w:lvl>
+    <w:lvl w:ilvl="7" w:tplc="04090003" w:tentative="1">
+      <w:start w:val="1"/>
+      <w:numFmt w:val="bullet"/>
+      <w:lvlText w:val="o"/>
+      <w:lvlJc w:val="left"/>
+      <w:pPr>
+        <w:ind w:left="5760" w:hanging="360"/>
+      </w:pPr>
+      <w:rPr>
+        <w:rFonts w:ascii="Courier New" w:hAnsi="Courier New" w:cs="Courier New" w:hint="default"/>
+      </w:rPr>
+    </w:lvl>
+    <w:lvl w:ilvl="8" w:tplc="04090005" w:tentative="1">
+      <w:start w:val="1"/>
+      <w:numFmt w:val="bullet"/>
+      <w:lvlText w:val=""/>
+      <w:lvlJc w:val="left"/>
+      <w:pPr>
+        <w:ind w:left="6480" w:hanging="360"/>
+      </w:pPr>
+      <w:rPr>
+        <w:rFonts w:ascii="Wingdings" w:hAnsi="Wingdings" w:hint="default"/>
+      </w:rPr>
+    </w:lvl>
+  </w:abstractNum>
+  <w:abstractNum w:abstractNumId="17" w15:restartNumberingAfterBreak="0">
+    <w:nsid w:val="5E856119"/>
+    <w:multiLevelType w:val="multilevel"/>
+    <w:tmpl w:val="905ECCEE"/>
+    <w:lvl w:ilvl="0">
+      <w:start w:val="1"/>
+      <w:numFmt w:val="bullet"/>
+      <w:lvlText w:val=""/>
+      <w:lvlJc w:val="left"/>
+      <w:pPr>
+        <w:tabs>
+          <w:tab w:val="num" w:pos="720"/>
+        </w:tabs>
+        <w:ind w:left="720" w:hanging="360"/>
+      </w:pPr>
+      <w:rPr>
+        <w:rFonts w:ascii="Symbol" w:hAnsi="Symbol" w:hint="default"/>
+        <w:sz w:val="20"/>
+      </w:rPr>
+    </w:lvl>
+    <w:lvl w:ilvl="1" w:tentative="1">
+      <w:start w:val="1"/>
+      <w:numFmt w:val="bullet"/>
+      <w:lvlText w:val="o"/>
+      <w:lvlJc w:val="left"/>
+      <w:pPr>
+        <w:tabs>
+          <w:tab w:val="num" w:pos="1440"/>
+        </w:tabs>
+        <w:ind w:left="1440" w:hanging="360"/>
+      </w:pPr>
+      <w:rPr>
+        <w:rFonts w:ascii="Courier New" w:hAnsi="Courier New" w:hint="default"/>
+        <w:sz w:val="20"/>
+      </w:rPr>
+    </w:lvl>
+    <w:lvl w:ilvl="2" w:tentative="1">
+      <w:start w:val="1"/>
+      <w:numFmt w:val="bullet"/>
+      <w:lvlText w:val=""/>
+      <w:lvlJc w:val="left"/>
+      <w:pPr>
+        <w:tabs>
+          <w:tab w:val="num" w:pos="2160"/>
+        </w:tabs>
+        <w:ind w:left="2160" w:hanging="360"/>
+      </w:pPr>
+      <w:rPr>
+        <w:rFonts w:ascii="Wingdings" w:hAnsi="Wingdings" w:hint="default"/>
+        <w:sz w:val="20"/>
+      </w:rPr>
+    </w:lvl>
+    <w:lvl w:ilvl="3" w:tentative="1">
+      <w:start w:val="1"/>
+      <w:numFmt w:val="bullet"/>
+      <w:lvlText w:val=""/>
+      <w:lvlJc w:val="left"/>
+      <w:pPr>
+        <w:tabs>
+          <w:tab w:val="num" w:pos="2880"/>
+        </w:tabs>
+        <w:ind w:left="2880" w:hanging="360"/>
+      </w:pPr>
+      <w:rPr>
+        <w:rFonts w:ascii="Wingdings" w:hAnsi="Wingdings" w:hint="default"/>
+        <w:sz w:val="20"/>
+      </w:rPr>
+    </w:lvl>
+    <w:lvl w:ilvl="4" w:tentative="1">
+      <w:start w:val="1"/>
+      <w:numFmt w:val="bullet"/>
+      <w:lvlText w:val=""/>
+      <w:lvlJc w:val="left"/>
+      <w:pPr>
+        <w:tabs>
+          <w:tab w:val="num" w:pos="3600"/>
+        </w:tabs>
+        <w:ind w:left="3600" w:hanging="360"/>
+      </w:pPr>
+      <w:rPr>
+        <w:rFonts w:ascii="Wingdings" w:hAnsi="Wingdings" w:hint="default"/>
+        <w:sz w:val="20"/>
+      </w:rPr>
+    </w:lvl>
+    <w:lvl w:ilvl="5" w:tentative="1">
+      <w:start w:val="1"/>
+      <w:numFmt w:val="bullet"/>
+      <w:lvlText w:val=""/>
+      <w:lvlJc w:val="left"/>
+      <w:pPr>
+        <w:tabs>
+          <w:tab w:val="num" w:pos="4320"/>
+        </w:tabs>
+        <w:ind w:left="4320" w:hanging="360"/>
+      </w:pPr>
+      <w:rPr>
+        <w:rFonts w:ascii="Wingdings" w:hAnsi="Wingdings" w:hint="default"/>
+        <w:sz w:val="20"/>
+      </w:rPr>
+    </w:lvl>
+    <w:lvl w:ilvl="6" w:tentative="1">
+      <w:start w:val="1"/>
+      <w:numFmt w:val="bullet"/>
+      <w:lvlText w:val=""/>
+      <w:lvlJc w:val="left"/>
+      <w:pPr>
+        <w:tabs>
+          <w:tab w:val="num" w:pos="5040"/>
+        </w:tabs>
+        <w:ind w:left="5040" w:hanging="360"/>
+      </w:pPr>
+      <w:rPr>
+        <w:rFonts w:ascii="Wingdings" w:hAnsi="Wingdings" w:hint="default"/>
+        <w:sz w:val="20"/>
+      </w:rPr>
+    </w:lvl>
+    <w:lvl w:ilvl="7" w:tentative="1">
+      <w:start w:val="1"/>
+      <w:numFmt w:val="bullet"/>
+      <w:lvlText w:val=""/>
+      <w:lvlJc w:val="left"/>
+      <w:pPr>
+        <w:tabs>
+          <w:tab w:val="num" w:pos="5760"/>
+        </w:tabs>
+        <w:ind w:left="5760" w:hanging="360"/>
+      </w:pPr>
+      <w:rPr>
+        <w:rFonts w:ascii="Wingdings" w:hAnsi="Wingdings" w:hint="default"/>
+        <w:sz w:val="20"/>
+      </w:rPr>
+    </w:lvl>
+    <w:lvl w:ilvl="8" w:tentative="1">
+      <w:start w:val="1"/>
+      <w:numFmt w:val="bullet"/>
+      <w:lvlText w:val=""/>
+      <w:lvlJc w:val="left"/>
+      <w:pPr>
+        <w:tabs>
+          <w:tab w:val="num" w:pos="6480"/>
+        </w:tabs>
+        <w:ind w:left="6480" w:hanging="360"/>
+      </w:pPr>
+      <w:rPr>
+        <w:rFonts w:ascii="Wingdings" w:hAnsi="Wingdings" w:hint="default"/>
+        <w:sz w:val="20"/>
+      </w:rPr>
+    </w:lvl>
+  </w:abstractNum>
+  <w:abstractNum w:abstractNumId="18" w15:restartNumberingAfterBreak="0">
+    <w:nsid w:val="73DB59EC"/>
+    <w:multiLevelType w:val="multilevel"/>
+    <w:tmpl w:val="07FA5D4A"/>
+    <w:lvl w:ilvl="0">
+      <w:start w:val="1"/>
+      <w:numFmt w:val="decimal"/>
+      <w:lvlText w:val="%1."/>
+      <w:lvlJc w:val="left"/>
+      <w:pPr>
+        <w:tabs>
+          <w:tab w:val="num" w:pos="720"/>
+        </w:tabs>
+        <w:ind w:left="720" w:hanging="360"/>
+      </w:pPr>
+    </w:lvl>
+    <w:lvl w:ilvl="1">
+      <w:start w:val="1"/>
+      <w:numFmt w:val="bullet"/>
+      <w:lvlText w:val="o"/>
+      <w:lvlJc w:val="left"/>
+      <w:pPr>
+        <w:tabs>
+          <w:tab w:val="num" w:pos="1440"/>
+        </w:tabs>
+        <w:ind w:left="1440" w:hanging="360"/>
+      </w:pPr>
+      <w:rPr>
+        <w:rFonts w:ascii="Courier New" w:hAnsi="Courier New" w:hint="default"/>
+        <w:sz w:val="20"/>
+      </w:rPr>
+    </w:lvl>
+    <w:lvl w:ilvl="2" w:tentative="1">
+      <w:start w:val="1"/>
+      <w:numFmt w:val="decimal"/>
+      <w:lvlText w:val="%3."/>
+      <w:lvlJc w:val="left"/>
+      <w:pPr>
+        <w:tabs>
+          <w:tab w:val="num" w:pos="2160"/>
+        </w:tabs>
+        <w:ind w:left="2160" w:hanging="360"/>
+      </w:pPr>
+    </w:lvl>
+    <w:lvl w:ilvl="3" w:tentative="1">
+      <w:start w:val="1"/>
+      <w:numFmt w:val="decimal"/>
+      <w:lvlText w:val="%4."/>
+      <w:lvlJc w:val="left"/>
+      <w:pPr>
+        <w:tabs>
+          <w:tab w:val="num" w:pos="2880"/>
+        </w:tabs>
+        <w:ind w:left="2880" w:hanging="360"/>
+      </w:pPr>
+    </w:lvl>
+    <w:lvl w:ilvl="4" w:tentative="1">
+      <w:start w:val="1"/>
+      <w:numFmt w:val="decimal"/>
+      <w:lvlText w:val="%5."/>
+      <w:lvlJc w:val="left"/>
+      <w:pPr>
+        <w:tabs>
+          <w:tab w:val="num" w:pos="3600"/>
+        </w:tabs>
+        <w:ind w:left="3600" w:hanging="360"/>
+      </w:pPr>
+    </w:lvl>
+    <w:lvl w:ilvl="5" w:tentative="1">
+      <w:start w:val="1"/>
+      <w:numFmt w:val="decimal"/>
+      <w:lvlText w:val="%6."/>
+      <w:lvlJc w:val="left"/>
+      <w:pPr>
+        <w:tabs>
+          <w:tab w:val="num" w:pos="4320"/>
+        </w:tabs>
+        <w:ind w:left="4320" w:hanging="360"/>
+      </w:pPr>
+    </w:lvl>
+    <w:lvl w:ilvl="6" w:tentative="1">
+      <w:start w:val="1"/>
+      <w:numFmt w:val="decimal"/>
+      <w:lvlText w:val="%7."/>
+      <w:lvlJc w:val="left"/>
+      <w:pPr>
+        <w:tabs>
+          <w:tab w:val="num" w:pos="5040"/>
+        </w:tabs>
+        <w:ind w:left="5040" w:hanging="360"/>
+      </w:pPr>
+    </w:lvl>
+    <w:lvl w:ilvl="7" w:tentative="1">
+      <w:start w:val="1"/>
+      <w:numFmt w:val="decimal"/>
+      <w:lvlText w:val="%8."/>
+      <w:lvlJc w:val="left"/>
+      <w:pPr>
+        <w:tabs>
+          <w:tab w:val="num" w:pos="5760"/>
+        </w:tabs>
+        <w:ind w:left="5760" w:hanging="360"/>
+      </w:pPr>
+    </w:lvl>
+    <w:lvl w:ilvl="8" w:tentative="1">
+      <w:start w:val="1"/>
+      <w:numFmt w:val="decimal"/>
+      <w:lvlText w:val="%9."/>
+      <w:lvlJc w:val="left"/>
+      <w:pPr>
+        <w:tabs>
+          <w:tab w:val="num" w:pos="6480"/>
+        </w:tabs>
+        <w:ind w:left="6480" w:hanging="360"/>
+      </w:pPr>
+    </w:lvl>
+  </w:abstractNum>
+  <w:abstractNum w:abstractNumId="19" w15:restartNumberingAfterBreak="0">
     <w:nsid w:val="7AB82C45"/>
     <w:multiLevelType w:val="hybridMultilevel"/>
     <w:tmpl w:val="330A87D4"/>
@@ -17247,19 +22155,61 @@
     <w:abstractNumId w:val="0"/>
   </w:num>
   <w:num w:numId="2" w16cid:durableId="145559451">
+    <w:abstractNumId w:val="4"/>
+  </w:num>
+  <w:num w:numId="3" w16cid:durableId="1888224571">
+    <w:abstractNumId w:val="8"/>
+  </w:num>
+  <w:num w:numId="4" w16cid:durableId="1196036693">
+    <w:abstractNumId w:val="15"/>
+  </w:num>
+  <w:num w:numId="5" w16cid:durableId="1984460244">
+    <w:abstractNumId w:val="5"/>
+  </w:num>
+  <w:num w:numId="6" w16cid:durableId="542642210">
+    <w:abstractNumId w:val="19"/>
+  </w:num>
+  <w:num w:numId="7" w16cid:durableId="373234529">
+    <w:abstractNumId w:val="6"/>
+  </w:num>
+  <w:num w:numId="8" w16cid:durableId="1208566195">
+    <w:abstractNumId w:val="2"/>
+  </w:num>
+  <w:num w:numId="9" w16cid:durableId="484662009">
+    <w:abstractNumId w:val="10"/>
+  </w:num>
+  <w:num w:numId="10" w16cid:durableId="1219517175">
+    <w:abstractNumId w:val="13"/>
+  </w:num>
+  <w:num w:numId="11" w16cid:durableId="1146438094">
     <w:abstractNumId w:val="1"/>
   </w:num>
-  <w:num w:numId="3" w16cid:durableId="1888224571">
+  <w:num w:numId="12" w16cid:durableId="1483230931">
+    <w:abstractNumId w:val="12"/>
+  </w:num>
+  <w:num w:numId="13" w16cid:durableId="1614629034">
+    <w:abstractNumId w:val="14"/>
+  </w:num>
+  <w:num w:numId="14" w16cid:durableId="738602934">
+    <w:abstractNumId w:val="18"/>
+  </w:num>
+  <w:num w:numId="15" w16cid:durableId="2081636183">
+    <w:abstractNumId w:val="7"/>
+  </w:num>
+  <w:num w:numId="16" w16cid:durableId="771784486">
+    <w:abstractNumId w:val="9"/>
+  </w:num>
+  <w:num w:numId="17" w16cid:durableId="864248324">
+    <w:abstractNumId w:val="11"/>
+  </w:num>
+  <w:num w:numId="18" w16cid:durableId="1775637246">
     <w:abstractNumId w:val="3"/>
   </w:num>
-  <w:num w:numId="4" w16cid:durableId="1196036693">
-    <w:abstractNumId w:val="4"/>
+  <w:num w:numId="19" w16cid:durableId="739905448">
+    <w:abstractNumId w:val="17"/>
   </w:num>
-  <w:num w:numId="5" w16cid:durableId="1984460244">
-    <w:abstractNumId w:val="2"/>
-  </w:num>
-  <w:num w:numId="6" w16cid:durableId="542642210">
-    <w:abstractNumId w:val="5"/>
+  <w:num w:numId="20" w16cid:durableId="1526746145">
+    <w:abstractNumId w:val="16"/>
   </w:num>
 </w:numbering>
 </file>
@@ -18090,6 +23040,34 @@
       <w:contextualSpacing/>
     </w:pPr>
   </w:style>
+  <w:style w:type="character" w:styleId="Hyperlink">
+    <w:name w:val="Hyperlink"/>
+    <w:basedOn w:val="DefaultParagraphFont"/>
+    <w:rsid w:val="00C50733"/>
+    <w:rPr>
+      <w:color w:val="467886" w:themeColor="hyperlink"/>
+      <w:u w:val="single"/>
+    </w:rPr>
+  </w:style>
+  <w:style w:type="character" w:styleId="UnresolvedMention">
+    <w:name w:val="Unresolved Mention"/>
+    <w:basedOn w:val="DefaultParagraphFont"/>
+    <w:uiPriority w:val="47"/>
+    <w:rsid w:val="00C50733"/>
+    <w:rPr>
+      <w:color w:val="605E5C"/>
+      <w:shd w:val="clear" w:color="auto" w:fill="E1DFDD"/>
+    </w:rPr>
+  </w:style>
+  <w:style w:type="character" w:styleId="FollowedHyperlink">
+    <w:name w:val="FollowedHyperlink"/>
+    <w:basedOn w:val="DefaultParagraphFont"/>
+    <w:rsid w:val="006F7A38"/>
+    <w:rPr>
+      <w:color w:val="96607D" w:themeColor="followedHyperlink"/>
+      <w:u w:val="single"/>
+    </w:rPr>
+  </w:style>
 </w:styles>
 </file>
 

--- a/ASGMNT3/JHET_Innovations-Assignment3-SRS.docx
+++ b/ASGMNT3/JHET_Innovations-Assignment3-SRS.docx
@@ -2328,10 +2328,7 @@
               <w:spacing w:before="40" w:after="40"/>
             </w:pPr>
             <w:r>
-              <w:t>1.</w:t>
-            </w:r>
-            <w:r>
-              <w:t>1</w:t>
+              <w:t>1.1</w:t>
             </w:r>
           </w:p>
         </w:tc>
@@ -2584,7 +2581,7 @@
           <w14:ligatures w14:val="standardContextual"/>
         </w:rPr>
         <w:pict w14:anchorId="026D9251">
-          <v:rect id="_x0000_i1146" style="width:0;height:1.5pt" o:hralign="center" o:hrstd="t" o:hr="t" fillcolor="#a0a0a0" stroked="f"/>
+          <v:rect id="_x0000_i1025" style="width:0;height:1.5pt" o:hralign="center" o:hrstd="t" o:hr="t" fillcolor="#a0a0a0" stroked="f"/>
         </w:pict>
       </w:r>
     </w:p>
@@ -2748,7 +2745,7 @@
           <w:szCs w:val="24"/>
         </w:rPr>
         <w:pict w14:anchorId="4092ECE4">
-          <v:rect id="_x0000_i1147" style="width:0;height:1.5pt" o:hralign="center" o:hrstd="t" o:hr="t" fillcolor="#a0a0a0" stroked="f"/>
+          <v:rect id="_x0000_i1026" style="width:0;height:1.5pt" o:hralign="center" o:hrstd="t" o:hr="t" fillcolor="#a0a0a0" stroked="f"/>
         </w:pict>
       </w:r>
     </w:p>
@@ -3258,7 +3255,7 @@
           <w:szCs w:val="24"/>
         </w:rPr>
         <w:pict w14:anchorId="5F96BAE6">
-          <v:rect id="_x0000_i1148" style="width:0;height:1.5pt" o:hralign="center" o:hrstd="t" o:hr="t" fillcolor="#a0a0a0" stroked="f"/>
+          <v:rect id="_x0000_i1027" style="width:0;height:1.5pt" o:hralign="center" o:hrstd="t" o:hr="t" fillcolor="#a0a0a0" stroked="f"/>
         </w:pict>
       </w:r>
     </w:p>
@@ -3344,7 +3341,7 @@
           <w:szCs w:val="24"/>
         </w:rPr>
         <w:pict w14:anchorId="348CF2C1">
-          <v:rect id="_x0000_i1149" style="width:0;height:1.5pt" o:hralign="center" o:hrstd="t" o:hr="t" fillcolor="#a0a0a0" stroked="f"/>
+          <v:rect id="_x0000_i1028" style="width:0;height:1.5pt" o:hralign="center" o:hrstd="t" o:hr="t" fillcolor="#a0a0a0" stroked="f"/>
         </w:pict>
       </w:r>
     </w:p>
@@ -3631,27 +3628,7 @@
             <w:szCs w:val="24"/>
             <w14:ligatures w14:val="standardContextual"/>
           </w:rPr>
-          <w:t>https://github.com/hud</w:t>
-        </w:r>
-        <w:r>
-          <w:rPr>
-            <w:rStyle w:val="Hyperlink"/>
-            <w:rFonts w:ascii="Times New Roman" w:eastAsiaTheme="minorHAnsi" w:hAnsi="Times New Roman"/>
-            <w:kern w:val="2"/>
-            <w:szCs w:val="24"/>
-            <w14:ligatures w14:val="standardContextual"/>
-          </w:rPr>
-          <w:t>c</w:t>
-        </w:r>
-        <w:r>
-          <w:rPr>
-            <w:rStyle w:val="Hyperlink"/>
-            <w:rFonts w:ascii="Times New Roman" w:eastAsiaTheme="minorHAnsi" w:hAnsi="Times New Roman"/>
-            <w:kern w:val="2"/>
-            <w:szCs w:val="24"/>
-            <w14:ligatures w14:val="standardContextual"/>
-          </w:rPr>
-          <w:t>ho/Studious/</w:t>
+          <w:t>https://github.com/hudcho/Studious/</w:t>
         </w:r>
       </w:hyperlink>
       <w:r>
@@ -3676,7 +3653,7 @@
           <w:szCs w:val="24"/>
         </w:rPr>
         <w:pict w14:anchorId="1E49B0DB">
-          <v:rect id="_x0000_i1150" style="width:0;height:1.5pt" o:hralign="center" o:hrstd="t" o:hr="t" fillcolor="#a0a0a0" stroked="f"/>
+          <v:rect id="_x0000_i1029" style="width:0;height:1.5pt" o:hralign="center" o:hrstd="t" o:hr="t" fillcolor="#a0a0a0" stroked="f"/>
         </w:pict>
       </w:r>
     </w:p>
@@ -3734,12 +3711,21 @@
           <w:szCs w:val="24"/>
         </w:rPr>
       </w:pPr>
-      <w:r>
-        <w:rPr>
-          <w:rFonts w:ascii="Times New Roman" w:hAnsi="Times New Roman"/>
-          <w:szCs w:val="24"/>
-        </w:rPr>
-        <w:t xml:space="preserve">Studious is a </w:t>
+      <w:proofErr w:type="gramStart"/>
+      <w:r>
+        <w:rPr>
+          <w:rFonts w:ascii="Times New Roman" w:hAnsi="Times New Roman"/>
+          <w:szCs w:val="24"/>
+        </w:rPr>
+        <w:t>Studious</w:t>
+      </w:r>
+      <w:proofErr w:type="gramEnd"/>
+      <w:r>
+        <w:rPr>
+          <w:rFonts w:ascii="Times New Roman" w:hAnsi="Times New Roman"/>
+          <w:szCs w:val="24"/>
+        </w:rPr>
+        <w:t xml:space="preserve"> is a </w:t>
       </w:r>
       <w:r>
         <w:rPr>
@@ -3916,7 +3902,23 @@
           <w:rFonts w:ascii="Times New Roman" w:hAnsi="Times New Roman"/>
           <w:szCs w:val="24"/>
         </w:rPr>
-        <w:t xml:space="preserve"> Frontend hosted on Vercel, Backend hosted on Render</w:t>
+        <w:t xml:space="preserve"> Frontend hosted on </w:t>
+      </w:r>
+      <w:proofErr w:type="spellStart"/>
+      <w:r>
+        <w:rPr>
+          <w:rFonts w:ascii="Times New Roman" w:hAnsi="Times New Roman"/>
+          <w:szCs w:val="24"/>
+        </w:rPr>
+        <w:t>Vercel</w:t>
+      </w:r>
+      <w:proofErr w:type="spellEnd"/>
+      <w:r>
+        <w:rPr>
+          <w:rFonts w:ascii="Times New Roman" w:hAnsi="Times New Roman"/>
+          <w:szCs w:val="24"/>
+        </w:rPr>
+        <w:t>, Backend hosted on Render</w:t>
       </w:r>
     </w:p>
     <w:p>
@@ -4173,8 +4175,17 @@
           <w:rFonts w:ascii="Courier New" w:hAnsi="Courier New" w:cs="Courier New"/>
           <w:sz w:val="20"/>
         </w:rPr>
-        <w:t xml:space="preserve">                v       v</w:t>
-      </w:r>
+        <w:t xml:space="preserve">                v       </w:t>
+      </w:r>
+      <w:proofErr w:type="spellStart"/>
+      <w:r>
+        <w:rPr>
+          <w:rFonts w:ascii="Courier New" w:hAnsi="Courier New" w:cs="Courier New"/>
+          <w:sz w:val="20"/>
+        </w:rPr>
+        <w:t>v</w:t>
+      </w:r>
+      <w:proofErr w:type="spellEnd"/>
     </w:p>
     <w:p>
       <w:pPr>
@@ -4207,7 +4218,39 @@
           <w:rFonts w:ascii="Courier New" w:hAnsi="Courier New" w:cs="Courier New"/>
           <w:sz w:val="20"/>
         </w:rPr>
-        <w:t xml:space="preserve">   +----------------+   +----------------+</w:t>
+        <w:t xml:space="preserve">   </w:t>
+      </w:r>
+      <w:proofErr w:type="gramStart"/>
+      <w:r>
+        <w:rPr>
+          <w:rFonts w:ascii="Courier New" w:hAnsi="Courier New" w:cs="Courier New"/>
+          <w:sz w:val="20"/>
+        </w:rPr>
+        <w:t>+-</w:t>
+      </w:r>
+      <w:proofErr w:type="gramEnd"/>
+      <w:r>
+        <w:rPr>
+          <w:rFonts w:ascii="Courier New" w:hAnsi="Courier New" w:cs="Courier New"/>
+          <w:sz w:val="20"/>
+        </w:rPr>
+        <w:t xml:space="preserve">---------------+ </w:t>
+      </w:r>
+      <w:proofErr w:type="gramStart"/>
+      <w:r>
+        <w:rPr>
+          <w:rFonts w:ascii="Courier New" w:hAnsi="Courier New" w:cs="Courier New"/>
+          <w:sz w:val="20"/>
+        </w:rPr>
+        <w:t xml:space="preserve">  +-</w:t>
+      </w:r>
+      <w:proofErr w:type="gramEnd"/>
+      <w:r>
+        <w:rPr>
+          <w:rFonts w:ascii="Courier New" w:hAnsi="Courier New" w:cs="Courier New"/>
+          <w:sz w:val="20"/>
+        </w:rPr>
+        <w:t>---------------+</w:t>
       </w:r>
     </w:p>
     <w:p>
@@ -4241,7 +4284,39 @@
           <w:rFonts w:ascii="Courier New" w:hAnsi="Courier New" w:cs="Courier New"/>
           <w:sz w:val="20"/>
         </w:rPr>
-        <w:t xml:space="preserve">   |  Studious Web  |   |   PostgreSQL   |</w:t>
+        <w:t xml:space="preserve">   </w:t>
+      </w:r>
+      <w:proofErr w:type="gramStart"/>
+      <w:r>
+        <w:rPr>
+          <w:rFonts w:ascii="Courier New" w:hAnsi="Courier New" w:cs="Courier New"/>
+          <w:sz w:val="20"/>
+        </w:rPr>
+        <w:t>|  Studious</w:t>
+      </w:r>
+      <w:proofErr w:type="gramEnd"/>
+      <w:r>
+        <w:rPr>
+          <w:rFonts w:ascii="Courier New" w:hAnsi="Courier New" w:cs="Courier New"/>
+          <w:sz w:val="20"/>
+        </w:rPr>
+        <w:t xml:space="preserve"> </w:t>
+      </w:r>
+      <w:proofErr w:type="gramStart"/>
+      <w:r>
+        <w:rPr>
+          <w:rFonts w:ascii="Courier New" w:hAnsi="Courier New" w:cs="Courier New"/>
+          <w:sz w:val="20"/>
+        </w:rPr>
+        <w:t>Web  |</w:t>
+      </w:r>
+      <w:proofErr w:type="gramEnd"/>
+      <w:r>
+        <w:rPr>
+          <w:rFonts w:ascii="Courier New" w:hAnsi="Courier New" w:cs="Courier New"/>
+          <w:sz w:val="20"/>
+        </w:rPr>
+        <w:t xml:space="preserve">   |   PostgreSQL   |</w:t>
       </w:r>
     </w:p>
     <w:p>
@@ -4275,7 +4350,23 @@
           <w:rFonts w:ascii="Courier New" w:hAnsi="Courier New" w:cs="Courier New"/>
           <w:sz w:val="20"/>
         </w:rPr>
-        <w:t xml:space="preserve">   |  Application   |&lt;-&gt;|   Database/API |</w:t>
+        <w:t xml:space="preserve">   </w:t>
+      </w:r>
+      <w:proofErr w:type="gramStart"/>
+      <w:r>
+        <w:rPr>
+          <w:rFonts w:ascii="Courier New" w:hAnsi="Courier New" w:cs="Courier New"/>
+          <w:sz w:val="20"/>
+        </w:rPr>
+        <w:t>|  Application</w:t>
+      </w:r>
+      <w:proofErr w:type="gramEnd"/>
+      <w:r>
+        <w:rPr>
+          <w:rFonts w:ascii="Courier New" w:hAnsi="Courier New" w:cs="Courier New"/>
+          <w:sz w:val="20"/>
+        </w:rPr>
+        <w:t xml:space="preserve">   |&lt;-&gt;|   Database/API |</w:t>
       </w:r>
     </w:p>
     <w:p>
@@ -4309,7 +4400,39 @@
           <w:rFonts w:ascii="Courier New" w:hAnsi="Courier New" w:cs="Courier New"/>
           <w:sz w:val="20"/>
         </w:rPr>
-        <w:t xml:space="preserve">   +----------------+   +----------------+</w:t>
+        <w:t xml:space="preserve">   </w:t>
+      </w:r>
+      <w:proofErr w:type="gramStart"/>
+      <w:r>
+        <w:rPr>
+          <w:rFonts w:ascii="Courier New" w:hAnsi="Courier New" w:cs="Courier New"/>
+          <w:sz w:val="20"/>
+        </w:rPr>
+        <w:t>+-</w:t>
+      </w:r>
+      <w:proofErr w:type="gramEnd"/>
+      <w:r>
+        <w:rPr>
+          <w:rFonts w:ascii="Courier New" w:hAnsi="Courier New" w:cs="Courier New"/>
+          <w:sz w:val="20"/>
+        </w:rPr>
+        <w:t xml:space="preserve">---------------+ </w:t>
+      </w:r>
+      <w:proofErr w:type="gramStart"/>
+      <w:r>
+        <w:rPr>
+          <w:rFonts w:ascii="Courier New" w:hAnsi="Courier New" w:cs="Courier New"/>
+          <w:sz w:val="20"/>
+        </w:rPr>
+        <w:t xml:space="preserve">  +-</w:t>
+      </w:r>
+      <w:proofErr w:type="gramEnd"/>
+      <w:r>
+        <w:rPr>
+          <w:rFonts w:ascii="Courier New" w:hAnsi="Courier New" w:cs="Courier New"/>
+          <w:sz w:val="20"/>
+        </w:rPr>
+        <w:t>---------------+</w:t>
       </w:r>
     </w:p>
     <w:p>
@@ -4326,7 +4449,7 @@
           <w:szCs w:val="24"/>
         </w:rPr>
         <w:pict w14:anchorId="0C1273C4">
-          <v:rect id="_x0000_i1151" style="width:0;height:1.5pt" o:hralign="center" o:hrstd="t" o:hr="t" fillcolor="#a0a0a0" stroked="f"/>
+          <v:rect id="_x0000_i1030" style="width:0;height:1.5pt" o:hralign="center" o:hrstd="t" o:hr="t" fillcolor="#a0a0a0" stroked="f"/>
         </w:pict>
       </w:r>
     </w:p>
@@ -4361,12 +4484,21 @@
           <w:szCs w:val="24"/>
         </w:rPr>
       </w:pPr>
-      <w:r>
-        <w:rPr>
-          <w:rFonts w:ascii="Times New Roman" w:hAnsi="Times New Roman"/>
-          <w:szCs w:val="24"/>
-        </w:rPr>
-        <w:t>Studious offers the following primary functions:</w:t>
+      <w:proofErr w:type="gramStart"/>
+      <w:r>
+        <w:rPr>
+          <w:rFonts w:ascii="Times New Roman" w:hAnsi="Times New Roman"/>
+          <w:szCs w:val="24"/>
+        </w:rPr>
+        <w:t>Studious</w:t>
+      </w:r>
+      <w:proofErr w:type="gramEnd"/>
+      <w:r>
+        <w:rPr>
+          <w:rFonts w:ascii="Times New Roman" w:hAnsi="Times New Roman"/>
+          <w:szCs w:val="24"/>
+        </w:rPr>
+        <w:t xml:space="preserve"> offers the following primary functions:</w:t>
       </w:r>
     </w:p>
     <w:p>
@@ -4818,7 +4950,7 @@
           <w:szCs w:val="24"/>
         </w:rPr>
         <w:pict w14:anchorId="3AEFCE24">
-          <v:rect id="_x0000_i1152" style="width:0;height:1.5pt" o:hralign="center" o:hrstd="t" o:hr="t" fillcolor="#a0a0a0" stroked="f"/>
+          <v:rect id="_x0000_i1031" style="width:0;height:1.5pt" o:hralign="center" o:hrstd="t" o:hr="t" fillcolor="#a0a0a0" stroked="f"/>
         </w:pict>
       </w:r>
     </w:p>
@@ -5308,7 +5440,7 @@
           <w:szCs w:val="24"/>
         </w:rPr>
         <w:pict w14:anchorId="1CC40DCD">
-          <v:rect id="_x0000_i1153" style="width:0;height:1.5pt" o:hralign="center" o:hrstd="t" o:hr="t" fillcolor="#a0a0a0" stroked="f"/>
+          <v:rect id="_x0000_i1032" style="width:0;height:1.5pt" o:hralign="center" o:hrstd="t" o:hr="t" fillcolor="#a0a0a0" stroked="f"/>
         </w:pict>
       </w:r>
     </w:p>
@@ -5343,12 +5475,21 @@
           <w:szCs w:val="24"/>
         </w:rPr>
       </w:pPr>
-      <w:r>
-        <w:rPr>
-          <w:rFonts w:ascii="Times New Roman" w:hAnsi="Times New Roman"/>
-          <w:szCs w:val="24"/>
-        </w:rPr>
-        <w:t>Studious will operate as a web-based platform accessible from most modern browsers and desktop systems.</w:t>
+      <w:proofErr w:type="gramStart"/>
+      <w:r>
+        <w:rPr>
+          <w:rFonts w:ascii="Times New Roman" w:hAnsi="Times New Roman"/>
+          <w:szCs w:val="24"/>
+        </w:rPr>
+        <w:t>Studious</w:t>
+      </w:r>
+      <w:proofErr w:type="gramEnd"/>
+      <w:r>
+        <w:rPr>
+          <w:rFonts w:ascii="Times New Roman" w:hAnsi="Times New Roman"/>
+          <w:szCs w:val="24"/>
+        </w:rPr>
+        <w:t xml:space="preserve"> will operate as a web-based platform accessible from most modern browsers and desktop systems.</w:t>
       </w:r>
     </w:p>
     <w:p>
@@ -5470,7 +5611,7 @@
           <w:szCs w:val="24"/>
         </w:rPr>
         <w:pict w14:anchorId="28523955">
-          <v:rect id="_x0000_i1154" style="width:0;height:1.5pt" o:hralign="center" o:hrstd="t" o:hr="t" fillcolor="#a0a0a0" stroked="f"/>
+          <v:rect id="_x0000_i1033" style="width:0;height:1.5pt" o:hralign="center" o:hrstd="t" o:hr="t" fillcolor="#a0a0a0" stroked="f"/>
         </w:pict>
       </w:r>
     </w:p>
@@ -5509,12 +5650,21 @@
           <w:szCs w:val="24"/>
         </w:rPr>
       </w:pPr>
-      <w:r>
-        <w:rPr>
-          <w:rFonts w:ascii="Times New Roman" w:hAnsi="Times New Roman"/>
-          <w:szCs w:val="24"/>
-        </w:rPr>
-        <w:t xml:space="preserve">Must be implemented using </w:t>
+      <w:proofErr w:type="gramStart"/>
+      <w:r>
+        <w:rPr>
+          <w:rFonts w:ascii="Times New Roman" w:hAnsi="Times New Roman"/>
+          <w:szCs w:val="24"/>
+        </w:rPr>
+        <w:t>Must</w:t>
+      </w:r>
+      <w:proofErr w:type="gramEnd"/>
+      <w:r>
+        <w:rPr>
+          <w:rFonts w:ascii="Times New Roman" w:hAnsi="Times New Roman"/>
+          <w:szCs w:val="24"/>
+        </w:rPr>
+        <w:t xml:space="preserve"> be implemented using </w:t>
       </w:r>
       <w:r>
         <w:rPr>
@@ -5717,12 +5867,21 @@
           <w:szCs w:val="24"/>
         </w:rPr>
       </w:pPr>
-      <w:r>
-        <w:rPr>
-          <w:rFonts w:ascii="Times New Roman" w:hAnsi="Times New Roman"/>
-          <w:szCs w:val="24"/>
-        </w:rPr>
-        <w:t xml:space="preserve">Must ensure page load and response times within </w:t>
+      <w:proofErr w:type="gramStart"/>
+      <w:r>
+        <w:rPr>
+          <w:rFonts w:ascii="Times New Roman" w:hAnsi="Times New Roman"/>
+          <w:szCs w:val="24"/>
+        </w:rPr>
+        <w:t>Must</w:t>
+      </w:r>
+      <w:proofErr w:type="gramEnd"/>
+      <w:r>
+        <w:rPr>
+          <w:rFonts w:ascii="Times New Roman" w:hAnsi="Times New Roman"/>
+          <w:szCs w:val="24"/>
+        </w:rPr>
+        <w:t xml:space="preserve"> ensure page load and response times within </w:t>
       </w:r>
       <w:r>
         <w:rPr>
@@ -5784,7 +5943,7 @@
           <w:szCs w:val="24"/>
         </w:rPr>
         <w:pict w14:anchorId="756E2CC5">
-          <v:rect id="_x0000_i1155" style="width:0;height:1.5pt" o:hralign="center" o:hrstd="t" o:hr="t" fillcolor="#a0a0a0" stroked="f"/>
+          <v:rect id="_x0000_i1034" style="width:0;height:1.5pt" o:hralign="center" o:hrstd="t" o:hr="t" fillcolor="#a0a0a0" stroked="f"/>
         </w:pict>
       </w:r>
     </w:p>
@@ -5968,7 +6127,7 @@
           <w:szCs w:val="24"/>
         </w:rPr>
         <w:pict w14:anchorId="1EB878EE">
-          <v:rect id="_x0000_i1156" style="width:0;height:1.5pt" o:hralign="center" o:hrstd="t" o:hr="t" fillcolor="#a0a0a0" stroked="f"/>
+          <v:rect id="_x0000_i1035" style="width:0;height:1.5pt" o:hralign="center" o:hrstd="t" o:hr="t" fillcolor="#a0a0a0" stroked="f"/>
         </w:pict>
       </w:r>
     </w:p>
@@ -6163,12 +6322,21 @@
           <w:szCs w:val="24"/>
         </w:rPr>
       </w:pPr>
-      <w:r>
-        <w:rPr>
-          <w:rFonts w:ascii="Times New Roman" w:hAnsi="Times New Roman"/>
-          <w:szCs w:val="24"/>
-        </w:rPr>
-        <w:t>Vercel (frontend) and Render (backend) for hosting and deployment.</w:t>
+      <w:proofErr w:type="spellStart"/>
+      <w:r>
+        <w:rPr>
+          <w:rFonts w:ascii="Times New Roman" w:hAnsi="Times New Roman"/>
+          <w:szCs w:val="24"/>
+        </w:rPr>
+        <w:t>Vercel</w:t>
+      </w:r>
+      <w:proofErr w:type="spellEnd"/>
+      <w:r>
+        <w:rPr>
+          <w:rFonts w:ascii="Times New Roman" w:hAnsi="Times New Roman"/>
+          <w:szCs w:val="24"/>
+        </w:rPr>
+        <w:t xml:space="preserve"> (frontend) and Render (backend) for hosting and deployment.</w:t>
       </w:r>
     </w:p>
     <w:p>
@@ -6203,7 +6371,15 @@
         <w:pStyle w:val="template"/>
       </w:pPr>
       <w:r>
-        <w:t>&lt;Describe the logical characteristics of each interface between the software product and the users. This may include sample screen images, any GUI standards or product family style guides that are to be followed, screen layout constraints, standard buttons and functions (e.g., help) that will appear on every screen, keyboard shortcuts, error message display standards, and so on. Define the software components for which a user interface is needed. Details of the user interface design should be documented in a separate user interface specification.&gt;</w:t>
+        <w:t xml:space="preserve">&lt;Describe the logical characteristics of each interface between the software product and the users. This may include sample screen images, </w:t>
+      </w:r>
+      <w:proofErr w:type="gramStart"/>
+      <w:r>
+        <w:t>any GUI</w:t>
+      </w:r>
+      <w:proofErr w:type="gramEnd"/>
+      <w:r>
+        <w:t xml:space="preserve"> standards or product family style guides that are to be followed, screen layout constraints, standard buttons and functions (e.g., help) that will appear on every screen, keyboard shortcuts, error message display standards, and so on. Define the software components for which a user interface is needed. Details of the user interface design should be documented in a separate user interface specification.&gt;</w:t>
       </w:r>
     </w:p>
     <w:p>
@@ -6236,11 +6412,19 @@
           <w:highlight w:val="yellow"/>
         </w:rPr>
       </w:pPr>
+      <w:proofErr w:type="gramStart"/>
       <w:r>
         <w:rPr>
           <w:highlight w:val="yellow"/>
         </w:rPr>
-        <w:t>all buttons will have a black border</w:t>
+        <w:t>all</w:t>
+      </w:r>
+      <w:proofErr w:type="gramEnd"/>
+      <w:r>
+        <w:rPr>
+          <w:highlight w:val="yellow"/>
+        </w:rPr>
+        <w:t xml:space="preserve"> buttons will have a black border</w:t>
       </w:r>
     </w:p>
     <w:p>
@@ -6254,11 +6438,19 @@
           <w:highlight w:val="yellow"/>
         </w:rPr>
       </w:pPr>
+      <w:proofErr w:type="gramStart"/>
       <w:r>
         <w:rPr>
           <w:highlight w:val="yellow"/>
         </w:rPr>
-        <w:t>all fonts will be Arial</w:t>
+        <w:t>all</w:t>
+      </w:r>
+      <w:proofErr w:type="gramEnd"/>
+      <w:r>
+        <w:rPr>
+          <w:highlight w:val="yellow"/>
+        </w:rPr>
+        <w:t xml:space="preserve"> fonts will be Arial</w:t>
       </w:r>
     </w:p>
     <w:p>
@@ -6327,11 +6519,19 @@
           <w:highlight w:val="yellow"/>
         </w:rPr>
       </w:pPr>
+      <w:proofErr w:type="spellStart"/>
       <w:r>
         <w:rPr>
           <w:highlight w:val="yellow"/>
         </w:rPr>
-        <w:t>etc…</w:t>
+        <w:t>etc</w:t>
+      </w:r>
+      <w:proofErr w:type="spellEnd"/>
+      <w:r>
+        <w:rPr>
+          <w:highlight w:val="yellow"/>
+        </w:rPr>
+        <w:t>…</w:t>
       </w:r>
     </w:p>
     <w:p>
@@ -6347,7 +6547,23 @@
         <w:pStyle w:val="template"/>
       </w:pPr>
       <w:r>
-        <w:t xml:space="preserve">As you develop this section you should continually message ideas to the discord. Make a few sketches and send them and see what we all agree on. The specifics like fonts, button borders, etc can be decided after we determine the general UI layout we all want. </w:t>
+        <w:t xml:space="preserve">As you develop this section you should continually message ideas to the discord. Make a few sketches and send them and see what we all agree on. The specifics like fonts, button borders, </w:t>
+      </w:r>
+      <w:proofErr w:type="spellStart"/>
+      <w:r>
+        <w:t>etc</w:t>
+      </w:r>
+      <w:proofErr w:type="spellEnd"/>
+      <w:r>
+        <w:t xml:space="preserve"> can be decided after we determine the general UI </w:t>
+      </w:r>
+      <w:proofErr w:type="gramStart"/>
+      <w:r>
+        <w:t>layout</w:t>
+      </w:r>
+      <w:proofErr w:type="gramEnd"/>
+      <w:r>
+        <w:t xml:space="preserve"> we all want. </w:t>
       </w:r>
     </w:p>
     <w:p>
@@ -6359,7 +6575,15 @@
         </w:numPr>
       </w:pPr>
       <w:r>
-        <w:t>We’ll try and support most screen resolutions but to be determined, look into how difficult that would be to implement</w:t>
+        <w:t xml:space="preserve">We’ll try and support most screen resolutions but to be determined, </w:t>
+      </w:r>
+      <w:proofErr w:type="gramStart"/>
+      <w:r>
+        <w:t>look into</w:t>
+      </w:r>
+      <w:proofErr w:type="gramEnd"/>
+      <w:r>
+        <w:t xml:space="preserve"> how difficult that would be to implement</w:t>
       </w:r>
     </w:p>
     <w:p>
@@ -6371,7 +6595,15 @@
         </w:numPr>
       </w:pPr>
       <w:r>
-        <w:t>Research Secton 508 and other standards and message group to see whether we should be compliant or not</w:t>
+        <w:t xml:space="preserve">Research </w:t>
+      </w:r>
+      <w:proofErr w:type="spellStart"/>
+      <w:r>
+        <w:t>Secton</w:t>
+      </w:r>
+      <w:proofErr w:type="spellEnd"/>
+      <w:r>
+        <w:t xml:space="preserve"> 508 and other standards and message group to see whether we should be compliant or not</w:t>
       </w:r>
     </w:p>
     <w:p>
@@ -6407,7 +6639,21 @@
         <w:rPr>
           <w:highlight w:val="yellow"/>
         </w:rPr>
-        <w:t>If you system doesn’t include hardware, then you’ll have none. If it has hardware components, then you should describe (at a high level) how you interface with that hardware.</w:t>
+        <w:t xml:space="preserve">If </w:t>
+      </w:r>
+      <w:proofErr w:type="gramStart"/>
+      <w:r>
+        <w:rPr>
+          <w:highlight w:val="yellow"/>
+        </w:rPr>
+        <w:t>you</w:t>
+      </w:r>
+      <w:proofErr w:type="gramEnd"/>
+      <w:r>
+        <w:rPr>
+          <w:highlight w:val="yellow"/>
+        </w:rPr>
+        <w:t xml:space="preserve"> system doesn’t include hardware, then you’ll have none. If it has hardware components, then you should describe (at a high level) how you interface with that hardware.</w:t>
       </w:r>
     </w:p>
     <w:p>
@@ -6456,7 +6702,35 @@
         <w:rPr>
           <w:highlight w:val="yellow"/>
         </w:rPr>
-        <w:t xml:space="preserve">These are internal connections to things like databases, web servers. You mainly need to explain that you have them, but (for COCS412) I don’t expect detailed information about how you actually connect to them and use them. Just explain that you </w:t>
+        <w:t xml:space="preserve">These are internal connections to things like </w:t>
+      </w:r>
+      <w:proofErr w:type="gramStart"/>
+      <w:r>
+        <w:rPr>
+          <w:highlight w:val="yellow"/>
+        </w:rPr>
+        <w:t>databases,</w:t>
+      </w:r>
+      <w:proofErr w:type="gramEnd"/>
+      <w:r>
+        <w:rPr>
+          <w:highlight w:val="yellow"/>
+        </w:rPr>
+        <w:t xml:space="preserve"> web servers. You mainly need to explain that you have them, but (for COCS412) I don’t expect detailed information about how you </w:t>
+      </w:r>
+      <w:proofErr w:type="gramStart"/>
+      <w:r>
+        <w:rPr>
+          <w:highlight w:val="yellow"/>
+        </w:rPr>
+        <w:t>actually connect</w:t>
+      </w:r>
+      <w:proofErr w:type="gramEnd"/>
+      <w:r>
+        <w:rPr>
+          <w:highlight w:val="yellow"/>
+        </w:rPr>
+        <w:t xml:space="preserve"> to them and use them. Just explain that you </w:t>
       </w:r>
       <w:r>
         <w:rPr>
@@ -6469,7 +6743,21 @@
         <w:rPr>
           <w:highlight w:val="yellow"/>
         </w:rPr>
-        <w:t xml:space="preserve"> connect to them and use them for storage of customer information, or to process incoming web requests, etc… These are internal components of your system.</w:t>
+        <w:t xml:space="preserve"> connect to them and use them for storage of customer information, or to process incoming web requests, </w:t>
+      </w:r>
+      <w:proofErr w:type="spellStart"/>
+      <w:r>
+        <w:rPr>
+          <w:highlight w:val="yellow"/>
+        </w:rPr>
+        <w:t>etc</w:t>
+      </w:r>
+      <w:proofErr w:type="spellEnd"/>
+      <w:r>
+        <w:rPr>
+          <w:highlight w:val="yellow"/>
+        </w:rPr>
+        <w:t>… These are internal components of your system.</w:t>
       </w:r>
     </w:p>
     <w:p>
@@ -6498,7 +6786,15 @@
         <w:t>Mention</w:t>
       </w:r>
       <w:r>
-        <w:t xml:space="preserve"> our databases, how we communicate with them (high level), how the users data will be sent from front end to back end, how it will </w:t>
+        <w:t xml:space="preserve"> our databases, how we communicate with them (high level), how the </w:t>
+      </w:r>
+      <w:proofErr w:type="gramStart"/>
+      <w:r>
+        <w:t>users</w:t>
+      </w:r>
+      <w:proofErr w:type="gramEnd"/>
+      <w:r>
+        <w:t xml:space="preserve"> data will be sent from front end to back end, how it will </w:t>
       </w:r>
       <w:r>
         <w:t>b</w:t>
@@ -6547,7 +6843,35 @@
         <w:rPr>
           <w:highlight w:val="yellow"/>
         </w:rPr>
-        <w:t>These are external communication mechanisms. Do you connect to a bank computer to verify credit card information? That is NOT part of your system, so it is an external communication you have. Describe it here. Do you have other systems connecting in to yours to perform some function? That would also go here.</w:t>
+        <w:t xml:space="preserve">These are external communication mechanisms. Do you connect to a bank computer to verify credit card information? That is NOT part of your system, so it is </w:t>
+      </w:r>
+      <w:proofErr w:type="gramStart"/>
+      <w:r>
+        <w:rPr>
+          <w:highlight w:val="yellow"/>
+        </w:rPr>
+        <w:t>an external</w:t>
+      </w:r>
+      <w:proofErr w:type="gramEnd"/>
+      <w:r>
+        <w:rPr>
+          <w:highlight w:val="yellow"/>
+        </w:rPr>
+        <w:t xml:space="preserve"> communication you have. Describe it here. Do you have other systems connecting </w:t>
+      </w:r>
+      <w:proofErr w:type="gramStart"/>
+      <w:r>
+        <w:rPr>
+          <w:highlight w:val="yellow"/>
+        </w:rPr>
+        <w:t>in to</w:t>
+      </w:r>
+      <w:proofErr w:type="gramEnd"/>
+      <w:r>
+        <w:rPr>
+          <w:highlight w:val="yellow"/>
+        </w:rPr>
+        <w:t xml:space="preserve"> yours to perform some function? That would also go here.</w:t>
       </w:r>
     </w:p>
     <w:p>
@@ -16118,7 +16442,15 @@
         <w:pStyle w:val="template"/>
       </w:pPr>
       <w:r>
-        <w:t>&lt;If there are performance requirements for the product under various circumstances, state them here and explain their rationale, to help the developers understand the intent and make suitable design choices. Specify the timing relationships for real time systems. Make such requirements as specific as possible. You may need to state performance requirements for individual functional requirements or features.&gt;</w:t>
+        <w:t xml:space="preserve">&lt;If there are performance requirements for the product under various circumstances, state them here and explain their rationale, to help the developers understand </w:t>
+      </w:r>
+      <w:proofErr w:type="gramStart"/>
+      <w:r>
+        <w:t>the</w:t>
+      </w:r>
+      <w:proofErr w:type="gramEnd"/>
+      <w:r>
+        <w:t xml:space="preserve"> intent and make suitable design choices. Specify the timing relationships for real time systems. Make such requirements as specific as possible. You may need to state performance requirements for individual functional requirements or features.&gt;</w:t>
       </w:r>
     </w:p>
     <w:p>
@@ -16131,15 +16463,28 @@
         <w:pStyle w:val="template"/>
       </w:pPr>
       <w:r>
-        <w:t>Only work when connected to wifi</w:t>
-      </w:r>
+        <w:t xml:space="preserve">Only work when connected to </w:t>
+      </w:r>
+      <w:proofErr w:type="spellStart"/>
+      <w:r>
+        <w:t>wifi</w:t>
+      </w:r>
+      <w:proofErr w:type="spellEnd"/>
     </w:p>
     <w:p>
       <w:pPr>
         <w:pStyle w:val="template"/>
       </w:pPr>
       <w:r>
-        <w:t>Think of more, communicate w team for help, possibly use chatgpt for ideas (make sure they are realistic and align with the project/other members work)</w:t>
+        <w:t xml:space="preserve">Think of more, communicate w team for help, possibly use </w:t>
+      </w:r>
+      <w:proofErr w:type="spellStart"/>
+      <w:r>
+        <w:t>chatgpt</w:t>
+      </w:r>
+      <w:proofErr w:type="spellEnd"/>
+      <w:r>
+        <w:t xml:space="preserve"> for ideas (make sure they are realistic and align with the project/other members work)</w:t>
       </w:r>
     </w:p>
     <w:p>
@@ -16424,15 +16769,24 @@
                 <w:rFonts w:ascii="Times New Roman" w:hAnsi="Times New Roman"/>
                 <w:sz w:val="20"/>
               </w:rPr>
-              <w:t>…….</w:t>
-            </w:r>
+              <w:t>…</w:t>
+            </w:r>
+            <w:proofErr w:type="gramStart"/>
             <w:r>
               <w:rPr>
                 <w:rFonts w:ascii="Times New Roman" w:hAnsi="Times New Roman"/>
                 <w:sz w:val="20"/>
               </w:rPr>
+              <w:t>….</w:t>
+            </w:r>
+            <w:r>
+              <w:rPr>
+                <w:rFonts w:ascii="Times New Roman" w:hAnsi="Times New Roman"/>
+                <w:sz w:val="20"/>
+              </w:rPr>
               <w:t>.</w:t>
             </w:r>
+            <w:proofErr w:type="gramEnd"/>
           </w:p>
         </w:tc>
         <w:tc>
@@ -16773,15 +17127,24 @@
                 <w:rFonts w:ascii="Times New Roman" w:hAnsi="Times New Roman"/>
                 <w:sz w:val="20"/>
               </w:rPr>
-              <w:t>…….</w:t>
-            </w:r>
+              <w:t>…</w:t>
+            </w:r>
+            <w:proofErr w:type="gramStart"/>
             <w:r>
               <w:rPr>
                 <w:rFonts w:ascii="Times New Roman" w:hAnsi="Times New Roman"/>
                 <w:sz w:val="20"/>
               </w:rPr>
+              <w:t>….</w:t>
+            </w:r>
+            <w:r>
+              <w:rPr>
+                <w:rFonts w:ascii="Times New Roman" w:hAnsi="Times New Roman"/>
+                <w:sz w:val="20"/>
+              </w:rPr>
               <w:t>.</w:t>
             </w:r>
+            <w:proofErr w:type="gramEnd"/>
           </w:p>
         </w:tc>
         <w:tc>
@@ -16873,15 +17236,25 @@
         <w:pStyle w:val="template"/>
       </w:pPr>
       <w:r>
-        <w:t>JSON Web tokens for authentiaiton</w:t>
-      </w:r>
+        <w:t xml:space="preserve">JSON Web tokens for </w:t>
+      </w:r>
+      <w:proofErr w:type="spellStart"/>
+      <w:r>
+        <w:t>authentiaiton</w:t>
+      </w:r>
+      <w:proofErr w:type="spellEnd"/>
     </w:p>
     <w:p>
       <w:pPr>
         <w:pStyle w:val="template"/>
       </w:pPr>
-      <w:r>
-        <w:t>Researfh external security policies</w:t>
+      <w:proofErr w:type="spellStart"/>
+      <w:r>
+        <w:t>Researfh</w:t>
+      </w:r>
+      <w:proofErr w:type="spellEnd"/>
+      <w:r>
+        <w:t xml:space="preserve"> external security policies</w:t>
       </w:r>
     </w:p>
     <w:p>
@@ -16889,7 +17262,15 @@
         <w:pStyle w:val="template"/>
       </w:pPr>
       <w:r>
-        <w:t>We want secure authentication</w:t>
+        <w:t xml:space="preserve">We want </w:t>
+      </w:r>
+      <w:proofErr w:type="gramStart"/>
+      <w:r>
+        <w:t>secure</w:t>
+      </w:r>
+      <w:proofErr w:type="gramEnd"/>
+      <w:r>
+        <w:t xml:space="preserve"> authentication</w:t>
       </w:r>
     </w:p>
     <w:p>
@@ -16905,8 +17286,21 @@
         <w:pStyle w:val="template"/>
       </w:pPr>
       <w:r>
-        <w:t>Find stuff that satifies above thigns</w:t>
-      </w:r>
+        <w:t xml:space="preserve">Find stuff that </w:t>
+      </w:r>
+      <w:proofErr w:type="spellStart"/>
+      <w:r>
+        <w:t>satifies</w:t>
+      </w:r>
+      <w:proofErr w:type="spellEnd"/>
+      <w:r>
+        <w:t xml:space="preserve"> above </w:t>
+      </w:r>
+      <w:proofErr w:type="spellStart"/>
+      <w:r>
+        <w:t>thigns</w:t>
+      </w:r>
+      <w:proofErr w:type="spellEnd"/>
     </w:p>
     <w:p>
       <w:pPr>
@@ -17190,15 +17584,24 @@
                 <w:rFonts w:ascii="Times New Roman" w:hAnsi="Times New Roman"/>
                 <w:sz w:val="20"/>
               </w:rPr>
-              <w:t>…….</w:t>
-            </w:r>
+              <w:t>…</w:t>
+            </w:r>
+            <w:proofErr w:type="gramStart"/>
             <w:r>
               <w:rPr>
                 <w:rFonts w:ascii="Times New Roman" w:hAnsi="Times New Roman"/>
                 <w:sz w:val="20"/>
               </w:rPr>
+              <w:t>….</w:t>
+            </w:r>
+            <w:r>
+              <w:rPr>
+                <w:rFonts w:ascii="Times New Roman" w:hAnsi="Times New Roman"/>
+                <w:sz w:val="20"/>
+              </w:rPr>
               <w:t>.</w:t>
             </w:r>
+            <w:proofErr w:type="gramEnd"/>
           </w:p>
         </w:tc>
         <w:tc>
@@ -17260,7 +17663,15 @@
         <w:pStyle w:val="template"/>
       </w:pPr>
       <w:r>
-        <w:t>&lt;Specify any additional quality characteristics for the product that will be important to either the customers or the developers. Some to consider are: adaptability, availability, correctness, flexibility, interoperability, maintainability, portability, reliability, reusability, robustness, testability, and usability. Write these to be specific, quantitative, and verifiable when possible. At the least, clarify the relative preferences for various attributes, such as ease of use over ease of learning.&gt;</w:t>
+        <w:t xml:space="preserve">&lt;Specify any additional quality characteristics for the product that will be important to either the customers or the developers. Some to consider </w:t>
+      </w:r>
+      <w:proofErr w:type="gramStart"/>
+      <w:r>
+        <w:t>are:</w:t>
+      </w:r>
+      <w:proofErr w:type="gramEnd"/>
+      <w:r>
+        <w:t xml:space="preserve"> adaptability, availability, correctness, flexibility, interoperability, maintainability, portability, reliability, reusability, robustness, testability, and usability. Write these to be specific, quantitative, and verifiable when possible. At the least, clarify the relative preferences for various attributes, such as ease of use over ease of learning.&gt;</w:t>
       </w:r>
     </w:p>
     <w:p>
@@ -17273,8 +17684,45 @@
         <w:pStyle w:val="template"/>
       </w:pPr>
       <w:r>
-        <w:t>Key ones are gonna be maintainability, testability, useability, scaleability, correctness, etc etc etc</w:t>
-      </w:r>
+        <w:t xml:space="preserve">Key ones are </w:t>
+      </w:r>
+      <w:proofErr w:type="spellStart"/>
+      <w:r>
+        <w:t>gonna</w:t>
+      </w:r>
+      <w:proofErr w:type="spellEnd"/>
+      <w:r>
+        <w:t xml:space="preserve"> be maintainability, testability, useability, </w:t>
+      </w:r>
+      <w:proofErr w:type="spellStart"/>
+      <w:r>
+        <w:t>scaleability</w:t>
+      </w:r>
+      <w:proofErr w:type="spellEnd"/>
+      <w:r>
+        <w:t xml:space="preserve">, correctness, </w:t>
+      </w:r>
+      <w:proofErr w:type="spellStart"/>
+      <w:r>
+        <w:t>etc</w:t>
+      </w:r>
+      <w:proofErr w:type="spellEnd"/>
+      <w:r>
+        <w:t xml:space="preserve"> </w:t>
+      </w:r>
+      <w:proofErr w:type="spellStart"/>
+      <w:r>
+        <w:t>etc</w:t>
+      </w:r>
+      <w:proofErr w:type="spellEnd"/>
+      <w:r>
+        <w:t xml:space="preserve"> </w:t>
+      </w:r>
+      <w:proofErr w:type="spellStart"/>
+      <w:r>
+        <w:t>etc</w:t>
+      </w:r>
+      <w:proofErr w:type="spellEnd"/>
     </w:p>
     <w:p>
       <w:pPr>
@@ -17552,15 +18000,24 @@
                 <w:rFonts w:ascii="Times New Roman" w:hAnsi="Times New Roman"/>
                 <w:sz w:val="20"/>
               </w:rPr>
-              <w:t>…….</w:t>
-            </w:r>
+              <w:t>…</w:t>
+            </w:r>
+            <w:proofErr w:type="gramStart"/>
             <w:r>
               <w:rPr>
                 <w:rFonts w:ascii="Times New Roman" w:hAnsi="Times New Roman"/>
                 <w:sz w:val="20"/>
               </w:rPr>
+              <w:t>….</w:t>
+            </w:r>
+            <w:r>
+              <w:rPr>
+                <w:rFonts w:ascii="Times New Roman" w:hAnsi="Times New Roman"/>
+                <w:sz w:val="20"/>
+              </w:rPr>
               <w:t>.</w:t>
             </w:r>
+            <w:proofErr w:type="gramEnd"/>
           </w:p>
         </w:tc>
         <w:tc>
@@ -17621,7 +18078,21 @@
         <w:rPr>
           <w:highlight w:val="yellow"/>
         </w:rPr>
-        <w:t>Add any and all of the non-functional requirements defined below, to ensure a complete set of technical and system requirements</w:t>
+        <w:t xml:space="preserve">Add </w:t>
+      </w:r>
+      <w:proofErr w:type="gramStart"/>
+      <w:r>
+        <w:rPr>
+          <w:highlight w:val="yellow"/>
+        </w:rPr>
+        <w:t>any and all</w:t>
+      </w:r>
+      <w:proofErr w:type="gramEnd"/>
+      <w:r>
+        <w:rPr>
+          <w:highlight w:val="yellow"/>
+        </w:rPr>
+        <w:t xml:space="preserve"> of the non-functional requirements defined below, to ensure a complete set of technical and system requirements</w:t>
       </w:r>
       <w:r>
         <w:rPr>
@@ -17956,8 +18427,21 @@
       <w:pPr>
         <w:pStyle w:val="template"/>
       </w:pPr>
-      <w:r>
-        <w:t>Resarch something that may be added here. Possibly work with persons 3 and 4 to figure out what requirements they DON’T have listed in their section</w:t>
+      <w:proofErr w:type="spellStart"/>
+      <w:r>
+        <w:t>Resarch</w:t>
+      </w:r>
+      <w:proofErr w:type="spellEnd"/>
+      <w:r>
+        <w:t xml:space="preserve"> something that may be added here. Possibly work with </w:t>
+      </w:r>
+      <w:proofErr w:type="gramStart"/>
+      <w:r>
+        <w:t>persons</w:t>
+      </w:r>
+      <w:proofErr w:type="gramEnd"/>
+      <w:r>
+        <w:t xml:space="preserve"> 3 and 4 to figure out what requirements they DON’T have listed in their section</w:t>
       </w:r>
     </w:p>
     <w:p>
@@ -18345,7 +18829,15 @@
                 <w:sz w:val="18"/>
                 <w:szCs w:val="18"/>
               </w:rPr>
-              <w:t>US#1</w:t>
+              <w:t>US#</w:t>
+            </w:r>
+            <w:r>
+              <w:rPr>
+                <w:rFonts w:ascii="Calibri" w:hAnsi="Calibri" w:cs="Calibri"/>
+                <w:sz w:val="18"/>
+                <w:szCs w:val="18"/>
+              </w:rPr>
+              <w:t>1</w:t>
             </w:r>
           </w:p>
         </w:tc>
@@ -18409,7 +18901,7 @@
                 <w:sz w:val="18"/>
                 <w:szCs w:val="18"/>
               </w:rPr>
-              <w:t>Property Manager</w:t>
+              <w:t>Student</w:t>
             </w:r>
           </w:p>
         </w:tc>
@@ -18465,13 +18957,23 @@
                 <w:szCs w:val="18"/>
               </w:rPr>
             </w:pPr>
+            <w:proofErr w:type="gramStart"/>
             <w:r>
               <w:rPr>
                 <w:rFonts w:ascii="Calibri" w:hAnsi="Calibri" w:cs="Calibri"/>
                 <w:sz w:val="18"/>
                 <w:szCs w:val="18"/>
               </w:rPr>
-              <w:t>provide a map-based UI containing all relevant property management data layers that can be interacted with to obtain property details</w:t>
+              <w:t>Provide</w:t>
+            </w:r>
+            <w:proofErr w:type="gramEnd"/>
+            <w:r>
+              <w:rPr>
+                <w:rFonts w:ascii="Calibri" w:hAnsi="Calibri" w:cs="Calibri"/>
+                <w:sz w:val="18"/>
+                <w:szCs w:val="18"/>
+              </w:rPr>
+              <w:t xml:space="preserve"> a way for users to upload information about their current coursework, grade level, and attending school</w:t>
             </w:r>
           </w:p>
         </w:tc>
@@ -18533,7 +19035,7 @@
                 <w:sz w:val="18"/>
                 <w:szCs w:val="18"/>
               </w:rPr>
-              <w:t>have a centralized application for obtaining property information in a geographic context, to use as the launch point for various property management workflows.</w:t>
+              <w:t>Connect with my peers that are taking similar courses, in the same grade, or in the same school as collaborating with these peers would be the most beneficial.</w:t>
             </w:r>
           </w:p>
         </w:tc>
@@ -18634,6 +19136,14 @@
                 <w:szCs w:val="18"/>
               </w:rPr>
             </w:pPr>
+            <w:r>
+              <w:rPr>
+                <w:rFonts w:ascii="Calibri" w:hAnsi="Calibri" w:cs="Calibri"/>
+                <w:sz w:val="18"/>
+                <w:szCs w:val="18"/>
+              </w:rPr>
+              <w:t>Student</w:t>
+            </w:r>
           </w:p>
         </w:tc>
         <w:tc>
@@ -18688,6 +19198,14 @@
                 <w:szCs w:val="18"/>
               </w:rPr>
             </w:pPr>
+            <w:r>
+              <w:rPr>
+                <w:rFonts w:ascii="Calibri" w:hAnsi="Calibri" w:cs="Calibri"/>
+                <w:sz w:val="18"/>
+                <w:szCs w:val="18"/>
+              </w:rPr>
+              <w:t>Support sharing text, images, and files within direct messaging and within study circles</w:t>
+            </w:r>
           </w:p>
         </w:tc>
         <w:tc>
@@ -18742,6 +19260,14 @@
                 <w:szCs w:val="18"/>
               </w:rPr>
             </w:pPr>
+            <w:r>
+              <w:rPr>
+                <w:rFonts w:ascii="Calibri" w:hAnsi="Calibri" w:cs="Calibri"/>
+                <w:sz w:val="18"/>
+                <w:szCs w:val="18"/>
+              </w:rPr>
+              <w:t>Share notes, assignments, and collaborate more effectively with my peers</w:t>
+            </w:r>
           </w:p>
         </w:tc>
       </w:tr>
@@ -18841,6 +19367,14 @@
                 <w:szCs w:val="18"/>
               </w:rPr>
             </w:pPr>
+            <w:r>
+              <w:rPr>
+                <w:rFonts w:ascii="Calibri" w:hAnsi="Calibri" w:cs="Calibri"/>
+                <w:sz w:val="18"/>
+                <w:szCs w:val="18"/>
+              </w:rPr>
+              <w:t>Student</w:t>
+            </w:r>
           </w:p>
         </w:tc>
         <w:tc>
@@ -18895,6 +19429,14 @@
                 <w:szCs w:val="18"/>
               </w:rPr>
             </w:pPr>
+            <w:r>
+              <w:rPr>
+                <w:rFonts w:ascii="Calibri" w:hAnsi="Calibri" w:cs="Calibri"/>
+                <w:sz w:val="18"/>
+                <w:szCs w:val="18"/>
+              </w:rPr>
+              <w:t xml:space="preserve">Support messaging through both direct messaging as well as study circles </w:t>
+            </w:r>
           </w:p>
         </w:tc>
         <w:tc>
@@ -18949,6 +19491,14 @@
                 <w:szCs w:val="18"/>
               </w:rPr>
             </w:pPr>
+            <w:r>
+              <w:rPr>
+                <w:rFonts w:ascii="Calibri" w:hAnsi="Calibri" w:cs="Calibri"/>
+                <w:sz w:val="18"/>
+                <w:szCs w:val="18"/>
+              </w:rPr>
+              <w:t>Collaborate with my peers over a service that is specifically designed to support learning and education</w:t>
+            </w:r>
           </w:p>
         </w:tc>
       </w:tr>
@@ -18976,22 +19526,6 @@
                 <w:szCs w:val="18"/>
               </w:rPr>
             </w:pPr>
-            <w:r>
-              <w:rPr>
-                <w:rFonts w:ascii="Calibri" w:hAnsi="Calibri" w:cs="Calibri"/>
-                <w:sz w:val="18"/>
-                <w:szCs w:val="18"/>
-              </w:rPr>
-              <w:t>US#</w:t>
-            </w:r>
-            <w:r>
-              <w:rPr>
-                <w:rFonts w:ascii="Calibri" w:hAnsi="Calibri" w:cs="Calibri"/>
-                <w:sz w:val="18"/>
-                <w:szCs w:val="18"/>
-              </w:rPr>
-              <w:t>4</w:t>
-            </w:r>
           </w:p>
         </w:tc>
         <w:tc>
@@ -19016,14 +19550,6 @@
                 <w:szCs w:val="18"/>
               </w:rPr>
             </w:pPr>
-            <w:r>
-              <w:rPr>
-                <w:rFonts w:ascii="Calibri" w:hAnsi="Calibri" w:cs="Calibri"/>
-                <w:sz w:val="18"/>
-                <w:szCs w:val="18"/>
-              </w:rPr>
-              <w:t>As a</w:t>
-            </w:r>
           </w:p>
         </w:tc>
         <w:tc>
@@ -19072,14 +19598,6 @@
                 <w:szCs w:val="18"/>
               </w:rPr>
             </w:pPr>
-            <w:r>
-              <w:rPr>
-                <w:rFonts w:ascii="Calibri" w:hAnsi="Calibri" w:cs="Calibri"/>
-                <w:sz w:val="18"/>
-                <w:szCs w:val="18"/>
-              </w:rPr>
-              <w:t>I need the system to</w:t>
-            </w:r>
           </w:p>
         </w:tc>
         <w:tc>
@@ -19126,14 +19644,6 @@
                 <w:szCs w:val="18"/>
               </w:rPr>
             </w:pPr>
-            <w:r>
-              <w:rPr>
-                <w:rFonts w:ascii="Calibri" w:hAnsi="Calibri" w:cs="Calibri"/>
-                <w:sz w:val="18"/>
-                <w:szCs w:val="18"/>
-              </w:rPr>
-              <w:t>so that I may</w:t>
-            </w:r>
           </w:p>
         </w:tc>
         <w:tc>
@@ -19188,7 +19698,15 @@
         <w:pStyle w:val="template"/>
       </w:pPr>
       <w:r>
-        <w:t>&lt;Define all the terms necessary to properly interpret the SRS, including acronyms and abbreviations. You may wish to build a separate glossary that spans multiple projects or the entire organization, and just include terms specific to a single project in each SRS.&gt;</w:t>
+        <w:t xml:space="preserve">&lt;Define all the terms necessary to properly interpret the SRS, including acronyms and abbreviations. You may wish to build a separate glossary that spans multiple projects or the entire </w:t>
+      </w:r>
+      <w:proofErr w:type="gramStart"/>
+      <w:r>
+        <w:t>organization, and</w:t>
+      </w:r>
+      <w:proofErr w:type="gramEnd"/>
+      <w:r>
+        <w:t xml:space="preserve"> just include terms specific to a single project in each SRS.&gt;</w:t>
       </w:r>
     </w:p>
     <w:p>
@@ -19252,7 +19770,21 @@
         <w:rPr>
           <w:highlight w:val="yellow"/>
         </w:rPr>
-        <w:t>List here any open questions or things you know still need to be done to the SRS, but haven’t been addressed yet.</w:t>
+        <w:t xml:space="preserve">List here any open questions or things you know still need to be done to the </w:t>
+      </w:r>
+      <w:proofErr w:type="gramStart"/>
+      <w:r>
+        <w:rPr>
+          <w:highlight w:val="yellow"/>
+        </w:rPr>
+        <w:t>SRS, but</w:t>
+      </w:r>
+      <w:proofErr w:type="gramEnd"/>
+      <w:r>
+        <w:rPr>
+          <w:highlight w:val="yellow"/>
+        </w:rPr>
+        <w:t xml:space="preserve"> haven’t been addressed yet.</w:t>
       </w:r>
       <w:r>
         <w:t xml:space="preserve"> </w:t>
@@ -19267,8 +19799,29 @@
       <w:pPr>
         <w:pStyle w:val="template"/>
       </w:pPr>
-      <w:r>
-        <w:t xml:space="preserve">Not sure what tbd means if that means documents or features or idk. Researfh the correct answer. </w:t>
+      <w:proofErr w:type="gramStart"/>
+      <w:r>
+        <w:t>Not</w:t>
+      </w:r>
+      <w:proofErr w:type="gramEnd"/>
+      <w:r>
+        <w:t xml:space="preserve"> sure what </w:t>
+      </w:r>
+      <w:proofErr w:type="spellStart"/>
+      <w:r>
+        <w:t>tbd</w:t>
+      </w:r>
+      <w:proofErr w:type="spellEnd"/>
+      <w:r>
+        <w:t xml:space="preserve"> means if that means documents or features or idk. </w:t>
+      </w:r>
+      <w:proofErr w:type="spellStart"/>
+      <w:r>
+        <w:t>Researfh</w:t>
+      </w:r>
+      <w:proofErr w:type="spellEnd"/>
+      <w:r>
+        <w:t xml:space="preserve"> the correct answer. </w:t>
       </w:r>
     </w:p>
     <w:sectPr>

--- a/ASGMNT3/JHET_Innovations-Assignment3-SRS.docx
+++ b/ASGMNT3/JHET_Innovations-Assignment3-SRS.docx
@@ -3535,6 +3535,13 @@
               </w:rPr>
               <w:t>Added sections 1 and 2</w:t>
             </w:r>
+            <w:r>
+              <w:rPr>
+                <w:rFonts w:ascii="Times New Roman" w:hAnsi="Times New Roman"/>
+                <w:sz w:val="20"/>
+              </w:rPr>
+              <w:t xml:space="preserve"> from Eddie</w:t>
+            </w:r>
           </w:p>
         </w:tc>
         <w:tc>
@@ -3705,6 +3712,31 @@
               </w:rPr>
               <w:t>Removed unneeded information</w:t>
             </w:r>
+          </w:p>
+          <w:p>
+            <w:pPr>
+              <w:spacing w:line="276" w:lineRule="auto"/>
+              <w:rPr>
+                <w:rFonts w:ascii="Times New Roman" w:hAnsi="Times New Roman"/>
+                <w:sz w:val="20"/>
+              </w:rPr>
+            </w:pPr>
+            <w:r>
+              <w:rPr>
+                <w:rFonts w:ascii="Times New Roman" w:hAnsi="Times New Roman"/>
+                <w:sz w:val="20"/>
+              </w:rPr>
+              <w:t xml:space="preserve">Added Sections 3 and 6 from </w:t>
+            </w:r>
+            <w:proofErr w:type="spellStart"/>
+            <w:r>
+              <w:rPr>
+                <w:rFonts w:ascii="Times New Roman" w:hAnsi="Times New Roman"/>
+                <w:sz w:val="20"/>
+              </w:rPr>
+              <w:t>Tehrence</w:t>
+            </w:r>
+            <w:proofErr w:type="spellEnd"/>
           </w:p>
         </w:tc>
         <w:tc>
@@ -9620,6 +9652,162 @@
                 <w:sz w:val="20"/>
               </w:rPr>
               <w:t>H</w:t>
+            </w:r>
+          </w:p>
+        </w:tc>
+      </w:tr>
+      <w:tr>
+        <w:trPr>
+          <w:tblCellSpacing w:w="0" w:type="dxa"/>
+        </w:trPr>
+        <w:tc>
+          <w:tcPr>
+            <w:tcW w:w="907" w:type="dxa"/>
+            <w:tcBorders>
+              <w:top w:val="outset" w:sz="6" w:space="0" w:color="auto"/>
+              <w:left w:val="outset" w:sz="6" w:space="0" w:color="auto"/>
+              <w:bottom w:val="outset" w:sz="6" w:space="0" w:color="auto"/>
+              <w:right w:val="outset" w:sz="6" w:space="0" w:color="auto"/>
+            </w:tcBorders>
+            <w:tcMar>
+              <w:top w:w="15" w:type="dxa"/>
+              <w:left w:w="15" w:type="dxa"/>
+              <w:bottom w:w="15" w:type="dxa"/>
+              <w:right w:w="15" w:type="dxa"/>
+            </w:tcMar>
+          </w:tcPr>
+          <w:p>
+            <w:pPr>
+              <w:spacing w:line="276" w:lineRule="auto"/>
+              <w:rPr>
+                <w:rFonts w:ascii="Times New Roman" w:hAnsi="Times New Roman"/>
+                <w:sz w:val="20"/>
+              </w:rPr>
+            </w:pPr>
+            <w:r>
+              <w:rPr>
+                <w:rFonts w:ascii="Times New Roman" w:hAnsi="Times New Roman"/>
+                <w:sz w:val="20"/>
+              </w:rPr>
+              <w:t>EIR#1.8</w:t>
+            </w:r>
+          </w:p>
+        </w:tc>
+        <w:tc>
+          <w:tcPr>
+            <w:tcW w:w="1483" w:type="dxa"/>
+            <w:tcBorders>
+              <w:top w:val="outset" w:sz="6" w:space="0" w:color="auto"/>
+              <w:left w:val="outset" w:sz="6" w:space="0" w:color="auto"/>
+              <w:bottom w:val="outset" w:sz="6" w:space="0" w:color="auto"/>
+              <w:right w:val="outset" w:sz="6" w:space="0" w:color="auto"/>
+            </w:tcBorders>
+            <w:tcMar>
+              <w:top w:w="15" w:type="dxa"/>
+              <w:left w:w="15" w:type="dxa"/>
+              <w:bottom w:w="15" w:type="dxa"/>
+              <w:right w:w="15" w:type="dxa"/>
+            </w:tcMar>
+          </w:tcPr>
+          <w:p>
+            <w:pPr>
+              <w:spacing w:line="276" w:lineRule="auto"/>
+              <w:jc w:val="center"/>
+              <w:rPr>
+                <w:rFonts w:ascii="Times New Roman" w:hAnsi="Times New Roman"/>
+                <w:sz w:val="20"/>
+              </w:rPr>
+            </w:pPr>
+            <w:r>
+              <w:rPr>
+                <w:rFonts w:ascii="Times New Roman" w:hAnsi="Times New Roman"/>
+                <w:sz w:val="20"/>
+              </w:rPr>
+              <w:t>User</w:t>
+            </w:r>
+          </w:p>
+          <w:p>
+            <w:pPr>
+              <w:spacing w:line="276" w:lineRule="auto"/>
+              <w:jc w:val="center"/>
+              <w:rPr>
+                <w:rFonts w:ascii="Times New Roman" w:hAnsi="Times New Roman"/>
+                <w:sz w:val="20"/>
+              </w:rPr>
+            </w:pPr>
+            <w:r>
+              <w:rPr>
+                <w:rFonts w:ascii="Times New Roman" w:hAnsi="Times New Roman"/>
+                <w:sz w:val="20"/>
+              </w:rPr>
+              <w:t>Interface</w:t>
+            </w:r>
+          </w:p>
+        </w:tc>
+        <w:tc>
+          <w:tcPr>
+            <w:tcW w:w="6382" w:type="dxa"/>
+            <w:tcBorders>
+              <w:top w:val="outset" w:sz="6" w:space="0" w:color="auto"/>
+              <w:left w:val="outset" w:sz="6" w:space="0" w:color="auto"/>
+              <w:bottom w:val="outset" w:sz="6" w:space="0" w:color="auto"/>
+              <w:right w:val="outset" w:sz="6" w:space="0" w:color="auto"/>
+            </w:tcBorders>
+            <w:tcMar>
+              <w:top w:w="15" w:type="dxa"/>
+              <w:left w:w="15" w:type="dxa"/>
+              <w:bottom w:w="15" w:type="dxa"/>
+              <w:right w:w="15" w:type="dxa"/>
+            </w:tcMar>
+          </w:tcPr>
+          <w:p>
+            <w:pPr>
+              <w:spacing w:line="276" w:lineRule="auto"/>
+              <w:rPr>
+                <w:rFonts w:ascii="Times New Roman" w:hAnsi="Times New Roman"/>
+                <w:sz w:val="20"/>
+              </w:rPr>
+            </w:pPr>
+            <w:r>
+              <w:rPr>
+                <w:rFonts w:ascii="Times New Roman" w:hAnsi="Times New Roman"/>
+                <w:sz w:val="20"/>
+              </w:rPr>
+              <w:t>The system will meet accessibility standards aligned with WCAG 2.1 AA guidelines.</w:t>
+            </w:r>
+          </w:p>
+        </w:tc>
+        <w:tc>
+          <w:tcPr>
+            <w:tcW w:w="936" w:type="dxa"/>
+            <w:tcBorders>
+              <w:top w:val="outset" w:sz="6" w:space="0" w:color="auto"/>
+              <w:left w:val="outset" w:sz="6" w:space="0" w:color="auto"/>
+              <w:bottom w:val="outset" w:sz="6" w:space="0" w:color="auto"/>
+              <w:right w:val="outset" w:sz="6" w:space="0" w:color="auto"/>
+            </w:tcBorders>
+            <w:tcMar>
+              <w:top w:w="15" w:type="dxa"/>
+              <w:left w:w="15" w:type="dxa"/>
+              <w:bottom w:w="15" w:type="dxa"/>
+              <w:right w:w="15" w:type="dxa"/>
+            </w:tcMar>
+          </w:tcPr>
+          <w:p>
+            <w:pPr>
+              <w:spacing w:line="276" w:lineRule="auto"/>
+              <w:jc w:val="center"/>
+              <w:rPr>
+                <w:rFonts w:ascii="Times New Roman" w:hAnsi="Times New Roman"/>
+                <w:sz w:val="20"/>
+              </w:rPr>
+            </w:pPr>
+            <w:r>
+              <w:rPr>
+                <w:rFonts w:ascii="Times New Roman" w:hAnsi="Times New Roman"/>
+                <w:sz w:val="20"/>
+              </w:rPr>
+              <w:t>M</w:t>
             </w:r>
           </w:p>
         </w:tc>
@@ -10730,6 +10918,7 @@
                 <w:bCs/>
                 <w:sz w:val="20"/>
               </w:rPr>
+              <w:lastRenderedPageBreak/>
               <w:t>EIR#3.0</w:t>
             </w:r>
           </w:p>
@@ -10894,7 +11083,6 @@
                 <w:rFonts w:ascii="Times New Roman" w:hAnsi="Times New Roman"/>
                 <w:sz w:val="20"/>
               </w:rPr>
-              <w:lastRenderedPageBreak/>
               <w:t>EIR#</w:t>
             </w:r>
             <w:r>
@@ -11325,6 +11513,162 @@
                 <w:sz w:val="20"/>
               </w:rPr>
               <w:t>L</w:t>
+            </w:r>
+          </w:p>
+        </w:tc>
+      </w:tr>
+      <w:tr>
+        <w:trPr>
+          <w:tblCellSpacing w:w="0" w:type="dxa"/>
+        </w:trPr>
+        <w:tc>
+          <w:tcPr>
+            <w:tcW w:w="907" w:type="dxa"/>
+            <w:tcBorders>
+              <w:top w:val="outset" w:sz="6" w:space="0" w:color="auto"/>
+              <w:left w:val="outset" w:sz="6" w:space="0" w:color="auto"/>
+              <w:bottom w:val="outset" w:sz="6" w:space="0" w:color="auto"/>
+              <w:right w:val="outset" w:sz="6" w:space="0" w:color="auto"/>
+            </w:tcBorders>
+            <w:tcMar>
+              <w:top w:w="15" w:type="dxa"/>
+              <w:left w:w="15" w:type="dxa"/>
+              <w:bottom w:w="15" w:type="dxa"/>
+              <w:right w:w="15" w:type="dxa"/>
+            </w:tcMar>
+          </w:tcPr>
+          <w:p>
+            <w:pPr>
+              <w:spacing w:line="276" w:lineRule="auto"/>
+              <w:rPr>
+                <w:rFonts w:ascii="Times New Roman" w:hAnsi="Times New Roman"/>
+                <w:sz w:val="20"/>
+              </w:rPr>
+            </w:pPr>
+            <w:r>
+              <w:rPr>
+                <w:rFonts w:ascii="Times New Roman" w:hAnsi="Times New Roman"/>
+                <w:sz w:val="20"/>
+              </w:rPr>
+              <w:t>EIR#3.3</w:t>
+            </w:r>
+          </w:p>
+        </w:tc>
+        <w:tc>
+          <w:tcPr>
+            <w:tcW w:w="1483" w:type="dxa"/>
+            <w:tcBorders>
+              <w:top w:val="outset" w:sz="6" w:space="0" w:color="auto"/>
+              <w:left w:val="outset" w:sz="6" w:space="0" w:color="auto"/>
+              <w:bottom w:val="outset" w:sz="6" w:space="0" w:color="auto"/>
+              <w:right w:val="outset" w:sz="6" w:space="0" w:color="auto"/>
+            </w:tcBorders>
+            <w:tcMar>
+              <w:top w:w="15" w:type="dxa"/>
+              <w:left w:w="15" w:type="dxa"/>
+              <w:bottom w:w="15" w:type="dxa"/>
+              <w:right w:w="15" w:type="dxa"/>
+            </w:tcMar>
+          </w:tcPr>
+          <w:p>
+            <w:pPr>
+              <w:spacing w:line="276" w:lineRule="auto"/>
+              <w:jc w:val="center"/>
+              <w:rPr>
+                <w:rFonts w:ascii="Times New Roman" w:hAnsi="Times New Roman"/>
+                <w:sz w:val="20"/>
+              </w:rPr>
+            </w:pPr>
+            <w:r>
+              <w:rPr>
+                <w:rFonts w:ascii="Times New Roman" w:hAnsi="Times New Roman"/>
+                <w:sz w:val="20"/>
+              </w:rPr>
+              <w:t>Software</w:t>
+            </w:r>
+          </w:p>
+          <w:p>
+            <w:pPr>
+              <w:spacing w:line="276" w:lineRule="auto"/>
+              <w:jc w:val="center"/>
+              <w:rPr>
+                <w:rFonts w:ascii="Times New Roman" w:hAnsi="Times New Roman"/>
+                <w:sz w:val="20"/>
+              </w:rPr>
+            </w:pPr>
+            <w:r>
+              <w:rPr>
+                <w:rFonts w:ascii="Times New Roman" w:hAnsi="Times New Roman"/>
+                <w:sz w:val="20"/>
+              </w:rPr>
+              <w:t>Requirements</w:t>
+            </w:r>
+          </w:p>
+        </w:tc>
+        <w:tc>
+          <w:tcPr>
+            <w:tcW w:w="6382" w:type="dxa"/>
+            <w:tcBorders>
+              <w:top w:val="outset" w:sz="6" w:space="0" w:color="auto"/>
+              <w:left w:val="outset" w:sz="6" w:space="0" w:color="auto"/>
+              <w:bottom w:val="outset" w:sz="6" w:space="0" w:color="auto"/>
+              <w:right w:val="outset" w:sz="6" w:space="0" w:color="auto"/>
+            </w:tcBorders>
+            <w:tcMar>
+              <w:top w:w="15" w:type="dxa"/>
+              <w:left w:w="15" w:type="dxa"/>
+              <w:bottom w:w="15" w:type="dxa"/>
+              <w:right w:w="15" w:type="dxa"/>
+            </w:tcMar>
+          </w:tcPr>
+          <w:p>
+            <w:pPr>
+              <w:spacing w:line="276" w:lineRule="auto"/>
+              <w:rPr>
+                <w:rFonts w:ascii="Times New Roman" w:hAnsi="Times New Roman"/>
+                <w:sz w:val="20"/>
+              </w:rPr>
+            </w:pPr>
+            <w:r>
+              <w:rPr>
+                <w:rFonts w:ascii="Times New Roman" w:hAnsi="Times New Roman"/>
+                <w:sz w:val="20"/>
+              </w:rPr>
+              <w:t>The system will support file uploads and downloads through cloud storage (e.g., AWS S3 or Google Drive integration).</w:t>
+            </w:r>
+          </w:p>
+        </w:tc>
+        <w:tc>
+          <w:tcPr>
+            <w:tcW w:w="936" w:type="dxa"/>
+            <w:tcBorders>
+              <w:top w:val="outset" w:sz="6" w:space="0" w:color="auto"/>
+              <w:left w:val="outset" w:sz="6" w:space="0" w:color="auto"/>
+              <w:bottom w:val="outset" w:sz="6" w:space="0" w:color="auto"/>
+              <w:right w:val="outset" w:sz="6" w:space="0" w:color="auto"/>
+            </w:tcBorders>
+            <w:tcMar>
+              <w:top w:w="15" w:type="dxa"/>
+              <w:left w:w="15" w:type="dxa"/>
+              <w:bottom w:w="15" w:type="dxa"/>
+              <w:right w:w="15" w:type="dxa"/>
+            </w:tcMar>
+          </w:tcPr>
+          <w:p>
+            <w:pPr>
+              <w:spacing w:line="276" w:lineRule="auto"/>
+              <w:jc w:val="center"/>
+              <w:rPr>
+                <w:rFonts w:ascii="Times New Roman" w:hAnsi="Times New Roman"/>
+                <w:sz w:val="20"/>
+              </w:rPr>
+            </w:pPr>
+            <w:r>
+              <w:rPr>
+                <w:rFonts w:ascii="Times New Roman" w:hAnsi="Times New Roman"/>
+                <w:sz w:val="20"/>
+              </w:rPr>
+              <w:t>M</w:t>
             </w:r>
           </w:p>
         </w:tc>
@@ -13333,6 +13677,7 @@
                 <w:rFonts w:ascii="Times New Roman" w:hAnsi="Times New Roman"/>
                 <w:sz w:val="20"/>
               </w:rPr>
+              <w:lastRenderedPageBreak/>
               <w:t>FR#1.</w:t>
             </w:r>
             <w:r>
@@ -13577,7 +13922,6 @@
                 <w:rFonts w:ascii="Times New Roman" w:hAnsi="Times New Roman"/>
                 <w:sz w:val="20"/>
               </w:rPr>
-              <w:lastRenderedPageBreak/>
               <w:t>FR#1.</w:t>
             </w:r>
             <w:r>
@@ -16356,6 +16700,7 @@
                 <w:rFonts w:ascii="Times New Roman" w:hAnsi="Times New Roman"/>
                 <w:sz w:val="20"/>
               </w:rPr>
+              <w:lastRenderedPageBreak/>
               <w:t>FR#4.</w:t>
             </w:r>
             <w:r>
@@ -16625,7 +16970,6 @@
                 <w:rFonts w:ascii="Times New Roman" w:hAnsi="Times New Roman"/>
                 <w:sz w:val="20"/>
               </w:rPr>
-              <w:lastRenderedPageBreak/>
               <w:t>FR#4.3</w:t>
             </w:r>
           </w:p>
@@ -19149,6 +19493,7 @@
                 <w:iCs/>
                 <w:sz w:val="20"/>
               </w:rPr>
+              <w:lastRenderedPageBreak/>
               <w:t>Category Header</w:t>
             </w:r>
           </w:p>
@@ -19413,7 +19758,6 @@
                 <w:rFonts w:ascii="Times New Roman" w:hAnsi="Times New Roman"/>
                 <w:sz w:val="20"/>
               </w:rPr>
-              <w:lastRenderedPageBreak/>
               <w:t>The system must securely store user passwords as encrypted hashes.</w:t>
             </w:r>
           </w:p>
@@ -22098,6 +22442,7 @@
           <w:rFonts w:ascii="Times New Roman" w:hAnsi="Times New Roman"/>
           <w:sz w:val="20"/>
         </w:rPr>
+        <w:lastRenderedPageBreak/>
         <w:pict w14:anchorId="38180FA0">
           <v:rect id="_x0000_i1041" style="width:0;height:1.5pt" o:hrstd="t" o:hr="t" fillcolor="#a0a0a0" stroked="f"/>
         </w:pict>
@@ -22137,7 +22482,6 @@
           <w:rFonts w:ascii="Times New Roman" w:hAnsi="Times New Roman"/>
           <w:szCs w:val="36"/>
         </w:rPr>
-        <w:lastRenderedPageBreak/>
         <w:t xml:space="preserve">5. </w:t>
       </w:r>
       <w:r>
@@ -23339,6 +23683,7 @@
           <w:rFonts w:ascii="Times New Roman" w:hAnsi="Times New Roman"/>
           <w:sz w:val="20"/>
         </w:rPr>
+        <w:lastRenderedPageBreak/>
         <w:t xml:space="preserve">Find stuff that </w:t>
       </w:r>
       <w:proofErr w:type="spellStart"/>
@@ -23432,7 +23777,6 @@
                 <w:bCs/>
                 <w:sz w:val="20"/>
               </w:rPr>
-              <w:lastRenderedPageBreak/>
               <w:t xml:space="preserve">Req #  </w:t>
             </w:r>
           </w:p>
@@ -24803,6 +25147,7 @@
                 <w:bCs/>
                 <w:sz w:val="20"/>
               </w:rPr>
+              <w:lastRenderedPageBreak/>
               <w:t xml:space="preserve">Req #  </w:t>
             </w:r>
           </w:p>
@@ -24987,7 +25332,6 @@
                 <w:bCs/>
                 <w:sz w:val="20"/>
               </w:rPr>
-              <w:lastRenderedPageBreak/>
               <w:t>OR#1.0</w:t>
             </w:r>
           </w:p>
@@ -27109,173 +27453,6 @@
               </w:rPr>
               <w:t>L</w:t>
             </w:r>
-          </w:p>
-        </w:tc>
-      </w:tr>
-      <w:tr>
-        <w:trPr>
-          <w:tblCellSpacing w:w="0" w:type="dxa"/>
-        </w:trPr>
-        <w:tc>
-          <w:tcPr>
-            <w:tcW w:w="710" w:type="dxa"/>
-            <w:tcBorders>
-              <w:top w:val="outset" w:sz="6" w:space="0" w:color="auto"/>
-              <w:left w:val="outset" w:sz="6" w:space="0" w:color="auto"/>
-              <w:bottom w:val="outset" w:sz="6" w:space="0" w:color="auto"/>
-              <w:right w:val="outset" w:sz="6" w:space="0" w:color="auto"/>
-            </w:tcBorders>
-            <w:tcMar>
-              <w:top w:w="15" w:type="dxa"/>
-              <w:left w:w="15" w:type="dxa"/>
-              <w:bottom w:w="15" w:type="dxa"/>
-              <w:right w:w="15" w:type="dxa"/>
-            </w:tcMar>
-          </w:tcPr>
-          <w:p>
-            <w:pPr>
-              <w:rPr>
-                <w:sz w:val="20"/>
-              </w:rPr>
-            </w:pPr>
-            <w:r>
-              <w:rPr>
-                <w:sz w:val="20"/>
-              </w:rPr>
-              <w:t>OR#</w:t>
-            </w:r>
-            <w:r>
-              <w:rPr>
-                <w:sz w:val="20"/>
-              </w:rPr>
-              <w:t>4</w:t>
-            </w:r>
-            <w:r>
-              <w:rPr>
-                <w:sz w:val="20"/>
-              </w:rPr>
-              <w:t>.4</w:t>
-            </w:r>
-          </w:p>
-        </w:tc>
-        <w:tc>
-          <w:tcPr>
-            <w:tcW w:w="1478" w:type="dxa"/>
-            <w:tcBorders>
-              <w:top w:val="outset" w:sz="6" w:space="0" w:color="auto"/>
-              <w:left w:val="outset" w:sz="6" w:space="0" w:color="auto"/>
-              <w:bottom w:val="outset" w:sz="6" w:space="0" w:color="auto"/>
-              <w:right w:val="outset" w:sz="6" w:space="0" w:color="auto"/>
-            </w:tcBorders>
-            <w:tcMar>
-              <w:top w:w="15" w:type="dxa"/>
-              <w:left w:w="15" w:type="dxa"/>
-              <w:bottom w:w="15" w:type="dxa"/>
-              <w:right w:w="15" w:type="dxa"/>
-            </w:tcMar>
-          </w:tcPr>
-          <w:p>
-            <w:pPr>
-              <w:jc w:val="center"/>
-              <w:rPr>
-                <w:sz w:val="20"/>
-              </w:rPr>
-            </w:pPr>
-            <w:r>
-              <w:rPr>
-                <w:sz w:val="20"/>
-              </w:rPr>
-              <w:t>Accessibility</w:t>
-            </w:r>
-          </w:p>
-          <w:p>
-            <w:pPr>
-              <w:jc w:val="center"/>
-              <w:rPr>
-                <w:sz w:val="20"/>
-              </w:rPr>
-            </w:pPr>
-          </w:p>
-        </w:tc>
-        <w:tc>
-          <w:tcPr>
-            <w:tcW w:w="6582" w:type="dxa"/>
-            <w:tcBorders>
-              <w:top w:val="outset" w:sz="6" w:space="0" w:color="auto"/>
-              <w:left w:val="outset" w:sz="6" w:space="0" w:color="auto"/>
-              <w:bottom w:val="outset" w:sz="6" w:space="0" w:color="auto"/>
-              <w:right w:val="outset" w:sz="6" w:space="0" w:color="auto"/>
-            </w:tcBorders>
-            <w:tcMar>
-              <w:top w:w="15" w:type="dxa"/>
-              <w:left w:w="15" w:type="dxa"/>
-              <w:bottom w:w="15" w:type="dxa"/>
-              <w:right w:w="15" w:type="dxa"/>
-            </w:tcMar>
-          </w:tcPr>
-          <w:p>
-            <w:pPr>
-              <w:rPr>
-                <w:sz w:val="20"/>
-              </w:rPr>
-            </w:pPr>
-            <w:r>
-              <w:rPr>
-                <w:sz w:val="20"/>
-              </w:rPr>
-              <w:t xml:space="preserve">The system’s UI </w:t>
-            </w:r>
-            <w:r>
-              <w:rPr>
-                <w:sz w:val="20"/>
-              </w:rPr>
-              <w:t>must</w:t>
-            </w:r>
-            <w:r>
-              <w:rPr>
-                <w:sz w:val="20"/>
-              </w:rPr>
-              <w:t xml:space="preserve"> meet accessibility standards aligned with WCAG 2.1 AA guidelines.</w:t>
-            </w:r>
-          </w:p>
-        </w:tc>
-        <w:tc>
-          <w:tcPr>
-            <w:tcW w:w="938" w:type="dxa"/>
-            <w:tcBorders>
-              <w:top w:val="outset" w:sz="6" w:space="0" w:color="auto"/>
-              <w:left w:val="outset" w:sz="6" w:space="0" w:color="auto"/>
-              <w:bottom w:val="outset" w:sz="6" w:space="0" w:color="auto"/>
-              <w:right w:val="outset" w:sz="6" w:space="0" w:color="auto"/>
-            </w:tcBorders>
-            <w:tcMar>
-              <w:top w:w="15" w:type="dxa"/>
-              <w:left w:w="15" w:type="dxa"/>
-              <w:bottom w:w="15" w:type="dxa"/>
-              <w:right w:w="15" w:type="dxa"/>
-            </w:tcMar>
-          </w:tcPr>
-          <w:p>
-            <w:pPr>
-              <w:jc w:val="center"/>
-              <w:rPr>
-                <w:sz w:val="20"/>
-              </w:rPr>
-            </w:pPr>
-            <w:r>
-              <w:rPr>
-                <w:sz w:val="20"/>
-              </w:rPr>
-              <w:t>M</w:t>
-            </w:r>
-          </w:p>
-          <w:p>
-            <w:pPr>
-              <w:jc w:val="center"/>
-              <w:rPr>
-                <w:sz w:val="20"/>
-              </w:rPr>
-            </w:pPr>
           </w:p>
         </w:tc>
       </w:tr>

--- a/ASGMNT3/JHET_Innovations-Assignment3-SRS.docx
+++ b/ASGMNT3/JHET_Innovations-Assignment3-SRS.docx
@@ -19379,16 +19379,6 @@
               <w:t>Security</w:t>
             </w:r>
           </w:p>
-          <w:p>
-            <w:pPr>
-              <w:spacing w:line="276" w:lineRule="auto"/>
-              <w:jc w:val="center"/>
-              <w:rPr>
-                <w:rFonts w:ascii="Times New Roman" w:hAnsi="Times New Roman"/>
-                <w:sz w:val="20"/>
-              </w:rPr>
-            </w:pPr>
-          </w:p>
         </w:tc>
         <w:tc>
           <w:tcPr>
@@ -19413,7 +19403,6 @@
                 <w:rFonts w:ascii="Times New Roman" w:hAnsi="Times New Roman"/>
                 <w:sz w:val="20"/>
               </w:rPr>
-              <w:lastRenderedPageBreak/>
               <w:t>The system must securely store user passwords as encrypted hashes.</w:t>
             </w:r>
           </w:p>
@@ -19474,6 +19463,7 @@
                 <w:rFonts w:ascii="Times New Roman" w:hAnsi="Times New Roman"/>
                 <w:sz w:val="20"/>
               </w:rPr>
+              <w:lastRenderedPageBreak/>
               <w:t>FR#7.</w:t>
             </w:r>
             <w:r>
@@ -32548,6 +32538,7 @@
   <w:style w:type="character" w:default="1" w:styleId="DefaultParagraphFont">
     <w:name w:val="Default Paragraph Font"/>
     <w:uiPriority w:val="1"/>
+    <w:semiHidden/>
     <w:unhideWhenUsed/>
   </w:style>
   <w:style w:type="table" w:default="1" w:styleId="TableNormal">

--- a/ASGMNT3/JHET_Innovations-Assignment3-SRS.docx
+++ b/ASGMNT3/JHET_Innovations-Assignment3-SRS.docx
@@ -9654,17 +9654,47 @@
       <w:r>
         <w:rPr>
           <w:rFonts w:ascii="Times New Roman" w:hAnsi="Times New Roman"/>
+          <w:sz w:val="20"/>
+        </w:rPr>
+        <w:t>Below is a</w:t>
+      </w:r>
+      <w:r>
+        <w:rPr>
+          <w:rFonts w:ascii="Times New Roman" w:hAnsi="Times New Roman"/>
+          <w:sz w:val="20"/>
+        </w:rPr>
+        <w:t>n</w:t>
+      </w:r>
+      <w:r>
+        <w:rPr>
+          <w:rFonts w:ascii="Times New Roman" w:hAnsi="Times New Roman"/>
+          <w:sz w:val="20"/>
+        </w:rPr>
+        <w:t xml:space="preserve"> AI generated sketch of the general layout we plan to implement.</w:t>
+      </w:r>
+    </w:p>
+    <w:p>
+      <w:pPr>
+        <w:spacing w:line="276" w:lineRule="auto"/>
+        <w:rPr>
+          <w:rFonts w:ascii="Times New Roman" w:hAnsi="Times New Roman"/>
+          <w:sz w:val="20"/>
+        </w:rPr>
+      </w:pPr>
+      <w:r>
+        <w:rPr>
+          <w:rFonts w:ascii="Times New Roman" w:hAnsi="Times New Roman"/>
           <w:noProof/>
           <w:sz w:val="20"/>
         </w:rPr>
         <w:drawing>
-          <wp:anchor distT="0" distB="0" distL="114300" distR="114300" simplePos="0" relativeHeight="251659264" behindDoc="0" locked="0" layoutInCell="1" allowOverlap="1" wp14:anchorId="7CCD0C7B" wp14:editId="29BC5723">
+          <wp:anchor distT="0" distB="0" distL="114300" distR="114300" simplePos="0" relativeHeight="251659264" behindDoc="0" locked="0" layoutInCell="1" allowOverlap="1" wp14:anchorId="7CCD0C7B" wp14:editId="1B67ECDC">
             <wp:simplePos x="0" y="0"/>
             <wp:positionH relativeFrom="margin">
               <wp:align>center</wp:align>
             </wp:positionH>
             <wp:positionV relativeFrom="margin">
-              <wp:posOffset>280347</wp:posOffset>
+              <wp:posOffset>1472178</wp:posOffset>
             </wp:positionV>
             <wp:extent cx="4602480" cy="3068320"/>
             <wp:effectExtent l="0" t="0" r="7620" b="0"/>
@@ -9717,36 +9747,6 @@
           </wp:anchor>
         </w:drawing>
       </w:r>
-      <w:r>
-        <w:rPr>
-          <w:rFonts w:ascii="Times New Roman" w:hAnsi="Times New Roman"/>
-          <w:sz w:val="20"/>
-        </w:rPr>
-        <w:t>Below is a</w:t>
-      </w:r>
-      <w:r>
-        <w:rPr>
-          <w:rFonts w:ascii="Times New Roman" w:hAnsi="Times New Roman"/>
-          <w:sz w:val="20"/>
-        </w:rPr>
-        <w:t>n</w:t>
-      </w:r>
-      <w:r>
-        <w:rPr>
-          <w:rFonts w:ascii="Times New Roman" w:hAnsi="Times New Roman"/>
-          <w:sz w:val="20"/>
-        </w:rPr>
-        <w:t xml:space="preserve"> AI generated sketch of the general layout we plan to implement.</w:t>
-      </w:r>
-    </w:p>
-    <w:p>
-      <w:pPr>
-        <w:spacing w:line="276" w:lineRule="auto"/>
-        <w:rPr>
-          <w:rFonts w:ascii="Times New Roman" w:hAnsi="Times New Roman"/>
-          <w:sz w:val="20"/>
-        </w:rPr>
-      </w:pPr>
     </w:p>
     <w:p>
       <w:pPr>

--- a/ASGMNT3/JHET_Innovations-Assignment3-SRS.docx
+++ b/ASGMNT3/JHET_Innovations-Assignment3-SRS.docx
@@ -493,7 +493,6 @@
         <w:spacing w:before="0" w:line="276" w:lineRule="auto"/>
         <w:rPr>
           <w:rFonts w:ascii="Times New Roman" w:hAnsi="Times New Roman"/>
-          <w:b w:val="0"/>
           <w:sz w:val="22"/>
           <w:szCs w:val="22"/>
         </w:rPr>
@@ -551,7 +550,7 @@
           <w:sz w:val="22"/>
           <w:szCs w:val="22"/>
         </w:rPr>
-        <w:t>ii</w:t>
+        <w:t>i</w:t>
       </w:r>
       <w:r>
         <w:rPr>
@@ -559,7 +558,121 @@
           <w:sz w:val="22"/>
           <w:szCs w:val="22"/>
         </w:rPr>
+        <w:t>i</w:t>
+      </w:r>
+      <w:r>
+        <w:rPr>
+          <w:rFonts w:ascii="Times New Roman" w:hAnsi="Times New Roman"/>
+          <w:sz w:val="22"/>
+          <w:szCs w:val="22"/>
+        </w:rPr>
+        <w:t>i</w:t>
+      </w:r>
+      <w:r>
+        <w:rPr>
+          <w:rFonts w:ascii="Times New Roman" w:hAnsi="Times New Roman"/>
+          <w:sz w:val="22"/>
+          <w:szCs w:val="22"/>
+        </w:rPr>
         <w:fldChar w:fldCharType="end"/>
+      </w:r>
+    </w:p>
+    <w:p>
+      <w:pPr>
+        <w:pStyle w:val="TOC1"/>
+        <w:spacing w:before="0" w:line="276" w:lineRule="auto"/>
+        <w:rPr>
+          <w:rFonts w:ascii="Times New Roman" w:hAnsi="Times New Roman"/>
+          <w:sz w:val="22"/>
+          <w:szCs w:val="22"/>
+        </w:rPr>
+      </w:pPr>
+      <w:r>
+        <w:rPr>
+          <w:rFonts w:ascii="Times New Roman" w:hAnsi="Times New Roman"/>
+          <w:sz w:val="22"/>
+          <w:szCs w:val="22"/>
+        </w:rPr>
+        <w:t>Contribution Summary</w:t>
+      </w:r>
+      <w:r>
+        <w:rPr>
+          <w:rFonts w:ascii="Times New Roman" w:hAnsi="Times New Roman"/>
+          <w:sz w:val="22"/>
+          <w:szCs w:val="22"/>
+        </w:rPr>
+        <w:tab/>
+      </w:r>
+      <w:r>
+        <w:rPr>
+          <w:rFonts w:ascii="Times New Roman" w:hAnsi="Times New Roman"/>
+          <w:sz w:val="22"/>
+          <w:szCs w:val="22"/>
+        </w:rPr>
+        <w:fldChar w:fldCharType="begin"/>
+      </w:r>
+      <w:r>
+        <w:rPr>
+          <w:rFonts w:ascii="Times New Roman" w:hAnsi="Times New Roman"/>
+          <w:sz w:val="22"/>
+          <w:szCs w:val="22"/>
+        </w:rPr>
+        <w:instrText xml:space="preserve"> PAGEREF _Toc93232697 \h </w:instrText>
+      </w:r>
+      <w:r>
+        <w:rPr>
+          <w:rFonts w:ascii="Times New Roman" w:hAnsi="Times New Roman"/>
+          <w:sz w:val="22"/>
+          <w:szCs w:val="22"/>
+        </w:rPr>
+      </w:r>
+      <w:r>
+        <w:rPr>
+          <w:rFonts w:ascii="Times New Roman" w:hAnsi="Times New Roman"/>
+          <w:sz w:val="22"/>
+          <w:szCs w:val="22"/>
+        </w:rPr>
+        <w:fldChar w:fldCharType="separate"/>
+      </w:r>
+      <w:r>
+        <w:rPr>
+          <w:rFonts w:ascii="Times New Roman" w:hAnsi="Times New Roman"/>
+          <w:sz w:val="22"/>
+          <w:szCs w:val="22"/>
+        </w:rPr>
+        <w:t>i</w:t>
+      </w:r>
+      <w:r>
+        <w:rPr>
+          <w:rFonts w:ascii="Times New Roman" w:hAnsi="Times New Roman"/>
+          <w:sz w:val="22"/>
+          <w:szCs w:val="22"/>
+        </w:rPr>
+        <w:t>i</w:t>
+      </w:r>
+      <w:r>
+        <w:rPr>
+          <w:rFonts w:ascii="Times New Roman" w:hAnsi="Times New Roman"/>
+          <w:sz w:val="22"/>
+          <w:szCs w:val="22"/>
+        </w:rPr>
+        <w:t>i</w:t>
+      </w:r>
+      <w:r>
+        <w:rPr>
+          <w:rFonts w:ascii="Times New Roman" w:hAnsi="Times New Roman"/>
+          <w:sz w:val="22"/>
+          <w:szCs w:val="22"/>
+        </w:rPr>
+        <w:fldChar w:fldCharType="end"/>
+      </w:r>
+      <w:r>
+        <w:rPr>
+          <w:rFonts w:ascii="Times New Roman" w:hAnsi="Times New Roman"/>
+          <w:sz w:val="22"/>
+          <w:szCs w:val="22"/>
+        </w:rPr>
+        <w:t>i</w:t>
       </w:r>
     </w:p>
     <w:p>
@@ -4014,6 +4127,226 @@
         <w:spacing w:before="0" w:after="0" w:line="276" w:lineRule="auto"/>
         <w:rPr>
           <w:rFonts w:ascii="Times New Roman" w:hAnsi="Times New Roman"/>
+          <w:sz w:val="20"/>
+        </w:rPr>
+      </w:pPr>
+    </w:p>
+    <w:p>
+      <w:pPr>
+        <w:pStyle w:val="TOCEntry"/>
+        <w:spacing w:before="0" w:after="0" w:line="276" w:lineRule="auto"/>
+        <w:rPr>
+          <w:rFonts w:ascii="Times New Roman" w:hAnsi="Times New Roman"/>
+          <w:sz w:val="20"/>
+        </w:rPr>
+      </w:pPr>
+    </w:p>
+    <w:p>
+      <w:pPr>
+        <w:pStyle w:val="TOCEntry"/>
+        <w:spacing w:before="0" w:after="0" w:line="276" w:lineRule="auto"/>
+        <w:rPr>
+          <w:rFonts w:ascii="Times New Roman" w:hAnsi="Times New Roman"/>
+          <w:sz w:val="20"/>
+        </w:rPr>
+      </w:pPr>
+    </w:p>
+    <w:p>
+      <w:pPr>
+        <w:pStyle w:val="TOCEntry"/>
+        <w:spacing w:before="0" w:after="0" w:line="276" w:lineRule="auto"/>
+        <w:rPr>
+          <w:rFonts w:ascii="Times New Roman" w:hAnsi="Times New Roman"/>
+          <w:sz w:val="20"/>
+        </w:rPr>
+      </w:pPr>
+    </w:p>
+    <w:p>
+      <w:pPr>
+        <w:spacing w:line="276" w:lineRule="auto"/>
+        <w:rPr>
+          <w:rFonts w:ascii="Times New Roman" w:hAnsi="Times New Roman"/>
+          <w:sz w:val="20"/>
+        </w:rPr>
+      </w:pPr>
+    </w:p>
+    <w:p>
+      <w:pPr>
+        <w:spacing w:line="276" w:lineRule="auto"/>
+        <w:rPr>
+          <w:rFonts w:ascii="Times New Roman" w:hAnsi="Times New Roman"/>
+          <w:sz w:val="20"/>
+        </w:rPr>
+      </w:pPr>
+    </w:p>
+    <w:p>
+      <w:pPr>
+        <w:spacing w:line="276" w:lineRule="auto"/>
+        <w:rPr>
+          <w:rFonts w:ascii="Times New Roman" w:hAnsi="Times New Roman"/>
+          <w:sz w:val="20"/>
+        </w:rPr>
+      </w:pPr>
+    </w:p>
+    <w:p>
+      <w:pPr>
+        <w:spacing w:line="276" w:lineRule="auto"/>
+        <w:rPr>
+          <w:rFonts w:ascii="Times New Roman" w:hAnsi="Times New Roman"/>
+          <w:sz w:val="20"/>
+        </w:rPr>
+      </w:pPr>
+    </w:p>
+    <w:p>
+      <w:pPr>
+        <w:spacing w:line="276" w:lineRule="auto"/>
+        <w:rPr>
+          <w:rFonts w:ascii="Times New Roman" w:hAnsi="Times New Roman"/>
+          <w:sz w:val="20"/>
+        </w:rPr>
+      </w:pPr>
+    </w:p>
+    <w:p>
+      <w:pPr>
+        <w:spacing w:line="276" w:lineRule="auto"/>
+        <w:rPr>
+          <w:rFonts w:ascii="Times New Roman" w:hAnsi="Times New Roman"/>
+          <w:sz w:val="20"/>
+        </w:rPr>
+      </w:pPr>
+    </w:p>
+    <w:p>
+      <w:pPr>
+        <w:spacing w:line="276" w:lineRule="auto"/>
+        <w:rPr>
+          <w:rFonts w:ascii="Times New Roman" w:hAnsi="Times New Roman"/>
+          <w:sz w:val="20"/>
+        </w:rPr>
+      </w:pPr>
+    </w:p>
+    <w:p>
+      <w:pPr>
+        <w:spacing w:line="276" w:lineRule="auto"/>
+        <w:rPr>
+          <w:rFonts w:ascii="Times New Roman" w:hAnsi="Times New Roman"/>
+          <w:sz w:val="20"/>
+        </w:rPr>
+      </w:pPr>
+    </w:p>
+    <w:p>
+      <w:pPr>
+        <w:spacing w:line="276" w:lineRule="auto"/>
+        <w:rPr>
+          <w:rFonts w:ascii="Times New Roman" w:hAnsi="Times New Roman"/>
+          <w:sz w:val="20"/>
+        </w:rPr>
+      </w:pPr>
+    </w:p>
+    <w:p>
+      <w:pPr>
+        <w:spacing w:line="276" w:lineRule="auto"/>
+        <w:rPr>
+          <w:rFonts w:ascii="Times New Roman" w:hAnsi="Times New Roman"/>
+          <w:sz w:val="20"/>
+        </w:rPr>
+      </w:pPr>
+    </w:p>
+    <w:p>
+      <w:pPr>
+        <w:spacing w:line="276" w:lineRule="auto"/>
+        <w:rPr>
+          <w:rFonts w:ascii="Times New Roman" w:hAnsi="Times New Roman"/>
+          <w:sz w:val="20"/>
+        </w:rPr>
+      </w:pPr>
+    </w:p>
+    <w:p>
+      <w:pPr>
+        <w:spacing w:line="276" w:lineRule="auto"/>
+        <w:rPr>
+          <w:rFonts w:ascii="Times New Roman" w:hAnsi="Times New Roman"/>
+          <w:sz w:val="20"/>
+        </w:rPr>
+      </w:pPr>
+    </w:p>
+    <w:p>
+      <w:pPr>
+        <w:spacing w:line="276" w:lineRule="auto"/>
+        <w:rPr>
+          <w:rFonts w:ascii="Times New Roman" w:hAnsi="Times New Roman"/>
+          <w:sz w:val="20"/>
+        </w:rPr>
+      </w:pPr>
+    </w:p>
+    <w:p>
+      <w:pPr>
+        <w:spacing w:line="276" w:lineRule="auto"/>
+        <w:rPr>
+          <w:rFonts w:ascii="Times New Roman" w:hAnsi="Times New Roman"/>
+          <w:sz w:val="20"/>
+        </w:rPr>
+      </w:pPr>
+    </w:p>
+    <w:p>
+      <w:pPr>
+        <w:spacing w:line="276" w:lineRule="auto"/>
+        <w:rPr>
+          <w:rFonts w:ascii="Times New Roman" w:hAnsi="Times New Roman"/>
+          <w:sz w:val="20"/>
+        </w:rPr>
+      </w:pPr>
+    </w:p>
+    <w:p>
+      <w:pPr>
+        <w:spacing w:line="276" w:lineRule="auto"/>
+        <w:rPr>
+          <w:rFonts w:ascii="Times New Roman" w:hAnsi="Times New Roman"/>
+          <w:sz w:val="20"/>
+        </w:rPr>
+      </w:pPr>
+    </w:p>
+    <w:p>
+      <w:pPr>
+        <w:spacing w:line="276" w:lineRule="auto"/>
+        <w:rPr>
+          <w:rFonts w:ascii="Times New Roman" w:hAnsi="Times New Roman"/>
+          <w:sz w:val="20"/>
+        </w:rPr>
+      </w:pPr>
+    </w:p>
+    <w:p>
+      <w:pPr>
+        <w:spacing w:line="276" w:lineRule="auto"/>
+        <w:rPr>
+          <w:rFonts w:ascii="Times New Roman" w:hAnsi="Times New Roman"/>
+          <w:sz w:val="20"/>
+        </w:rPr>
+      </w:pPr>
+    </w:p>
+    <w:p>
+      <w:pPr>
+        <w:spacing w:line="276" w:lineRule="auto"/>
+        <w:rPr>
+          <w:rFonts w:ascii="Times New Roman" w:hAnsi="Times New Roman"/>
+          <w:sz w:val="20"/>
+        </w:rPr>
+      </w:pPr>
+    </w:p>
+    <w:p>
+      <w:pPr>
+        <w:spacing w:line="276" w:lineRule="auto"/>
+        <w:rPr>
+          <w:rFonts w:ascii="Times New Roman" w:hAnsi="Times New Roman"/>
+          <w:sz w:val="20"/>
+        </w:rPr>
+      </w:pPr>
+    </w:p>
+    <w:p>
+      <w:pPr>
+        <w:pStyle w:val="TOCEntry"/>
+        <w:spacing w:before="0" w:after="0" w:line="276" w:lineRule="auto"/>
+        <w:rPr>
+          <w:rFonts w:ascii="Times New Roman" w:hAnsi="Times New Roman"/>
           <w:szCs w:val="36"/>
         </w:rPr>
       </w:pPr>
@@ -4022,7 +4355,54 @@
           <w:rFonts w:ascii="Times New Roman" w:hAnsi="Times New Roman"/>
           <w:szCs w:val="36"/>
         </w:rPr>
+        <w:lastRenderedPageBreak/>
+        <w:t xml:space="preserve">SRS </w:t>
+      </w:r>
+      <w:r>
+        <w:rPr>
+          <w:rFonts w:ascii="Times New Roman" w:hAnsi="Times New Roman"/>
+          <w:szCs w:val="36"/>
+        </w:rPr>
+        <w:t>Document</w:t>
+      </w:r>
+      <w:r>
+        <w:rPr>
+          <w:rFonts w:ascii="Times New Roman" w:hAnsi="Times New Roman"/>
+          <w:szCs w:val="36"/>
+        </w:rPr>
+        <w:t xml:space="preserve"> </w:t>
+      </w:r>
+      <w:r>
+        <w:rPr>
+          <w:rFonts w:ascii="Times New Roman" w:hAnsi="Times New Roman"/>
+          <w:szCs w:val="36"/>
+        </w:rPr>
         <w:t>Contribution Summary</w:t>
+      </w:r>
+    </w:p>
+    <w:p>
+      <w:pPr>
+        <w:pStyle w:val="TOCEntry"/>
+        <w:spacing w:before="0" w:after="0" w:line="276" w:lineRule="auto"/>
+        <w:rPr>
+          <w:rFonts w:ascii="Times New Roman" w:hAnsi="Times New Roman"/>
+          <w:b w:val="0"/>
+          <w:bCs/>
+          <w:i/>
+          <w:iCs/>
+          <w:sz w:val="20"/>
+        </w:rPr>
+      </w:pPr>
+      <w:r>
+        <w:rPr>
+          <w:rFonts w:ascii="Times New Roman" w:hAnsi="Times New Roman"/>
+          <w:b w:val="0"/>
+          <w:bCs/>
+          <w:i/>
+          <w:iCs/>
+          <w:sz w:val="20"/>
+        </w:rPr>
+        <w:t>Completed refers to work done nearly or entirely solo. Contributed refers to work done as partners or a team</w:t>
       </w:r>
     </w:p>
     <w:tbl>
@@ -4097,7 +4477,7 @@
                 <w:b/>
                 <w:sz w:val="20"/>
               </w:rPr>
-              <w:t>Version</w:t>
+              <w:t>Contributions</w:t>
             </w:r>
           </w:p>
         </w:tc>
@@ -4139,6 +4519,95 @@
           </w:tcPr>
           <w:p>
             <w:pPr>
+              <w:pStyle w:val="ListParagraph"/>
+              <w:numPr>
+                <w:ilvl w:val="0"/>
+                <w:numId w:val="23"/>
+              </w:numPr>
+              <w:spacing w:line="276" w:lineRule="auto"/>
+              <w:rPr>
+                <w:rFonts w:ascii="Times New Roman" w:hAnsi="Times New Roman"/>
+                <w:sz w:val="20"/>
+              </w:rPr>
+            </w:pPr>
+            <w:r>
+              <w:rPr>
+                <w:rFonts w:ascii="Times New Roman" w:hAnsi="Times New Roman"/>
+                <w:sz w:val="20"/>
+              </w:rPr>
+              <w:t>Completed section 4</w:t>
+            </w:r>
+          </w:p>
+          <w:p>
+            <w:pPr>
+              <w:pStyle w:val="ListParagraph"/>
+              <w:numPr>
+                <w:ilvl w:val="0"/>
+                <w:numId w:val="23"/>
+              </w:numPr>
+              <w:spacing w:line="276" w:lineRule="auto"/>
+              <w:rPr>
+                <w:rFonts w:ascii="Times New Roman" w:hAnsi="Times New Roman"/>
+                <w:sz w:val="20"/>
+              </w:rPr>
+            </w:pPr>
+            <w:r>
+              <w:rPr>
+                <w:rFonts w:ascii="Times New Roman" w:hAnsi="Times New Roman"/>
+                <w:sz w:val="20"/>
+              </w:rPr>
+              <w:t>Contributed to section 7</w:t>
+            </w:r>
+          </w:p>
+          <w:p>
+            <w:pPr>
+              <w:pStyle w:val="ListParagraph"/>
+              <w:numPr>
+                <w:ilvl w:val="0"/>
+                <w:numId w:val="23"/>
+              </w:numPr>
+              <w:spacing w:line="276" w:lineRule="auto"/>
+              <w:rPr>
+                <w:rFonts w:ascii="Times New Roman" w:hAnsi="Times New Roman"/>
+                <w:sz w:val="20"/>
+              </w:rPr>
+            </w:pPr>
+            <w:r>
+              <w:rPr>
+                <w:rFonts w:ascii="Times New Roman" w:hAnsi="Times New Roman"/>
+                <w:sz w:val="20"/>
+              </w:rPr>
+              <w:t>Assembled, formatted, and submitted final document</w:t>
+            </w:r>
+          </w:p>
+          <w:p>
+            <w:pPr>
+              <w:pStyle w:val="ListParagraph"/>
+              <w:numPr>
+                <w:ilvl w:val="0"/>
+                <w:numId w:val="23"/>
+              </w:numPr>
+              <w:spacing w:line="276" w:lineRule="auto"/>
+              <w:rPr>
+                <w:rFonts w:ascii="Times New Roman" w:hAnsi="Times New Roman"/>
+                <w:sz w:val="20"/>
+              </w:rPr>
+            </w:pPr>
+            <w:r>
+              <w:rPr>
+                <w:rFonts w:ascii="Times New Roman" w:hAnsi="Times New Roman"/>
+                <w:sz w:val="20"/>
+              </w:rPr>
+              <w:t>Revised other sections, see Revision History</w:t>
+            </w:r>
+          </w:p>
+          <w:p>
+            <w:pPr>
+              <w:pStyle w:val="ListParagraph"/>
+              <w:numPr>
+                <w:ilvl w:val="0"/>
+                <w:numId w:val="23"/>
+              </w:numPr>
               <w:spacing w:line="276" w:lineRule="auto"/>
               <w:rPr>
                 <w:rFonts w:ascii="Times New Roman" w:hAnsi="Times New Roman"/>
@@ -4182,6 +4651,48 @@
           </w:tcPr>
           <w:p>
             <w:pPr>
+              <w:pStyle w:val="ListParagraph"/>
+              <w:numPr>
+                <w:ilvl w:val="0"/>
+                <w:numId w:val="23"/>
+              </w:numPr>
+              <w:spacing w:line="276" w:lineRule="auto"/>
+              <w:rPr>
+                <w:rFonts w:ascii="Times New Roman" w:hAnsi="Times New Roman"/>
+                <w:sz w:val="20"/>
+              </w:rPr>
+            </w:pPr>
+            <w:r>
+              <w:rPr>
+                <w:rFonts w:ascii="Times New Roman" w:hAnsi="Times New Roman"/>
+                <w:sz w:val="20"/>
+              </w:rPr>
+              <w:t>Completed section 1</w:t>
+            </w:r>
+          </w:p>
+          <w:p>
+            <w:pPr>
+              <w:pStyle w:val="ListParagraph"/>
+              <w:numPr>
+                <w:ilvl w:val="0"/>
+                <w:numId w:val="23"/>
+              </w:numPr>
+              <w:spacing w:line="276" w:lineRule="auto"/>
+              <w:rPr>
+                <w:rFonts w:ascii="Times New Roman" w:hAnsi="Times New Roman"/>
+                <w:sz w:val="20"/>
+              </w:rPr>
+            </w:pPr>
+            <w:r>
+              <w:rPr>
+                <w:rFonts w:ascii="Times New Roman" w:hAnsi="Times New Roman"/>
+                <w:sz w:val="20"/>
+              </w:rPr>
+              <w:t>Completed section 2</w:t>
+            </w:r>
+          </w:p>
+          <w:p>
+            <w:pPr>
               <w:spacing w:line="276" w:lineRule="auto"/>
               <w:rPr>
                 <w:rFonts w:ascii="Times New Roman" w:hAnsi="Times New Roman"/>
@@ -4207,6 +4718,7 @@
                 <w:sz w:val="20"/>
               </w:rPr>
             </w:pPr>
+            <w:proofErr w:type="spellStart"/>
             <w:r>
               <w:rPr>
                 <w:rFonts w:ascii="Times New Roman" w:hAnsi="Times New Roman"/>
@@ -4214,12 +4726,55 @@
               </w:rPr>
               <w:t>Tehrence</w:t>
             </w:r>
+            <w:proofErr w:type="spellEnd"/>
           </w:p>
         </w:tc>
         <w:tc>
           <w:tcPr>
             <w:tcW w:w="3590" w:type="dxa"/>
           </w:tcPr>
+          <w:p>
+            <w:pPr>
+              <w:pStyle w:val="ListParagraph"/>
+              <w:numPr>
+                <w:ilvl w:val="0"/>
+                <w:numId w:val="23"/>
+              </w:numPr>
+              <w:spacing w:line="276" w:lineRule="auto"/>
+              <w:rPr>
+                <w:rFonts w:ascii="Times New Roman" w:hAnsi="Times New Roman"/>
+                <w:sz w:val="20"/>
+              </w:rPr>
+            </w:pPr>
+            <w:r>
+              <w:rPr>
+                <w:rFonts w:ascii="Times New Roman" w:hAnsi="Times New Roman"/>
+                <w:sz w:val="20"/>
+              </w:rPr>
+              <w:t xml:space="preserve">Completed section 3 </w:t>
+            </w:r>
+          </w:p>
+          <w:p>
+            <w:pPr>
+              <w:pStyle w:val="ListParagraph"/>
+              <w:numPr>
+                <w:ilvl w:val="0"/>
+                <w:numId w:val="23"/>
+              </w:numPr>
+              <w:spacing w:line="276" w:lineRule="auto"/>
+              <w:rPr>
+                <w:rFonts w:ascii="Times New Roman" w:hAnsi="Times New Roman"/>
+                <w:sz w:val="20"/>
+              </w:rPr>
+            </w:pPr>
+            <w:r>
+              <w:rPr>
+                <w:rFonts w:ascii="Times New Roman" w:hAnsi="Times New Roman"/>
+                <w:sz w:val="20"/>
+              </w:rPr>
+              <w:t>Completed section 6</w:t>
+            </w:r>
+          </w:p>
           <w:p>
             <w:pPr>
               <w:spacing w:line="276" w:lineRule="auto"/>
@@ -4260,6 +4815,610 @@
           <w:tcPr>
             <w:tcW w:w="3590" w:type="dxa"/>
           </w:tcPr>
+          <w:p>
+            <w:pPr>
+              <w:pStyle w:val="ListParagraph"/>
+              <w:numPr>
+                <w:ilvl w:val="0"/>
+                <w:numId w:val="23"/>
+              </w:numPr>
+              <w:spacing w:line="276" w:lineRule="auto"/>
+              <w:rPr>
+                <w:rFonts w:ascii="Times New Roman" w:hAnsi="Times New Roman"/>
+                <w:sz w:val="20"/>
+              </w:rPr>
+            </w:pPr>
+            <w:r>
+              <w:rPr>
+                <w:rFonts w:ascii="Times New Roman" w:hAnsi="Times New Roman"/>
+                <w:sz w:val="20"/>
+              </w:rPr>
+              <w:t>Completed section 5</w:t>
+            </w:r>
+          </w:p>
+          <w:p>
+            <w:pPr>
+              <w:pStyle w:val="ListParagraph"/>
+              <w:numPr>
+                <w:ilvl w:val="0"/>
+                <w:numId w:val="23"/>
+              </w:numPr>
+              <w:spacing w:line="276" w:lineRule="auto"/>
+              <w:rPr>
+                <w:rFonts w:ascii="Times New Roman" w:hAnsi="Times New Roman"/>
+                <w:sz w:val="20"/>
+              </w:rPr>
+            </w:pPr>
+            <w:r>
+              <w:rPr>
+                <w:rFonts w:ascii="Times New Roman" w:hAnsi="Times New Roman"/>
+                <w:sz w:val="20"/>
+              </w:rPr>
+              <w:t>Contributed to section 7</w:t>
+            </w:r>
+          </w:p>
+          <w:p>
+            <w:pPr>
+              <w:spacing w:line="276" w:lineRule="auto"/>
+              <w:rPr>
+                <w:rFonts w:ascii="Times New Roman" w:hAnsi="Times New Roman"/>
+                <w:sz w:val="20"/>
+              </w:rPr>
+            </w:pPr>
+          </w:p>
+        </w:tc>
+      </w:tr>
+    </w:tbl>
+    <w:p>
+      <w:pPr>
+        <w:spacing w:line="276" w:lineRule="auto"/>
+        <w:rPr>
+          <w:rFonts w:ascii="Times New Roman" w:hAnsi="Times New Roman"/>
+          <w:sz w:val="20"/>
+        </w:rPr>
+      </w:pPr>
+    </w:p>
+    <w:p>
+      <w:pPr>
+        <w:spacing w:line="276" w:lineRule="auto"/>
+        <w:rPr>
+          <w:rFonts w:ascii="Times New Roman" w:hAnsi="Times New Roman"/>
+          <w:sz w:val="20"/>
+        </w:rPr>
+      </w:pPr>
+    </w:p>
+    <w:p>
+      <w:pPr>
+        <w:pStyle w:val="TOCEntry"/>
+        <w:spacing w:before="0" w:after="0" w:line="276" w:lineRule="auto"/>
+        <w:rPr>
+          <w:rFonts w:ascii="Times New Roman" w:hAnsi="Times New Roman"/>
+          <w:szCs w:val="36"/>
+        </w:rPr>
+      </w:pPr>
+      <w:r>
+        <w:rPr>
+          <w:rFonts w:ascii="Times New Roman" w:hAnsi="Times New Roman"/>
+          <w:szCs w:val="36"/>
+        </w:rPr>
+        <w:t xml:space="preserve">SRS </w:t>
+      </w:r>
+      <w:r>
+        <w:rPr>
+          <w:rFonts w:ascii="Times New Roman" w:hAnsi="Times New Roman"/>
+          <w:szCs w:val="36"/>
+        </w:rPr>
+        <w:t>PowerPoint</w:t>
+      </w:r>
+      <w:r>
+        <w:rPr>
+          <w:rFonts w:ascii="Times New Roman" w:hAnsi="Times New Roman"/>
+          <w:szCs w:val="36"/>
+        </w:rPr>
+        <w:t xml:space="preserve"> </w:t>
+      </w:r>
+      <w:r>
+        <w:rPr>
+          <w:rFonts w:ascii="Times New Roman" w:hAnsi="Times New Roman"/>
+          <w:szCs w:val="36"/>
+        </w:rPr>
+        <w:t>Contribution Summary</w:t>
+      </w:r>
+    </w:p>
+    <w:p>
+      <w:pPr>
+        <w:pStyle w:val="TOCEntry"/>
+        <w:spacing w:before="0" w:after="0" w:line="276" w:lineRule="auto"/>
+        <w:rPr>
+          <w:rFonts w:ascii="Times New Roman" w:hAnsi="Times New Roman"/>
+          <w:b w:val="0"/>
+          <w:bCs/>
+          <w:i/>
+          <w:iCs/>
+          <w:sz w:val="20"/>
+        </w:rPr>
+      </w:pPr>
+      <w:r>
+        <w:rPr>
+          <w:rFonts w:ascii="Times New Roman" w:hAnsi="Times New Roman"/>
+          <w:b w:val="0"/>
+          <w:bCs/>
+          <w:i/>
+          <w:iCs/>
+          <w:sz w:val="20"/>
+        </w:rPr>
+        <w:t>Completed refers to work done nearly or entirely solo. Contributed refers to work done as partners or a team</w:t>
+      </w:r>
+    </w:p>
+    <w:tbl>
+      <w:tblPr>
+        <w:tblW w:w="9885" w:type="dxa"/>
+        <w:tblBorders>
+          <w:top w:val="single" w:sz="12" w:space="0" w:color="auto"/>
+          <w:left w:val="single" w:sz="12" w:space="0" w:color="auto"/>
+          <w:bottom w:val="single" w:sz="12" w:space="0" w:color="auto"/>
+          <w:right w:val="single" w:sz="12" w:space="0" w:color="auto"/>
+          <w:insideH w:val="single" w:sz="6" w:space="0" w:color="auto"/>
+          <w:insideV w:val="single" w:sz="6" w:space="0" w:color="auto"/>
+        </w:tblBorders>
+        <w:tblLayout w:type="fixed"/>
+        <w:tblLook w:val="0000" w:firstRow="0" w:lastRow="0" w:firstColumn="0" w:lastColumn="0" w:noHBand="0" w:noVBand="0"/>
+      </w:tblPr>
+      <w:tblGrid>
+        <w:gridCol w:w="6295"/>
+        <w:gridCol w:w="3590"/>
+      </w:tblGrid>
+      <w:tr>
+        <w:trPr>
+          <w:trHeight w:val="268"/>
+        </w:trPr>
+        <w:tc>
+          <w:tcPr>
+            <w:tcW w:w="6295" w:type="dxa"/>
+            <w:tcBorders>
+              <w:top w:val="single" w:sz="12" w:space="0" w:color="auto"/>
+              <w:bottom w:val="double" w:sz="12" w:space="0" w:color="auto"/>
+            </w:tcBorders>
+          </w:tcPr>
+          <w:p>
+            <w:pPr>
+              <w:spacing w:line="276" w:lineRule="auto"/>
+              <w:rPr>
+                <w:rFonts w:ascii="Times New Roman" w:hAnsi="Times New Roman"/>
+                <w:b/>
+                <w:sz w:val="20"/>
+              </w:rPr>
+            </w:pPr>
+            <w:r>
+              <w:rPr>
+                <w:rFonts w:ascii="Times New Roman" w:hAnsi="Times New Roman"/>
+                <w:b/>
+                <w:sz w:val="20"/>
+              </w:rPr>
+              <w:t>Name</w:t>
+            </w:r>
+          </w:p>
+        </w:tc>
+        <w:tc>
+          <w:tcPr>
+            <w:tcW w:w="3590" w:type="dxa"/>
+            <w:tcBorders>
+              <w:top w:val="single" w:sz="12" w:space="0" w:color="auto"/>
+              <w:bottom w:val="double" w:sz="12" w:space="0" w:color="auto"/>
+            </w:tcBorders>
+          </w:tcPr>
+          <w:p>
+            <w:pPr>
+              <w:spacing w:line="276" w:lineRule="auto"/>
+              <w:rPr>
+                <w:rFonts w:ascii="Times New Roman" w:hAnsi="Times New Roman"/>
+                <w:b/>
+                <w:sz w:val="20"/>
+              </w:rPr>
+            </w:pPr>
+            <w:r>
+              <w:rPr>
+                <w:rFonts w:ascii="Times New Roman" w:hAnsi="Times New Roman"/>
+                <w:b/>
+                <w:sz w:val="20"/>
+              </w:rPr>
+              <w:t>Contributions</w:t>
+            </w:r>
+          </w:p>
+        </w:tc>
+      </w:tr>
+      <w:tr>
+        <w:trPr>
+          <w:trHeight w:val="167"/>
+        </w:trPr>
+        <w:tc>
+          <w:tcPr>
+            <w:tcW w:w="6295" w:type="dxa"/>
+            <w:tcBorders>
+              <w:top w:val="nil"/>
+            </w:tcBorders>
+          </w:tcPr>
+          <w:p>
+            <w:pPr>
+              <w:spacing w:line="276" w:lineRule="auto"/>
+              <w:rPr>
+                <w:rFonts w:ascii="Times New Roman" w:hAnsi="Times New Roman"/>
+                <w:sz w:val="20"/>
+              </w:rPr>
+            </w:pPr>
+            <w:r>
+              <w:rPr>
+                <w:rFonts w:ascii="Times New Roman" w:hAnsi="Times New Roman"/>
+                <w:sz w:val="20"/>
+              </w:rPr>
+              <w:t>Hudson</w:t>
+            </w:r>
+          </w:p>
+        </w:tc>
+        <w:tc>
+          <w:tcPr>
+            <w:tcW w:w="3590" w:type="dxa"/>
+            <w:tcBorders>
+              <w:top w:val="nil"/>
+            </w:tcBorders>
+          </w:tcPr>
+          <w:p>
+            <w:pPr>
+              <w:pStyle w:val="ListParagraph"/>
+              <w:numPr>
+                <w:ilvl w:val="0"/>
+                <w:numId w:val="23"/>
+              </w:numPr>
+              <w:spacing w:line="276" w:lineRule="auto"/>
+              <w:rPr>
+                <w:rFonts w:ascii="Times New Roman" w:hAnsi="Times New Roman"/>
+                <w:sz w:val="20"/>
+              </w:rPr>
+            </w:pPr>
+            <w:r>
+              <w:rPr>
+                <w:rFonts w:ascii="Times New Roman" w:hAnsi="Times New Roman"/>
+                <w:sz w:val="20"/>
+              </w:rPr>
+              <w:t>Completed slide 1</w:t>
+            </w:r>
+          </w:p>
+          <w:p>
+            <w:pPr>
+              <w:pStyle w:val="ListParagraph"/>
+              <w:numPr>
+                <w:ilvl w:val="0"/>
+                <w:numId w:val="23"/>
+              </w:numPr>
+              <w:spacing w:line="276" w:lineRule="auto"/>
+              <w:rPr>
+                <w:rFonts w:ascii="Times New Roman" w:hAnsi="Times New Roman"/>
+                <w:sz w:val="20"/>
+              </w:rPr>
+            </w:pPr>
+            <w:r>
+              <w:rPr>
+                <w:rFonts w:ascii="Times New Roman" w:hAnsi="Times New Roman"/>
+                <w:sz w:val="20"/>
+              </w:rPr>
+              <w:t>Completed slide 7</w:t>
+            </w:r>
+          </w:p>
+          <w:p>
+            <w:pPr>
+              <w:pStyle w:val="ListParagraph"/>
+              <w:numPr>
+                <w:ilvl w:val="0"/>
+                <w:numId w:val="23"/>
+              </w:numPr>
+              <w:spacing w:line="276" w:lineRule="auto"/>
+              <w:rPr>
+                <w:rFonts w:ascii="Times New Roman" w:hAnsi="Times New Roman"/>
+                <w:sz w:val="20"/>
+              </w:rPr>
+            </w:pPr>
+            <w:r>
+              <w:rPr>
+                <w:rFonts w:ascii="Times New Roman" w:hAnsi="Times New Roman"/>
+                <w:sz w:val="20"/>
+              </w:rPr>
+              <w:t>Completed slide 8</w:t>
+            </w:r>
+          </w:p>
+          <w:p>
+            <w:pPr>
+              <w:pStyle w:val="ListParagraph"/>
+              <w:numPr>
+                <w:ilvl w:val="0"/>
+                <w:numId w:val="23"/>
+              </w:numPr>
+              <w:spacing w:line="276" w:lineRule="auto"/>
+              <w:rPr>
+                <w:rFonts w:ascii="Times New Roman" w:hAnsi="Times New Roman"/>
+                <w:sz w:val="20"/>
+              </w:rPr>
+            </w:pPr>
+            <w:r>
+              <w:rPr>
+                <w:rFonts w:ascii="Times New Roman" w:hAnsi="Times New Roman"/>
+                <w:sz w:val="20"/>
+              </w:rPr>
+              <w:t>Completed slide 13</w:t>
+            </w:r>
+          </w:p>
+          <w:p>
+            <w:pPr>
+              <w:pStyle w:val="ListParagraph"/>
+              <w:numPr>
+                <w:ilvl w:val="0"/>
+                <w:numId w:val="23"/>
+              </w:numPr>
+              <w:spacing w:line="276" w:lineRule="auto"/>
+              <w:rPr>
+                <w:rFonts w:ascii="Times New Roman" w:hAnsi="Times New Roman"/>
+                <w:sz w:val="20"/>
+              </w:rPr>
+            </w:pPr>
+            <w:r>
+              <w:rPr>
+                <w:rFonts w:ascii="Times New Roman" w:hAnsi="Times New Roman"/>
+                <w:sz w:val="20"/>
+              </w:rPr>
+              <w:t>Formatted, assembled, and stylized final document</w:t>
+            </w:r>
+          </w:p>
+          <w:p>
+            <w:pPr>
+              <w:pStyle w:val="ListParagraph"/>
+              <w:spacing w:line="276" w:lineRule="auto"/>
+              <w:rPr>
+                <w:rFonts w:ascii="Times New Roman" w:hAnsi="Times New Roman"/>
+                <w:sz w:val="20"/>
+              </w:rPr>
+            </w:pPr>
+          </w:p>
+        </w:tc>
+      </w:tr>
+      <w:tr>
+        <w:trPr>
+          <w:trHeight w:val="277"/>
+        </w:trPr>
+        <w:tc>
+          <w:tcPr>
+            <w:tcW w:w="6295" w:type="dxa"/>
+          </w:tcPr>
+          <w:p>
+            <w:pPr>
+              <w:tabs>
+                <w:tab w:val="left" w:pos="1761"/>
+              </w:tabs>
+              <w:spacing w:line="276" w:lineRule="auto"/>
+              <w:rPr>
+                <w:rFonts w:ascii="Times New Roman" w:hAnsi="Times New Roman"/>
+                <w:sz w:val="20"/>
+              </w:rPr>
+            </w:pPr>
+            <w:r>
+              <w:rPr>
+                <w:rFonts w:ascii="Times New Roman" w:hAnsi="Times New Roman"/>
+                <w:sz w:val="20"/>
+              </w:rPr>
+              <w:t>Eddie</w:t>
+            </w:r>
+          </w:p>
+        </w:tc>
+        <w:tc>
+          <w:tcPr>
+            <w:tcW w:w="3590" w:type="dxa"/>
+          </w:tcPr>
+          <w:p>
+            <w:pPr>
+              <w:pStyle w:val="ListParagraph"/>
+              <w:numPr>
+                <w:ilvl w:val="0"/>
+                <w:numId w:val="23"/>
+              </w:numPr>
+              <w:spacing w:line="276" w:lineRule="auto"/>
+              <w:rPr>
+                <w:rFonts w:ascii="Times New Roman" w:hAnsi="Times New Roman"/>
+                <w:sz w:val="20"/>
+              </w:rPr>
+            </w:pPr>
+            <w:r>
+              <w:rPr>
+                <w:rFonts w:ascii="Times New Roman" w:hAnsi="Times New Roman"/>
+                <w:sz w:val="20"/>
+              </w:rPr>
+              <w:t xml:space="preserve">Completed </w:t>
+            </w:r>
+            <w:r>
+              <w:rPr>
+                <w:rFonts w:ascii="Times New Roman" w:hAnsi="Times New Roman"/>
+                <w:sz w:val="20"/>
+              </w:rPr>
+              <w:t>slide</w:t>
+            </w:r>
+          </w:p>
+          <w:p>
+            <w:pPr>
+              <w:spacing w:line="276" w:lineRule="auto"/>
+              <w:rPr>
+                <w:rFonts w:ascii="Times New Roman" w:hAnsi="Times New Roman"/>
+                <w:sz w:val="20"/>
+              </w:rPr>
+            </w:pPr>
+          </w:p>
+        </w:tc>
+      </w:tr>
+      <w:tr>
+        <w:trPr>
+          <w:trHeight w:val="268"/>
+        </w:trPr>
+        <w:tc>
+          <w:tcPr>
+            <w:tcW w:w="6295" w:type="dxa"/>
+          </w:tcPr>
+          <w:p>
+            <w:pPr>
+              <w:spacing w:line="276" w:lineRule="auto"/>
+              <w:rPr>
+                <w:rFonts w:ascii="Times New Roman" w:hAnsi="Times New Roman"/>
+                <w:sz w:val="20"/>
+              </w:rPr>
+            </w:pPr>
+            <w:proofErr w:type="spellStart"/>
+            <w:r>
+              <w:rPr>
+                <w:rFonts w:ascii="Times New Roman" w:hAnsi="Times New Roman"/>
+                <w:sz w:val="20"/>
+              </w:rPr>
+              <w:t>Tehrence</w:t>
+            </w:r>
+            <w:proofErr w:type="spellEnd"/>
+          </w:p>
+        </w:tc>
+        <w:tc>
+          <w:tcPr>
+            <w:tcW w:w="3590" w:type="dxa"/>
+          </w:tcPr>
+          <w:p>
+            <w:pPr>
+              <w:pStyle w:val="ListParagraph"/>
+              <w:numPr>
+                <w:ilvl w:val="0"/>
+                <w:numId w:val="23"/>
+              </w:numPr>
+              <w:spacing w:line="276" w:lineRule="auto"/>
+              <w:rPr>
+                <w:rFonts w:ascii="Times New Roman" w:hAnsi="Times New Roman"/>
+                <w:sz w:val="20"/>
+              </w:rPr>
+            </w:pPr>
+            <w:r>
+              <w:rPr>
+                <w:rFonts w:ascii="Times New Roman" w:hAnsi="Times New Roman"/>
+                <w:sz w:val="20"/>
+              </w:rPr>
+              <w:t xml:space="preserve">Completed </w:t>
+            </w:r>
+            <w:r>
+              <w:rPr>
+                <w:rFonts w:ascii="Times New Roman" w:hAnsi="Times New Roman"/>
+                <w:sz w:val="20"/>
+              </w:rPr>
+              <w:t>slide 10</w:t>
+            </w:r>
+          </w:p>
+          <w:p>
+            <w:pPr>
+              <w:pStyle w:val="ListParagraph"/>
+              <w:numPr>
+                <w:ilvl w:val="0"/>
+                <w:numId w:val="23"/>
+              </w:numPr>
+              <w:spacing w:line="276" w:lineRule="auto"/>
+              <w:rPr>
+                <w:rFonts w:ascii="Times New Roman" w:hAnsi="Times New Roman"/>
+                <w:sz w:val="20"/>
+              </w:rPr>
+            </w:pPr>
+            <w:r>
+              <w:rPr>
+                <w:rFonts w:ascii="Times New Roman" w:hAnsi="Times New Roman"/>
+                <w:sz w:val="20"/>
+              </w:rPr>
+              <w:t>Completed slide 11</w:t>
+            </w:r>
+          </w:p>
+          <w:p>
+            <w:pPr>
+              <w:pStyle w:val="ListParagraph"/>
+              <w:numPr>
+                <w:ilvl w:val="0"/>
+                <w:numId w:val="23"/>
+              </w:numPr>
+              <w:spacing w:line="276" w:lineRule="auto"/>
+              <w:rPr>
+                <w:rFonts w:ascii="Times New Roman" w:hAnsi="Times New Roman"/>
+                <w:sz w:val="20"/>
+              </w:rPr>
+            </w:pPr>
+            <w:r>
+              <w:rPr>
+                <w:rFonts w:ascii="Times New Roman" w:hAnsi="Times New Roman"/>
+                <w:sz w:val="20"/>
+              </w:rPr>
+              <w:t>Completed slide 12</w:t>
+            </w:r>
+          </w:p>
+          <w:p>
+            <w:pPr>
+              <w:spacing w:line="276" w:lineRule="auto"/>
+              <w:rPr>
+                <w:rFonts w:ascii="Times New Roman" w:hAnsi="Times New Roman"/>
+                <w:sz w:val="20"/>
+              </w:rPr>
+            </w:pPr>
+          </w:p>
+        </w:tc>
+      </w:tr>
+      <w:tr>
+        <w:trPr>
+          <w:trHeight w:val="268"/>
+        </w:trPr>
+        <w:tc>
+          <w:tcPr>
+            <w:tcW w:w="6295" w:type="dxa"/>
+          </w:tcPr>
+          <w:p>
+            <w:pPr>
+              <w:spacing w:line="276" w:lineRule="auto"/>
+              <w:rPr>
+                <w:rFonts w:ascii="Times New Roman" w:hAnsi="Times New Roman"/>
+                <w:sz w:val="20"/>
+              </w:rPr>
+            </w:pPr>
+            <w:r>
+              <w:rPr>
+                <w:rFonts w:ascii="Times New Roman" w:hAnsi="Times New Roman"/>
+                <w:sz w:val="20"/>
+              </w:rPr>
+              <w:t>Jaden</w:t>
+            </w:r>
+          </w:p>
+        </w:tc>
+        <w:tc>
+          <w:tcPr>
+            <w:tcW w:w="3590" w:type="dxa"/>
+          </w:tcPr>
+          <w:p>
+            <w:pPr>
+              <w:pStyle w:val="ListParagraph"/>
+              <w:numPr>
+                <w:ilvl w:val="0"/>
+                <w:numId w:val="23"/>
+              </w:numPr>
+              <w:spacing w:line="276" w:lineRule="auto"/>
+              <w:rPr>
+                <w:rFonts w:ascii="Times New Roman" w:hAnsi="Times New Roman"/>
+                <w:sz w:val="20"/>
+              </w:rPr>
+            </w:pPr>
+            <w:r>
+              <w:rPr>
+                <w:rFonts w:ascii="Times New Roman" w:hAnsi="Times New Roman"/>
+                <w:sz w:val="20"/>
+              </w:rPr>
+              <w:t>Completed s</w:t>
+            </w:r>
+            <w:r>
+              <w:rPr>
+                <w:rFonts w:ascii="Times New Roman" w:hAnsi="Times New Roman"/>
+                <w:sz w:val="20"/>
+              </w:rPr>
+              <w:t>lide 9</w:t>
+            </w:r>
+          </w:p>
           <w:p>
             <w:pPr>
               <w:spacing w:line="276" w:lineRule="auto"/>
@@ -5548,21 +6707,12 @@
           <w:sz w:val="20"/>
         </w:rPr>
       </w:pPr>
-      <w:proofErr w:type="gramStart"/>
-      <w:r>
-        <w:rPr>
-          <w:rFonts w:ascii="Times New Roman" w:hAnsi="Times New Roman"/>
-          <w:sz w:val="20"/>
-        </w:rPr>
-        <w:t>Studious</w:t>
-      </w:r>
-      <w:proofErr w:type="gramEnd"/>
-      <w:r>
-        <w:rPr>
-          <w:rFonts w:ascii="Times New Roman" w:hAnsi="Times New Roman"/>
-          <w:sz w:val="20"/>
-        </w:rPr>
-        <w:t xml:space="preserve"> is a </w:t>
+      <w:r>
+        <w:rPr>
+          <w:rFonts w:ascii="Times New Roman" w:hAnsi="Times New Roman"/>
+          <w:sz w:val="20"/>
+        </w:rPr>
+        <w:t xml:space="preserve">Studious is a </w:t>
       </w:r>
       <w:r>
         <w:rPr>
@@ -5936,21 +7086,12 @@
           <w:sz w:val="20"/>
         </w:rPr>
       </w:pPr>
-      <w:proofErr w:type="gramStart"/>
-      <w:r>
-        <w:rPr>
-          <w:rFonts w:ascii="Times New Roman" w:hAnsi="Times New Roman"/>
-          <w:sz w:val="20"/>
-        </w:rPr>
-        <w:t>Studious</w:t>
-      </w:r>
-      <w:proofErr w:type="gramEnd"/>
-      <w:r>
-        <w:rPr>
-          <w:rFonts w:ascii="Times New Roman" w:hAnsi="Times New Roman"/>
-          <w:sz w:val="20"/>
-        </w:rPr>
-        <w:t xml:space="preserve"> offers the following primary functions:</w:t>
+      <w:r>
+        <w:rPr>
+          <w:rFonts w:ascii="Times New Roman" w:hAnsi="Times New Roman"/>
+          <w:sz w:val="20"/>
+        </w:rPr>
+        <w:t>Studious offers the following primary functions:</w:t>
       </w:r>
     </w:p>
     <w:p>
@@ -6966,21 +8107,12 @@
           <w:sz w:val="20"/>
         </w:rPr>
       </w:pPr>
-      <w:proofErr w:type="gramStart"/>
-      <w:r>
-        <w:rPr>
-          <w:rFonts w:ascii="Times New Roman" w:hAnsi="Times New Roman"/>
-          <w:sz w:val="20"/>
-        </w:rPr>
-        <w:t>Studious</w:t>
-      </w:r>
-      <w:proofErr w:type="gramEnd"/>
-      <w:r>
-        <w:rPr>
-          <w:rFonts w:ascii="Times New Roman" w:hAnsi="Times New Roman"/>
-          <w:sz w:val="20"/>
-        </w:rPr>
-        <w:t xml:space="preserve"> will operate as a web-based platform accessible from most modern browsers and desktop systems.</w:t>
+      <w:r>
+        <w:rPr>
+          <w:rFonts w:ascii="Times New Roman" w:hAnsi="Times New Roman"/>
+          <w:sz w:val="20"/>
+        </w:rPr>
+        <w:t>Studious will operate as a web-based platform accessible from most modern browsers and desktop systems.</w:t>
       </w:r>
     </w:p>
     <w:p>
@@ -7158,21 +8290,12 @@
           <w:sz w:val="20"/>
         </w:rPr>
       </w:pPr>
-      <w:proofErr w:type="gramStart"/>
-      <w:r>
-        <w:rPr>
-          <w:rFonts w:ascii="Times New Roman" w:hAnsi="Times New Roman"/>
-          <w:sz w:val="20"/>
-        </w:rPr>
-        <w:t>Must</w:t>
-      </w:r>
-      <w:proofErr w:type="gramEnd"/>
-      <w:r>
-        <w:rPr>
-          <w:rFonts w:ascii="Times New Roman" w:hAnsi="Times New Roman"/>
-          <w:sz w:val="20"/>
-        </w:rPr>
-        <w:t xml:space="preserve"> be implemented using </w:t>
+      <w:r>
+        <w:rPr>
+          <w:rFonts w:ascii="Times New Roman" w:hAnsi="Times New Roman"/>
+          <w:sz w:val="20"/>
+        </w:rPr>
+        <w:t xml:space="preserve">Must be implemented using </w:t>
       </w:r>
       <w:r>
         <w:rPr>
@@ -7375,21 +8498,12 @@
           <w:sz w:val="20"/>
         </w:rPr>
       </w:pPr>
-      <w:proofErr w:type="gramStart"/>
-      <w:r>
-        <w:rPr>
-          <w:rFonts w:ascii="Times New Roman" w:hAnsi="Times New Roman"/>
-          <w:sz w:val="20"/>
-        </w:rPr>
-        <w:t>Must</w:t>
-      </w:r>
-      <w:proofErr w:type="gramEnd"/>
-      <w:r>
-        <w:rPr>
-          <w:rFonts w:ascii="Times New Roman" w:hAnsi="Times New Roman"/>
-          <w:sz w:val="20"/>
-        </w:rPr>
-        <w:t xml:space="preserve"> ensure page load and response times within </w:t>
+      <w:r>
+        <w:rPr>
+          <w:rFonts w:ascii="Times New Roman" w:hAnsi="Times New Roman"/>
+          <w:sz w:val="20"/>
+        </w:rPr>
+        <w:t xml:space="preserve">Must ensure page load and response times within </w:t>
       </w:r>
       <w:r>
         <w:rPr>
@@ -22187,23 +23301,7 @@
           <w:rFonts w:ascii="Times New Roman" w:hAnsi="Times New Roman"/>
           <w:sz w:val="20"/>
         </w:rPr>
-        <w:t xml:space="preserve">&lt;If there are performance requirements for the product under various circumstances, state them here and explain their rationale, to help the developers understand </w:t>
-      </w:r>
-      <w:proofErr w:type="gramStart"/>
-      <w:r>
-        <w:rPr>
-          <w:rFonts w:ascii="Times New Roman" w:hAnsi="Times New Roman"/>
-          <w:sz w:val="20"/>
-        </w:rPr>
-        <w:t>the</w:t>
-      </w:r>
-      <w:proofErr w:type="gramEnd"/>
-      <w:r>
-        <w:rPr>
-          <w:rFonts w:ascii="Times New Roman" w:hAnsi="Times New Roman"/>
-          <w:sz w:val="20"/>
-        </w:rPr>
-        <w:t xml:space="preserve"> intent and make suitable design choices. Specify the timing relationships for real time systems. Make such requirements as specific as possible. You may need to state performance requirements for individual functional requirements or features.&gt;</w:t>
+        <w:t>&lt;If there are performance requirements for the product under various circumstances, state them here and explain their rationale, to help the developers understand the intent and make suitable design choices. Specify the timing relationships for real time systems. Make such requirements as specific as possible. You may need to state performance requirements for individual functional requirements or features.&gt;</w:t>
       </w:r>
     </w:p>
     <w:p>
@@ -22573,17 +23671,8 @@
                 <w:rFonts w:ascii="Times New Roman" w:hAnsi="Times New Roman"/>
                 <w:sz w:val="20"/>
               </w:rPr>
-              <w:t>The system will …</w:t>
-            </w:r>
-            <w:proofErr w:type="gramStart"/>
-            <w:r>
-              <w:rPr>
-                <w:rFonts w:ascii="Times New Roman" w:hAnsi="Times New Roman"/>
-                <w:sz w:val="20"/>
-              </w:rPr>
-              <w:t>…..</w:t>
-            </w:r>
-            <w:proofErr w:type="gramEnd"/>
+              <w:t>The system will ……..</w:t>
+            </w:r>
           </w:p>
         </w:tc>
         <w:tc>
@@ -23009,17 +24098,8 @@
                 <w:rFonts w:ascii="Times New Roman" w:hAnsi="Times New Roman"/>
                 <w:sz w:val="20"/>
               </w:rPr>
-              <w:t>The system will …</w:t>
-            </w:r>
-            <w:proofErr w:type="gramStart"/>
-            <w:r>
-              <w:rPr>
-                <w:rFonts w:ascii="Times New Roman" w:hAnsi="Times New Roman"/>
-                <w:sz w:val="20"/>
-              </w:rPr>
-              <w:t>…..</w:t>
-            </w:r>
-            <w:proofErr w:type="gramEnd"/>
+              <w:t>The system will ……..</w:t>
+            </w:r>
           </w:p>
         </w:tc>
         <w:tc>
@@ -23279,23 +24359,7 @@
           <w:rFonts w:ascii="Times New Roman" w:hAnsi="Times New Roman"/>
           <w:sz w:val="20"/>
         </w:rPr>
-        <w:t xml:space="preserve">We want </w:t>
-      </w:r>
-      <w:proofErr w:type="gramStart"/>
-      <w:r>
-        <w:rPr>
-          <w:rFonts w:ascii="Times New Roman" w:hAnsi="Times New Roman"/>
-          <w:sz w:val="20"/>
-        </w:rPr>
-        <w:t>secure</w:t>
-      </w:r>
-      <w:proofErr w:type="gramEnd"/>
-      <w:r>
-        <w:rPr>
-          <w:rFonts w:ascii="Times New Roman" w:hAnsi="Times New Roman"/>
-          <w:sz w:val="20"/>
-        </w:rPr>
-        <w:t xml:space="preserve"> authentication</w:t>
+        <w:t>We want secure authentication</w:t>
       </w:r>
     </w:p>
     <w:p>
@@ -23649,17 +24713,8 @@
                 <w:rFonts w:ascii="Times New Roman" w:hAnsi="Times New Roman"/>
                 <w:sz w:val="20"/>
               </w:rPr>
-              <w:t>The system will …</w:t>
-            </w:r>
-            <w:proofErr w:type="gramStart"/>
-            <w:r>
-              <w:rPr>
-                <w:rFonts w:ascii="Times New Roman" w:hAnsi="Times New Roman"/>
-                <w:sz w:val="20"/>
-              </w:rPr>
-              <w:t>…..</w:t>
-            </w:r>
-            <w:proofErr w:type="gramEnd"/>
+              <w:t>The system will ……..</w:t>
+            </w:r>
           </w:p>
         </w:tc>
         <w:tc>
@@ -23761,23 +24816,7 @@
           <w:rFonts w:ascii="Times New Roman" w:hAnsi="Times New Roman"/>
           <w:sz w:val="20"/>
         </w:rPr>
-        <w:t xml:space="preserve">&lt;Specify any additional quality characteristics for the product that will be important to either the customers or the developers. Some to consider </w:t>
-      </w:r>
-      <w:proofErr w:type="gramStart"/>
-      <w:r>
-        <w:rPr>
-          <w:rFonts w:ascii="Times New Roman" w:hAnsi="Times New Roman"/>
-          <w:sz w:val="20"/>
-        </w:rPr>
-        <w:t>are:</w:t>
-      </w:r>
-      <w:proofErr w:type="gramEnd"/>
-      <w:r>
-        <w:rPr>
-          <w:rFonts w:ascii="Times New Roman" w:hAnsi="Times New Roman"/>
-          <w:sz w:val="20"/>
-        </w:rPr>
-        <w:t xml:space="preserve"> adaptability, availability, correctness, flexibility, interoperability, maintainability, portability, reliability, reusability, robustness, testability, and usability. Write these to be specific, quantitative, and verifiable when possible. At the least, clarify the relative preferences for various attributes, such as ease of use over ease of learning.&gt;</w:t>
+        <w:t>&lt;Specify any additional quality characteristics for the product that will be important to either the customers or the developers. Some to consider are: adaptability, availability, correctness, flexibility, interoperability, maintainability, portability, reliability, reusability, robustness, testability, and usability. Write these to be specific, quantitative, and verifiable when possible. At the least, clarify the relative preferences for various attributes, such as ease of use over ease of learning.&gt;</w:t>
       </w:r>
     </w:p>
     <w:p>
@@ -24164,17 +25203,8 @@
                 <w:rFonts w:ascii="Times New Roman" w:hAnsi="Times New Roman"/>
                 <w:sz w:val="20"/>
               </w:rPr>
-              <w:t>The system will …</w:t>
-            </w:r>
-            <w:proofErr w:type="gramStart"/>
-            <w:r>
-              <w:rPr>
-                <w:rFonts w:ascii="Times New Roman" w:hAnsi="Times New Roman"/>
-                <w:sz w:val="20"/>
-              </w:rPr>
-              <w:t>…..</w:t>
-            </w:r>
-            <w:proofErr w:type="gramEnd"/>
+              <w:t>The system will ……..</w:t>
+            </w:r>
           </w:p>
         </w:tc>
         <w:tc>
@@ -24253,25 +25283,7 @@
           <w:sz w:val="20"/>
           <w:highlight w:val="yellow"/>
         </w:rPr>
-        <w:t xml:space="preserve">Add </w:t>
-      </w:r>
-      <w:proofErr w:type="gramStart"/>
-      <w:r>
-        <w:rPr>
-          <w:rFonts w:ascii="Times New Roman" w:hAnsi="Times New Roman"/>
-          <w:sz w:val="20"/>
-          <w:highlight w:val="yellow"/>
-        </w:rPr>
-        <w:t>any and all</w:t>
-      </w:r>
-      <w:proofErr w:type="gramEnd"/>
-      <w:r>
-        <w:rPr>
-          <w:rFonts w:ascii="Times New Roman" w:hAnsi="Times New Roman"/>
-          <w:sz w:val="20"/>
-          <w:highlight w:val="yellow"/>
-        </w:rPr>
-        <w:t xml:space="preserve"> of the non-functional requirements defined below, to ensure a complete set of technical and system requirements</w:t>
+        <w:t>Add any and all of the non-functional requirements defined below, to ensure a complete set of technical and system requirements</w:t>
       </w:r>
       <w:r>
         <w:rPr>
@@ -27836,21 +28848,12 @@
                 <w:sz w:val="20"/>
               </w:rPr>
             </w:pPr>
-            <w:proofErr w:type="gramStart"/>
-            <w:r>
-              <w:rPr>
-                <w:rFonts w:ascii="Times New Roman" w:hAnsi="Times New Roman"/>
-                <w:sz w:val="20"/>
-              </w:rPr>
-              <w:t>Provide</w:t>
-            </w:r>
-            <w:proofErr w:type="gramEnd"/>
-            <w:r>
-              <w:rPr>
-                <w:rFonts w:ascii="Times New Roman" w:hAnsi="Times New Roman"/>
-                <w:sz w:val="20"/>
-              </w:rPr>
-              <w:t xml:space="preserve"> a way for users to upload information about their current coursework, grade level, and attending school</w:t>
+            <w:r>
+              <w:rPr>
+                <w:rFonts w:ascii="Times New Roman" w:hAnsi="Times New Roman"/>
+                <w:sz w:val="20"/>
+              </w:rPr>
+              <w:t>Provide a way for users to upload information about their current coursework, grade level, and attending school</w:t>
             </w:r>
           </w:p>
         </w:tc>
@@ -28556,23 +29559,7 @@
           <w:rFonts w:ascii="Times New Roman" w:hAnsi="Times New Roman"/>
           <w:sz w:val="20"/>
         </w:rPr>
-        <w:t xml:space="preserve">&lt;Define all the terms necessary to properly interpret the SRS, including acronyms and abbreviations. You may wish to build a separate glossary that spans multiple projects or the entire </w:t>
-      </w:r>
-      <w:proofErr w:type="gramStart"/>
-      <w:r>
-        <w:rPr>
-          <w:rFonts w:ascii="Times New Roman" w:hAnsi="Times New Roman"/>
-          <w:sz w:val="20"/>
-        </w:rPr>
-        <w:t>organization, and</w:t>
-      </w:r>
-      <w:proofErr w:type="gramEnd"/>
-      <w:r>
-        <w:rPr>
-          <w:rFonts w:ascii="Times New Roman" w:hAnsi="Times New Roman"/>
-          <w:sz w:val="20"/>
-        </w:rPr>
-        <w:t xml:space="preserve"> just include terms specific to a single project in each SRS.&gt;</w:t>
+        <w:t>&lt;Define all the terms necessary to properly interpret the SRS, including acronyms and abbreviations. You may wish to build a separate glossary that spans multiple projects or the entire organization, and just include terms specific to a single project in each SRS.&gt;</w:t>
       </w:r>
     </w:p>
     <w:p>
@@ -28694,25 +29681,7 @@
           <w:sz w:val="20"/>
           <w:highlight w:val="yellow"/>
         </w:rPr>
-        <w:t xml:space="preserve">List here any open questions or things you know still need to be done to the </w:t>
-      </w:r>
-      <w:proofErr w:type="gramStart"/>
-      <w:r>
-        <w:rPr>
-          <w:rFonts w:ascii="Times New Roman" w:hAnsi="Times New Roman"/>
-          <w:sz w:val="20"/>
-          <w:highlight w:val="yellow"/>
-        </w:rPr>
-        <w:t>SRS, but</w:t>
-      </w:r>
-      <w:proofErr w:type="gramEnd"/>
-      <w:r>
-        <w:rPr>
-          <w:rFonts w:ascii="Times New Roman" w:hAnsi="Times New Roman"/>
-          <w:sz w:val="20"/>
-          <w:highlight w:val="yellow"/>
-        </w:rPr>
-        <w:t xml:space="preserve"> haven’t been addressed yet.</w:t>
+        <w:t>List here any open questions or things you know still need to be done to the SRS, but haven’t been addressed yet.</w:t>
       </w:r>
       <w:r>
         <w:rPr>
@@ -28741,21 +29710,12 @@
           <w:sz w:val="20"/>
         </w:rPr>
       </w:pPr>
-      <w:proofErr w:type="gramStart"/>
-      <w:r>
-        <w:rPr>
-          <w:rFonts w:ascii="Times New Roman" w:hAnsi="Times New Roman"/>
-          <w:sz w:val="20"/>
-        </w:rPr>
-        <w:t>Not</w:t>
-      </w:r>
-      <w:proofErr w:type="gramEnd"/>
-      <w:r>
-        <w:rPr>
-          <w:rFonts w:ascii="Times New Roman" w:hAnsi="Times New Roman"/>
-          <w:sz w:val="20"/>
-        </w:rPr>
-        <w:t xml:space="preserve"> sure what </w:t>
+      <w:r>
+        <w:rPr>
+          <w:rFonts w:ascii="Times New Roman" w:hAnsi="Times New Roman"/>
+          <w:sz w:val="20"/>
+        </w:rPr>
+        <w:t xml:space="preserve">Not sure what </w:t>
       </w:r>
       <w:proofErr w:type="spellStart"/>
       <w:r>

--- a/ASGMNT3/JHET_Innovations-Assignment3-SRS.docx
+++ b/ASGMNT3/JHET_Innovations-Assignment3-SRS.docx
@@ -4604,10 +4604,6 @@
           <w:p>
             <w:pPr>
               <w:pStyle w:val="ListParagraph"/>
-              <w:numPr>
-                <w:ilvl w:val="0"/>
-                <w:numId w:val="23"/>
-              </w:numPr>
               <w:spacing w:line="276" w:lineRule="auto"/>
               <w:rPr>
                 <w:rFonts w:ascii="Times New Roman" w:hAnsi="Times New Roman"/>
@@ -4901,21 +4897,7 @@
           <w:rFonts w:ascii="Times New Roman" w:hAnsi="Times New Roman"/>
           <w:szCs w:val="36"/>
         </w:rPr>
-        <w:t xml:space="preserve">SRS </w:t>
-      </w:r>
-      <w:r>
-        <w:rPr>
-          <w:rFonts w:ascii="Times New Roman" w:hAnsi="Times New Roman"/>
-          <w:szCs w:val="36"/>
-        </w:rPr>
-        <w:t>PowerPoint</w:t>
-      </w:r>
-      <w:r>
-        <w:rPr>
-          <w:rFonts w:ascii="Times New Roman" w:hAnsi="Times New Roman"/>
-          <w:szCs w:val="36"/>
-        </w:rPr>
-        <w:t xml:space="preserve"> </w:t>
+        <w:t xml:space="preserve">SRS PowerPoint </w:t>
       </w:r>
       <w:r>
         <w:rPr>
@@ -5143,7 +5125,14 @@
                 <w:rFonts w:ascii="Times New Roman" w:hAnsi="Times New Roman"/>
                 <w:sz w:val="20"/>
               </w:rPr>
-              <w:t>Completed slide 13</w:t>
+              <w:t xml:space="preserve">Completed slide </w:t>
+            </w:r>
+            <w:r>
+              <w:rPr>
+                <w:rFonts w:ascii="Times New Roman" w:hAnsi="Times New Roman"/>
+                <w:sz w:val="20"/>
+              </w:rPr>
+              <w:t>9</w:t>
             </w:r>
           </w:p>
           <w:p>
@@ -5229,14 +5218,98 @@
                 <w:rFonts w:ascii="Times New Roman" w:hAnsi="Times New Roman"/>
                 <w:sz w:val="20"/>
               </w:rPr>
-              <w:t xml:space="preserve">Completed </w:t>
-            </w:r>
-            <w:r>
-              <w:rPr>
-                <w:rFonts w:ascii="Times New Roman" w:hAnsi="Times New Roman"/>
-                <w:sz w:val="20"/>
-              </w:rPr>
-              <w:t>slide</w:t>
+              <w:t>Completed slide</w:t>
+            </w:r>
+            <w:r>
+              <w:rPr>
+                <w:rFonts w:ascii="Times New Roman" w:hAnsi="Times New Roman"/>
+                <w:sz w:val="20"/>
+              </w:rPr>
+              <w:t xml:space="preserve"> 2</w:t>
+            </w:r>
+          </w:p>
+          <w:p>
+            <w:pPr>
+              <w:pStyle w:val="ListParagraph"/>
+              <w:numPr>
+                <w:ilvl w:val="0"/>
+                <w:numId w:val="23"/>
+              </w:numPr>
+              <w:spacing w:line="276" w:lineRule="auto"/>
+              <w:rPr>
+                <w:rFonts w:ascii="Times New Roman" w:hAnsi="Times New Roman"/>
+                <w:sz w:val="20"/>
+              </w:rPr>
+            </w:pPr>
+            <w:r>
+              <w:rPr>
+                <w:rFonts w:ascii="Times New Roman" w:hAnsi="Times New Roman"/>
+                <w:sz w:val="20"/>
+              </w:rPr>
+              <w:t>Completed slide 3</w:t>
+            </w:r>
+          </w:p>
+          <w:p>
+            <w:pPr>
+              <w:pStyle w:val="ListParagraph"/>
+              <w:numPr>
+                <w:ilvl w:val="0"/>
+                <w:numId w:val="23"/>
+              </w:numPr>
+              <w:spacing w:line="276" w:lineRule="auto"/>
+              <w:rPr>
+                <w:rFonts w:ascii="Times New Roman" w:hAnsi="Times New Roman"/>
+                <w:sz w:val="20"/>
+              </w:rPr>
+            </w:pPr>
+            <w:r>
+              <w:rPr>
+                <w:rFonts w:ascii="Times New Roman" w:hAnsi="Times New Roman"/>
+                <w:sz w:val="20"/>
+              </w:rPr>
+              <w:t>Completed slide 4</w:t>
+            </w:r>
+          </w:p>
+          <w:p>
+            <w:pPr>
+              <w:pStyle w:val="ListParagraph"/>
+              <w:numPr>
+                <w:ilvl w:val="0"/>
+                <w:numId w:val="23"/>
+              </w:numPr>
+              <w:spacing w:line="276" w:lineRule="auto"/>
+              <w:rPr>
+                <w:rFonts w:ascii="Times New Roman" w:hAnsi="Times New Roman"/>
+                <w:sz w:val="20"/>
+              </w:rPr>
+            </w:pPr>
+            <w:r>
+              <w:rPr>
+                <w:rFonts w:ascii="Times New Roman" w:hAnsi="Times New Roman"/>
+                <w:sz w:val="20"/>
+              </w:rPr>
+              <w:t>Completed slide 5</w:t>
+            </w:r>
+          </w:p>
+          <w:p>
+            <w:pPr>
+              <w:pStyle w:val="ListParagraph"/>
+              <w:numPr>
+                <w:ilvl w:val="0"/>
+                <w:numId w:val="23"/>
+              </w:numPr>
+              <w:spacing w:line="276" w:lineRule="auto"/>
+              <w:rPr>
+                <w:rFonts w:ascii="Times New Roman" w:hAnsi="Times New Roman"/>
+                <w:sz w:val="20"/>
+              </w:rPr>
+            </w:pPr>
+            <w:r>
+              <w:rPr>
+                <w:rFonts w:ascii="Times New Roman" w:hAnsi="Times New Roman"/>
+                <w:sz w:val="20"/>
+              </w:rPr>
+              <w:t>Completed slide 6</w:t>
             </w:r>
           </w:p>
           <w:p>
@@ -5306,7 +5379,14 @@
                 <w:rFonts w:ascii="Times New Roman" w:hAnsi="Times New Roman"/>
                 <w:sz w:val="20"/>
               </w:rPr>
-              <w:t>slide 10</w:t>
+              <w:t>slide 1</w:t>
+            </w:r>
+            <w:r>
+              <w:rPr>
+                <w:rFonts w:ascii="Times New Roman" w:hAnsi="Times New Roman"/>
+                <w:sz w:val="20"/>
+              </w:rPr>
+              <w:t>1</w:t>
             </w:r>
           </w:p>
           <w:p>
@@ -5327,7 +5407,14 @@
                 <w:rFonts w:ascii="Times New Roman" w:hAnsi="Times New Roman"/>
                 <w:sz w:val="20"/>
               </w:rPr>
-              <w:t>Completed slide 11</w:t>
+              <w:t>Completed slide 1</w:t>
+            </w:r>
+            <w:r>
+              <w:rPr>
+                <w:rFonts w:ascii="Times New Roman" w:hAnsi="Times New Roman"/>
+                <w:sz w:val="20"/>
+              </w:rPr>
+              <w:t>2</w:t>
             </w:r>
           </w:p>
           <w:p>
@@ -5348,7 +5435,14 @@
                 <w:rFonts w:ascii="Times New Roman" w:hAnsi="Times New Roman"/>
                 <w:sz w:val="20"/>
               </w:rPr>
-              <w:t>Completed slide 12</w:t>
+              <w:t>Completed slide 1</w:t>
+            </w:r>
+            <w:r>
+              <w:rPr>
+                <w:rFonts w:ascii="Times New Roman" w:hAnsi="Times New Roman"/>
+                <w:sz w:val="20"/>
+              </w:rPr>
+              <w:t>3</w:t>
             </w:r>
           </w:p>
           <w:p>
@@ -5416,7 +5510,14 @@
                 <w:rFonts w:ascii="Times New Roman" w:hAnsi="Times New Roman"/>
                 <w:sz w:val="20"/>
               </w:rPr>
-              <w:t>lide 9</w:t>
+              <w:t xml:space="preserve">lide </w:t>
+            </w:r>
+            <w:r>
+              <w:rPr>
+                <w:rFonts w:ascii="Times New Roman" w:hAnsi="Times New Roman"/>
+                <w:sz w:val="20"/>
+              </w:rPr>
+              <w:t>10</w:t>
             </w:r>
           </w:p>
           <w:p>
@@ -6707,12 +6808,21 @@
           <w:sz w:val="20"/>
         </w:rPr>
       </w:pPr>
-      <w:r>
-        <w:rPr>
-          <w:rFonts w:ascii="Times New Roman" w:hAnsi="Times New Roman"/>
-          <w:sz w:val="20"/>
-        </w:rPr>
-        <w:t xml:space="preserve">Studious is a </w:t>
+      <w:proofErr w:type="gramStart"/>
+      <w:r>
+        <w:rPr>
+          <w:rFonts w:ascii="Times New Roman" w:hAnsi="Times New Roman"/>
+          <w:sz w:val="20"/>
+        </w:rPr>
+        <w:t>Studious</w:t>
+      </w:r>
+      <w:proofErr w:type="gramEnd"/>
+      <w:r>
+        <w:rPr>
+          <w:rFonts w:ascii="Times New Roman" w:hAnsi="Times New Roman"/>
+          <w:sz w:val="20"/>
+        </w:rPr>
+        <w:t xml:space="preserve"> is a </w:t>
       </w:r>
       <w:r>
         <w:rPr>
@@ -7086,12 +7196,21 @@
           <w:sz w:val="20"/>
         </w:rPr>
       </w:pPr>
-      <w:r>
-        <w:rPr>
-          <w:rFonts w:ascii="Times New Roman" w:hAnsi="Times New Roman"/>
-          <w:sz w:val="20"/>
-        </w:rPr>
-        <w:t>Studious offers the following primary functions:</w:t>
+      <w:proofErr w:type="gramStart"/>
+      <w:r>
+        <w:rPr>
+          <w:rFonts w:ascii="Times New Roman" w:hAnsi="Times New Roman"/>
+          <w:sz w:val="20"/>
+        </w:rPr>
+        <w:t>Studious</w:t>
+      </w:r>
+      <w:proofErr w:type="gramEnd"/>
+      <w:r>
+        <w:rPr>
+          <w:rFonts w:ascii="Times New Roman" w:hAnsi="Times New Roman"/>
+          <w:sz w:val="20"/>
+        </w:rPr>
+        <w:t xml:space="preserve"> offers the following primary functions:</w:t>
       </w:r>
     </w:p>
     <w:p>
@@ -8107,12 +8226,21 @@
           <w:sz w:val="20"/>
         </w:rPr>
       </w:pPr>
-      <w:r>
-        <w:rPr>
-          <w:rFonts w:ascii="Times New Roman" w:hAnsi="Times New Roman"/>
-          <w:sz w:val="20"/>
-        </w:rPr>
-        <w:t>Studious will operate as a web-based platform accessible from most modern browsers and desktop systems.</w:t>
+      <w:proofErr w:type="gramStart"/>
+      <w:r>
+        <w:rPr>
+          <w:rFonts w:ascii="Times New Roman" w:hAnsi="Times New Roman"/>
+          <w:sz w:val="20"/>
+        </w:rPr>
+        <w:t>Studious</w:t>
+      </w:r>
+      <w:proofErr w:type="gramEnd"/>
+      <w:r>
+        <w:rPr>
+          <w:rFonts w:ascii="Times New Roman" w:hAnsi="Times New Roman"/>
+          <w:sz w:val="20"/>
+        </w:rPr>
+        <w:t xml:space="preserve"> will operate as a web-based platform accessible from most modern browsers and desktop systems.</w:t>
       </w:r>
     </w:p>
     <w:p>
@@ -8290,12 +8418,21 @@
           <w:sz w:val="20"/>
         </w:rPr>
       </w:pPr>
-      <w:r>
-        <w:rPr>
-          <w:rFonts w:ascii="Times New Roman" w:hAnsi="Times New Roman"/>
-          <w:sz w:val="20"/>
-        </w:rPr>
-        <w:t xml:space="preserve">Must be implemented using </w:t>
+      <w:proofErr w:type="gramStart"/>
+      <w:r>
+        <w:rPr>
+          <w:rFonts w:ascii="Times New Roman" w:hAnsi="Times New Roman"/>
+          <w:sz w:val="20"/>
+        </w:rPr>
+        <w:t>Must</w:t>
+      </w:r>
+      <w:proofErr w:type="gramEnd"/>
+      <w:r>
+        <w:rPr>
+          <w:rFonts w:ascii="Times New Roman" w:hAnsi="Times New Roman"/>
+          <w:sz w:val="20"/>
+        </w:rPr>
+        <w:t xml:space="preserve"> be implemented using </w:t>
       </w:r>
       <w:r>
         <w:rPr>
@@ -8498,12 +8635,21 @@
           <w:sz w:val="20"/>
         </w:rPr>
       </w:pPr>
-      <w:r>
-        <w:rPr>
-          <w:rFonts w:ascii="Times New Roman" w:hAnsi="Times New Roman"/>
-          <w:sz w:val="20"/>
-        </w:rPr>
-        <w:t xml:space="preserve">Must ensure page load and response times within </w:t>
+      <w:proofErr w:type="gramStart"/>
+      <w:r>
+        <w:rPr>
+          <w:rFonts w:ascii="Times New Roman" w:hAnsi="Times New Roman"/>
+          <w:sz w:val="20"/>
+        </w:rPr>
+        <w:t>Must</w:t>
+      </w:r>
+      <w:proofErr w:type="gramEnd"/>
+      <w:r>
+        <w:rPr>
+          <w:rFonts w:ascii="Times New Roman" w:hAnsi="Times New Roman"/>
+          <w:sz w:val="20"/>
+        </w:rPr>
+        <w:t xml:space="preserve"> ensure page load and response times within </w:t>
       </w:r>
       <w:r>
         <w:rPr>
@@ -8568,42 +8714,6 @@
           <w:sz w:val="20"/>
         </w:rPr>
       </w:pPr>
-    </w:p>
-    <w:p>
-      <w:pPr>
-        <w:spacing w:line="276" w:lineRule="auto"/>
-        <w:rPr>
-          <w:rFonts w:ascii="Times New Roman" w:hAnsi="Times New Roman"/>
-          <w:sz w:val="20"/>
-        </w:rPr>
-      </w:pPr>
-    </w:p>
-    <w:p>
-      <w:pPr>
-        <w:spacing w:line="276" w:lineRule="auto"/>
-        <w:rPr>
-          <w:rFonts w:ascii="Times New Roman" w:hAnsi="Times New Roman"/>
-          <w:sz w:val="20"/>
-        </w:rPr>
-      </w:pPr>
-    </w:p>
-    <w:p>
-      <w:pPr>
-        <w:spacing w:line="276" w:lineRule="auto"/>
-        <w:rPr>
-          <w:rFonts w:ascii="Times New Roman" w:hAnsi="Times New Roman"/>
-          <w:sz w:val="20"/>
-        </w:rPr>
-      </w:pPr>
-    </w:p>
-    <w:p>
-      <w:pPr>
-        <w:spacing w:line="276" w:lineRule="auto"/>
-        <w:rPr>
-          <w:rFonts w:ascii="Times New Roman" w:hAnsi="Times New Roman"/>
-          <w:sz w:val="20"/>
-        </w:rPr>
-      </w:pPr>
       <w:r>
         <w:rPr>
           <w:rFonts w:ascii="Times New Roman" w:hAnsi="Times New Roman"/>
@@ -8632,6 +8742,7 @@
           <w:bCs/>
           <w:szCs w:val="24"/>
         </w:rPr>
+        <w:lastRenderedPageBreak/>
         <w:t>2.6 User Documentation</w:t>
       </w:r>
     </w:p>
@@ -10444,7 +10555,6 @@
                 <w:rFonts w:ascii="Times New Roman" w:hAnsi="Times New Roman"/>
                 <w:sz w:val="20"/>
               </w:rPr>
-              <w:lastRenderedPageBreak/>
               <w:t>EIR#</w:t>
             </w:r>
             <w:r>
@@ -10802,13 +10912,13 @@
           <w:sz w:val="20"/>
         </w:rPr>
         <w:drawing>
-          <wp:anchor distT="0" distB="0" distL="114300" distR="114300" simplePos="0" relativeHeight="251659264" behindDoc="0" locked="0" layoutInCell="1" allowOverlap="1" wp14:anchorId="7CCD0C7B" wp14:editId="1B67ECDC">
+          <wp:anchor distT="0" distB="0" distL="114300" distR="114300" simplePos="0" relativeHeight="251659264" behindDoc="0" locked="0" layoutInCell="1" allowOverlap="1" wp14:anchorId="7CCD0C7B" wp14:editId="383AD2B6">
             <wp:simplePos x="0" y="0"/>
             <wp:positionH relativeFrom="margin">
               <wp:align>center</wp:align>
             </wp:positionH>
             <wp:positionV relativeFrom="margin">
-              <wp:posOffset>1472178</wp:posOffset>
+              <wp:posOffset>697230</wp:posOffset>
             </wp:positionV>
             <wp:extent cx="4602480" cy="3068320"/>
             <wp:effectExtent l="0" t="0" r="7620" b="0"/>
@@ -12008,7 +12118,6 @@
                 <w:rFonts w:ascii="Times New Roman" w:hAnsi="Times New Roman"/>
                 <w:sz w:val="20"/>
               </w:rPr>
-              <w:lastRenderedPageBreak/>
               <w:t>EIR#</w:t>
             </w:r>
             <w:r>
@@ -12312,6 +12421,7 @@
                 <w:rFonts w:ascii="Times New Roman" w:hAnsi="Times New Roman"/>
                 <w:sz w:val="20"/>
               </w:rPr>
+              <w:lastRenderedPageBreak/>
               <w:t>EIR#</w:t>
             </w:r>
             <w:r>
@@ -14691,7 +14801,6 @@
                 <w:rFonts w:ascii="Times New Roman" w:hAnsi="Times New Roman"/>
                 <w:sz w:val="20"/>
               </w:rPr>
-              <w:lastRenderedPageBreak/>
               <w:t>FR#1.</w:t>
             </w:r>
             <w:r>
@@ -14964,6 +15073,7 @@
                 <w:rFonts w:ascii="Times New Roman" w:hAnsi="Times New Roman"/>
                 <w:sz w:val="20"/>
               </w:rPr>
+              <w:lastRenderedPageBreak/>
               <w:t>FR#1</w:t>
             </w:r>
             <w:r>
@@ -17739,7 +17849,6 @@
                 <w:rFonts w:ascii="Times New Roman" w:hAnsi="Times New Roman"/>
                 <w:sz w:val="20"/>
               </w:rPr>
-              <w:lastRenderedPageBreak/>
               <w:t>FR#4.3</w:t>
             </w:r>
           </w:p>
@@ -17970,6 +18079,7 @@
                 <w:rFonts w:ascii="Times New Roman" w:hAnsi="Times New Roman"/>
                 <w:sz w:val="20"/>
               </w:rPr>
+              <w:lastRenderedPageBreak/>
               <w:t>FR#4.5</w:t>
             </w:r>
           </w:p>
@@ -20577,7 +20687,6 @@
                 <w:rFonts w:ascii="Times New Roman" w:hAnsi="Times New Roman"/>
                 <w:sz w:val="20"/>
               </w:rPr>
-              <w:lastRenderedPageBreak/>
               <w:t>FR#7.</w:t>
             </w:r>
             <w:r>
@@ -20748,6 +20857,16 @@
               <w:t>Security</w:t>
             </w:r>
           </w:p>
+          <w:p>
+            <w:pPr>
+              <w:spacing w:line="276" w:lineRule="auto"/>
+              <w:jc w:val="center"/>
+              <w:rPr>
+                <w:rFonts w:ascii="Times New Roman" w:hAnsi="Times New Roman"/>
+                <w:sz w:val="20"/>
+              </w:rPr>
+            </w:pPr>
+          </w:p>
         </w:tc>
         <w:tc>
           <w:tcPr>
@@ -20836,6 +20955,7 @@
                 <w:bCs/>
                 <w:sz w:val="20"/>
               </w:rPr>
+              <w:lastRenderedPageBreak/>
               <w:t>FR#8.0</w:t>
             </w:r>
           </w:p>
@@ -23241,7 +23361,6 @@
           <w:rFonts w:ascii="Times New Roman" w:hAnsi="Times New Roman"/>
           <w:szCs w:val="36"/>
         </w:rPr>
-        <w:lastRenderedPageBreak/>
         <w:t xml:space="preserve">5. </w:t>
       </w:r>
       <w:r>
@@ -23301,7 +23420,23 @@
           <w:rFonts w:ascii="Times New Roman" w:hAnsi="Times New Roman"/>
           <w:sz w:val="20"/>
         </w:rPr>
-        <w:t>&lt;If there are performance requirements for the product under various circumstances, state them here and explain their rationale, to help the developers understand the intent and make suitable design choices. Specify the timing relationships for real time systems. Make such requirements as specific as possible. You may need to state performance requirements for individual functional requirements or features.&gt;</w:t>
+        <w:t xml:space="preserve">&lt;If there are performance requirements for the product under various circumstances, state them here and explain their rationale, to help the developers understand </w:t>
+      </w:r>
+      <w:proofErr w:type="gramStart"/>
+      <w:r>
+        <w:rPr>
+          <w:rFonts w:ascii="Times New Roman" w:hAnsi="Times New Roman"/>
+          <w:sz w:val="20"/>
+        </w:rPr>
+        <w:t>the</w:t>
+      </w:r>
+      <w:proofErr w:type="gramEnd"/>
+      <w:r>
+        <w:rPr>
+          <w:rFonts w:ascii="Times New Roman" w:hAnsi="Times New Roman"/>
+          <w:sz w:val="20"/>
+        </w:rPr>
+        <w:t xml:space="preserve"> intent and make suitable design choices. Specify the timing relationships for real time systems. Make such requirements as specific as possible. You may need to state performance requirements for individual functional requirements or features.&gt;</w:t>
       </w:r>
     </w:p>
     <w:p>
@@ -23328,6 +23463,7 @@
           <w:rFonts w:ascii="Times New Roman" w:hAnsi="Times New Roman"/>
           <w:sz w:val="20"/>
         </w:rPr>
+        <w:lastRenderedPageBreak/>
         <w:t xml:space="preserve">Only work when connected to </w:t>
       </w:r>
       <w:proofErr w:type="spellStart"/>
@@ -23671,8 +23807,17 @@
                 <w:rFonts w:ascii="Times New Roman" w:hAnsi="Times New Roman"/>
                 <w:sz w:val="20"/>
               </w:rPr>
-              <w:t>The system will ……..</w:t>
-            </w:r>
+              <w:t>The system will …</w:t>
+            </w:r>
+            <w:proofErr w:type="gramStart"/>
+            <w:r>
+              <w:rPr>
+                <w:rFonts w:ascii="Times New Roman" w:hAnsi="Times New Roman"/>
+                <w:sz w:val="20"/>
+              </w:rPr>
+              <w:t>…..</w:t>
+            </w:r>
+            <w:proofErr w:type="gramEnd"/>
           </w:p>
         </w:tc>
         <w:tc>
@@ -24098,8 +24243,17 @@
                 <w:rFonts w:ascii="Times New Roman" w:hAnsi="Times New Roman"/>
                 <w:sz w:val="20"/>
               </w:rPr>
-              <w:t>The system will ……..</w:t>
-            </w:r>
+              <w:t>The system will …</w:t>
+            </w:r>
+            <w:proofErr w:type="gramStart"/>
+            <w:r>
+              <w:rPr>
+                <w:rFonts w:ascii="Times New Roman" w:hAnsi="Times New Roman"/>
+                <w:sz w:val="20"/>
+              </w:rPr>
+              <w:t>…..</w:t>
+            </w:r>
+            <w:proofErr w:type="gramEnd"/>
           </w:p>
         </w:tc>
         <w:tc>
@@ -24359,7 +24513,23 @@
           <w:rFonts w:ascii="Times New Roman" w:hAnsi="Times New Roman"/>
           <w:sz w:val="20"/>
         </w:rPr>
-        <w:t>We want secure authentication</w:t>
+        <w:t xml:space="preserve">We want </w:t>
+      </w:r>
+      <w:proofErr w:type="gramStart"/>
+      <w:r>
+        <w:rPr>
+          <w:rFonts w:ascii="Times New Roman" w:hAnsi="Times New Roman"/>
+          <w:sz w:val="20"/>
+        </w:rPr>
+        <w:t>secure</w:t>
+      </w:r>
+      <w:proofErr w:type="gramEnd"/>
+      <w:r>
+        <w:rPr>
+          <w:rFonts w:ascii="Times New Roman" w:hAnsi="Times New Roman"/>
+          <w:sz w:val="20"/>
+        </w:rPr>
+        <w:t xml:space="preserve"> authentication</w:t>
       </w:r>
     </w:p>
     <w:p>
@@ -24486,7 +24656,6 @@
                 <w:bCs/>
                 <w:sz w:val="20"/>
               </w:rPr>
-              <w:lastRenderedPageBreak/>
               <w:t xml:space="preserve">Req #  </w:t>
             </w:r>
           </w:p>
@@ -24713,8 +24882,17 @@
                 <w:rFonts w:ascii="Times New Roman" w:hAnsi="Times New Roman"/>
                 <w:sz w:val="20"/>
               </w:rPr>
-              <w:t>The system will ……..</w:t>
-            </w:r>
+              <w:t>The system will …</w:t>
+            </w:r>
+            <w:proofErr w:type="gramStart"/>
+            <w:r>
+              <w:rPr>
+                <w:rFonts w:ascii="Times New Roman" w:hAnsi="Times New Roman"/>
+                <w:sz w:val="20"/>
+              </w:rPr>
+              <w:t>…..</w:t>
+            </w:r>
+            <w:proofErr w:type="gramEnd"/>
           </w:p>
         </w:tc>
         <w:tc>
@@ -24789,6 +24967,7 @@
           <w:sz w:val="24"/>
           <w:szCs w:val="24"/>
         </w:rPr>
+        <w:lastRenderedPageBreak/>
         <w:t xml:space="preserve">5.4 </w:t>
       </w:r>
       <w:r>
@@ -24816,7 +24995,23 @@
           <w:rFonts w:ascii="Times New Roman" w:hAnsi="Times New Roman"/>
           <w:sz w:val="20"/>
         </w:rPr>
-        <w:t>&lt;Specify any additional quality characteristics for the product that will be important to either the customers or the developers. Some to consider are: adaptability, availability, correctness, flexibility, interoperability, maintainability, portability, reliability, reusability, robustness, testability, and usability. Write these to be specific, quantitative, and verifiable when possible. At the least, clarify the relative preferences for various attributes, such as ease of use over ease of learning.&gt;</w:t>
+        <w:t xml:space="preserve">&lt;Specify any additional quality characteristics for the product that will be important to either the customers or the developers. Some to consider </w:t>
+      </w:r>
+      <w:proofErr w:type="gramStart"/>
+      <w:r>
+        <w:rPr>
+          <w:rFonts w:ascii="Times New Roman" w:hAnsi="Times New Roman"/>
+          <w:sz w:val="20"/>
+        </w:rPr>
+        <w:t>are:</w:t>
+      </w:r>
+      <w:proofErr w:type="gramEnd"/>
+      <w:r>
+        <w:rPr>
+          <w:rFonts w:ascii="Times New Roman" w:hAnsi="Times New Roman"/>
+          <w:sz w:val="20"/>
+        </w:rPr>
+        <w:t xml:space="preserve"> adaptability, availability, correctness, flexibility, interoperability, maintainability, portability, reliability, reusability, robustness, testability, and usability. Write these to be specific, quantitative, and verifiable when possible. At the least, clarify the relative preferences for various attributes, such as ease of use over ease of learning.&gt;</w:t>
       </w:r>
     </w:p>
     <w:p>
@@ -25203,8 +25398,17 @@
                 <w:rFonts w:ascii="Times New Roman" w:hAnsi="Times New Roman"/>
                 <w:sz w:val="20"/>
               </w:rPr>
-              <w:t>The system will ……..</w:t>
-            </w:r>
+              <w:t>The system will …</w:t>
+            </w:r>
+            <w:proofErr w:type="gramStart"/>
+            <w:r>
+              <w:rPr>
+                <w:rFonts w:ascii="Times New Roman" w:hAnsi="Times New Roman"/>
+                <w:sz w:val="20"/>
+              </w:rPr>
+              <w:t>…..</w:t>
+            </w:r>
+            <w:proofErr w:type="gramEnd"/>
           </w:p>
         </w:tc>
         <w:tc>
@@ -25283,7 +25487,25 @@
           <w:sz w:val="20"/>
           <w:highlight w:val="yellow"/>
         </w:rPr>
-        <w:t>Add any and all of the non-functional requirements defined below, to ensure a complete set of technical and system requirements</w:t>
+        <w:t xml:space="preserve">Add </w:t>
+      </w:r>
+      <w:proofErr w:type="gramStart"/>
+      <w:r>
+        <w:rPr>
+          <w:rFonts w:ascii="Times New Roman" w:hAnsi="Times New Roman"/>
+          <w:sz w:val="20"/>
+          <w:highlight w:val="yellow"/>
+        </w:rPr>
+        <w:t>any and all</w:t>
+      </w:r>
+      <w:proofErr w:type="gramEnd"/>
+      <w:r>
+        <w:rPr>
+          <w:rFonts w:ascii="Times New Roman" w:hAnsi="Times New Roman"/>
+          <w:sz w:val="20"/>
+          <w:highlight w:val="yellow"/>
+        </w:rPr>
+        <w:t xml:space="preserve"> of the non-functional requirements defined below, to ensure a complete set of technical and system requirements</w:t>
       </w:r>
       <w:r>
         <w:rPr>
@@ -25989,7 +26211,6 @@
                 <w:bCs/>
                 <w:sz w:val="20"/>
               </w:rPr>
-              <w:lastRenderedPageBreak/>
               <w:t>OR#1.0</w:t>
             </w:r>
           </w:p>
@@ -26427,6 +26648,7 @@
                 <w:bCs/>
                 <w:sz w:val="20"/>
               </w:rPr>
+              <w:lastRenderedPageBreak/>
               <w:t>OR#2.0</w:t>
             </w:r>
           </w:p>
@@ -28848,12 +29070,21 @@
                 <w:sz w:val="20"/>
               </w:rPr>
             </w:pPr>
-            <w:r>
-              <w:rPr>
-                <w:rFonts w:ascii="Times New Roman" w:hAnsi="Times New Roman"/>
-                <w:sz w:val="20"/>
-              </w:rPr>
-              <w:t>Provide a way for users to upload information about their current coursework, grade level, and attending school</w:t>
+            <w:proofErr w:type="gramStart"/>
+            <w:r>
+              <w:rPr>
+                <w:rFonts w:ascii="Times New Roman" w:hAnsi="Times New Roman"/>
+                <w:sz w:val="20"/>
+              </w:rPr>
+              <w:t>Provide</w:t>
+            </w:r>
+            <w:proofErr w:type="gramEnd"/>
+            <w:r>
+              <w:rPr>
+                <w:rFonts w:ascii="Times New Roman" w:hAnsi="Times New Roman"/>
+                <w:sz w:val="20"/>
+              </w:rPr>
+              <w:t xml:space="preserve"> a way for users to upload information about their current coursework, grade level, and attending school</w:t>
             </w:r>
           </w:p>
         </w:tc>
@@ -28911,15 +29142,7 @@
                 <w:rFonts w:ascii="Times New Roman" w:hAnsi="Times New Roman"/>
                 <w:sz w:val="20"/>
               </w:rPr>
-              <w:t xml:space="preserve">Connect with my peers that are taking similar courses, in the same grade, or in the same school as collaborating </w:t>
-            </w:r>
-            <w:r>
-              <w:rPr>
-                <w:rFonts w:ascii="Times New Roman" w:hAnsi="Times New Roman"/>
-                <w:sz w:val="20"/>
-              </w:rPr>
-              <w:lastRenderedPageBreak/>
-              <w:t>with these peers would be the most beneficial.</w:t>
+              <w:t>Connect with my peers that are taking similar courses, in the same grade, or in the same school as collaborating with these peers would be the most beneficial.</w:t>
             </w:r>
           </w:p>
         </w:tc>
@@ -28952,7 +29175,6 @@
                 <w:rFonts w:ascii="Times New Roman" w:hAnsi="Times New Roman"/>
                 <w:sz w:val="20"/>
               </w:rPr>
-              <w:lastRenderedPageBreak/>
               <w:t>US#2</w:t>
             </w:r>
           </w:p>
@@ -29162,6 +29384,7 @@
                 <w:rFonts w:ascii="Times New Roman" w:hAnsi="Times New Roman"/>
                 <w:sz w:val="20"/>
               </w:rPr>
+              <w:lastRenderedPageBreak/>
               <w:t>US#3</w:t>
             </w:r>
           </w:p>
@@ -29559,7 +29782,23 @@
           <w:rFonts w:ascii="Times New Roman" w:hAnsi="Times New Roman"/>
           <w:sz w:val="20"/>
         </w:rPr>
-        <w:t>&lt;Define all the terms necessary to properly interpret the SRS, including acronyms and abbreviations. You may wish to build a separate glossary that spans multiple projects or the entire organization, and just include terms specific to a single project in each SRS.&gt;</w:t>
+        <w:t xml:space="preserve">&lt;Define all the terms necessary to properly interpret the SRS, including acronyms and abbreviations. You may wish to build a separate glossary that spans multiple projects or the entire </w:t>
+      </w:r>
+      <w:proofErr w:type="gramStart"/>
+      <w:r>
+        <w:rPr>
+          <w:rFonts w:ascii="Times New Roman" w:hAnsi="Times New Roman"/>
+          <w:sz w:val="20"/>
+        </w:rPr>
+        <w:t>organization, and</w:t>
+      </w:r>
+      <w:proofErr w:type="gramEnd"/>
+      <w:r>
+        <w:rPr>
+          <w:rFonts w:ascii="Times New Roman" w:hAnsi="Times New Roman"/>
+          <w:sz w:val="20"/>
+        </w:rPr>
+        <w:t xml:space="preserve"> just include terms specific to a single project in each SRS.&gt;</w:t>
       </w:r>
     </w:p>
     <w:p>
@@ -29681,7 +29920,25 @@
           <w:sz w:val="20"/>
           <w:highlight w:val="yellow"/>
         </w:rPr>
-        <w:t>List here any open questions or things you know still need to be done to the SRS, but haven’t been addressed yet.</w:t>
+        <w:t xml:space="preserve">List here any open questions or things you know still need to be done to the </w:t>
+      </w:r>
+      <w:proofErr w:type="gramStart"/>
+      <w:r>
+        <w:rPr>
+          <w:rFonts w:ascii="Times New Roman" w:hAnsi="Times New Roman"/>
+          <w:sz w:val="20"/>
+          <w:highlight w:val="yellow"/>
+        </w:rPr>
+        <w:t>SRS, but</w:t>
+      </w:r>
+      <w:proofErr w:type="gramEnd"/>
+      <w:r>
+        <w:rPr>
+          <w:rFonts w:ascii="Times New Roman" w:hAnsi="Times New Roman"/>
+          <w:sz w:val="20"/>
+          <w:highlight w:val="yellow"/>
+        </w:rPr>
+        <w:t xml:space="preserve"> haven’t been addressed yet.</w:t>
       </w:r>
       <w:r>
         <w:rPr>
@@ -29710,12 +29967,21 @@
           <w:sz w:val="20"/>
         </w:rPr>
       </w:pPr>
-      <w:r>
-        <w:rPr>
-          <w:rFonts w:ascii="Times New Roman" w:hAnsi="Times New Roman"/>
-          <w:sz w:val="20"/>
-        </w:rPr>
-        <w:t xml:space="preserve">Not sure what </w:t>
+      <w:proofErr w:type="gramStart"/>
+      <w:r>
+        <w:rPr>
+          <w:rFonts w:ascii="Times New Roman" w:hAnsi="Times New Roman"/>
+          <w:sz w:val="20"/>
+        </w:rPr>
+        <w:t>Not</w:t>
+      </w:r>
+      <w:proofErr w:type="gramEnd"/>
+      <w:r>
+        <w:rPr>
+          <w:rFonts w:ascii="Times New Roman" w:hAnsi="Times New Roman"/>
+          <w:sz w:val="20"/>
+        </w:rPr>
+        <w:t xml:space="preserve"> sure what </w:t>
       </w:r>
       <w:proofErr w:type="spellStart"/>
       <w:r>
